--- a/assets/projectDescription/PROJECTS DESCRIPTIONS.docx
+++ b/assets/projectDescription/PROJECTS DESCRIPTIONS.docx
@@ -1399,6 +1399,38 @@
       <w:pPr>
         <w:widowControl w:val="0"/>
         <w:numPr>
+          <w:ilvl w:val="0"/>
+          <w:numId w:val="4"/>
+        </w:numPr>
+        <w:ind w:left="0" w:leftChars="0" w:firstLine="0" w:firstLineChars="0"/>
+        <w:jc w:val="left"/>
+        <w:rPr>
+          <w:rFonts w:hint="eastAsia"/>
+          <w:b w:val="0"/>
+          <w:bCs w:val="0"/>
+          <w:sz w:val="24"/>
+          <w:szCs w:val="24"/>
+          <w:highlight w:val="none"/>
+          <w:lang w:val="en-US" w:eastAsia="zh-CN"/>
+        </w:rPr>
+      </w:pPr>
+      <w:r>
+        <w:rPr>
+          <w:rFonts w:hint="eastAsia"/>
+          <w:b w:val="0"/>
+          <w:bCs w:val="0"/>
+          <w:sz w:val="24"/>
+          <w:szCs w:val="24"/>
+          <w:highlight w:val="none"/>
+          <w:lang w:val="en-US" w:eastAsia="zh-CN"/>
+        </w:rPr>
+        <w:t>Whole map have different places of interest. We have to make sure that every places are not to similar but still have the close feeling when player arrives. In this scenario I created, fog forest, stone cave, lighting river, wast construction and several different for players to explore.</w:t>
+      </w:r>
+    </w:p>
+    <w:p>
+      <w:pPr>
+        <w:widowControl w:val="0"/>
+        <w:numPr>
           <w:numId w:val="0"/>
         </w:numPr>
         <w:jc w:val="left"/>
@@ -1412,33 +1444,690 @@
           <w:lang w:val="en-US" w:eastAsia="zh-CN"/>
         </w:rPr>
       </w:pPr>
-      <w:r>
-        <w:rPr>
-          <w:rFonts w:hint="eastAsia"/>
-          <w:b w:val="0"/>
-          <w:bCs w:val="0"/>
-          <w:sz w:val="24"/>
-          <w:szCs w:val="24"/>
-          <w:highlight w:val="none"/>
-          <w:lang w:val="en-US" w:eastAsia="zh-CN"/>
-        </w:rPr>
-        <w:t>2.Whole map have different places of interest. We have to make sure that every places are not to similar but still have the close feeling when player arrives. In this scenario I created, fog forest, stone cave, lighting river, wast construction and several different for players to explore.</w:t>
+    </w:p>
+    <w:p>
+      <w:pPr>
+        <w:widowControl w:val="0"/>
+        <w:numPr>
+          <w:numId w:val="0"/>
+        </w:numPr>
+        <w:jc w:val="left"/>
+        <w:rPr>
+          <w:rFonts w:hint="default"/>
+          <w:b w:val="0"/>
+          <w:bCs w:val="0"/>
+          <w:sz w:val="24"/>
+          <w:szCs w:val="24"/>
+          <w:highlight w:val="none"/>
+          <w:lang w:val="en-US" w:eastAsia="zh-CN"/>
+        </w:rPr>
+      </w:pPr>
+    </w:p>
+    <w:p>
+      <w:pPr>
+        <w:widowControl w:val="0"/>
+        <w:numPr>
+          <w:numId w:val="0"/>
+        </w:numPr>
+        <w:jc w:val="left"/>
+        <w:rPr>
+          <w:rFonts w:hint="default"/>
+          <w:b w:val="0"/>
+          <w:bCs w:val="0"/>
+          <w:sz w:val="24"/>
+          <w:szCs w:val="24"/>
+          <w:highlight w:val="none"/>
+          <w:lang w:val="en-US" w:eastAsia="zh-CN"/>
+        </w:rPr>
+      </w:pPr>
+    </w:p>
+    <w:p>
+      <w:pPr>
+        <w:widowControl w:val="0"/>
+        <w:numPr>
+          <w:numId w:val="0"/>
+        </w:numPr>
+        <w:jc w:val="left"/>
+        <w:rPr>
+          <w:rFonts w:hint="default"/>
+          <w:b w:val="0"/>
+          <w:bCs w:val="0"/>
+          <w:sz w:val="24"/>
+          <w:szCs w:val="24"/>
+          <w:highlight w:val="none"/>
+          <w:lang w:val="en-US" w:eastAsia="zh-CN"/>
+        </w:rPr>
+      </w:pPr>
+    </w:p>
+    <w:p>
+      <w:pPr>
+        <w:widowControl w:val="0"/>
+        <w:numPr>
+          <w:numId w:val="0"/>
+        </w:numPr>
+        <w:jc w:val="left"/>
+        <w:rPr>
+          <w:rFonts w:hint="default"/>
+          <w:b w:val="0"/>
+          <w:bCs w:val="0"/>
+          <w:sz w:val="24"/>
+          <w:szCs w:val="24"/>
+          <w:highlight w:val="none"/>
+          <w:lang w:val="en-US" w:eastAsia="zh-CN"/>
+        </w:rPr>
+      </w:pPr>
+    </w:p>
+    <w:p>
+      <w:pPr>
+        <w:widowControl w:val="0"/>
+        <w:numPr>
+          <w:numId w:val="0"/>
+        </w:numPr>
+        <w:jc w:val="left"/>
+        <w:rPr>
+          <w:rFonts w:hint="default"/>
+          <w:b w:val="0"/>
+          <w:bCs w:val="0"/>
+          <w:sz w:val="24"/>
+          <w:szCs w:val="24"/>
+          <w:highlight w:val="none"/>
+          <w:lang w:val="en-US" w:eastAsia="zh-CN"/>
+        </w:rPr>
+      </w:pPr>
+    </w:p>
+    <w:p>
+      <w:pPr>
+        <w:widowControl w:val="0"/>
+        <w:numPr>
+          <w:numId w:val="0"/>
+        </w:numPr>
+        <w:jc w:val="left"/>
+        <w:rPr>
+          <w:rFonts w:hint="default"/>
+          <w:b w:val="0"/>
+          <w:bCs w:val="0"/>
+          <w:sz w:val="24"/>
+          <w:szCs w:val="24"/>
+          <w:highlight w:val="none"/>
+          <w:lang w:val="en-US" w:eastAsia="zh-CN"/>
+        </w:rPr>
+      </w:pPr>
+    </w:p>
+    <w:p>
+      <w:pPr>
+        <w:widowControl w:val="0"/>
+        <w:numPr>
+          <w:numId w:val="0"/>
+        </w:numPr>
+        <w:jc w:val="center"/>
+        <w:rPr>
+          <w:rFonts w:hint="eastAsia"/>
+          <w:b w:val="0"/>
+          <w:bCs w:val="0"/>
+          <w:sz w:val="24"/>
+          <w:szCs w:val="24"/>
+          <w:highlight w:val="yellow"/>
+          <w:lang w:val="en-US" w:eastAsia="zh-CN"/>
+        </w:rPr>
+      </w:pPr>
+      <w:r>
+        <w:rPr>
+          <w:rFonts w:hint="eastAsia"/>
+          <w:b w:val="0"/>
+          <w:bCs w:val="0"/>
+          <w:sz w:val="24"/>
+          <w:szCs w:val="24"/>
+          <w:highlight w:val="yellow"/>
+          <w:lang w:val="en-US" w:eastAsia="zh-CN"/>
+        </w:rPr>
+        <w:t>A.I</w:t>
+      </w:r>
+    </w:p>
+    <w:p>
+      <w:pPr>
+        <w:widowControl w:val="0"/>
+        <w:numPr>
+          <w:numId w:val="0"/>
+        </w:numPr>
+        <w:jc w:val="left"/>
+        <w:rPr>
+          <w:rFonts w:hint="default"/>
+          <w:b w:val="0"/>
+          <w:bCs w:val="0"/>
+          <w:sz w:val="24"/>
+          <w:szCs w:val="24"/>
+          <w:highlight w:val="yellow"/>
+          <w:lang w:val="en-US" w:eastAsia="zh-CN"/>
+        </w:rPr>
+      </w:pPr>
+    </w:p>
+    <w:p>
+      <w:pPr>
+        <w:jc w:val="left"/>
+        <w:rPr>
+          <w:rFonts w:hint="default"/>
+          <w:b w:val="0"/>
+          <w:bCs w:val="0"/>
+          <w:sz w:val="24"/>
+          <w:szCs w:val="24"/>
+          <w:highlight w:val="none"/>
+          <w:lang w:val="en-US" w:eastAsia="zh-CN"/>
+        </w:rPr>
+      </w:pPr>
+      <w:r>
+        <w:rPr>
+          <w:rFonts w:hint="eastAsia"/>
+          <w:b/>
+          <w:bCs/>
+          <w:sz w:val="24"/>
+          <w:szCs w:val="24"/>
+          <w:highlight w:val="none"/>
+          <w:lang w:val="en-US" w:eastAsia="zh-CN"/>
+        </w:rPr>
+        <w:t xml:space="preserve">TITLE: </w:t>
+      </w:r>
+      <w:r>
+        <w:rPr>
+          <w:rFonts w:hint="eastAsia"/>
+          <w:b w:val="0"/>
+          <w:bCs w:val="0"/>
+          <w:sz w:val="24"/>
+          <w:szCs w:val="24"/>
+          <w:highlight w:val="none"/>
+          <w:lang w:val="en-US" w:eastAsia="zh-CN"/>
+        </w:rPr>
+        <w:t>BURNING FROM THE CRACK</w:t>
+      </w:r>
+    </w:p>
+    <w:p>
+      <w:pPr>
+        <w:jc w:val="left"/>
+        <w:rPr>
+          <w:rFonts w:hint="default"/>
+          <w:b w:val="0"/>
+          <w:bCs w:val="0"/>
+          <w:sz w:val="24"/>
+          <w:szCs w:val="24"/>
+          <w:highlight w:val="none"/>
+          <w:lang w:val="en-US" w:eastAsia="zh-CN"/>
+        </w:rPr>
+      </w:pPr>
+      <w:r>
+        <w:rPr>
+          <w:rFonts w:hint="eastAsia"/>
+          <w:b/>
+          <w:bCs/>
+          <w:sz w:val="24"/>
+          <w:szCs w:val="24"/>
+          <w:highlight w:val="none"/>
+          <w:lang w:val="en-US" w:eastAsia="zh-CN"/>
+        </w:rPr>
+        <w:t xml:space="preserve">TAG: </w:t>
+      </w:r>
+      <w:r>
+        <w:rPr>
+          <w:rFonts w:hint="eastAsia"/>
+          <w:b w:val="0"/>
+          <w:bCs w:val="0"/>
+          <w:sz w:val="24"/>
+          <w:szCs w:val="24"/>
+          <w:highlight w:val="none"/>
+          <w:lang w:val="en-US" w:eastAsia="zh-CN"/>
+        </w:rPr>
+        <w:t>2024AUTUMN; C4D; BLENDER</w:t>
+      </w:r>
+    </w:p>
+    <w:p>
+      <w:pPr>
+        <w:jc w:val="left"/>
+        <w:rPr>
+          <w:rFonts w:hint="eastAsia"/>
+          <w:b/>
+          <w:bCs/>
+          <w:sz w:val="24"/>
+          <w:szCs w:val="24"/>
+          <w:highlight w:val="none"/>
+          <w:lang w:val="en-US" w:eastAsia="zh-CN"/>
+        </w:rPr>
+      </w:pPr>
+      <w:r>
+        <w:rPr>
+          <w:rFonts w:hint="eastAsia"/>
+          <w:b/>
+          <w:bCs/>
+          <w:sz w:val="24"/>
+          <w:szCs w:val="24"/>
+          <w:highlight w:val="none"/>
+          <w:lang w:val="en-US" w:eastAsia="zh-CN"/>
+        </w:rPr>
+        <w:t>DESCRIPTION:</w:t>
+      </w:r>
+    </w:p>
+    <w:p>
+      <w:pPr>
+        <w:jc w:val="left"/>
+        <w:rPr>
+          <w:rFonts w:hint="default"/>
+          <w:b/>
+          <w:bCs/>
+          <w:sz w:val="24"/>
+          <w:szCs w:val="24"/>
+          <w:highlight w:val="none"/>
+          <w:lang w:val="en-US" w:eastAsia="zh-CN"/>
+        </w:rPr>
+      </w:pPr>
+    </w:p>
+    <w:p>
+      <w:pPr>
+        <w:widowControl w:val="0"/>
+        <w:numPr>
+          <w:ilvl w:val="0"/>
+          <w:numId w:val="5"/>
+        </w:numPr>
+        <w:jc w:val="left"/>
+        <w:rPr>
+          <w:rFonts w:hint="eastAsia"/>
+          <w:b w:val="0"/>
+          <w:bCs w:val="0"/>
+          <w:sz w:val="24"/>
+          <w:szCs w:val="24"/>
+          <w:highlight w:val="none"/>
+          <w:lang w:val="en-US" w:eastAsia="zh-CN"/>
+        </w:rPr>
+      </w:pPr>
+      <w:r>
+        <w:rPr>
+          <w:rFonts w:hint="eastAsia"/>
+          <w:b w:val="0"/>
+          <w:bCs w:val="0"/>
+          <w:sz w:val="24"/>
+          <w:szCs w:val="24"/>
+          <w:highlight w:val="none"/>
+          <w:lang w:val="en-US" w:eastAsia="zh-CN"/>
+        </w:rPr>
+        <w:t xml:space="preserve">"Environment and survival—our world seems to be facing a </w:t>
+      </w:r>
+      <w:r>
+        <w:rPr>
+          <w:rFonts w:hint="default"/>
+          <w:b w:val="0"/>
+          <w:bCs w:val="0"/>
+          <w:sz w:val="24"/>
+          <w:szCs w:val="24"/>
+          <w:highlight w:val="none"/>
+          <w:lang w:val="en-US" w:eastAsia="zh-CN"/>
+        </w:rPr>
+        <w:t xml:space="preserve">crisis beyond what we imagined.As wildfres spread across Los Angeles, we should pay more attention to the lessons these disasters bring us. In LosAngeles, people are battling various natural disasters like earthquakes and wildfres. These disasters may seem unrelated, but they are somehow connected. In the movie The DayAfter Tomorrow, natural disasters start with an earthquake, followed by wildfres and extreme cold. The meaning </w:t>
+      </w:r>
+    </w:p>
+    <w:p>
+      <w:pPr>
+        <w:widowControl w:val="0"/>
+        <w:numPr>
+          <w:numId w:val="0"/>
+        </w:numPr>
+        <w:jc w:val="left"/>
+        <w:rPr>
+          <w:rFonts w:hint="eastAsia"/>
+          <w:b w:val="0"/>
+          <w:bCs w:val="0"/>
+          <w:sz w:val="24"/>
+          <w:szCs w:val="24"/>
+          <w:highlight w:val="none"/>
+          <w:lang w:val="en-US" w:eastAsia="zh-CN"/>
+        </w:rPr>
+      </w:pPr>
+      <w:r>
+        <w:rPr>
+          <w:rFonts w:hint="default"/>
+          <w:b w:val="0"/>
+          <w:bCs w:val="0"/>
+          <w:sz w:val="24"/>
+          <w:szCs w:val="24"/>
+          <w:highlight w:val="none"/>
+          <w:lang w:val="en-US" w:eastAsia="zh-CN"/>
+        </w:rPr>
+        <w:t>of this artwork is to recreate images of earthquakes, cold, and wildfres to show the state of our Earth, encouraging us to take environmental protection seriously.</w:t>
+      </w:r>
+      <w:r>
+        <w:rPr>
+          <w:rFonts w:hint="eastAsia"/>
+          <w:b w:val="0"/>
+          <w:bCs w:val="0"/>
+          <w:sz w:val="24"/>
+          <w:szCs w:val="24"/>
+          <w:highlight w:val="none"/>
+          <w:lang w:val="en-US" w:eastAsia="zh-CN"/>
+        </w:rPr>
+        <w:t xml:space="preserve"> </w:t>
+      </w:r>
+      <w:r>
+        <w:rPr>
+          <w:rFonts w:hint="default"/>
+          <w:b w:val="0"/>
+          <w:bCs w:val="0"/>
+          <w:sz w:val="24"/>
+          <w:szCs w:val="24"/>
+          <w:highlight w:val="none"/>
+          <w:lang w:val="en-US" w:eastAsia="zh-CN"/>
+        </w:rPr>
+        <w:t>However, there is always hope. Just like the pink fowers and signs of spring hidden under the snow in the artwork, I believe that through our work, we can help people understand our environment better and join together to protect our planet."</w:t>
+      </w:r>
+    </w:p>
+    <w:p>
+      <w:pPr>
+        <w:widowControl w:val="0"/>
+        <w:numPr>
+          <w:numId w:val="0"/>
+        </w:numPr>
+        <w:jc w:val="left"/>
+        <w:rPr>
+          <w:rFonts w:hint="default"/>
+          <w:b w:val="0"/>
+          <w:bCs w:val="0"/>
+          <w:sz w:val="24"/>
+          <w:szCs w:val="24"/>
+          <w:highlight w:val="none"/>
+          <w:lang w:val="en-US" w:eastAsia="zh-CN"/>
+        </w:rPr>
+      </w:pPr>
+    </w:p>
+    <w:p>
+      <w:pPr>
+        <w:widowControl w:val="0"/>
+        <w:numPr>
+          <w:numId w:val="0"/>
+        </w:numPr>
+        <w:jc w:val="left"/>
+        <w:rPr>
+          <w:rFonts w:hint="default"/>
+          <w:b w:val="0"/>
+          <w:bCs w:val="0"/>
+          <w:sz w:val="24"/>
+          <w:szCs w:val="24"/>
+          <w:highlight w:val="none"/>
+          <w:lang w:val="en-US" w:eastAsia="zh-CN"/>
+        </w:rPr>
+      </w:pPr>
+    </w:p>
+    <w:p>
+      <w:pPr>
+        <w:jc w:val="left"/>
+        <w:rPr>
+          <w:rFonts w:hint="default"/>
+          <w:b w:val="0"/>
+          <w:bCs w:val="0"/>
+          <w:sz w:val="24"/>
+          <w:szCs w:val="24"/>
+          <w:highlight w:val="none"/>
+          <w:lang w:val="en-US" w:eastAsia="zh-CN"/>
+        </w:rPr>
+      </w:pPr>
+      <w:r>
+        <w:rPr>
+          <w:rFonts w:hint="eastAsia"/>
+          <w:b/>
+          <w:bCs/>
+          <w:sz w:val="24"/>
+          <w:szCs w:val="24"/>
+          <w:highlight w:val="none"/>
+          <w:lang w:val="en-US" w:eastAsia="zh-CN"/>
+        </w:rPr>
+        <w:t xml:space="preserve">TITLE: </w:t>
+      </w:r>
+      <w:r>
+        <w:rPr>
+          <w:rFonts w:hint="eastAsia"/>
+          <w:b w:val="0"/>
+          <w:bCs w:val="0"/>
+          <w:sz w:val="24"/>
+          <w:szCs w:val="24"/>
+          <w:highlight w:val="none"/>
+          <w:lang w:val="en-US" w:eastAsia="zh-CN"/>
+        </w:rPr>
+        <w:t>FULL ARTIFICIAL INTELLIGENCE ART CRAFT</w:t>
+      </w:r>
+    </w:p>
+    <w:p>
+      <w:pPr>
+        <w:jc w:val="left"/>
+        <w:rPr>
+          <w:rFonts w:hint="default"/>
+          <w:b w:val="0"/>
+          <w:bCs w:val="0"/>
+          <w:sz w:val="24"/>
+          <w:szCs w:val="24"/>
+          <w:highlight w:val="none"/>
+          <w:lang w:val="en-US" w:eastAsia="zh-CN"/>
+        </w:rPr>
+      </w:pPr>
+      <w:r>
+        <w:rPr>
+          <w:rFonts w:hint="eastAsia"/>
+          <w:b/>
+          <w:bCs/>
+          <w:sz w:val="24"/>
+          <w:szCs w:val="24"/>
+          <w:highlight w:val="none"/>
+          <w:lang w:val="en-US" w:eastAsia="zh-CN"/>
+        </w:rPr>
+        <w:t xml:space="preserve">TAG: </w:t>
+      </w:r>
+      <w:r>
+        <w:rPr>
+          <w:rFonts w:hint="eastAsia"/>
+          <w:b w:val="0"/>
+          <w:bCs w:val="0"/>
+          <w:sz w:val="24"/>
+          <w:szCs w:val="24"/>
+          <w:highlight w:val="none"/>
+          <w:lang w:val="en-US" w:eastAsia="zh-CN"/>
+        </w:rPr>
+        <w:t>2024SPRINT; STABLEDIFFUSION; RHINO; ROBOTICARM</w:t>
+      </w:r>
+    </w:p>
+    <w:p>
+      <w:pPr>
+        <w:jc w:val="left"/>
+        <w:rPr>
+          <w:rFonts w:hint="eastAsia"/>
+          <w:b/>
+          <w:bCs/>
+          <w:sz w:val="24"/>
+          <w:szCs w:val="24"/>
+          <w:highlight w:val="none"/>
+          <w:lang w:val="en-US" w:eastAsia="zh-CN"/>
+        </w:rPr>
+      </w:pPr>
+      <w:r>
+        <w:rPr>
+          <w:rFonts w:hint="eastAsia"/>
+          <w:b/>
+          <w:bCs/>
+          <w:sz w:val="24"/>
+          <w:szCs w:val="24"/>
+          <w:highlight w:val="none"/>
+          <w:lang w:val="en-US" w:eastAsia="zh-CN"/>
+        </w:rPr>
+        <w:t>DESCRIPTION:</w:t>
+      </w:r>
+    </w:p>
+    <w:p>
+      <w:pPr>
+        <w:widowControl w:val="0"/>
+        <w:numPr>
+          <w:ilvl w:val="0"/>
+          <w:numId w:val="0"/>
+        </w:numPr>
+        <w:jc w:val="left"/>
+        <w:rPr>
+          <w:rFonts w:hint="default"/>
+          <w:b w:val="0"/>
+          <w:bCs w:val="0"/>
+          <w:sz w:val="24"/>
+          <w:szCs w:val="24"/>
+          <w:highlight w:val="none"/>
+          <w:lang w:val="en-US" w:eastAsia="zh-CN"/>
+        </w:rPr>
+      </w:pPr>
+    </w:p>
+    <w:p>
+      <w:pPr>
+        <w:widowControl w:val="0"/>
+        <w:numPr>
+          <w:ilvl w:val="0"/>
+          <w:numId w:val="0"/>
+        </w:numPr>
+        <w:jc w:val="left"/>
+        <w:rPr>
+          <w:rFonts w:hint="default"/>
+          <w:b w:val="0"/>
+          <w:bCs w:val="0"/>
+          <w:sz w:val="24"/>
+          <w:szCs w:val="24"/>
+          <w:highlight w:val="none"/>
+          <w:lang w:val="en-US" w:eastAsia="zh-CN"/>
+        </w:rPr>
+      </w:pPr>
+      <w:r>
+        <w:rPr>
+          <w:rFonts w:hint="eastAsia"/>
+          <w:b w:val="0"/>
+          <w:bCs w:val="0"/>
+          <w:sz w:val="24"/>
+          <w:szCs w:val="24"/>
+          <w:highlight w:val="none"/>
+          <w:lang w:val="en-US" w:eastAsia="zh-CN"/>
+        </w:rPr>
+        <w:t>1.</w:t>
+      </w:r>
+      <w:r>
+        <w:rPr>
+          <w:rFonts w:hint="default"/>
+          <w:b w:val="0"/>
+          <w:bCs w:val="0"/>
+          <w:sz w:val="24"/>
+          <w:szCs w:val="24"/>
+          <w:highlight w:val="none"/>
+          <w:lang w:val="en-US" w:eastAsia="zh-CN"/>
+        </w:rPr>
+        <w:t>The future is a canvas yet to be painted, and the rapid evolution of artificial intelligence (AI) offers us unprecedented tools to design tomorrow. As architects, it is essential that we not only adapt to but also advance our understanding and application of AI technologies. This exploration is critical as we step into new realms of possibility that can redefine our profession.</w:t>
+      </w:r>
+    </w:p>
+    <w:p>
+      <w:pPr>
+        <w:widowControl w:val="0"/>
+        <w:numPr>
+          <w:ilvl w:val="0"/>
+          <w:numId w:val="0"/>
+        </w:numPr>
+        <w:jc w:val="left"/>
+        <w:rPr>
+          <w:rFonts w:hint="default"/>
+          <w:b w:val="0"/>
+          <w:bCs w:val="0"/>
+          <w:sz w:val="24"/>
+          <w:szCs w:val="24"/>
+          <w:highlight w:val="none"/>
+          <w:lang w:val="en-US" w:eastAsia="zh-CN"/>
+        </w:rPr>
+      </w:pPr>
+      <w:r>
+        <w:rPr>
+          <w:rFonts w:hint="default"/>
+          <w:b w:val="0"/>
+          <w:bCs w:val="0"/>
+          <w:sz w:val="24"/>
+          <w:szCs w:val="24"/>
+          <w:highlight w:val="none"/>
+          <w:lang w:val="en-US" w:eastAsia="zh-CN"/>
+        </w:rPr>
+        <w:t>The film ¡°The Matrix¡± presents a vision of a future where robots dominate and possess the capability to think and create. This portrayal sparks our imagination about the potential and the role of AI in our own world. As professionals at the forefront of architectural design, it is our duty to harness this technology to push the boundaries of what is possible, transforming how buildings are conceived, designed, and constructed.</w:t>
+      </w:r>
+    </w:p>
+    <w:p>
+      <w:pPr>
+        <w:widowControl w:val="0"/>
+        <w:numPr>
+          <w:ilvl w:val="0"/>
+          <w:numId w:val="0"/>
+        </w:numPr>
+        <w:jc w:val="left"/>
+        <w:rPr>
+          <w:rFonts w:hint="default"/>
+          <w:b w:val="0"/>
+          <w:bCs w:val="0"/>
+          <w:sz w:val="24"/>
+          <w:szCs w:val="24"/>
+          <w:highlight w:val="none"/>
+          <w:lang w:val="en-US" w:eastAsia="zh-CN"/>
+        </w:rPr>
+      </w:pPr>
+      <w:r>
+        <w:rPr>
+          <w:rFonts w:hint="default"/>
+          <w:b w:val="0"/>
+          <w:bCs w:val="0"/>
+          <w:sz w:val="24"/>
+          <w:szCs w:val="24"/>
+          <w:highlight w:val="none"/>
+          <w:lang w:val="en-US" w:eastAsia="zh-CN"/>
+        </w:rPr>
+        <w:t>Be equipped with the skills to implement these technologies in your future projects, ensuring that we remain at the cutting edge of design innovation.</w:t>
+      </w:r>
+    </w:p>
+    <w:p>
+      <w:pPr>
+        <w:widowControl w:val="0"/>
+        <w:numPr>
+          <w:numId w:val="0"/>
+        </w:numPr>
+        <w:jc w:val="left"/>
+        <w:rPr>
+          <w:rFonts w:hint="default" w:asciiTheme="minorHAnsi" w:hAnsiTheme="minorHAnsi" w:eastAsiaTheme="minorEastAsia" w:cstheme="minorBidi"/>
+          <w:b w:val="0"/>
+          <w:bCs w:val="0"/>
+          <w:kern w:val="2"/>
+          <w:sz w:val="24"/>
+          <w:szCs w:val="24"/>
+          <w:highlight w:val="none"/>
+          <w:lang w:val="en-US" w:eastAsia="zh-CN" w:bidi="ar-SA"/>
+        </w:rPr>
+      </w:pPr>
+    </w:p>
+    <w:p>
+      <w:pPr>
+        <w:widowControl w:val="0"/>
+        <w:numPr>
+          <w:numId w:val="0"/>
+        </w:numPr>
+        <w:jc w:val="left"/>
+        <w:rPr>
+          <w:rFonts w:hint="default" w:asciiTheme="minorHAnsi" w:hAnsiTheme="minorHAnsi" w:eastAsiaTheme="minorEastAsia" w:cstheme="minorBidi"/>
+          <w:b w:val="0"/>
+          <w:bCs w:val="0"/>
+          <w:kern w:val="2"/>
+          <w:sz w:val="24"/>
+          <w:szCs w:val="24"/>
+          <w:highlight w:val="none"/>
+          <w:lang w:val="en-US" w:eastAsia="zh-CN" w:bidi="ar-SA"/>
+        </w:rPr>
+      </w:pPr>
+      <w:r>
+        <w:rPr>
+          <w:rFonts w:hint="eastAsia" w:cstheme="minorBidi"/>
+          <w:b w:val="0"/>
+          <w:bCs w:val="0"/>
+          <w:kern w:val="2"/>
+          <w:sz w:val="24"/>
+          <w:szCs w:val="24"/>
+          <w:highlight w:val="none"/>
+          <w:lang w:val="en-US" w:eastAsia="zh-CN" w:bidi="ar-SA"/>
+        </w:rPr>
+        <w:t xml:space="preserve">2.C  </w:t>
       </w:r>
       <w:bookmarkStart w:id="0" w:name="_GoBack"/>
       <w:bookmarkEnd w:id="0"/>
-    </w:p>
-    <w:p>
-      <w:pPr>
-        <w:jc w:val="left"/>
-        <w:rPr>
-          <w:rFonts w:hint="default"/>
-          <w:b/>
-          <w:bCs/>
-          <w:sz w:val="24"/>
-          <w:szCs w:val="24"/>
-          <w:lang w:val="en-US" w:eastAsia="zh-CN"/>
-        </w:rPr>
-      </w:pPr>
     </w:p>
     <w:sectPr>
       <w:pgSz w:w="11906" w:h="16838"/>
@@ -1493,6 +2182,18 @@
     </w:lvl>
   </w:abstractNum>
   <w:abstractNum w:abstractNumId="3">
+    <w:nsid w:val="380C6521"/>
+    <w:multiLevelType w:val="singleLevel"/>
+    <w:tmpl w:val="380C6521"/>
+    <w:lvl w:ilvl="0" w:tentative="0">
+      <w:start w:val="1"/>
+      <w:numFmt w:val="decimal"/>
+      <w:suff w:val="space"/>
+      <w:lvlText w:val="%1."/>
+      <w:lvlJc w:val="left"/>
+    </w:lvl>
+  </w:abstractNum>
+  <w:abstractNum w:abstractNumId="4">
     <w:nsid w:val="71F9B076"/>
     <w:multiLevelType w:val="singleLevel"/>
     <w:tmpl w:val="71F9B076"/>
@@ -1505,7 +2206,7 @@
     </w:lvl>
   </w:abstractNum>
   <w:num w:numId="1">
-    <w:abstractNumId w:val="3"/>
+    <w:abstractNumId w:val="4"/>
   </w:num>
   <w:num w:numId="2">
     <w:abstractNumId w:val="1"/>
@@ -1515,6 +2216,9 @@
   </w:num>
   <w:num w:numId="4">
     <w:abstractNumId w:val="2"/>
+  </w:num>
+  <w:num w:numId="5">
+    <w:abstractNumId w:val="3"/>
   </w:num>
 </w:numbering>
 </file>
@@ -1815,6 +2519,41 @@
       </w:tblCellMar>
     </w:tblPr>
   </w:style>
+  <w:style w:type="paragraph" w:customStyle="1" w:styleId="4">
+    <w:name w:val="[无段落样式]"/>
+    <w:unhideWhenUsed/>
+    <w:uiPriority w:val="99"/>
+    <w:pPr>
+      <w:widowControl w:val="0"/>
+      <w:autoSpaceDE w:val="0"/>
+      <w:autoSpaceDN w:val="0"/>
+      <w:adjustRightInd w:val="0"/>
+      <w:spacing w:beforeLines="0" w:afterLines="0" w:line="288" w:lineRule="auto"/>
+      <w:jc w:val="both"/>
+      <w:textAlignment w:val="center"/>
+    </w:pPr>
+    <w:rPr>
+      <w:rFonts w:hint="eastAsia" w:ascii="AdobeSongStd-Light" w:hAnsi="AdobeSongStd-Light" w:eastAsia="AdobeSongStd-Light"/>
+      <w:color w:val="000000"/>
+      <w:sz w:val="24"/>
+      <w:szCs w:val="24"/>
+      <w:lang w:val="zh-CN"/>
+    </w:rPr>
+  </w:style>
+  <w:style w:type="paragraph" w:customStyle="1" w:styleId="5">
+    <w:name w:val="[基本段落]"/>
+    <w:basedOn w:val="4"/>
+    <w:unhideWhenUsed/>
+    <w:uiPriority w:val="99"/>
+    <w:pPr>
+      <w:spacing w:beforeLines="0" w:afterLines="0"/>
+    </w:pPr>
+    <w:rPr>
+      <w:rFonts w:hint="eastAsia"/>
+      <w:sz w:val="24"/>
+      <w:szCs w:val="24"/>
+    </w:rPr>
+  </w:style>
 </w:styles>
 </file>
 

--- a/assets/projectDescription/PROJECTS DESCRIPTIONS.docx
+++ b/assets/projectDescription/PROJECTS DESCRIPTIONS.docx
@@ -67,6 +67,502 @@
     </w:p>
     <w:p>
       <w:pPr>
+        <w:jc w:val="left"/>
+        <w:rPr>
+          <w:rFonts w:hint="default"/>
+          <w:b w:val="0"/>
+          <w:bCs w:val="0"/>
+          <w:sz w:val="24"/>
+          <w:szCs w:val="24"/>
+          <w:highlight w:val="none"/>
+          <w:lang w:val="en-US" w:eastAsia="zh-CN"/>
+        </w:rPr>
+      </w:pPr>
+      <w:r>
+        <w:rPr>
+          <w:rFonts w:hint="eastAsia"/>
+          <w:b/>
+          <w:bCs/>
+          <w:sz w:val="24"/>
+          <w:szCs w:val="24"/>
+          <w:highlight w:val="none"/>
+          <w:lang w:val="en-US" w:eastAsia="zh-CN"/>
+        </w:rPr>
+        <w:t xml:space="preserve">TITLE: </w:t>
+      </w:r>
+      <w:r>
+        <w:rPr>
+          <w:rFonts w:hint="eastAsia"/>
+          <w:b w:val="0"/>
+          <w:bCs w:val="0"/>
+          <w:sz w:val="24"/>
+          <w:szCs w:val="24"/>
+          <w:highlight w:val="none"/>
+          <w:lang w:val="en-US" w:eastAsia="zh-CN"/>
+        </w:rPr>
+        <w:t>Tancredi</w:t>
+      </w:r>
+    </w:p>
+    <w:p>
+      <w:pPr>
+        <w:jc w:val="left"/>
+        <w:rPr>
+          <w:rFonts w:hint="default"/>
+          <w:b w:val="0"/>
+          <w:bCs w:val="0"/>
+          <w:sz w:val="24"/>
+          <w:szCs w:val="24"/>
+          <w:highlight w:val="none"/>
+          <w:lang w:val="en-US" w:eastAsia="zh-CN"/>
+        </w:rPr>
+      </w:pPr>
+      <w:r>
+        <w:rPr>
+          <w:rFonts w:hint="eastAsia"/>
+          <w:b/>
+          <w:bCs/>
+          <w:sz w:val="24"/>
+          <w:szCs w:val="24"/>
+          <w:highlight w:val="none"/>
+          <w:lang w:val="en-US" w:eastAsia="zh-CN"/>
+        </w:rPr>
+        <w:t xml:space="preserve">TAG: </w:t>
+      </w:r>
+      <w:r>
+        <w:rPr>
+          <w:rFonts w:hint="eastAsia"/>
+          <w:b w:val="0"/>
+          <w:bCs w:val="0"/>
+          <w:sz w:val="24"/>
+          <w:szCs w:val="24"/>
+          <w:highlight w:val="none"/>
+          <w:lang w:val="en-US" w:eastAsia="zh-CN"/>
+        </w:rPr>
+        <w:t xml:space="preserve">2025Summer; Blender; ZBRUSH; Maya; Substance Painter; </w:t>
+      </w:r>
+    </w:p>
+    <w:p>
+      <w:pPr>
+        <w:jc w:val="left"/>
+        <w:rPr>
+          <w:rFonts w:hint="eastAsia"/>
+          <w:b/>
+          <w:bCs/>
+          <w:sz w:val="24"/>
+          <w:szCs w:val="24"/>
+          <w:highlight w:val="none"/>
+          <w:lang w:val="en-US" w:eastAsia="zh-CN"/>
+        </w:rPr>
+      </w:pPr>
+      <w:r>
+        <w:rPr>
+          <w:rFonts w:hint="eastAsia"/>
+          <w:b/>
+          <w:bCs/>
+          <w:sz w:val="24"/>
+          <w:szCs w:val="24"/>
+          <w:highlight w:val="none"/>
+          <w:lang w:val="en-US" w:eastAsia="zh-CN"/>
+        </w:rPr>
+        <w:t xml:space="preserve">DESCRIPTION: </w:t>
+      </w:r>
+    </w:p>
+    <w:p>
+      <w:pPr>
+        <w:pStyle w:val="2"/>
+        <w:keepNext w:val="0"/>
+        <w:keepLines w:val="0"/>
+        <w:widowControl/>
+        <w:numPr>
+          <w:ilvl w:val="0"/>
+          <w:numId w:val="1"/>
+        </w:numPr>
+        <w:suppressLineNumbers w:val="0"/>
+        <w:rPr>
+          <w:rFonts w:hint="default"/>
+          <w:lang w:val="en-US" w:eastAsia="zh-CN"/>
+        </w:rPr>
+      </w:pPr>
+      <w:r>
+        <w:t xml:space="preserve">Tancredi is the protagonist of the project. </w:t>
+      </w:r>
+      <w:r>
+        <w:rPr>
+          <w:rFonts w:hint="eastAsia"/>
+          <w:lang w:val="en-US" w:eastAsia="zh-CN"/>
+        </w:rPr>
+        <w:t xml:space="preserve">His sample is </w:t>
+      </w:r>
+      <w:r>
+        <w:rPr>
+          <w:rFonts w:hint="default"/>
+          <w:lang w:val="en-US" w:eastAsia="zh-CN"/>
+        </w:rPr>
+        <w:t>“</w:t>
+      </w:r>
+      <w:r>
+        <w:t>Marcello Mastroianni</w:t>
+      </w:r>
+      <w:r>
+        <w:rPr>
+          <w:rFonts w:hint="default"/>
+          <w:lang w:val="en-US" w:eastAsia="zh-CN"/>
+        </w:rPr>
+        <w:t>”</w:t>
+      </w:r>
+      <w:r>
+        <w:rPr>
+          <w:rFonts w:hint="eastAsia"/>
+          <w:lang w:val="en-US" w:eastAsia="zh-CN"/>
+        </w:rPr>
+        <w:t xml:space="preserve"> </w:t>
+      </w:r>
+      <w:r>
+        <w:t>He is portrayed as devoted and honorable, yet he is falsely accused of betrayal by his enemies. Purple was chosen as his primary color to represent restraint, endurance, and his commitment to truth. His sword serves as his main weapon, while Sicilian patterns are incorporated into his design as a key visual characteristic, symbolizing his faith and cultural identity.</w:t>
+      </w:r>
+    </w:p>
+    <w:p>
+      <w:pPr>
+        <w:pStyle w:val="2"/>
+        <w:keepNext w:val="0"/>
+        <w:keepLines w:val="0"/>
+        <w:widowControl/>
+        <w:numPr>
+          <w:ilvl w:val="0"/>
+          <w:numId w:val="0"/>
+        </w:numPr>
+        <w:suppressLineNumbers w:val="0"/>
+        <w:ind w:right="0" w:rightChars="0"/>
+        <w:rPr>
+          <w:rFonts w:hint="default"/>
+          <w:lang w:val="en-US" w:eastAsia="zh-CN"/>
+        </w:rPr>
+      </w:pPr>
+    </w:p>
+    <w:p>
+      <w:pPr>
+        <w:pStyle w:val="2"/>
+        <w:keepNext w:val="0"/>
+        <w:keepLines w:val="0"/>
+        <w:widowControl/>
+        <w:numPr>
+          <w:ilvl w:val="0"/>
+          <w:numId w:val="1"/>
+        </w:numPr>
+        <w:suppressLineNumbers w:val="0"/>
+        <w:ind w:left="0" w:leftChars="0" w:firstLine="0" w:firstLineChars="0"/>
+      </w:pPr>
+      <w:r>
+        <w:t xml:space="preserve">Amenaide is the female protagonist of the project. </w:t>
+      </w:r>
+      <w:r>
+        <w:rPr>
+          <w:rFonts w:hint="eastAsia"/>
+          <w:lang w:val="en-US" w:eastAsia="zh-CN"/>
+        </w:rPr>
+        <w:t xml:space="preserve">Her sample is </w:t>
+      </w:r>
+      <w:r>
+        <w:rPr>
+          <w:rFonts w:hint="default"/>
+          <w:lang w:val="en-US" w:eastAsia="zh-CN"/>
+        </w:rPr>
+        <w:t>“</w:t>
+      </w:r>
+      <w:r>
+        <w:t>Monica Bellucci</w:t>
+      </w:r>
+      <w:r>
+        <w:rPr>
+          <w:rFonts w:hint="default"/>
+          <w:lang w:val="en-US" w:eastAsia="zh-CN"/>
+        </w:rPr>
+        <w:t>”</w:t>
+      </w:r>
+      <w:r>
+        <w:rPr>
+          <w:rFonts w:hint="eastAsia"/>
+          <w:lang w:val="en-US" w:eastAsia="zh-CN"/>
+        </w:rPr>
+        <w:t xml:space="preserve"> </w:t>
+      </w:r>
+      <w:r>
+        <w:t xml:space="preserve">She is portrayed as graceful and beautiful, </w:t>
+      </w:r>
+      <w:r>
+        <w:rPr>
+          <w:rFonts w:hint="eastAsia"/>
+          <w:lang w:val="en-US" w:eastAsia="zh-CN"/>
+        </w:rPr>
+        <w:t xml:space="preserve">thus </w:t>
+      </w:r>
+      <w:r>
+        <w:t>also defined by a strong and determined spirit.</w:t>
+      </w:r>
+      <w:r>
+        <w:rPr>
+          <w:rFonts w:hint="eastAsia"/>
+          <w:lang w:val="en-US" w:eastAsia="zh-CN"/>
+        </w:rPr>
+        <w:t xml:space="preserve"> Gold</w:t>
+      </w:r>
+      <w:r>
+        <w:t xml:space="preserve"> and black were chosen as her primary colors, suggesting both her softness and the weight of the fate she carries. Her weapon is a musket, and her visual pattern is drawn from a noble motif from ancient Sicily, reinforcing her elegance and historical identity.</w:t>
+      </w:r>
+    </w:p>
+    <w:p>
+      <w:pPr>
+        <w:widowControl w:val="0"/>
+        <w:numPr>
+          <w:ilvl w:val="0"/>
+          <w:numId w:val="0"/>
+        </w:numPr>
+        <w:ind w:leftChars="0"/>
+        <w:jc w:val="left"/>
+        <w:rPr>
+          <w:rFonts w:hint="default"/>
+          <w:b w:val="0"/>
+          <w:bCs w:val="0"/>
+          <w:sz w:val="24"/>
+          <w:szCs w:val="24"/>
+          <w:highlight w:val="none"/>
+          <w:lang w:val="en-US" w:eastAsia="zh-CN"/>
+        </w:rPr>
+      </w:pPr>
+    </w:p>
+    <w:p>
+      <w:pPr>
+        <w:widowControl w:val="0"/>
+        <w:numPr>
+          <w:ilvl w:val="0"/>
+          <w:numId w:val="1"/>
+        </w:numPr>
+        <w:ind w:left="0" w:leftChars="0" w:firstLine="0" w:firstLineChars="0"/>
+        <w:jc w:val="left"/>
+        <w:rPr>
+          <w:rFonts w:hint="default"/>
+          <w:b w:val="0"/>
+          <w:bCs w:val="0"/>
+          <w:sz w:val="24"/>
+          <w:szCs w:val="24"/>
+          <w:highlight w:val="none"/>
+          <w:lang w:val="en-US" w:eastAsia="zh-CN"/>
+        </w:rPr>
+      </w:pPr>
+      <w:r>
+        <w:rPr>
+          <w:rFonts w:hint="eastAsia"/>
+          <w:b w:val="0"/>
+          <w:bCs w:val="0"/>
+          <w:sz w:val="24"/>
+          <w:szCs w:val="24"/>
+          <w:highlight w:val="none"/>
+          <w:lang w:val="en-US" w:eastAsia="zh-CN"/>
+        </w:rPr>
+        <w:t xml:space="preserve"> Argrio is the ruler of the city. His sample </w:t>
+      </w:r>
+      <w:r>
+        <w:rPr>
+          <w:rFonts w:hint="default"/>
+          <w:b w:val="0"/>
+          <w:bCs w:val="0"/>
+          <w:sz w:val="24"/>
+          <w:szCs w:val="24"/>
+          <w:highlight w:val="none"/>
+          <w:lang w:eastAsia="zh-CN"/>
+        </w:rPr>
+        <w:t xml:space="preserve">is </w:t>
+      </w:r>
+      <w:r>
+        <w:rPr>
+          <w:rFonts w:hint="eastAsia"/>
+          <w:b w:val="0"/>
+          <w:bCs w:val="0"/>
+          <w:sz w:val="24"/>
+          <w:szCs w:val="24"/>
+          <w:highlight w:val="none"/>
+          <w:lang w:val="en-US" w:eastAsia="zh-CN"/>
+        </w:rPr>
+        <w:t xml:space="preserve"> He is portrayed as a cruel, cold blood but a principled person. The concept of creating this character is to find the aged actor around 45-65 and the actor that I choose to be the sample is </w:t>
+      </w:r>
+      <w:r>
+        <w:rPr>
+          <w:rFonts w:hint="default"/>
+          <w:b w:val="0"/>
+          <w:bCs w:val="0"/>
+          <w:sz w:val="24"/>
+          <w:szCs w:val="24"/>
+          <w:highlight w:val="none"/>
+          <w:lang w:val="en-US" w:eastAsia="zh-CN"/>
+        </w:rPr>
+        <w:t>“</w:t>
+      </w:r>
+      <w:r>
+        <w:rPr>
+          <w:rFonts w:hint="eastAsia"/>
+          <w:b w:val="0"/>
+          <w:bCs w:val="0"/>
+          <w:sz w:val="24"/>
+          <w:szCs w:val="24"/>
+          <w:highlight w:val="none"/>
+          <w:lang w:val="en-US" w:eastAsia="zh-CN"/>
+        </w:rPr>
+        <w:t xml:space="preserve">   </w:t>
+      </w:r>
+      <w:r>
+        <w:rPr>
+          <w:rFonts w:hint="default"/>
+          <w:b w:val="0"/>
+          <w:bCs w:val="0"/>
+          <w:sz w:val="24"/>
+          <w:szCs w:val="24"/>
+          <w:highlight w:val="none"/>
+          <w:lang w:val="en-US" w:eastAsia="zh-CN"/>
+        </w:rPr>
+        <w:t>“</w:t>
+      </w:r>
+      <w:r>
+        <w:rPr>
+          <w:rFonts w:hint="eastAsia"/>
+          <w:b w:val="0"/>
+          <w:bCs w:val="0"/>
+          <w:sz w:val="24"/>
+          <w:szCs w:val="24"/>
+          <w:highlight w:val="none"/>
+          <w:lang w:val="en-US" w:eastAsia="zh-CN"/>
+        </w:rPr>
+        <w:t>, to show his personality I used darker color and wear out armor as his unique character. He use the same pattern with the Amenaide since he is the father of her. His weapon is a scepter which represents his nobility and hierarchy.</w:t>
+      </w:r>
+    </w:p>
+    <w:p>
+      <w:pPr>
+        <w:widowControl w:val="0"/>
+        <w:numPr>
+          <w:ilvl w:val="0"/>
+          <w:numId w:val="0"/>
+        </w:numPr>
+        <w:jc w:val="left"/>
+        <w:rPr>
+          <w:rFonts w:hint="eastAsia"/>
+          <w:b w:val="0"/>
+          <w:bCs w:val="0"/>
+          <w:sz w:val="24"/>
+          <w:szCs w:val="24"/>
+          <w:highlight w:val="none"/>
+          <w:lang w:val="en-US" w:eastAsia="zh-CN"/>
+        </w:rPr>
+      </w:pPr>
+    </w:p>
+    <w:p>
+      <w:pPr>
+        <w:widowControl w:val="0"/>
+        <w:numPr>
+          <w:ilvl w:val="0"/>
+          <w:numId w:val="1"/>
+        </w:numPr>
+        <w:ind w:left="0" w:leftChars="0" w:firstLine="0" w:firstLineChars="0"/>
+        <w:jc w:val="left"/>
+        <w:rPr>
+          <w:rFonts w:hint="default"/>
+          <w:b w:val="0"/>
+          <w:bCs w:val="0"/>
+          <w:sz w:val="24"/>
+          <w:szCs w:val="24"/>
+          <w:highlight w:val="none"/>
+          <w:lang w:val="en-US" w:eastAsia="zh-CN"/>
+        </w:rPr>
+      </w:pPr>
+      <w:r>
+        <w:rPr>
+          <w:rFonts w:hint="eastAsia"/>
+          <w:b w:val="0"/>
+          <w:bCs w:val="0"/>
+          <w:sz w:val="24"/>
+          <w:szCs w:val="24"/>
+          <w:highlight w:val="none"/>
+          <w:lang w:val="en-US" w:eastAsia="zh-CN"/>
+        </w:rPr>
+        <w:t xml:space="preserve">Orbazaano is the main raviry of the Tancredi and he is portrayed as a smart villian who always try to push tancredi to the fatal position. His has a dark and wear out armor which represent his bad personaility. He has a stealthy pattern on his armor and use the spear as his weapon.The sample for this character is </w:t>
+      </w:r>
+      <w:r>
+        <w:rPr>
+          <w:rFonts w:hint="default"/>
+          <w:b w:val="0"/>
+          <w:bCs w:val="0"/>
+          <w:sz w:val="24"/>
+          <w:szCs w:val="24"/>
+          <w:highlight w:val="none"/>
+          <w:lang w:val="en-US" w:eastAsia="zh-CN"/>
+        </w:rPr>
+        <w:t>“claudio santamaria”</w:t>
+      </w:r>
+      <w:r>
+        <w:rPr>
+          <w:rFonts w:hint="eastAsia"/>
+          <w:b w:val="0"/>
+          <w:bCs w:val="0"/>
+          <w:sz w:val="24"/>
+          <w:szCs w:val="24"/>
+          <w:highlight w:val="none"/>
+          <w:lang w:val="en-US" w:eastAsia="zh-CN"/>
+        </w:rPr>
+        <w:t xml:space="preserve"> The goal of create this character is to get a impressive apparence for this character that can see that he is opposite to the tancredi.</w:t>
+      </w:r>
+    </w:p>
+    <w:p>
+      <w:pPr>
+        <w:widowControl w:val="0"/>
+        <w:numPr>
+          <w:ilvl w:val="0"/>
+          <w:numId w:val="0"/>
+        </w:numPr>
+        <w:jc w:val="left"/>
+        <w:rPr>
+          <w:rFonts w:hint="eastAsia"/>
+          <w:b w:val="0"/>
+          <w:bCs w:val="0"/>
+          <w:sz w:val="24"/>
+          <w:szCs w:val="24"/>
+          <w:highlight w:val="none"/>
+          <w:lang w:val="en-US" w:eastAsia="zh-CN"/>
+        </w:rPr>
+      </w:pPr>
+    </w:p>
+    <w:p>
+      <w:pPr>
+        <w:widowControl w:val="0"/>
+        <w:numPr>
+          <w:ilvl w:val="0"/>
+          <w:numId w:val="0"/>
+        </w:numPr>
+        <w:jc w:val="left"/>
+        <w:rPr>
+          <w:rFonts w:hint="default"/>
+          <w:b w:val="0"/>
+          <w:bCs w:val="0"/>
+          <w:sz w:val="24"/>
+          <w:szCs w:val="24"/>
+          <w:highlight w:val="none"/>
+          <w:lang w:val="en-US" w:eastAsia="zh-CN"/>
+        </w:rPr>
+      </w:pPr>
+    </w:p>
+    <w:p>
+      <w:pPr>
+        <w:jc w:val="both"/>
+        <w:rPr>
+          <w:rFonts w:hint="eastAsia"/>
+          <w:b/>
+          <w:bCs/>
+          <w:sz w:val="24"/>
+          <w:szCs w:val="24"/>
+          <w:highlight w:val="yellow"/>
+          <w:lang w:val="en-US" w:eastAsia="zh-CN"/>
+        </w:rPr>
+      </w:pPr>
+    </w:p>
+    <w:p>
+      <w:pPr>
         <w:jc w:val="center"/>
         <w:rPr>
           <w:rFonts w:hint="eastAsia"/>
@@ -235,7 +731,7 @@
       <w:pPr>
         <w:numPr>
           <w:ilvl w:val="0"/>
-          <w:numId w:val="1"/>
+          <w:numId w:val="2"/>
         </w:numPr>
         <w:jc w:val="left"/>
         <w:rPr>
@@ -265,26 +761,27 @@
       <w:pPr>
         <w:widowControl w:val="0"/>
         <w:numPr>
-          <w:numId w:val="0"/>
-        </w:numPr>
-        <w:jc w:val="left"/>
-        <w:rPr>
-          <w:rFonts w:hint="eastAsia"/>
-          <w:b w:val="0"/>
-          <w:bCs w:val="0"/>
-          <w:sz w:val="24"/>
-          <w:szCs w:val="24"/>
-          <w:highlight w:val="none"/>
-          <w:lang w:val="en-US" w:eastAsia="zh-CN"/>
-        </w:rPr>
-      </w:pPr>
-    </w:p>
-    <w:p>
-      <w:pPr>
-        <w:widowControl w:val="0"/>
-        <w:numPr>
-          <w:ilvl w:val="0"/>
-          <w:numId w:val="1"/>
+          <w:ilvl w:val="0"/>
+          <w:numId w:val="0"/>
+        </w:numPr>
+        <w:jc w:val="left"/>
+        <w:rPr>
+          <w:rFonts w:hint="eastAsia"/>
+          <w:b w:val="0"/>
+          <w:bCs w:val="0"/>
+          <w:sz w:val="24"/>
+          <w:szCs w:val="24"/>
+          <w:highlight w:val="none"/>
+          <w:lang w:val="en-US" w:eastAsia="zh-CN"/>
+        </w:rPr>
+      </w:pPr>
+    </w:p>
+    <w:p>
+      <w:pPr>
+        <w:widowControl w:val="0"/>
+        <w:numPr>
+          <w:ilvl w:val="0"/>
+          <w:numId w:val="2"/>
         </w:numPr>
         <w:ind w:left="0" w:leftChars="0" w:firstLine="0" w:firstLineChars="0"/>
         <w:jc w:val="left"/>
@@ -315,6 +812,7 @@
       <w:pPr>
         <w:widowControl w:val="0"/>
         <w:numPr>
+          <w:ilvl w:val="0"/>
           <w:numId w:val="0"/>
         </w:numPr>
         <w:ind w:leftChars="0"/>
@@ -335,7 +833,7 @@
         <w:widowControl w:val="0"/>
         <w:numPr>
           <w:ilvl w:val="0"/>
-          <w:numId w:val="1"/>
+          <w:numId w:val="2"/>
         </w:numPr>
         <w:ind w:left="0" w:leftChars="0" w:firstLine="0" w:firstLineChars="0"/>
         <w:jc w:val="left"/>
@@ -505,7 +1003,7 @@
         <w:widowControl w:val="0"/>
         <w:numPr>
           <w:ilvl w:val="0"/>
-          <w:numId w:val="2"/>
+          <w:numId w:val="3"/>
         </w:numPr>
         <w:ind w:leftChars="0"/>
         <w:jc w:val="left"/>
@@ -989,7 +1487,7 @@
         <w:widowControl w:val="0"/>
         <w:numPr>
           <w:ilvl w:val="0"/>
-          <w:numId w:val="3"/>
+          <w:numId w:val="4"/>
         </w:numPr>
         <w:ind w:leftChars="0"/>
         <w:jc w:val="left"/>
@@ -1044,26 +1542,27 @@
       <w:pPr>
         <w:widowControl w:val="0"/>
         <w:numPr>
-          <w:numId w:val="0"/>
-        </w:numPr>
-        <w:jc w:val="left"/>
-        <w:rPr>
-          <w:rFonts w:hint="default"/>
-          <w:b w:val="0"/>
-          <w:bCs w:val="0"/>
-          <w:sz w:val="24"/>
-          <w:szCs w:val="24"/>
-          <w:highlight w:val="none"/>
-          <w:lang w:val="en-US" w:eastAsia="zh-CN"/>
-        </w:rPr>
-      </w:pPr>
-    </w:p>
-    <w:p>
-      <w:pPr>
-        <w:widowControl w:val="0"/>
-        <w:numPr>
-          <w:ilvl w:val="0"/>
-          <w:numId w:val="3"/>
+          <w:ilvl w:val="0"/>
+          <w:numId w:val="0"/>
+        </w:numPr>
+        <w:jc w:val="left"/>
+        <w:rPr>
+          <w:rFonts w:hint="default"/>
+          <w:b w:val="0"/>
+          <w:bCs w:val="0"/>
+          <w:sz w:val="24"/>
+          <w:szCs w:val="24"/>
+          <w:highlight w:val="none"/>
+          <w:lang w:val="en-US" w:eastAsia="zh-CN"/>
+        </w:rPr>
+      </w:pPr>
+    </w:p>
+    <w:p>
+      <w:pPr>
+        <w:widowControl w:val="0"/>
+        <w:numPr>
+          <w:ilvl w:val="0"/>
+          <w:numId w:val="4"/>
         </w:numPr>
         <w:ind w:left="0" w:leftChars="0" w:firstLine="0" w:firstLineChars="0"/>
         <w:jc w:val="left"/>
@@ -1094,6 +1593,7 @@
       <w:pPr>
         <w:widowControl w:val="0"/>
         <w:numPr>
+          <w:ilvl w:val="0"/>
           <w:numId w:val="0"/>
         </w:numPr>
         <w:ind w:leftChars="0"/>
@@ -1114,7 +1614,7 @@
         <w:widowControl w:val="0"/>
         <w:numPr>
           <w:ilvl w:val="0"/>
-          <w:numId w:val="3"/>
+          <w:numId w:val="4"/>
         </w:numPr>
         <w:ind w:left="0" w:leftChars="0" w:firstLine="0" w:firstLineChars="0"/>
         <w:jc w:val="left"/>
@@ -1302,7 +1802,7 @@
         <w:widowControl w:val="0"/>
         <w:numPr>
           <w:ilvl w:val="0"/>
-          <w:numId w:val="4"/>
+          <w:numId w:val="5"/>
         </w:numPr>
         <w:ind w:leftChars="0"/>
         <w:jc w:val="left"/>
@@ -1381,26 +1881,27 @@
       <w:pPr>
         <w:widowControl w:val="0"/>
         <w:numPr>
-          <w:numId w:val="0"/>
-        </w:numPr>
-        <w:jc w:val="left"/>
-        <w:rPr>
-          <w:rFonts w:hint="eastAsia"/>
-          <w:b w:val="0"/>
-          <w:bCs w:val="0"/>
-          <w:sz w:val="24"/>
-          <w:szCs w:val="24"/>
-          <w:highlight w:val="none"/>
-          <w:lang w:val="en-US" w:eastAsia="zh-CN"/>
-        </w:rPr>
-      </w:pPr>
-    </w:p>
-    <w:p>
-      <w:pPr>
-        <w:widowControl w:val="0"/>
-        <w:numPr>
-          <w:ilvl w:val="0"/>
-          <w:numId w:val="4"/>
+          <w:ilvl w:val="0"/>
+          <w:numId w:val="0"/>
+        </w:numPr>
+        <w:jc w:val="left"/>
+        <w:rPr>
+          <w:rFonts w:hint="eastAsia"/>
+          <w:b w:val="0"/>
+          <w:bCs w:val="0"/>
+          <w:sz w:val="24"/>
+          <w:szCs w:val="24"/>
+          <w:highlight w:val="none"/>
+          <w:lang w:val="en-US" w:eastAsia="zh-CN"/>
+        </w:rPr>
+      </w:pPr>
+    </w:p>
+    <w:p>
+      <w:pPr>
+        <w:widowControl w:val="0"/>
+        <w:numPr>
+          <w:ilvl w:val="0"/>
+          <w:numId w:val="5"/>
         </w:numPr>
         <w:ind w:left="0" w:leftChars="0" w:firstLine="0" w:firstLineChars="0"/>
         <w:jc w:val="left"/>
@@ -1431,132 +1932,140 @@
       <w:pPr>
         <w:widowControl w:val="0"/>
         <w:numPr>
-          <w:numId w:val="0"/>
-        </w:numPr>
-        <w:jc w:val="left"/>
-        <w:rPr>
-          <w:rFonts w:hint="default"/>
-          <w:b w:val="0"/>
-          <w:bCs w:val="0"/>
-          <w:sz w:val="24"/>
-          <w:szCs w:val="24"/>
-          <w:highlight w:val="none"/>
-          <w:lang w:val="en-US" w:eastAsia="zh-CN"/>
-        </w:rPr>
-      </w:pPr>
-    </w:p>
-    <w:p>
-      <w:pPr>
-        <w:widowControl w:val="0"/>
-        <w:numPr>
-          <w:numId w:val="0"/>
-        </w:numPr>
-        <w:jc w:val="left"/>
-        <w:rPr>
-          <w:rFonts w:hint="default"/>
-          <w:b w:val="0"/>
-          <w:bCs w:val="0"/>
-          <w:sz w:val="24"/>
-          <w:szCs w:val="24"/>
-          <w:highlight w:val="none"/>
-          <w:lang w:val="en-US" w:eastAsia="zh-CN"/>
-        </w:rPr>
-      </w:pPr>
-    </w:p>
-    <w:p>
-      <w:pPr>
-        <w:widowControl w:val="0"/>
-        <w:numPr>
-          <w:numId w:val="0"/>
-        </w:numPr>
-        <w:jc w:val="left"/>
-        <w:rPr>
-          <w:rFonts w:hint="default"/>
-          <w:b w:val="0"/>
-          <w:bCs w:val="0"/>
-          <w:sz w:val="24"/>
-          <w:szCs w:val="24"/>
-          <w:highlight w:val="none"/>
-          <w:lang w:val="en-US" w:eastAsia="zh-CN"/>
-        </w:rPr>
-      </w:pPr>
-    </w:p>
-    <w:p>
-      <w:pPr>
-        <w:widowControl w:val="0"/>
-        <w:numPr>
-          <w:numId w:val="0"/>
-        </w:numPr>
-        <w:jc w:val="left"/>
-        <w:rPr>
-          <w:rFonts w:hint="default"/>
-          <w:b w:val="0"/>
-          <w:bCs w:val="0"/>
-          <w:sz w:val="24"/>
-          <w:szCs w:val="24"/>
-          <w:highlight w:val="none"/>
-          <w:lang w:val="en-US" w:eastAsia="zh-CN"/>
-        </w:rPr>
-      </w:pPr>
-    </w:p>
-    <w:p>
-      <w:pPr>
-        <w:widowControl w:val="0"/>
-        <w:numPr>
-          <w:numId w:val="0"/>
-        </w:numPr>
-        <w:jc w:val="left"/>
-        <w:rPr>
-          <w:rFonts w:hint="default"/>
-          <w:b w:val="0"/>
-          <w:bCs w:val="0"/>
-          <w:sz w:val="24"/>
-          <w:szCs w:val="24"/>
-          <w:highlight w:val="none"/>
-          <w:lang w:val="en-US" w:eastAsia="zh-CN"/>
-        </w:rPr>
-      </w:pPr>
-    </w:p>
-    <w:p>
-      <w:pPr>
-        <w:widowControl w:val="0"/>
-        <w:numPr>
-          <w:numId w:val="0"/>
-        </w:numPr>
-        <w:jc w:val="left"/>
-        <w:rPr>
-          <w:rFonts w:hint="default"/>
-          <w:b w:val="0"/>
-          <w:bCs w:val="0"/>
-          <w:sz w:val="24"/>
-          <w:szCs w:val="24"/>
-          <w:highlight w:val="none"/>
-          <w:lang w:val="en-US" w:eastAsia="zh-CN"/>
-        </w:rPr>
-      </w:pPr>
-    </w:p>
-    <w:p>
-      <w:pPr>
-        <w:widowControl w:val="0"/>
-        <w:numPr>
-          <w:numId w:val="0"/>
-        </w:numPr>
-        <w:jc w:val="left"/>
-        <w:rPr>
-          <w:rFonts w:hint="default"/>
-          <w:b w:val="0"/>
-          <w:bCs w:val="0"/>
-          <w:sz w:val="24"/>
-          <w:szCs w:val="24"/>
-          <w:highlight w:val="none"/>
-          <w:lang w:val="en-US" w:eastAsia="zh-CN"/>
-        </w:rPr>
-      </w:pPr>
-    </w:p>
-    <w:p>
-      <w:pPr>
-        <w:widowControl w:val="0"/>
-        <w:numPr>
+          <w:ilvl w:val="0"/>
+          <w:numId w:val="0"/>
+        </w:numPr>
+        <w:jc w:val="left"/>
+        <w:rPr>
+          <w:rFonts w:hint="default"/>
+          <w:b w:val="0"/>
+          <w:bCs w:val="0"/>
+          <w:sz w:val="24"/>
+          <w:szCs w:val="24"/>
+          <w:highlight w:val="none"/>
+          <w:lang w:val="en-US" w:eastAsia="zh-CN"/>
+        </w:rPr>
+      </w:pPr>
+    </w:p>
+    <w:p>
+      <w:pPr>
+        <w:widowControl w:val="0"/>
+        <w:numPr>
+          <w:ilvl w:val="0"/>
+          <w:numId w:val="0"/>
+        </w:numPr>
+        <w:jc w:val="left"/>
+        <w:rPr>
+          <w:rFonts w:hint="default"/>
+          <w:b w:val="0"/>
+          <w:bCs w:val="0"/>
+          <w:sz w:val="24"/>
+          <w:szCs w:val="24"/>
+          <w:highlight w:val="none"/>
+          <w:lang w:val="en-US" w:eastAsia="zh-CN"/>
+        </w:rPr>
+      </w:pPr>
+    </w:p>
+    <w:p>
+      <w:pPr>
+        <w:widowControl w:val="0"/>
+        <w:numPr>
+          <w:ilvl w:val="0"/>
+          <w:numId w:val="0"/>
+        </w:numPr>
+        <w:jc w:val="left"/>
+        <w:rPr>
+          <w:rFonts w:hint="default"/>
+          <w:b w:val="0"/>
+          <w:bCs w:val="0"/>
+          <w:sz w:val="24"/>
+          <w:szCs w:val="24"/>
+          <w:highlight w:val="none"/>
+          <w:lang w:val="en-US" w:eastAsia="zh-CN"/>
+        </w:rPr>
+      </w:pPr>
+    </w:p>
+    <w:p>
+      <w:pPr>
+        <w:widowControl w:val="0"/>
+        <w:numPr>
+          <w:ilvl w:val="0"/>
+          <w:numId w:val="0"/>
+        </w:numPr>
+        <w:jc w:val="left"/>
+        <w:rPr>
+          <w:rFonts w:hint="default"/>
+          <w:b w:val="0"/>
+          <w:bCs w:val="0"/>
+          <w:sz w:val="24"/>
+          <w:szCs w:val="24"/>
+          <w:highlight w:val="none"/>
+          <w:lang w:val="en-US" w:eastAsia="zh-CN"/>
+        </w:rPr>
+      </w:pPr>
+    </w:p>
+    <w:p>
+      <w:pPr>
+        <w:widowControl w:val="0"/>
+        <w:numPr>
+          <w:ilvl w:val="0"/>
+          <w:numId w:val="0"/>
+        </w:numPr>
+        <w:jc w:val="left"/>
+        <w:rPr>
+          <w:rFonts w:hint="default"/>
+          <w:b w:val="0"/>
+          <w:bCs w:val="0"/>
+          <w:sz w:val="24"/>
+          <w:szCs w:val="24"/>
+          <w:highlight w:val="none"/>
+          <w:lang w:val="en-US" w:eastAsia="zh-CN"/>
+        </w:rPr>
+      </w:pPr>
+    </w:p>
+    <w:p>
+      <w:pPr>
+        <w:widowControl w:val="0"/>
+        <w:numPr>
+          <w:ilvl w:val="0"/>
+          <w:numId w:val="0"/>
+        </w:numPr>
+        <w:jc w:val="left"/>
+        <w:rPr>
+          <w:rFonts w:hint="default"/>
+          <w:b w:val="0"/>
+          <w:bCs w:val="0"/>
+          <w:sz w:val="24"/>
+          <w:szCs w:val="24"/>
+          <w:highlight w:val="none"/>
+          <w:lang w:val="en-US" w:eastAsia="zh-CN"/>
+        </w:rPr>
+      </w:pPr>
+    </w:p>
+    <w:p>
+      <w:pPr>
+        <w:widowControl w:val="0"/>
+        <w:numPr>
+          <w:ilvl w:val="0"/>
+          <w:numId w:val="0"/>
+        </w:numPr>
+        <w:jc w:val="left"/>
+        <w:rPr>
+          <w:rFonts w:hint="default"/>
+          <w:b w:val="0"/>
+          <w:bCs w:val="0"/>
+          <w:sz w:val="24"/>
+          <w:szCs w:val="24"/>
+          <w:highlight w:val="none"/>
+          <w:lang w:val="en-US" w:eastAsia="zh-CN"/>
+        </w:rPr>
+      </w:pPr>
+    </w:p>
+    <w:p>
+      <w:pPr>
+        <w:widowControl w:val="0"/>
+        <w:numPr>
+          <w:ilvl w:val="0"/>
           <w:numId w:val="0"/>
         </w:numPr>
         <w:jc w:val="center"/>
@@ -1587,6 +2096,7 @@
       <w:pPr>
         <w:widowControl w:val="0"/>
         <w:numPr>
+          <w:ilvl w:val="0"/>
           <w:numId w:val="0"/>
         </w:numPr>
         <w:jc w:val="left"/>
@@ -1722,7 +2232,7 @@
         <w:widowControl w:val="0"/>
         <w:numPr>
           <w:ilvl w:val="0"/>
-          <w:numId w:val="5"/>
+          <w:numId w:val="6"/>
         </w:numPr>
         <w:jc w:val="left"/>
         <w:rPr>
@@ -1764,6 +2274,7 @@
       <w:pPr>
         <w:widowControl w:val="0"/>
         <w:numPr>
+          <w:ilvl w:val="0"/>
           <w:numId w:val="0"/>
         </w:numPr>
         <w:jc w:val="left"/>
@@ -1818,24 +2329,26 @@
       <w:pPr>
         <w:widowControl w:val="0"/>
         <w:numPr>
-          <w:numId w:val="0"/>
-        </w:numPr>
-        <w:jc w:val="left"/>
-        <w:rPr>
-          <w:rFonts w:hint="default"/>
-          <w:b w:val="0"/>
-          <w:bCs w:val="0"/>
-          <w:sz w:val="24"/>
-          <w:szCs w:val="24"/>
-          <w:highlight w:val="none"/>
-          <w:lang w:val="en-US" w:eastAsia="zh-CN"/>
-        </w:rPr>
-      </w:pPr>
-    </w:p>
-    <w:p>
-      <w:pPr>
-        <w:widowControl w:val="0"/>
-        <w:numPr>
+          <w:ilvl w:val="0"/>
+          <w:numId w:val="0"/>
+        </w:numPr>
+        <w:jc w:val="left"/>
+        <w:rPr>
+          <w:rFonts w:hint="default"/>
+          <w:b w:val="0"/>
+          <w:bCs w:val="0"/>
+          <w:sz w:val="24"/>
+          <w:szCs w:val="24"/>
+          <w:highlight w:val="none"/>
+          <w:lang w:val="en-US" w:eastAsia="zh-CN"/>
+        </w:rPr>
+      </w:pPr>
+    </w:p>
+    <w:p>
+      <w:pPr>
+        <w:widowControl w:val="0"/>
+        <w:numPr>
+          <w:ilvl w:val="0"/>
           <w:numId w:val="0"/>
         </w:numPr>
         <w:jc w:val="left"/>
@@ -2042,7 +2555,31 @@
           <w:highlight w:val="none"/>
           <w:lang w:val="en-US" w:eastAsia="zh-CN"/>
         </w:rPr>
-        <w:t>The film ¡°The Matrix¡± presents a vision of a future where robots dominate and possess the capability to think and create. This portrayal sparks our imagination about the potential and the role of AI in our own world. As professionals at the forefront of architectural design, it is our duty to harness this technology to push the boundaries of what is possible, transforming how buildings are conceived, designed, and constructed.</w:t>
+        <w:t>The film “The Matri</w:t>
+      </w:r>
+      <w:r>
+        <w:rPr>
+          <w:rFonts w:hint="eastAsia"/>
+          <w:b w:val="0"/>
+          <w:bCs w:val="0"/>
+          <w:sz w:val="24"/>
+          <w:szCs w:val="24"/>
+          <w:highlight w:val="none"/>
+          <w:lang w:val="en-US" w:eastAsia="zh-CN"/>
+        </w:rPr>
+        <w:t>x</w:t>
+      </w:r>
+      <w:r>
+        <w:rPr>
+          <w:rFonts w:hint="default"/>
+          <w:b w:val="0"/>
+          <w:bCs w:val="0"/>
+          <w:sz w:val="24"/>
+          <w:szCs w:val="24"/>
+          <w:highlight w:val="none"/>
+          <w:lang w:val="en-US" w:eastAsia="zh-CN"/>
+        </w:rPr>
+        <w:t>” presents a vision of a future where robots dominate and possess the capability to think and create. This portrayal sparks our imagination about the potential and the role of AI in our own world. As professionals at the forefront of architectural design, it is our duty to harness this technology to push the boundaries of what is possible, transforming how buildings are conceived, designed, and constructed.</w:t>
       </w:r>
     </w:p>
     <w:p>
@@ -2080,54 +2617,1808 @@
       <w:pPr>
         <w:widowControl w:val="0"/>
         <w:numPr>
-          <w:numId w:val="0"/>
-        </w:numPr>
-        <w:jc w:val="left"/>
-        <w:rPr>
-          <w:rFonts w:hint="default" w:asciiTheme="minorHAnsi" w:hAnsiTheme="minorHAnsi" w:eastAsiaTheme="minorEastAsia" w:cstheme="minorBidi"/>
-          <w:b w:val="0"/>
-          <w:bCs w:val="0"/>
-          <w:kern w:val="2"/>
-          <w:sz w:val="24"/>
-          <w:szCs w:val="24"/>
-          <w:highlight w:val="none"/>
-          <w:lang w:val="en-US" w:eastAsia="zh-CN" w:bidi="ar-SA"/>
-        </w:rPr>
-      </w:pPr>
-    </w:p>
-    <w:p>
-      <w:pPr>
-        <w:widowControl w:val="0"/>
-        <w:numPr>
-          <w:numId w:val="0"/>
-        </w:numPr>
-        <w:jc w:val="left"/>
-        <w:rPr>
-          <w:rFonts w:hint="default" w:asciiTheme="minorHAnsi" w:hAnsiTheme="minorHAnsi" w:eastAsiaTheme="minorEastAsia" w:cstheme="minorBidi"/>
-          <w:b w:val="0"/>
-          <w:bCs w:val="0"/>
-          <w:kern w:val="2"/>
-          <w:sz w:val="24"/>
-          <w:szCs w:val="24"/>
-          <w:highlight w:val="none"/>
-          <w:lang w:val="en-US" w:eastAsia="zh-CN" w:bidi="ar-SA"/>
-        </w:rPr>
-      </w:pPr>
-      <w:r>
-        <w:rPr>
-          <w:rFonts w:hint="eastAsia" w:cstheme="minorBidi"/>
-          <w:b w:val="0"/>
-          <w:bCs w:val="0"/>
-          <w:kern w:val="2"/>
-          <w:sz w:val="24"/>
-          <w:szCs w:val="24"/>
-          <w:highlight w:val="none"/>
-          <w:lang w:val="en-US" w:eastAsia="zh-CN" w:bidi="ar-SA"/>
-        </w:rPr>
-        <w:t xml:space="preserve">2.C  </w:t>
+          <w:ilvl w:val="0"/>
+          <w:numId w:val="0"/>
+        </w:numPr>
+        <w:jc w:val="left"/>
+        <w:rPr>
+          <w:rFonts w:hint="default" w:asciiTheme="minorHAnsi" w:hAnsiTheme="minorHAnsi" w:eastAsiaTheme="minorEastAsia" w:cstheme="minorBidi"/>
+          <w:b w:val="0"/>
+          <w:bCs w:val="0"/>
+          <w:kern w:val="2"/>
+          <w:sz w:val="24"/>
+          <w:szCs w:val="24"/>
+          <w:highlight w:val="none"/>
+          <w:lang w:val="en-US" w:eastAsia="zh-CN" w:bidi="ar-SA"/>
+        </w:rPr>
+      </w:pPr>
+    </w:p>
+    <w:p>
+      <w:pPr>
+        <w:pStyle w:val="8"/>
+        <w:numPr>
+          <w:ilvl w:val="0"/>
+          <w:numId w:val="6"/>
+        </w:numPr>
+        <w:suppressAutoHyphens/>
+        <w:spacing w:beforeLines="0" w:afterLines="0"/>
+        <w:ind w:left="0" w:leftChars="0" w:firstLine="0" w:firstLineChars="0"/>
+        <w:rPr>
+          <w:rFonts w:hint="default" w:asciiTheme="minorHAnsi" w:hAnsiTheme="minorHAnsi" w:eastAsiaTheme="minorEastAsia" w:cstheme="minorBidi"/>
+          <w:b w:val="0"/>
+          <w:bCs w:val="0"/>
+          <w:kern w:val="2"/>
+          <w:sz w:val="24"/>
+          <w:szCs w:val="24"/>
+          <w:highlight w:val="none"/>
+          <w:lang w:val="en-US" w:eastAsia="zh-CN" w:bidi="ar-SA"/>
+        </w:rPr>
+      </w:pPr>
+      <w:r>
+        <w:rPr>
+          <w:rFonts w:hint="default" w:asciiTheme="minorHAnsi" w:hAnsiTheme="minorHAnsi" w:eastAsiaTheme="minorEastAsia" w:cstheme="minorBidi"/>
+          <w:b w:val="0"/>
+          <w:bCs w:val="0"/>
+          <w:kern w:val="2"/>
+          <w:sz w:val="24"/>
+          <w:szCs w:val="24"/>
+          <w:highlight w:val="none"/>
+          <w:lang w:val="en-US" w:eastAsia="zh-CN" w:bidi="ar-SA"/>
+        </w:rPr>
+        <w:t>Utilizing a robotic arm for assembly provides a fascinating opportunity to explore the robot¡¯s limitations. In addition to the robot itself, managing other materials during the production process proves challenging. It is also crucial to understand how to convert visual language into a format that computers can interpret. We employ Grasshopper to conduct our analysis, and the outcomes are consistent. Nevertheless, there may be various methods by which humans can instruct the system and enable computers to comprehend 2D images.</w:t>
+      </w:r>
+    </w:p>
+    <w:p>
+      <w:pPr>
+        <w:pStyle w:val="8"/>
+        <w:widowControl w:val="0"/>
+        <w:numPr>
+          <w:ilvl w:val="0"/>
+          <w:numId w:val="0"/>
+        </w:numPr>
+        <w:suppressAutoHyphens/>
+        <w:autoSpaceDE w:val="0"/>
+        <w:autoSpaceDN w:val="0"/>
+        <w:adjustRightInd w:val="0"/>
+        <w:spacing w:beforeLines="0" w:afterLines="0" w:line="288" w:lineRule="auto"/>
+        <w:jc w:val="both"/>
+        <w:textAlignment w:val="center"/>
+        <w:rPr>
+          <w:rFonts w:hint="default" w:asciiTheme="minorHAnsi" w:hAnsiTheme="minorHAnsi" w:eastAsiaTheme="minorEastAsia" w:cstheme="minorBidi"/>
+          <w:b w:val="0"/>
+          <w:bCs w:val="0"/>
+          <w:kern w:val="2"/>
+          <w:sz w:val="24"/>
+          <w:szCs w:val="24"/>
+          <w:highlight w:val="none"/>
+          <w:lang w:val="en-US" w:eastAsia="zh-CN" w:bidi="ar-SA"/>
+        </w:rPr>
+      </w:pPr>
+    </w:p>
+    <w:p>
+      <w:pPr>
+        <w:pStyle w:val="8"/>
+        <w:numPr>
+          <w:ilvl w:val="0"/>
+          <w:numId w:val="6"/>
+        </w:numPr>
+        <w:suppressAutoHyphens/>
+        <w:spacing w:beforeLines="0" w:afterLines="0"/>
+        <w:ind w:left="0" w:leftChars="0" w:firstLine="0" w:firstLineChars="0"/>
+        <w:rPr>
+          <w:rFonts w:hint="default" w:asciiTheme="minorHAnsi" w:hAnsiTheme="minorHAnsi" w:eastAsiaTheme="minorEastAsia" w:cstheme="minorBidi"/>
+          <w:b w:val="0"/>
+          <w:bCs w:val="0"/>
+          <w:kern w:val="2"/>
+          <w:sz w:val="24"/>
+          <w:szCs w:val="24"/>
+          <w:highlight w:val="none"/>
+          <w:lang w:val="en-US" w:eastAsia="zh-CN" w:bidi="ar-SA"/>
+        </w:rPr>
+      </w:pPr>
+      <w:r>
+        <w:rPr>
+          <w:rFonts w:hint="default" w:asciiTheme="minorHAnsi" w:hAnsiTheme="minorHAnsi" w:eastAsiaTheme="minorEastAsia" w:cstheme="minorBidi"/>
+          <w:b w:val="0"/>
+          <w:bCs w:val="0"/>
+          <w:kern w:val="2"/>
+          <w:sz w:val="24"/>
+          <w:szCs w:val="24"/>
+          <w:highlight w:val="none"/>
+          <w:lang w:val="en-US" w:eastAsia="zh-CN" w:bidi="ar-SA"/>
+        </w:rPr>
+        <w:t xml:space="preserve">In this </w:t>
+      </w:r>
+      <w:r>
+        <w:rPr>
+          <w:rFonts w:hint="eastAsia" w:asciiTheme="minorHAnsi" w:hAnsiTheme="minorHAnsi" w:eastAsiaTheme="minorEastAsia" w:cstheme="minorBidi"/>
+          <w:b w:val="0"/>
+          <w:bCs w:val="0"/>
+          <w:kern w:val="2"/>
+          <w:sz w:val="24"/>
+          <w:szCs w:val="24"/>
+          <w:highlight w:val="none"/>
+          <w:lang w:val="en-US" w:eastAsia="zh-CN" w:bidi="ar-SA"/>
+        </w:rPr>
+        <w:t>project</w:t>
+      </w:r>
+      <w:r>
+        <w:rPr>
+          <w:rFonts w:hint="default" w:asciiTheme="minorHAnsi" w:hAnsiTheme="minorHAnsi" w:eastAsiaTheme="minorEastAsia" w:cstheme="minorBidi"/>
+          <w:b w:val="0"/>
+          <w:bCs w:val="0"/>
+          <w:kern w:val="2"/>
+          <w:sz w:val="24"/>
+          <w:szCs w:val="24"/>
+          <w:highlight w:val="none"/>
+          <w:lang w:val="en-US" w:eastAsia="zh-CN" w:bidi="ar-SA"/>
+        </w:rPr>
+        <w:t xml:space="preserve">, we embark on a journey starting with the stable diffusion model, which blends cutting-edge AI with our architectural practices. By toggling between tangible realities and abstract possibilities, we will leverage AI tools and robotic automation to streamline our design processes. </w:t>
+      </w:r>
+      <w:r>
+        <w:rPr>
+          <w:rFonts w:hint="default" w:asciiTheme="minorHAnsi" w:hAnsiTheme="minorHAnsi" w:eastAsiaTheme="minorEastAsia" w:cstheme="minorBidi"/>
+          <w:b w:val="0"/>
+          <w:bCs w:val="0"/>
+          <w:kern w:val="2"/>
+          <w:sz w:val="24"/>
+          <w:szCs w:val="24"/>
+          <w:highlight w:val="none"/>
+          <w:lang w:val="en-US" w:eastAsia="zh-CN" w:bidi="ar-SA"/>
+        </w:rPr>
+        <w:tab/>
+      </w:r>
+      <w:r>
+        <w:rPr>
+          <w:rFonts w:hint="default" w:asciiTheme="minorHAnsi" w:hAnsiTheme="minorHAnsi" w:eastAsiaTheme="minorEastAsia" w:cstheme="minorBidi"/>
+          <w:b w:val="0"/>
+          <w:bCs w:val="0"/>
+          <w:kern w:val="2"/>
+          <w:sz w:val="24"/>
+          <w:szCs w:val="24"/>
+          <w:highlight w:val="none"/>
+          <w:lang w:val="en-US" w:eastAsia="zh-CN" w:bidi="ar-SA"/>
+        </w:rPr>
+        <w:t>This approach allows us to experiment with complex forms and structures, facilitating a more efficient transition from conceptual designs to tangible outcomes.</w:t>
+      </w:r>
+    </w:p>
+    <w:p>
+      <w:pPr>
+        <w:pStyle w:val="8"/>
+        <w:numPr>
+          <w:ilvl w:val="0"/>
+          <w:numId w:val="0"/>
+        </w:numPr>
+        <w:suppressAutoHyphens/>
+        <w:spacing w:beforeLines="0" w:afterLines="0"/>
+        <w:ind w:leftChars="0"/>
+        <w:rPr>
+          <w:rFonts w:hint="default" w:asciiTheme="minorHAnsi" w:hAnsiTheme="minorHAnsi" w:eastAsiaTheme="minorEastAsia" w:cstheme="minorBidi"/>
+          <w:b w:val="0"/>
+          <w:bCs w:val="0"/>
+          <w:kern w:val="2"/>
+          <w:sz w:val="24"/>
+          <w:szCs w:val="24"/>
+          <w:highlight w:val="none"/>
+          <w:lang w:val="en-US" w:eastAsia="zh-CN" w:bidi="ar-SA"/>
+        </w:rPr>
+      </w:pPr>
+      <w:r>
+        <w:rPr>
+          <w:rFonts w:hint="default" w:asciiTheme="minorHAnsi" w:hAnsiTheme="minorHAnsi" w:eastAsiaTheme="minorEastAsia" w:cstheme="minorBidi"/>
+          <w:b w:val="0"/>
+          <w:bCs w:val="0"/>
+          <w:kern w:val="2"/>
+          <w:sz w:val="24"/>
+          <w:szCs w:val="24"/>
+          <w:highlight w:val="none"/>
+          <w:lang w:val="en-US" w:eastAsia="zh-CN" w:bidi="ar-SA"/>
+        </w:rPr>
+        <w:t>AI and robotic arms will assist us in refining every stage of design and production. By integrating these technologies, we aim to enhance precision, reduce manual labor, and accelerate project timelines. As pioneers, we have the unique opportunity to influence the future of architecture, making it more dynamic, responsive, and sustainable.</w:t>
+      </w:r>
+    </w:p>
+    <w:p>
+      <w:pPr>
+        <w:pStyle w:val="8"/>
+        <w:numPr>
+          <w:ilvl w:val="0"/>
+          <w:numId w:val="0"/>
+        </w:numPr>
+        <w:suppressAutoHyphens/>
+        <w:spacing w:beforeLines="0" w:afterLines="0"/>
+        <w:ind w:leftChars="0"/>
+        <w:rPr>
+          <w:rFonts w:hint="default" w:asciiTheme="minorHAnsi" w:hAnsiTheme="minorHAnsi" w:eastAsiaTheme="minorEastAsia" w:cstheme="minorBidi"/>
+          <w:b w:val="0"/>
+          <w:bCs w:val="0"/>
+          <w:kern w:val="2"/>
+          <w:sz w:val="24"/>
+          <w:szCs w:val="24"/>
+          <w:highlight w:val="none"/>
+          <w:lang w:val="en-US" w:eastAsia="zh-CN" w:bidi="ar-SA"/>
+        </w:rPr>
+      </w:pPr>
+    </w:p>
+    <w:p>
+      <w:pPr>
+        <w:pStyle w:val="8"/>
+        <w:numPr>
+          <w:ilvl w:val="0"/>
+          <w:numId w:val="6"/>
+        </w:numPr>
+        <w:suppressAutoHyphens/>
+        <w:spacing w:beforeLines="0" w:afterLines="0"/>
+        <w:ind w:left="0" w:leftChars="0" w:firstLine="0" w:firstLineChars="0"/>
+        <w:rPr>
+          <w:rFonts w:hint="default" w:asciiTheme="minorHAnsi" w:hAnsiTheme="minorHAnsi" w:eastAsiaTheme="minorEastAsia" w:cstheme="minorBidi"/>
+          <w:b w:val="0"/>
+          <w:bCs w:val="0"/>
+          <w:kern w:val="2"/>
+          <w:sz w:val="24"/>
+          <w:szCs w:val="24"/>
+          <w:highlight w:val="none"/>
+          <w:lang w:val="en-US" w:eastAsia="zh-CN" w:bidi="ar-SA"/>
+        </w:rPr>
+      </w:pPr>
+      <w:r>
+        <w:rPr>
+          <w:rFonts w:hint="default" w:asciiTheme="minorHAnsi" w:hAnsiTheme="minorHAnsi" w:eastAsiaTheme="minorEastAsia" w:cstheme="minorBidi"/>
+          <w:b w:val="0"/>
+          <w:bCs w:val="0"/>
+          <w:kern w:val="2"/>
+          <w:sz w:val="24"/>
+          <w:szCs w:val="24"/>
+          <w:highlight w:val="none"/>
+          <w:lang w:val="en-US" w:eastAsia="zh-CN" w:bidi="ar-SA"/>
+        </w:rPr>
+        <w:t>One of the most interesting aspects of this project is the correlation among the three different compositions. The key takeaway is that AI should serve as a tool to support design, rather than replace the designer. As AI and robotics become increasingly important in shaping the future of society, it is essential to integrate these methods thoughtfully into our workflow.</w:t>
+      </w:r>
+    </w:p>
+    <w:p>
+      <w:pPr>
+        <w:pStyle w:val="8"/>
+        <w:widowControl w:val="0"/>
+        <w:numPr>
+          <w:ilvl w:val="0"/>
+          <w:numId w:val="0"/>
+        </w:numPr>
+        <w:suppressAutoHyphens/>
+        <w:autoSpaceDE w:val="0"/>
+        <w:autoSpaceDN w:val="0"/>
+        <w:adjustRightInd w:val="0"/>
+        <w:spacing w:beforeLines="0" w:afterLines="0" w:line="288" w:lineRule="auto"/>
+        <w:jc w:val="both"/>
+        <w:textAlignment w:val="center"/>
+        <w:rPr>
+          <w:rFonts w:hint="default" w:asciiTheme="minorHAnsi" w:hAnsiTheme="minorHAnsi" w:eastAsiaTheme="minorEastAsia" w:cstheme="minorBidi"/>
+          <w:b w:val="0"/>
+          <w:bCs w:val="0"/>
+          <w:kern w:val="2"/>
+          <w:sz w:val="24"/>
+          <w:szCs w:val="24"/>
+          <w:highlight w:val="none"/>
+          <w:lang w:val="en-US" w:eastAsia="zh-CN" w:bidi="ar-SA"/>
+        </w:rPr>
+      </w:pPr>
+    </w:p>
+    <w:p>
+      <w:pPr>
+        <w:pStyle w:val="8"/>
+        <w:widowControl w:val="0"/>
+        <w:numPr>
+          <w:ilvl w:val="0"/>
+          <w:numId w:val="0"/>
+        </w:numPr>
+        <w:suppressAutoHyphens/>
+        <w:autoSpaceDE w:val="0"/>
+        <w:autoSpaceDN w:val="0"/>
+        <w:adjustRightInd w:val="0"/>
+        <w:spacing w:beforeLines="0" w:afterLines="0" w:line="288" w:lineRule="auto"/>
+        <w:jc w:val="both"/>
+        <w:textAlignment w:val="center"/>
+        <w:rPr>
+          <w:rFonts w:hint="default" w:asciiTheme="minorHAnsi" w:hAnsiTheme="minorHAnsi" w:eastAsiaTheme="minorEastAsia" w:cstheme="minorBidi"/>
+          <w:b w:val="0"/>
+          <w:bCs w:val="0"/>
+          <w:kern w:val="2"/>
+          <w:sz w:val="24"/>
+          <w:szCs w:val="24"/>
+          <w:highlight w:val="none"/>
+          <w:lang w:val="en-US" w:eastAsia="zh-CN" w:bidi="ar-SA"/>
+        </w:rPr>
+      </w:pPr>
+    </w:p>
+    <w:p>
+      <w:pPr>
+        <w:pStyle w:val="8"/>
+        <w:widowControl w:val="0"/>
+        <w:numPr>
+          <w:ilvl w:val="0"/>
+          <w:numId w:val="0"/>
+        </w:numPr>
+        <w:suppressAutoHyphens/>
+        <w:autoSpaceDE w:val="0"/>
+        <w:autoSpaceDN w:val="0"/>
+        <w:adjustRightInd w:val="0"/>
+        <w:spacing w:beforeLines="0" w:afterLines="0" w:line="288" w:lineRule="auto"/>
+        <w:jc w:val="both"/>
+        <w:textAlignment w:val="center"/>
+        <w:rPr>
+          <w:rFonts w:hint="default" w:asciiTheme="minorHAnsi" w:hAnsiTheme="minorHAnsi" w:eastAsiaTheme="minorEastAsia" w:cstheme="minorBidi"/>
+          <w:b w:val="0"/>
+          <w:bCs w:val="0"/>
+          <w:kern w:val="2"/>
+          <w:sz w:val="24"/>
+          <w:szCs w:val="24"/>
+          <w:highlight w:val="none"/>
+          <w:lang w:val="en-US" w:eastAsia="zh-CN" w:bidi="ar-SA"/>
+        </w:rPr>
+      </w:pPr>
+    </w:p>
+    <w:p>
+      <w:pPr>
+        <w:pStyle w:val="8"/>
+        <w:widowControl w:val="0"/>
+        <w:numPr>
+          <w:ilvl w:val="0"/>
+          <w:numId w:val="0"/>
+        </w:numPr>
+        <w:suppressAutoHyphens/>
+        <w:autoSpaceDE w:val="0"/>
+        <w:autoSpaceDN w:val="0"/>
+        <w:adjustRightInd w:val="0"/>
+        <w:spacing w:beforeLines="0" w:afterLines="0" w:line="288" w:lineRule="auto"/>
+        <w:jc w:val="both"/>
+        <w:textAlignment w:val="center"/>
+        <w:rPr>
+          <w:rFonts w:hint="default" w:asciiTheme="minorHAnsi" w:hAnsiTheme="minorHAnsi" w:eastAsiaTheme="minorEastAsia" w:cstheme="minorBidi"/>
+          <w:b w:val="0"/>
+          <w:bCs w:val="0"/>
+          <w:kern w:val="2"/>
+          <w:sz w:val="24"/>
+          <w:szCs w:val="24"/>
+          <w:highlight w:val="none"/>
+          <w:lang w:val="en-US" w:eastAsia="zh-CN" w:bidi="ar-SA"/>
+        </w:rPr>
+      </w:pPr>
+    </w:p>
+    <w:p>
+      <w:pPr>
+        <w:pStyle w:val="8"/>
+        <w:widowControl w:val="0"/>
+        <w:numPr>
+          <w:ilvl w:val="0"/>
+          <w:numId w:val="0"/>
+        </w:numPr>
+        <w:suppressAutoHyphens/>
+        <w:autoSpaceDE w:val="0"/>
+        <w:autoSpaceDN w:val="0"/>
+        <w:adjustRightInd w:val="0"/>
+        <w:spacing w:beforeLines="0" w:afterLines="0" w:line="288" w:lineRule="auto"/>
+        <w:jc w:val="both"/>
+        <w:textAlignment w:val="center"/>
+        <w:rPr>
+          <w:rFonts w:hint="default" w:asciiTheme="minorHAnsi" w:hAnsiTheme="minorHAnsi" w:eastAsiaTheme="minorEastAsia" w:cstheme="minorBidi"/>
+          <w:b w:val="0"/>
+          <w:bCs w:val="0"/>
+          <w:kern w:val="2"/>
+          <w:sz w:val="24"/>
+          <w:szCs w:val="24"/>
+          <w:highlight w:val="none"/>
+          <w:lang w:val="en-US" w:eastAsia="zh-CN" w:bidi="ar-SA"/>
+        </w:rPr>
+      </w:pPr>
+    </w:p>
+    <w:p>
+      <w:pPr>
+        <w:pStyle w:val="8"/>
+        <w:widowControl w:val="0"/>
+        <w:numPr>
+          <w:ilvl w:val="0"/>
+          <w:numId w:val="0"/>
+        </w:numPr>
+        <w:suppressAutoHyphens/>
+        <w:autoSpaceDE w:val="0"/>
+        <w:autoSpaceDN w:val="0"/>
+        <w:adjustRightInd w:val="0"/>
+        <w:spacing w:beforeLines="0" w:afterLines="0" w:line="288" w:lineRule="auto"/>
+        <w:jc w:val="both"/>
+        <w:textAlignment w:val="center"/>
+        <w:rPr>
+          <w:rFonts w:hint="default" w:asciiTheme="minorHAnsi" w:hAnsiTheme="minorHAnsi" w:eastAsiaTheme="minorEastAsia" w:cstheme="minorBidi"/>
+          <w:b w:val="0"/>
+          <w:bCs w:val="0"/>
+          <w:kern w:val="2"/>
+          <w:sz w:val="24"/>
+          <w:szCs w:val="24"/>
+          <w:highlight w:val="none"/>
+          <w:lang w:val="en-US" w:eastAsia="zh-CN" w:bidi="ar-SA"/>
+        </w:rPr>
+      </w:pPr>
+    </w:p>
+    <w:p>
+      <w:pPr>
+        <w:pStyle w:val="8"/>
+        <w:widowControl w:val="0"/>
+        <w:numPr>
+          <w:ilvl w:val="0"/>
+          <w:numId w:val="0"/>
+        </w:numPr>
+        <w:suppressAutoHyphens/>
+        <w:autoSpaceDE w:val="0"/>
+        <w:autoSpaceDN w:val="0"/>
+        <w:adjustRightInd w:val="0"/>
+        <w:spacing w:beforeLines="0" w:afterLines="0" w:line="288" w:lineRule="auto"/>
+        <w:jc w:val="both"/>
+        <w:textAlignment w:val="center"/>
+        <w:rPr>
+          <w:rFonts w:hint="default" w:asciiTheme="minorHAnsi" w:hAnsiTheme="minorHAnsi" w:eastAsiaTheme="minorEastAsia" w:cstheme="minorBidi"/>
+          <w:b w:val="0"/>
+          <w:bCs w:val="0"/>
+          <w:kern w:val="2"/>
+          <w:sz w:val="24"/>
+          <w:szCs w:val="24"/>
+          <w:highlight w:val="none"/>
+          <w:lang w:val="en-US" w:eastAsia="zh-CN" w:bidi="ar-SA"/>
+        </w:rPr>
+      </w:pPr>
+    </w:p>
+    <w:p>
+      <w:pPr>
+        <w:pStyle w:val="8"/>
+        <w:widowControl w:val="0"/>
+        <w:numPr>
+          <w:ilvl w:val="0"/>
+          <w:numId w:val="0"/>
+        </w:numPr>
+        <w:suppressAutoHyphens/>
+        <w:autoSpaceDE w:val="0"/>
+        <w:autoSpaceDN w:val="0"/>
+        <w:adjustRightInd w:val="0"/>
+        <w:spacing w:beforeLines="0" w:afterLines="0" w:line="288" w:lineRule="auto"/>
+        <w:jc w:val="both"/>
+        <w:textAlignment w:val="center"/>
+        <w:rPr>
+          <w:rFonts w:hint="default" w:asciiTheme="minorHAnsi" w:hAnsiTheme="minorHAnsi" w:eastAsiaTheme="minorEastAsia" w:cstheme="minorBidi"/>
+          <w:b w:val="0"/>
+          <w:bCs w:val="0"/>
+          <w:kern w:val="2"/>
+          <w:sz w:val="24"/>
+          <w:szCs w:val="24"/>
+          <w:highlight w:val="none"/>
+          <w:lang w:val="en-US" w:eastAsia="zh-CN" w:bidi="ar-SA"/>
+        </w:rPr>
+      </w:pPr>
+    </w:p>
+    <w:p>
+      <w:pPr>
+        <w:pStyle w:val="8"/>
+        <w:widowControl w:val="0"/>
+        <w:numPr>
+          <w:ilvl w:val="0"/>
+          <w:numId w:val="0"/>
+        </w:numPr>
+        <w:suppressAutoHyphens/>
+        <w:autoSpaceDE w:val="0"/>
+        <w:autoSpaceDN w:val="0"/>
+        <w:adjustRightInd w:val="0"/>
+        <w:spacing w:beforeLines="0" w:afterLines="0" w:line="288" w:lineRule="auto"/>
+        <w:jc w:val="both"/>
+        <w:textAlignment w:val="center"/>
+        <w:rPr>
+          <w:rFonts w:hint="default" w:asciiTheme="minorHAnsi" w:hAnsiTheme="minorHAnsi" w:eastAsiaTheme="minorEastAsia" w:cstheme="minorBidi"/>
+          <w:b w:val="0"/>
+          <w:bCs w:val="0"/>
+          <w:kern w:val="2"/>
+          <w:sz w:val="24"/>
+          <w:szCs w:val="24"/>
+          <w:highlight w:val="none"/>
+          <w:lang w:val="en-US" w:eastAsia="zh-CN" w:bidi="ar-SA"/>
+        </w:rPr>
+      </w:pPr>
+    </w:p>
+    <w:p>
+      <w:pPr>
+        <w:pStyle w:val="8"/>
+        <w:widowControl w:val="0"/>
+        <w:numPr>
+          <w:ilvl w:val="0"/>
+          <w:numId w:val="0"/>
+        </w:numPr>
+        <w:suppressAutoHyphens/>
+        <w:autoSpaceDE w:val="0"/>
+        <w:autoSpaceDN w:val="0"/>
+        <w:adjustRightInd w:val="0"/>
+        <w:spacing w:beforeLines="0" w:afterLines="0" w:line="288" w:lineRule="auto"/>
+        <w:jc w:val="both"/>
+        <w:textAlignment w:val="center"/>
+        <w:rPr>
+          <w:rFonts w:hint="default" w:asciiTheme="minorHAnsi" w:hAnsiTheme="minorHAnsi" w:eastAsiaTheme="minorEastAsia" w:cstheme="minorBidi"/>
+          <w:b w:val="0"/>
+          <w:bCs w:val="0"/>
+          <w:kern w:val="2"/>
+          <w:sz w:val="24"/>
+          <w:szCs w:val="24"/>
+          <w:highlight w:val="none"/>
+          <w:lang w:val="en-US" w:eastAsia="zh-CN" w:bidi="ar-SA"/>
+        </w:rPr>
+      </w:pPr>
+    </w:p>
+    <w:p>
+      <w:pPr>
+        <w:pStyle w:val="8"/>
+        <w:widowControl w:val="0"/>
+        <w:numPr>
+          <w:ilvl w:val="0"/>
+          <w:numId w:val="0"/>
+        </w:numPr>
+        <w:suppressAutoHyphens/>
+        <w:autoSpaceDE w:val="0"/>
+        <w:autoSpaceDN w:val="0"/>
+        <w:adjustRightInd w:val="0"/>
+        <w:spacing w:beforeLines="0" w:afterLines="0" w:line="288" w:lineRule="auto"/>
+        <w:jc w:val="both"/>
+        <w:textAlignment w:val="center"/>
+        <w:rPr>
+          <w:rFonts w:hint="default" w:asciiTheme="minorHAnsi" w:hAnsiTheme="minorHAnsi" w:eastAsiaTheme="minorEastAsia" w:cstheme="minorBidi"/>
+          <w:b w:val="0"/>
+          <w:bCs w:val="0"/>
+          <w:kern w:val="2"/>
+          <w:sz w:val="24"/>
+          <w:szCs w:val="24"/>
+          <w:highlight w:val="none"/>
+          <w:lang w:val="en-US" w:eastAsia="zh-CN" w:bidi="ar-SA"/>
+        </w:rPr>
+      </w:pPr>
+    </w:p>
+    <w:p>
+      <w:pPr>
+        <w:pStyle w:val="8"/>
+        <w:widowControl w:val="0"/>
+        <w:numPr>
+          <w:ilvl w:val="0"/>
+          <w:numId w:val="0"/>
+        </w:numPr>
+        <w:suppressAutoHyphens/>
+        <w:autoSpaceDE w:val="0"/>
+        <w:autoSpaceDN w:val="0"/>
+        <w:adjustRightInd w:val="0"/>
+        <w:spacing w:beforeLines="0" w:afterLines="0" w:line="288" w:lineRule="auto"/>
+        <w:jc w:val="both"/>
+        <w:textAlignment w:val="center"/>
+        <w:rPr>
+          <w:rFonts w:hint="default" w:asciiTheme="minorHAnsi" w:hAnsiTheme="minorHAnsi" w:eastAsiaTheme="minorEastAsia" w:cstheme="minorBidi"/>
+          <w:b w:val="0"/>
+          <w:bCs w:val="0"/>
+          <w:kern w:val="2"/>
+          <w:sz w:val="24"/>
+          <w:szCs w:val="24"/>
+          <w:highlight w:val="none"/>
+          <w:lang w:val="en-US" w:eastAsia="zh-CN" w:bidi="ar-SA"/>
+        </w:rPr>
+      </w:pPr>
+    </w:p>
+    <w:p>
+      <w:pPr>
+        <w:pStyle w:val="8"/>
+        <w:widowControl w:val="0"/>
+        <w:numPr>
+          <w:ilvl w:val="0"/>
+          <w:numId w:val="0"/>
+        </w:numPr>
+        <w:suppressAutoHyphens/>
+        <w:autoSpaceDE w:val="0"/>
+        <w:autoSpaceDN w:val="0"/>
+        <w:adjustRightInd w:val="0"/>
+        <w:spacing w:beforeLines="0" w:afterLines="0" w:line="288" w:lineRule="auto"/>
+        <w:jc w:val="both"/>
+        <w:textAlignment w:val="center"/>
+        <w:rPr>
+          <w:rFonts w:hint="default" w:asciiTheme="minorHAnsi" w:hAnsiTheme="minorHAnsi" w:eastAsiaTheme="minorEastAsia" w:cstheme="minorBidi"/>
+          <w:b w:val="0"/>
+          <w:bCs w:val="0"/>
+          <w:kern w:val="2"/>
+          <w:sz w:val="24"/>
+          <w:szCs w:val="24"/>
+          <w:highlight w:val="none"/>
+          <w:lang w:val="en-US" w:eastAsia="zh-CN" w:bidi="ar-SA"/>
+        </w:rPr>
+      </w:pPr>
+    </w:p>
+    <w:p>
+      <w:pPr>
+        <w:pStyle w:val="8"/>
+        <w:widowControl w:val="0"/>
+        <w:numPr>
+          <w:ilvl w:val="0"/>
+          <w:numId w:val="0"/>
+        </w:numPr>
+        <w:suppressAutoHyphens/>
+        <w:autoSpaceDE w:val="0"/>
+        <w:autoSpaceDN w:val="0"/>
+        <w:adjustRightInd w:val="0"/>
+        <w:spacing w:beforeLines="0" w:afterLines="0" w:line="288" w:lineRule="auto"/>
+        <w:jc w:val="both"/>
+        <w:textAlignment w:val="center"/>
+        <w:rPr>
+          <w:rFonts w:hint="default" w:asciiTheme="minorHAnsi" w:hAnsiTheme="minorHAnsi" w:eastAsiaTheme="minorEastAsia" w:cstheme="minorBidi"/>
+          <w:b w:val="0"/>
+          <w:bCs w:val="0"/>
+          <w:kern w:val="2"/>
+          <w:sz w:val="24"/>
+          <w:szCs w:val="24"/>
+          <w:highlight w:val="none"/>
+          <w:lang w:val="en-US" w:eastAsia="zh-CN" w:bidi="ar-SA"/>
+        </w:rPr>
+      </w:pPr>
+    </w:p>
+    <w:p>
+      <w:pPr>
+        <w:pStyle w:val="8"/>
+        <w:widowControl w:val="0"/>
+        <w:numPr>
+          <w:ilvl w:val="0"/>
+          <w:numId w:val="0"/>
+        </w:numPr>
+        <w:suppressAutoHyphens/>
+        <w:autoSpaceDE w:val="0"/>
+        <w:autoSpaceDN w:val="0"/>
+        <w:adjustRightInd w:val="0"/>
+        <w:spacing w:beforeLines="0" w:afterLines="0" w:line="288" w:lineRule="auto"/>
+        <w:jc w:val="both"/>
+        <w:textAlignment w:val="center"/>
+        <w:rPr>
+          <w:rFonts w:hint="default" w:asciiTheme="minorHAnsi" w:hAnsiTheme="minorHAnsi" w:eastAsiaTheme="minorEastAsia" w:cstheme="minorBidi"/>
+          <w:b w:val="0"/>
+          <w:bCs w:val="0"/>
+          <w:kern w:val="2"/>
+          <w:sz w:val="24"/>
+          <w:szCs w:val="24"/>
+          <w:highlight w:val="none"/>
+          <w:lang w:val="en-US" w:eastAsia="zh-CN" w:bidi="ar-SA"/>
+        </w:rPr>
+      </w:pPr>
+    </w:p>
+    <w:p>
+      <w:pPr>
+        <w:pStyle w:val="8"/>
+        <w:widowControl w:val="0"/>
+        <w:numPr>
+          <w:ilvl w:val="0"/>
+          <w:numId w:val="0"/>
+        </w:numPr>
+        <w:suppressAutoHyphens/>
+        <w:autoSpaceDE w:val="0"/>
+        <w:autoSpaceDN w:val="0"/>
+        <w:adjustRightInd w:val="0"/>
+        <w:spacing w:beforeLines="0" w:afterLines="0" w:line="288" w:lineRule="auto"/>
+        <w:jc w:val="both"/>
+        <w:textAlignment w:val="center"/>
+        <w:rPr>
+          <w:rFonts w:hint="default" w:asciiTheme="minorHAnsi" w:hAnsiTheme="minorHAnsi" w:eastAsiaTheme="minorEastAsia" w:cstheme="minorBidi"/>
+          <w:b w:val="0"/>
+          <w:bCs w:val="0"/>
+          <w:kern w:val="2"/>
+          <w:sz w:val="24"/>
+          <w:szCs w:val="24"/>
+          <w:highlight w:val="none"/>
+          <w:lang w:val="en-US" w:eastAsia="zh-CN" w:bidi="ar-SA"/>
+        </w:rPr>
+      </w:pPr>
+    </w:p>
+    <w:p>
+      <w:pPr>
+        <w:pStyle w:val="8"/>
+        <w:widowControl w:val="0"/>
+        <w:numPr>
+          <w:ilvl w:val="0"/>
+          <w:numId w:val="0"/>
+        </w:numPr>
+        <w:suppressAutoHyphens/>
+        <w:autoSpaceDE w:val="0"/>
+        <w:autoSpaceDN w:val="0"/>
+        <w:adjustRightInd w:val="0"/>
+        <w:spacing w:beforeLines="0" w:afterLines="0" w:line="288" w:lineRule="auto"/>
+        <w:jc w:val="both"/>
+        <w:textAlignment w:val="center"/>
+        <w:rPr>
+          <w:rFonts w:hint="default" w:asciiTheme="minorHAnsi" w:hAnsiTheme="minorHAnsi" w:eastAsiaTheme="minorEastAsia" w:cstheme="minorBidi"/>
+          <w:b w:val="0"/>
+          <w:bCs w:val="0"/>
+          <w:kern w:val="2"/>
+          <w:sz w:val="24"/>
+          <w:szCs w:val="24"/>
+          <w:highlight w:val="none"/>
+          <w:lang w:val="en-US" w:eastAsia="zh-CN" w:bidi="ar-SA"/>
+        </w:rPr>
+      </w:pPr>
+    </w:p>
+    <w:p>
+      <w:pPr>
+        <w:pStyle w:val="8"/>
+        <w:widowControl w:val="0"/>
+        <w:numPr>
+          <w:ilvl w:val="0"/>
+          <w:numId w:val="0"/>
+        </w:numPr>
+        <w:suppressAutoHyphens/>
+        <w:autoSpaceDE w:val="0"/>
+        <w:autoSpaceDN w:val="0"/>
+        <w:adjustRightInd w:val="0"/>
+        <w:spacing w:beforeLines="0" w:afterLines="0" w:line="288" w:lineRule="auto"/>
+        <w:jc w:val="both"/>
+        <w:textAlignment w:val="center"/>
+        <w:rPr>
+          <w:rFonts w:hint="default" w:asciiTheme="minorHAnsi" w:hAnsiTheme="minorHAnsi" w:eastAsiaTheme="minorEastAsia" w:cstheme="minorBidi"/>
+          <w:b w:val="0"/>
+          <w:bCs w:val="0"/>
+          <w:kern w:val="2"/>
+          <w:sz w:val="24"/>
+          <w:szCs w:val="24"/>
+          <w:highlight w:val="none"/>
+          <w:lang w:val="en-US" w:eastAsia="zh-CN" w:bidi="ar-SA"/>
+        </w:rPr>
+      </w:pPr>
+    </w:p>
+    <w:p>
+      <w:pPr>
+        <w:widowControl w:val="0"/>
+        <w:numPr>
+          <w:ilvl w:val="0"/>
+          <w:numId w:val="0"/>
+        </w:numPr>
+        <w:jc w:val="center"/>
+        <w:rPr>
+          <w:rFonts w:hint="default"/>
+          <w:b w:val="0"/>
+          <w:bCs w:val="0"/>
+          <w:sz w:val="24"/>
+          <w:szCs w:val="24"/>
+          <w:highlight w:val="yellow"/>
+          <w:lang w:val="en-US" w:eastAsia="zh-CN"/>
+        </w:rPr>
+      </w:pPr>
+      <w:r>
+        <w:rPr>
+          <w:rFonts w:hint="eastAsia"/>
+          <w:b w:val="0"/>
+          <w:bCs w:val="0"/>
+          <w:sz w:val="24"/>
+          <w:szCs w:val="24"/>
+          <w:highlight w:val="yellow"/>
+          <w:lang w:val="en-US" w:eastAsia="zh-CN"/>
+        </w:rPr>
+        <w:t>ARCHITECTURE</w:t>
+      </w:r>
+    </w:p>
+    <w:p>
+      <w:pPr>
+        <w:widowControl w:val="0"/>
+        <w:numPr>
+          <w:ilvl w:val="0"/>
+          <w:numId w:val="0"/>
+        </w:numPr>
+        <w:jc w:val="left"/>
+        <w:rPr>
+          <w:rFonts w:hint="default"/>
+          <w:b w:val="0"/>
+          <w:bCs w:val="0"/>
+          <w:sz w:val="24"/>
+          <w:szCs w:val="24"/>
+          <w:highlight w:val="yellow"/>
+          <w:lang w:val="en-US" w:eastAsia="zh-CN"/>
+        </w:rPr>
+      </w:pPr>
+    </w:p>
+    <w:p>
+      <w:pPr>
+        <w:jc w:val="left"/>
+        <w:rPr>
+          <w:rFonts w:hint="default"/>
+          <w:b w:val="0"/>
+          <w:bCs w:val="0"/>
+          <w:sz w:val="24"/>
+          <w:szCs w:val="24"/>
+          <w:highlight w:val="none"/>
+          <w:lang w:val="en-US" w:eastAsia="zh-CN"/>
+        </w:rPr>
+      </w:pPr>
+      <w:r>
+        <w:rPr>
+          <w:rFonts w:hint="eastAsia"/>
+          <w:b/>
+          <w:bCs/>
+          <w:sz w:val="24"/>
+          <w:szCs w:val="24"/>
+          <w:highlight w:val="none"/>
+          <w:lang w:val="en-US" w:eastAsia="zh-CN"/>
+        </w:rPr>
+        <w:t xml:space="preserve">TITLE: </w:t>
+      </w:r>
+      <w:r>
+        <w:rPr>
+          <w:rFonts w:hint="eastAsia"/>
+          <w:b w:val="0"/>
+          <w:bCs w:val="0"/>
+          <w:sz w:val="24"/>
+          <w:szCs w:val="24"/>
+          <w:highlight w:val="none"/>
+          <w:lang w:val="en-US" w:eastAsia="zh-CN"/>
+        </w:rPr>
+        <w:t>From the skyline</w:t>
+      </w:r>
+    </w:p>
+    <w:p>
+      <w:pPr>
+        <w:jc w:val="left"/>
+        <w:rPr>
+          <w:rFonts w:hint="default"/>
+          <w:b w:val="0"/>
+          <w:bCs w:val="0"/>
+          <w:sz w:val="24"/>
+          <w:szCs w:val="24"/>
+          <w:highlight w:val="none"/>
+          <w:lang w:val="en-US" w:eastAsia="zh-CN"/>
+        </w:rPr>
+      </w:pPr>
+      <w:r>
+        <w:rPr>
+          <w:rFonts w:hint="eastAsia"/>
+          <w:b/>
+          <w:bCs/>
+          <w:sz w:val="24"/>
+          <w:szCs w:val="24"/>
+          <w:highlight w:val="none"/>
+          <w:lang w:val="en-US" w:eastAsia="zh-CN"/>
+        </w:rPr>
+        <w:t xml:space="preserve">TAG: </w:t>
+      </w:r>
+      <w:r>
+        <w:rPr>
+          <w:rFonts w:hint="eastAsia"/>
+          <w:b w:val="0"/>
+          <w:bCs w:val="0"/>
+          <w:sz w:val="24"/>
+          <w:szCs w:val="24"/>
+          <w:highlight w:val="none"/>
+          <w:lang w:val="en-US" w:eastAsia="zh-CN"/>
+        </w:rPr>
+        <w:t>2024AUTUMN; UNREAL; RHINO</w:t>
+      </w:r>
+    </w:p>
+    <w:p>
+      <w:pPr>
+        <w:jc w:val="left"/>
+        <w:rPr>
+          <w:rFonts w:hint="eastAsia"/>
+          <w:b/>
+          <w:bCs/>
+          <w:sz w:val="24"/>
+          <w:szCs w:val="24"/>
+          <w:highlight w:val="none"/>
+          <w:lang w:val="en-US" w:eastAsia="zh-CN"/>
+        </w:rPr>
+      </w:pPr>
+      <w:r>
+        <w:rPr>
+          <w:rFonts w:hint="eastAsia"/>
+          <w:b/>
+          <w:bCs/>
+          <w:sz w:val="24"/>
+          <w:szCs w:val="24"/>
+          <w:highlight w:val="none"/>
+          <w:lang w:val="en-US" w:eastAsia="zh-CN"/>
+        </w:rPr>
+        <w:t>DESCRIPTION:</w:t>
+      </w:r>
+    </w:p>
+    <w:p>
+      <w:pPr>
+        <w:jc w:val="left"/>
+        <w:rPr>
+          <w:rFonts w:hint="eastAsia"/>
+          <w:b/>
+          <w:bCs/>
+          <w:sz w:val="24"/>
+          <w:szCs w:val="24"/>
+          <w:highlight w:val="none"/>
+          <w:lang w:val="en-US" w:eastAsia="zh-CN"/>
+        </w:rPr>
+      </w:pPr>
+    </w:p>
+    <w:p>
+      <w:pPr>
+        <w:pStyle w:val="8"/>
+        <w:widowControl w:val="0"/>
+        <w:numPr>
+          <w:ilvl w:val="0"/>
+          <w:numId w:val="7"/>
+        </w:numPr>
+        <w:suppressAutoHyphens/>
+        <w:autoSpaceDE w:val="0"/>
+        <w:autoSpaceDN w:val="0"/>
+        <w:adjustRightInd w:val="0"/>
+        <w:spacing w:beforeLines="0" w:afterLines="0" w:line="288" w:lineRule="auto"/>
+        <w:jc w:val="both"/>
+        <w:textAlignment w:val="center"/>
+        <w:rPr>
+          <w:rFonts w:hint="default" w:asciiTheme="minorHAnsi" w:hAnsiTheme="minorHAnsi" w:eastAsiaTheme="minorEastAsia" w:cstheme="minorBidi"/>
+          <w:b w:val="0"/>
+          <w:bCs w:val="0"/>
+          <w:kern w:val="2"/>
+          <w:sz w:val="24"/>
+          <w:szCs w:val="24"/>
+          <w:highlight w:val="none"/>
+          <w:lang w:val="en-US" w:eastAsia="zh-CN" w:bidi="ar-SA"/>
+        </w:rPr>
+      </w:pPr>
+      <w:r>
+        <w:rPr>
+          <w:rFonts w:hint="default" w:asciiTheme="minorHAnsi" w:hAnsiTheme="minorHAnsi" w:eastAsiaTheme="minorEastAsia" w:cstheme="minorBidi"/>
+          <w:b w:val="0"/>
+          <w:bCs w:val="0"/>
+          <w:kern w:val="2"/>
+          <w:sz w:val="24"/>
+          <w:szCs w:val="24"/>
+          <w:highlight w:val="none"/>
+          <w:lang w:val="en-US" w:eastAsia="zh-CN" w:bidi="ar-SA"/>
+        </w:rPr>
+        <w:t>Environment and Survival — Our world appears to be facing an environmental crisis of increasing severity. As wildfires continue to spread across Los Angeles, these events call for greater attention to the lessons that natural disasters can teach us. In Los Angeles, communities are repeatedly confronted with threats such as earthquakes and wildfires. Although these disasters may seem separate, they can also be understood as interconnected sy</w:t>
       </w:r>
       <w:bookmarkStart w:id="0" w:name="_GoBack"/>
       <w:bookmarkEnd w:id="0"/>
+      <w:r>
+        <w:rPr>
+          <w:rFonts w:hint="default" w:asciiTheme="minorHAnsi" w:hAnsiTheme="minorHAnsi" w:eastAsiaTheme="minorEastAsia" w:cstheme="minorBidi"/>
+          <w:b w:val="0"/>
+          <w:bCs w:val="0"/>
+          <w:kern w:val="2"/>
+          <w:sz w:val="24"/>
+          <w:szCs w:val="24"/>
+          <w:highlight w:val="none"/>
+          <w:lang w:val="en-US" w:eastAsia="zh-CN" w:bidi="ar-SA"/>
+        </w:rPr>
+        <w:t>mptoms of larger environmental instability. In The Day After Tomorrow, catastrophic events unfold in sequence, beginning with an earthquake and followed by wildfire and extreme cold. This artwork draws on that logic by reconstructing images of earthquakes, cold, and wildfires to reflect the fragile condition of the Earth and to emphasize the urgency of environmental awareness. At the same time, the work suggests the possibility of hope. The pink flowers and early signs of spring hidden beneath the snow symbolize resilience and renewal, expressing the belief that through collective effort, people can develop a deeper understanding of the environment and work together to protect the planet.</w:t>
+      </w:r>
+    </w:p>
+    <w:p>
+      <w:pPr>
+        <w:pStyle w:val="8"/>
+        <w:widowControl w:val="0"/>
+        <w:numPr>
+          <w:ilvl w:val="0"/>
+          <w:numId w:val="0"/>
+        </w:numPr>
+        <w:suppressAutoHyphens/>
+        <w:autoSpaceDE w:val="0"/>
+        <w:autoSpaceDN w:val="0"/>
+        <w:adjustRightInd w:val="0"/>
+        <w:spacing w:beforeLines="0" w:afterLines="0" w:line="288" w:lineRule="auto"/>
+        <w:jc w:val="both"/>
+        <w:textAlignment w:val="center"/>
+        <w:rPr>
+          <w:rFonts w:hint="default" w:asciiTheme="minorHAnsi" w:hAnsiTheme="minorHAnsi" w:eastAsiaTheme="minorEastAsia" w:cstheme="minorBidi"/>
+          <w:b w:val="0"/>
+          <w:bCs w:val="0"/>
+          <w:kern w:val="2"/>
+          <w:sz w:val="24"/>
+          <w:szCs w:val="24"/>
+          <w:highlight w:val="none"/>
+          <w:lang w:val="en-US" w:eastAsia="zh-CN" w:bidi="ar-SA"/>
+        </w:rPr>
+      </w:pPr>
+    </w:p>
+    <w:p>
+      <w:pPr>
+        <w:jc w:val="left"/>
+        <w:rPr>
+          <w:rFonts w:hint="default"/>
+          <w:b w:val="0"/>
+          <w:bCs w:val="0"/>
+          <w:sz w:val="24"/>
+          <w:szCs w:val="24"/>
+          <w:highlight w:val="none"/>
+          <w:lang w:val="en-US" w:eastAsia="zh-CN"/>
+        </w:rPr>
+      </w:pPr>
+      <w:r>
+        <w:rPr>
+          <w:rFonts w:hint="eastAsia"/>
+          <w:b/>
+          <w:bCs/>
+          <w:sz w:val="24"/>
+          <w:szCs w:val="24"/>
+          <w:highlight w:val="none"/>
+          <w:lang w:val="en-US" w:eastAsia="zh-CN"/>
+        </w:rPr>
+        <w:t xml:space="preserve">TITLE: </w:t>
+      </w:r>
+      <w:r>
+        <w:rPr>
+          <w:rFonts w:hint="eastAsia"/>
+          <w:b w:val="0"/>
+          <w:bCs w:val="0"/>
+          <w:sz w:val="24"/>
+          <w:szCs w:val="24"/>
+          <w:highlight w:val="none"/>
+          <w:lang w:val="en-US" w:eastAsia="zh-CN"/>
+        </w:rPr>
+        <w:t>The Cyber Syracuse</w:t>
+      </w:r>
+    </w:p>
+    <w:p>
+      <w:pPr>
+        <w:jc w:val="left"/>
+        <w:rPr>
+          <w:rFonts w:hint="default"/>
+          <w:b w:val="0"/>
+          <w:bCs w:val="0"/>
+          <w:sz w:val="24"/>
+          <w:szCs w:val="24"/>
+          <w:highlight w:val="none"/>
+          <w:lang w:val="en-US" w:eastAsia="zh-CN"/>
+        </w:rPr>
+      </w:pPr>
+      <w:r>
+        <w:rPr>
+          <w:rFonts w:hint="eastAsia"/>
+          <w:b/>
+          <w:bCs/>
+          <w:sz w:val="24"/>
+          <w:szCs w:val="24"/>
+          <w:highlight w:val="none"/>
+          <w:lang w:val="en-US" w:eastAsia="zh-CN"/>
+        </w:rPr>
+        <w:t xml:space="preserve">TAG: </w:t>
+      </w:r>
+      <w:r>
+        <w:rPr>
+          <w:rFonts w:hint="eastAsia"/>
+          <w:b w:val="0"/>
+          <w:bCs w:val="0"/>
+          <w:sz w:val="24"/>
+          <w:szCs w:val="24"/>
+          <w:highlight w:val="none"/>
+          <w:lang w:val="en-US" w:eastAsia="zh-CN"/>
+        </w:rPr>
+        <w:t>2024AUTUMN; UNREAL; Blender, Maya, Substance Painter</w:t>
+      </w:r>
+    </w:p>
+    <w:p>
+      <w:pPr>
+        <w:jc w:val="left"/>
+        <w:rPr>
+          <w:rFonts w:hint="eastAsia"/>
+          <w:b/>
+          <w:bCs/>
+          <w:sz w:val="24"/>
+          <w:szCs w:val="24"/>
+          <w:highlight w:val="none"/>
+          <w:lang w:val="en-US" w:eastAsia="zh-CN"/>
+        </w:rPr>
+      </w:pPr>
+      <w:r>
+        <w:rPr>
+          <w:rFonts w:hint="eastAsia"/>
+          <w:b/>
+          <w:bCs/>
+          <w:sz w:val="24"/>
+          <w:szCs w:val="24"/>
+          <w:highlight w:val="none"/>
+          <w:lang w:val="en-US" w:eastAsia="zh-CN"/>
+        </w:rPr>
+        <w:t>DESCRIPTION:</w:t>
+      </w:r>
+    </w:p>
+    <w:p>
+      <w:pPr>
+        <w:jc w:val="left"/>
+        <w:rPr>
+          <w:rFonts w:hint="eastAsia"/>
+          <w:b/>
+          <w:bCs/>
+          <w:sz w:val="24"/>
+          <w:szCs w:val="24"/>
+          <w:highlight w:val="none"/>
+          <w:lang w:val="en-US" w:eastAsia="zh-CN"/>
+        </w:rPr>
+      </w:pPr>
+    </w:p>
+    <w:p>
+      <w:pPr>
+        <w:pStyle w:val="8"/>
+        <w:widowControl w:val="0"/>
+        <w:numPr>
+          <w:ilvl w:val="0"/>
+          <w:numId w:val="8"/>
+        </w:numPr>
+        <w:suppressAutoHyphens/>
+        <w:autoSpaceDE w:val="0"/>
+        <w:autoSpaceDN w:val="0"/>
+        <w:adjustRightInd w:val="0"/>
+        <w:spacing w:beforeLines="0" w:afterLines="0" w:line="288" w:lineRule="auto"/>
+        <w:jc w:val="both"/>
+        <w:textAlignment w:val="center"/>
+        <w:rPr>
+          <w:rFonts w:hint="default" w:asciiTheme="minorHAnsi" w:hAnsiTheme="minorHAnsi" w:eastAsiaTheme="minorEastAsia" w:cstheme="minorBidi"/>
+          <w:b w:val="0"/>
+          <w:bCs w:val="0"/>
+          <w:kern w:val="2"/>
+          <w:sz w:val="24"/>
+          <w:szCs w:val="24"/>
+          <w:highlight w:val="none"/>
+          <w:lang w:val="en-US" w:eastAsia="zh-CN" w:bidi="ar-SA"/>
+        </w:rPr>
+      </w:pPr>
+      <w:r>
+        <w:rPr>
+          <w:rFonts w:hint="default" w:asciiTheme="minorHAnsi" w:hAnsiTheme="minorHAnsi" w:eastAsiaTheme="minorEastAsia" w:cstheme="minorBidi"/>
+          <w:b w:val="0"/>
+          <w:bCs w:val="0"/>
+          <w:kern w:val="2"/>
+          <w:sz w:val="24"/>
+          <w:szCs w:val="24"/>
+          <w:highlight w:val="none"/>
+          <w:lang w:val="en-US" w:eastAsia="zh-CN" w:bidi="ar-SA"/>
+        </w:rPr>
+        <w:t>Because the original story is set in Syracuse, the design process began with research into the city’s historical maps. The architectural language was based on the Arab-Norman-Byzantine tradition, which provided the primary formal and cultural framework. The intersection of the three bridges was then selected as a defining spatial characteristic and used as a key urban motif. Asian-inspired billboards were layered onto this historical foundation to introduce a cyberpunk dystopian futuristic atmosphere. At the same time, Sicilian billboard references and traditional Sicilian patterns were incorporated as visual assets to retain a sense of local authenticity within the speculative setting.</w:t>
+      </w:r>
+    </w:p>
+    <w:p>
+      <w:pPr>
+        <w:pStyle w:val="8"/>
+        <w:widowControl w:val="0"/>
+        <w:numPr>
+          <w:ilvl w:val="0"/>
+          <w:numId w:val="0"/>
+        </w:numPr>
+        <w:suppressAutoHyphens/>
+        <w:autoSpaceDE w:val="0"/>
+        <w:autoSpaceDN w:val="0"/>
+        <w:adjustRightInd w:val="0"/>
+        <w:spacing w:beforeLines="0" w:afterLines="0" w:line="288" w:lineRule="auto"/>
+        <w:jc w:val="both"/>
+        <w:textAlignment w:val="center"/>
+        <w:rPr>
+          <w:rFonts w:hint="default" w:asciiTheme="minorHAnsi" w:hAnsiTheme="minorHAnsi" w:eastAsiaTheme="minorEastAsia" w:cstheme="minorBidi"/>
+          <w:b w:val="0"/>
+          <w:bCs w:val="0"/>
+          <w:kern w:val="2"/>
+          <w:sz w:val="24"/>
+          <w:szCs w:val="24"/>
+          <w:highlight w:val="none"/>
+          <w:lang w:val="en-US" w:eastAsia="zh-CN" w:bidi="ar-SA"/>
+        </w:rPr>
+      </w:pPr>
+    </w:p>
+    <w:p>
+      <w:pPr>
+        <w:pStyle w:val="8"/>
+        <w:widowControl w:val="0"/>
+        <w:numPr>
+          <w:ilvl w:val="0"/>
+          <w:numId w:val="8"/>
+        </w:numPr>
+        <w:suppressAutoHyphens/>
+        <w:autoSpaceDE w:val="0"/>
+        <w:autoSpaceDN w:val="0"/>
+        <w:adjustRightInd w:val="0"/>
+        <w:spacing w:beforeLines="0" w:afterLines="0" w:line="288" w:lineRule="auto"/>
+        <w:jc w:val="both"/>
+        <w:textAlignment w:val="center"/>
+        <w:rPr>
+          <w:rFonts w:hint="default" w:asciiTheme="minorHAnsi" w:hAnsiTheme="minorHAnsi" w:eastAsiaTheme="minorEastAsia" w:cstheme="minorBidi"/>
+          <w:b w:val="0"/>
+          <w:bCs w:val="0"/>
+          <w:kern w:val="2"/>
+          <w:sz w:val="24"/>
+          <w:szCs w:val="24"/>
+          <w:highlight w:val="none"/>
+          <w:lang w:val="en-US" w:eastAsia="zh-CN" w:bidi="ar-SA"/>
+        </w:rPr>
+      </w:pPr>
+      <w:r>
+        <w:rPr>
+          <w:rFonts w:hint="default" w:asciiTheme="minorHAnsi" w:hAnsiTheme="minorHAnsi" w:eastAsiaTheme="minorEastAsia" w:cstheme="minorBidi"/>
+          <w:b w:val="0"/>
+          <w:bCs w:val="0"/>
+          <w:kern w:val="2"/>
+          <w:sz w:val="24"/>
+          <w:szCs w:val="24"/>
+          <w:highlight w:val="none"/>
+          <w:lang w:val="en-US" w:eastAsia="zh-CN" w:bidi="ar-SA"/>
+        </w:rPr>
+        <w:t>Architectural language has always moved across borders, absorbing influences, materials, and ideas from different cultures and periods. The value of Tancredi was not only in its story, but in the opportunity to study and reinterpret the spatial and architectural identity behind it. Through design, I used architecture as a way to connect histories, traditions, and new technologies, treating culture not as something closed, but as something that can be translated and reimagined.</w:t>
+      </w:r>
+    </w:p>
+    <w:p>
+      <w:pPr>
+        <w:pStyle w:val="8"/>
+        <w:widowControl w:val="0"/>
+        <w:numPr>
+          <w:ilvl w:val="0"/>
+          <w:numId w:val="0"/>
+        </w:numPr>
+        <w:suppressAutoHyphens/>
+        <w:autoSpaceDE w:val="0"/>
+        <w:autoSpaceDN w:val="0"/>
+        <w:adjustRightInd w:val="0"/>
+        <w:spacing w:beforeLines="0" w:afterLines="0" w:line="288" w:lineRule="auto"/>
+        <w:jc w:val="both"/>
+        <w:textAlignment w:val="center"/>
+        <w:rPr>
+          <w:rFonts w:hint="default" w:asciiTheme="minorHAnsi" w:hAnsiTheme="minorHAnsi" w:eastAsiaTheme="minorEastAsia" w:cstheme="minorBidi"/>
+          <w:b w:val="0"/>
+          <w:bCs w:val="0"/>
+          <w:kern w:val="2"/>
+          <w:sz w:val="24"/>
+          <w:szCs w:val="24"/>
+          <w:highlight w:val="none"/>
+          <w:lang w:val="en-US" w:eastAsia="zh-CN" w:bidi="ar-SA"/>
+        </w:rPr>
+      </w:pPr>
+    </w:p>
+    <w:p>
+      <w:pPr>
+        <w:pStyle w:val="8"/>
+        <w:widowControl w:val="0"/>
+        <w:numPr>
+          <w:ilvl w:val="0"/>
+          <w:numId w:val="0"/>
+        </w:numPr>
+        <w:suppressAutoHyphens/>
+        <w:autoSpaceDE w:val="0"/>
+        <w:autoSpaceDN w:val="0"/>
+        <w:adjustRightInd w:val="0"/>
+        <w:spacing w:beforeLines="0" w:afterLines="0" w:line="288" w:lineRule="auto"/>
+        <w:jc w:val="both"/>
+        <w:textAlignment w:val="center"/>
+        <w:rPr>
+          <w:rFonts w:hint="default" w:asciiTheme="minorHAnsi" w:hAnsiTheme="minorHAnsi" w:eastAsiaTheme="minorEastAsia" w:cstheme="minorBidi"/>
+          <w:b w:val="0"/>
+          <w:bCs w:val="0"/>
+          <w:kern w:val="2"/>
+          <w:sz w:val="24"/>
+          <w:szCs w:val="24"/>
+          <w:highlight w:val="none"/>
+          <w:lang w:val="en-US" w:eastAsia="zh-CN" w:bidi="ar-SA"/>
+        </w:rPr>
+      </w:pPr>
+    </w:p>
+    <w:p>
+      <w:pPr>
+        <w:jc w:val="left"/>
+        <w:rPr>
+          <w:rFonts w:hint="default"/>
+          <w:b w:val="0"/>
+          <w:bCs w:val="0"/>
+          <w:sz w:val="24"/>
+          <w:szCs w:val="24"/>
+          <w:highlight w:val="none"/>
+          <w:lang w:val="en-US" w:eastAsia="zh-CN"/>
+        </w:rPr>
+      </w:pPr>
+      <w:r>
+        <w:rPr>
+          <w:rFonts w:hint="eastAsia"/>
+          <w:b/>
+          <w:bCs/>
+          <w:sz w:val="24"/>
+          <w:szCs w:val="24"/>
+          <w:highlight w:val="none"/>
+          <w:lang w:val="en-US" w:eastAsia="zh-CN"/>
+        </w:rPr>
+        <w:t xml:space="preserve">TITLE: </w:t>
+      </w:r>
+      <w:r>
+        <w:rPr>
+          <w:rFonts w:hint="eastAsia"/>
+          <w:b w:val="0"/>
+          <w:bCs w:val="0"/>
+          <w:sz w:val="24"/>
+          <w:szCs w:val="24"/>
+          <w:highlight w:val="none"/>
+          <w:lang w:val="en-US" w:eastAsia="zh-CN"/>
+        </w:rPr>
+        <w:t>The Hydros District</w:t>
+      </w:r>
+    </w:p>
+    <w:p>
+      <w:pPr>
+        <w:jc w:val="left"/>
+        <w:rPr>
+          <w:rFonts w:hint="default"/>
+          <w:b w:val="0"/>
+          <w:bCs w:val="0"/>
+          <w:sz w:val="24"/>
+          <w:szCs w:val="24"/>
+          <w:highlight w:val="none"/>
+          <w:lang w:val="en-US" w:eastAsia="zh-CN"/>
+        </w:rPr>
+      </w:pPr>
+      <w:r>
+        <w:rPr>
+          <w:rFonts w:hint="eastAsia"/>
+          <w:b/>
+          <w:bCs/>
+          <w:sz w:val="24"/>
+          <w:szCs w:val="24"/>
+          <w:highlight w:val="none"/>
+          <w:lang w:val="en-US" w:eastAsia="zh-CN"/>
+        </w:rPr>
+        <w:t xml:space="preserve">TAG: </w:t>
+      </w:r>
+      <w:r>
+        <w:rPr>
+          <w:rFonts w:hint="eastAsia"/>
+          <w:b w:val="0"/>
+          <w:bCs w:val="0"/>
+          <w:sz w:val="24"/>
+          <w:szCs w:val="24"/>
+          <w:highlight w:val="none"/>
+          <w:lang w:val="en-US" w:eastAsia="zh-CN"/>
+        </w:rPr>
+        <w:t>2024AUTUMN; UNREAL; RHINO</w:t>
+      </w:r>
+    </w:p>
+    <w:p>
+      <w:pPr>
+        <w:jc w:val="left"/>
+        <w:rPr>
+          <w:rFonts w:hint="eastAsia"/>
+          <w:b/>
+          <w:bCs/>
+          <w:sz w:val="24"/>
+          <w:szCs w:val="24"/>
+          <w:highlight w:val="none"/>
+          <w:lang w:val="en-US" w:eastAsia="zh-CN"/>
+        </w:rPr>
+      </w:pPr>
+      <w:r>
+        <w:rPr>
+          <w:rFonts w:hint="eastAsia"/>
+          <w:b/>
+          <w:bCs/>
+          <w:sz w:val="24"/>
+          <w:szCs w:val="24"/>
+          <w:highlight w:val="none"/>
+          <w:lang w:val="en-US" w:eastAsia="zh-CN"/>
+        </w:rPr>
+        <w:t>DESCRIPTION:</w:t>
+      </w:r>
+    </w:p>
+    <w:p>
+      <w:pPr>
+        <w:jc w:val="left"/>
+        <w:rPr>
+          <w:rFonts w:hint="default"/>
+          <w:b/>
+          <w:bCs/>
+          <w:sz w:val="24"/>
+          <w:szCs w:val="24"/>
+          <w:highlight w:val="none"/>
+          <w:lang w:val="en-US" w:eastAsia="zh-CN"/>
+        </w:rPr>
+      </w:pPr>
+    </w:p>
+    <w:p>
+      <w:pPr>
+        <w:pStyle w:val="8"/>
+        <w:numPr>
+          <w:ilvl w:val="0"/>
+          <w:numId w:val="9"/>
+        </w:numPr>
+        <w:suppressAutoHyphens/>
+        <w:spacing w:beforeLines="0" w:afterLines="0"/>
+        <w:rPr>
+          <w:rFonts w:hint="default" w:asciiTheme="minorHAnsi" w:hAnsiTheme="minorHAnsi" w:eastAsiaTheme="minorEastAsia" w:cstheme="minorBidi"/>
+          <w:b w:val="0"/>
+          <w:bCs w:val="0"/>
+          <w:kern w:val="2"/>
+          <w:sz w:val="24"/>
+          <w:szCs w:val="24"/>
+          <w:highlight w:val="none"/>
+          <w:lang w:val="en-US" w:eastAsia="zh-CN" w:bidi="ar-SA"/>
+        </w:rPr>
+      </w:pPr>
+      <w:r>
+        <w:rPr>
+          <w:rFonts w:hint="eastAsia" w:asciiTheme="minorHAnsi" w:hAnsiTheme="minorHAnsi" w:eastAsiaTheme="minorEastAsia" w:cstheme="minorBidi"/>
+          <w:b w:val="0"/>
+          <w:bCs w:val="0"/>
+          <w:kern w:val="2"/>
+          <w:sz w:val="24"/>
+          <w:szCs w:val="24"/>
+          <w:highlight w:val="none"/>
+          <w:lang w:val="en-US" w:eastAsia="zh-CN" w:bidi="ar-SA"/>
+        </w:rPr>
+        <w:t xml:space="preserve">The </w:t>
+      </w:r>
+      <w:r>
+        <w:rPr>
+          <w:rFonts w:hint="default" w:asciiTheme="minorHAnsi" w:hAnsiTheme="minorHAnsi" w:eastAsiaTheme="minorEastAsia" w:cstheme="minorBidi"/>
+          <w:b w:val="0"/>
+          <w:bCs w:val="0"/>
+          <w:kern w:val="2"/>
+          <w:sz w:val="24"/>
+          <w:szCs w:val="24"/>
+          <w:highlight w:val="none"/>
+          <w:lang w:val="en-US" w:eastAsia="zh-CN" w:bidi="ar-SA"/>
+        </w:rPr>
+        <w:t>project is titled “The Hydros District” The site is at 333 South Grand Avenue, Los Angeles, California, at the top of Bunker Hill. The Wells Fargo Towers currently sit at the site and are being demolished to make way for two new towers. The new project, which will replace the Wells Fargo Towers, comprises two towers, a stepped plinth, and an open space that opens up four stories below ground level. Both towers boast an innovative rainwater collection system, strategically storing water at various levels as gray water in toilets, indoor gardens, and vegetation at the ground level. This forward-thinking approach conserves water and minimizes energy consumption, as the water is stored in certain stories to eliminate the need for excessive vertical pumping. The water is then filtered and stored for usage, with any excess water being directed to the bottom of the buildings and stored in reservoir tanks for future use. The concept is to harness as much water as possible during rainy seasons, ensuring a sustainable water supply. BIPV panels adorn the top areas of both towers, with the energy they harvest aiding in vertical water pumping when necessary. The water collection system rests on the outside of the building¡¯s facade. A glass facade in a slanted design collects rain water and allows gravity to direct it to internal pipes for storage.</w:t>
+      </w:r>
+    </w:p>
+    <w:p>
+      <w:pPr>
+        <w:pStyle w:val="8"/>
+        <w:widowControl w:val="0"/>
+        <w:numPr>
+          <w:ilvl w:val="0"/>
+          <w:numId w:val="0"/>
+        </w:numPr>
+        <w:suppressAutoHyphens/>
+        <w:autoSpaceDE w:val="0"/>
+        <w:autoSpaceDN w:val="0"/>
+        <w:adjustRightInd w:val="0"/>
+        <w:spacing w:beforeLines="0" w:afterLines="0" w:line="288" w:lineRule="auto"/>
+        <w:jc w:val="both"/>
+        <w:textAlignment w:val="center"/>
+        <w:rPr>
+          <w:rFonts w:hint="default" w:asciiTheme="minorHAnsi" w:hAnsiTheme="minorHAnsi" w:eastAsiaTheme="minorEastAsia" w:cstheme="minorBidi"/>
+          <w:b w:val="0"/>
+          <w:bCs w:val="0"/>
+          <w:kern w:val="2"/>
+          <w:sz w:val="24"/>
+          <w:szCs w:val="24"/>
+          <w:highlight w:val="none"/>
+          <w:lang w:val="en-US" w:eastAsia="zh-CN" w:bidi="ar-SA"/>
+        </w:rPr>
+      </w:pPr>
+    </w:p>
+    <w:p>
+      <w:pPr>
+        <w:pStyle w:val="8"/>
+        <w:widowControl w:val="0"/>
+        <w:numPr>
+          <w:ilvl w:val="0"/>
+          <w:numId w:val="0"/>
+        </w:numPr>
+        <w:suppressAutoHyphens/>
+        <w:autoSpaceDE w:val="0"/>
+        <w:autoSpaceDN w:val="0"/>
+        <w:adjustRightInd w:val="0"/>
+        <w:spacing w:beforeLines="0" w:afterLines="0" w:line="288" w:lineRule="auto"/>
+        <w:jc w:val="both"/>
+        <w:textAlignment w:val="center"/>
+        <w:rPr>
+          <w:rFonts w:hint="default" w:asciiTheme="minorHAnsi" w:hAnsiTheme="minorHAnsi" w:eastAsiaTheme="minorEastAsia" w:cstheme="minorBidi"/>
+          <w:b w:val="0"/>
+          <w:bCs w:val="0"/>
+          <w:kern w:val="2"/>
+          <w:sz w:val="24"/>
+          <w:szCs w:val="24"/>
+          <w:highlight w:val="none"/>
+          <w:lang w:val="en-US" w:eastAsia="zh-CN" w:bidi="ar-SA"/>
+        </w:rPr>
+      </w:pPr>
+    </w:p>
+    <w:p>
+      <w:pPr>
+        <w:jc w:val="left"/>
+        <w:rPr>
+          <w:rFonts w:hint="default"/>
+          <w:b w:val="0"/>
+          <w:bCs w:val="0"/>
+          <w:sz w:val="24"/>
+          <w:szCs w:val="24"/>
+          <w:highlight w:val="none"/>
+          <w:lang w:val="en-US" w:eastAsia="zh-CN"/>
+        </w:rPr>
+      </w:pPr>
+      <w:r>
+        <w:rPr>
+          <w:rFonts w:hint="eastAsia"/>
+          <w:b/>
+          <w:bCs/>
+          <w:sz w:val="24"/>
+          <w:szCs w:val="24"/>
+          <w:highlight w:val="none"/>
+          <w:lang w:val="en-US" w:eastAsia="zh-CN"/>
+        </w:rPr>
+        <w:t xml:space="preserve">TITLE: </w:t>
+      </w:r>
+      <w:r>
+        <w:rPr>
+          <w:rFonts w:hint="eastAsia"/>
+          <w:b w:val="0"/>
+          <w:bCs w:val="0"/>
+          <w:sz w:val="24"/>
+          <w:szCs w:val="24"/>
+          <w:highlight w:val="none"/>
+          <w:lang w:val="en-US" w:eastAsia="zh-CN"/>
+        </w:rPr>
+        <w:t xml:space="preserve">Flora D </w:t>
+      </w:r>
+      <w:r>
+        <w:rPr>
+          <w:rFonts w:hint="default"/>
+          <w:b w:val="0"/>
+          <w:bCs w:val="0"/>
+          <w:sz w:val="24"/>
+          <w:szCs w:val="24"/>
+          <w:highlight w:val="none"/>
+          <w:lang w:val="en-US" w:eastAsia="zh-CN"/>
+        </w:rPr>
+        <w:t>’</w:t>
+      </w:r>
+      <w:r>
+        <w:rPr>
+          <w:rFonts w:hint="eastAsia"/>
+          <w:b w:val="0"/>
+          <w:bCs w:val="0"/>
+          <w:sz w:val="24"/>
+          <w:szCs w:val="24"/>
+          <w:highlight w:val="none"/>
+          <w:lang w:val="en-US" w:eastAsia="zh-CN"/>
+        </w:rPr>
+        <w:t>Community Center</w:t>
+      </w:r>
+    </w:p>
+    <w:p>
+      <w:pPr>
+        <w:jc w:val="left"/>
+        <w:rPr>
+          <w:rFonts w:hint="default"/>
+          <w:b w:val="0"/>
+          <w:bCs w:val="0"/>
+          <w:sz w:val="24"/>
+          <w:szCs w:val="24"/>
+          <w:highlight w:val="none"/>
+          <w:lang w:val="en-US" w:eastAsia="zh-CN"/>
+        </w:rPr>
+      </w:pPr>
+      <w:r>
+        <w:rPr>
+          <w:rFonts w:hint="eastAsia"/>
+          <w:b/>
+          <w:bCs/>
+          <w:sz w:val="24"/>
+          <w:szCs w:val="24"/>
+          <w:highlight w:val="none"/>
+          <w:lang w:val="en-US" w:eastAsia="zh-CN"/>
+        </w:rPr>
+        <w:t xml:space="preserve">TAG: </w:t>
+      </w:r>
+      <w:r>
+        <w:rPr>
+          <w:rFonts w:hint="eastAsia"/>
+          <w:b w:val="0"/>
+          <w:bCs w:val="0"/>
+          <w:sz w:val="24"/>
+          <w:szCs w:val="24"/>
+          <w:highlight w:val="none"/>
+          <w:lang w:val="en-US" w:eastAsia="zh-CN"/>
+        </w:rPr>
+        <w:t>2024AUTUMN; C4d; RHINO</w:t>
+      </w:r>
+    </w:p>
+    <w:p>
+      <w:pPr>
+        <w:jc w:val="left"/>
+        <w:rPr>
+          <w:rFonts w:hint="eastAsia"/>
+          <w:b/>
+          <w:bCs/>
+          <w:sz w:val="24"/>
+          <w:szCs w:val="24"/>
+          <w:highlight w:val="none"/>
+          <w:lang w:val="en-US" w:eastAsia="zh-CN"/>
+        </w:rPr>
+      </w:pPr>
+      <w:r>
+        <w:rPr>
+          <w:rFonts w:hint="eastAsia"/>
+          <w:b/>
+          <w:bCs/>
+          <w:sz w:val="24"/>
+          <w:szCs w:val="24"/>
+          <w:highlight w:val="none"/>
+          <w:lang w:val="en-US" w:eastAsia="zh-CN"/>
+        </w:rPr>
+        <w:t>DESCRIPTION:</w:t>
+      </w:r>
+    </w:p>
+    <w:p>
+      <w:pPr>
+        <w:jc w:val="left"/>
+        <w:rPr>
+          <w:rFonts w:hint="default"/>
+          <w:b/>
+          <w:bCs/>
+          <w:sz w:val="24"/>
+          <w:szCs w:val="24"/>
+          <w:highlight w:val="none"/>
+          <w:lang w:val="en-US" w:eastAsia="zh-CN"/>
+        </w:rPr>
+      </w:pPr>
+    </w:p>
+    <w:p>
+      <w:pPr>
+        <w:pStyle w:val="8"/>
+        <w:numPr>
+          <w:ilvl w:val="0"/>
+          <w:numId w:val="10"/>
+        </w:numPr>
+        <w:suppressAutoHyphens/>
+        <w:spacing w:beforeLines="0" w:afterLines="0"/>
+        <w:rPr>
+          <w:rFonts w:hint="default" w:asciiTheme="minorHAnsi" w:hAnsiTheme="minorHAnsi" w:eastAsiaTheme="minorEastAsia" w:cstheme="minorBidi"/>
+          <w:b w:val="0"/>
+          <w:bCs w:val="0"/>
+          <w:kern w:val="2"/>
+          <w:sz w:val="24"/>
+          <w:szCs w:val="24"/>
+          <w:highlight w:val="none"/>
+          <w:lang w:val="en-US" w:eastAsia="zh-CN" w:bidi="ar-SA"/>
+        </w:rPr>
+      </w:pPr>
+      <w:r>
+        <w:rPr>
+          <w:rFonts w:hint="default" w:asciiTheme="minorHAnsi" w:hAnsiTheme="minorHAnsi" w:eastAsiaTheme="minorEastAsia" w:cstheme="minorBidi"/>
+          <w:b w:val="0"/>
+          <w:bCs w:val="0"/>
+          <w:kern w:val="2"/>
+          <w:sz w:val="24"/>
+          <w:szCs w:val="24"/>
+          <w:highlight w:val="none"/>
+          <w:lang w:val="en-US" w:eastAsia="zh-CN" w:bidi="ar-SA"/>
+        </w:rPr>
+        <w:t>The defining feature of our design is the interplay between low-resolution and high-resolution gestures and experiences. This is expressed by allowing both natural systems and the communities of Lincoln Heights to gradually overtake and reclaim the project scope. The project aims to revitalize the existing site and its surrounding neighborhood through the introduction of a new Homeboy Industries location and a stronger relationship to the LA River along the western edge of the site. We believe the proposal provides sufficient space for Homeboy Industries’ operations while also creating additional opportunities that benefit the larger community. In this way, the project is intended not only to improve the site aesthetically, but also to integrate with the existing neighborhood and become an active, vibrant part of it. Textures and colors were carefully selected based on the site’s existing material palette and the flowers that continue to grow there, helping to create an inviting and harmonious atmosphere.</w:t>
+      </w:r>
+    </w:p>
+    <w:p>
+      <w:pPr>
+        <w:pStyle w:val="8"/>
+        <w:spacing w:beforeLines="0" w:afterLines="0"/>
+        <w:jc w:val="left"/>
+        <w:rPr>
+          <w:rFonts w:hint="eastAsia" w:ascii="宋体" w:hAnsi="宋体" w:eastAsia="宋体" w:cs="宋体"/>
+          <w:sz w:val="24"/>
+          <w:szCs w:val="24"/>
+          <w:lang w:val="en-US" w:eastAsia="zh-CN"/>
+        </w:rPr>
+      </w:pPr>
+    </w:p>
+    <w:p>
+      <w:pPr>
+        <w:pStyle w:val="8"/>
+        <w:numPr>
+          <w:ilvl w:val="0"/>
+          <w:numId w:val="10"/>
+        </w:numPr>
+        <w:suppressAutoHyphens/>
+        <w:spacing w:beforeLines="0" w:afterLines="0"/>
+        <w:rPr>
+          <w:rFonts w:hint="default" w:asciiTheme="minorHAnsi" w:hAnsiTheme="minorHAnsi" w:eastAsiaTheme="minorEastAsia" w:cstheme="minorBidi"/>
+          <w:b w:val="0"/>
+          <w:bCs w:val="0"/>
+          <w:kern w:val="2"/>
+          <w:sz w:val="24"/>
+          <w:szCs w:val="24"/>
+          <w:highlight w:val="none"/>
+          <w:lang w:val="en-US" w:eastAsia="zh-CN" w:bidi="ar-SA"/>
+        </w:rPr>
+      </w:pPr>
+      <w:r>
+        <w:rPr>
+          <w:rFonts w:hint="default" w:asciiTheme="minorHAnsi" w:hAnsiTheme="minorHAnsi" w:eastAsiaTheme="minorEastAsia" w:cstheme="minorBidi"/>
+          <w:b w:val="0"/>
+          <w:bCs w:val="0"/>
+          <w:kern w:val="2"/>
+          <w:sz w:val="24"/>
+          <w:szCs w:val="24"/>
+          <w:highlight w:val="none"/>
+          <w:lang w:val="en-US" w:eastAsia="zh-CN" w:bidi="ar-SA"/>
+        </w:rPr>
+        <w:t>The LA River runs along the western edge of the site, just beyond the railroad, and serves as a key formal reference for the project. The design draws from both the LA River Master Plan and the Chicago Riverwalk, using the river as a framework for public access and circulation. An elevated structure invites people to move through the site and reach the river’s opposite edge. The curved geometry of the project responds to the obtuse angles formed by these intersecting site conditions, blending private and public zones as well as interior and exterior spaces. The overall massing follows the site’s edge conditions, particularly where the eastern boundary bends to accommodate the railroad line.</w:t>
+      </w:r>
+    </w:p>
+    <w:p>
+      <w:pPr>
+        <w:pStyle w:val="8"/>
+        <w:spacing w:beforeLines="0" w:afterLines="0"/>
+        <w:rPr>
+          <w:rFonts w:hint="default" w:ascii="BankGothic Md BT Medium" w:hAnsi="BankGothic Md BT Medium" w:eastAsia="BankGothic Md BT Medium"/>
+          <w:sz w:val="16"/>
+          <w:szCs w:val="24"/>
+          <w:lang w:val="en-US"/>
+        </w:rPr>
+      </w:pPr>
+    </w:p>
+    <w:p>
+      <w:pPr>
+        <w:pStyle w:val="8"/>
+        <w:spacing w:beforeLines="0" w:afterLines="0"/>
+        <w:rPr>
+          <w:rFonts w:hint="default" w:ascii="Roboto Regular" w:hAnsi="Roboto Regular" w:eastAsia="Roboto Regular"/>
+          <w:sz w:val="16"/>
+          <w:szCs w:val="24"/>
+          <w:lang w:val="en-US"/>
+        </w:rPr>
+      </w:pPr>
+    </w:p>
+    <w:p>
+      <w:pPr>
+        <w:pStyle w:val="8"/>
+        <w:spacing w:beforeLines="0" w:afterLines="0"/>
+        <w:jc w:val="left"/>
+        <w:rPr>
+          <w:rFonts w:hint="default" w:ascii="Roboto Regular" w:hAnsi="Roboto Regular" w:eastAsia="Roboto Regular"/>
+          <w:sz w:val="16"/>
+          <w:szCs w:val="24"/>
+          <w:lang w:val="en-US"/>
+        </w:rPr>
+      </w:pPr>
+    </w:p>
+    <w:p>
+      <w:pPr>
+        <w:pStyle w:val="8"/>
+        <w:spacing w:beforeLines="0" w:afterLines="0"/>
+        <w:jc w:val="left"/>
+        <w:rPr>
+          <w:rFonts w:hint="default" w:asciiTheme="minorHAnsi" w:hAnsiTheme="minorHAnsi" w:eastAsiaTheme="minorEastAsia" w:cstheme="minorBidi"/>
+          <w:b w:val="0"/>
+          <w:bCs w:val="0"/>
+          <w:kern w:val="2"/>
+          <w:sz w:val="24"/>
+          <w:szCs w:val="24"/>
+          <w:highlight w:val="none"/>
+          <w:lang w:val="en-US" w:eastAsia="zh-CN" w:bidi="ar-SA"/>
+        </w:rPr>
+      </w:pPr>
+    </w:p>
+    <w:p>
+      <w:pPr>
+        <w:pStyle w:val="8"/>
+        <w:spacing w:beforeLines="0" w:afterLines="0"/>
+        <w:jc w:val="left"/>
+        <w:rPr>
+          <w:rFonts w:hint="default" w:ascii="Roboto Regular" w:hAnsi="Roboto Regular" w:eastAsia="Roboto Regular"/>
+          <w:sz w:val="16"/>
+          <w:szCs w:val="24"/>
+          <w:lang w:val="en-US"/>
+        </w:rPr>
+      </w:pPr>
+    </w:p>
+    <w:p>
+      <w:pPr>
+        <w:pStyle w:val="8"/>
+        <w:spacing w:beforeLines="0" w:afterLines="0"/>
+        <w:jc w:val="left"/>
+        <w:rPr>
+          <w:rFonts w:hint="default" w:asciiTheme="minorHAnsi" w:hAnsiTheme="minorHAnsi" w:eastAsiaTheme="minorEastAsia" w:cstheme="minorBidi"/>
+          <w:b w:val="0"/>
+          <w:bCs w:val="0"/>
+          <w:kern w:val="2"/>
+          <w:sz w:val="24"/>
+          <w:szCs w:val="24"/>
+          <w:highlight w:val="none"/>
+          <w:lang w:val="en-US" w:eastAsia="zh-CN" w:bidi="ar-SA"/>
+        </w:rPr>
+      </w:pPr>
+      <w:r>
+        <w:rPr>
+          <w:rFonts w:hint="default" w:asciiTheme="minorHAnsi" w:hAnsiTheme="minorHAnsi" w:eastAsiaTheme="minorEastAsia" w:cstheme="minorBidi"/>
+          <w:b w:val="0"/>
+          <w:bCs w:val="0"/>
+          <w:kern w:val="2"/>
+          <w:sz w:val="24"/>
+          <w:szCs w:val="24"/>
+          <w:highlight w:val="none"/>
+          <w:lang w:val="en-US" w:eastAsia="zh-CN" w:bidi="ar-SA"/>
+        </w:rPr>
+        <w:t xml:space="preserve">  </w:t>
+      </w:r>
     </w:p>
     <w:sectPr>
       <w:pgSz w:w="11906" w:h="16838"/>
@@ -2158,6 +4449,30 @@
     </w:lvl>
   </w:abstractNum>
   <w:abstractNum w:abstractNumId="1">
+    <w:nsid w:val="B9A1D7B6"/>
+    <w:multiLevelType w:val="singleLevel"/>
+    <w:tmpl w:val="B9A1D7B6"/>
+    <w:lvl w:ilvl="0" w:tentative="0">
+      <w:start w:val="1"/>
+      <w:numFmt w:val="decimal"/>
+      <w:suff w:val="space"/>
+      <w:lvlText w:val="%1."/>
+      <w:lvlJc w:val="left"/>
+    </w:lvl>
+  </w:abstractNum>
+  <w:abstractNum w:abstractNumId="2">
+    <w:nsid w:val="BA90D327"/>
+    <w:multiLevelType w:val="singleLevel"/>
+    <w:tmpl w:val="BA90D327"/>
+    <w:lvl w:ilvl="0" w:tentative="0">
+      <w:start w:val="1"/>
+      <w:numFmt w:val="decimal"/>
+      <w:suff w:val="space"/>
+      <w:lvlText w:val="%1."/>
+      <w:lvlJc w:val="left"/>
+    </w:lvl>
+  </w:abstractNum>
+  <w:abstractNum w:abstractNumId="3">
     <w:nsid w:val="FC7BD1C3"/>
     <w:multiLevelType w:val="singleLevel"/>
     <w:tmpl w:val="FC7BD1C3"/>
@@ -2169,7 +4484,7 @@
       <w:lvlJc w:val="left"/>
     </w:lvl>
   </w:abstractNum>
-  <w:abstractNum w:abstractNumId="2">
+  <w:abstractNum w:abstractNumId="4">
     <w:nsid w:val="182167D1"/>
     <w:multiLevelType w:val="singleLevel"/>
     <w:tmpl w:val="182167D1"/>
@@ -2181,7 +4496,19 @@
       <w:lvlJc w:val="left"/>
     </w:lvl>
   </w:abstractNum>
-  <w:abstractNum w:abstractNumId="3">
+  <w:abstractNum w:abstractNumId="5">
+    <w:nsid w:val="30C5B9EB"/>
+    <w:multiLevelType w:val="singleLevel"/>
+    <w:tmpl w:val="30C5B9EB"/>
+    <w:lvl w:ilvl="0" w:tentative="0">
+      <w:start w:val="1"/>
+      <w:numFmt w:val="decimal"/>
+      <w:suff w:val="space"/>
+      <w:lvlText w:val="%1."/>
+      <w:lvlJc w:val="left"/>
+    </w:lvl>
+  </w:abstractNum>
+  <w:abstractNum w:abstractNumId="6">
     <w:nsid w:val="380C6521"/>
     <w:multiLevelType w:val="singleLevel"/>
     <w:tmpl w:val="380C6521"/>
@@ -2193,7 +4520,31 @@
       <w:lvlJc w:val="left"/>
     </w:lvl>
   </w:abstractNum>
-  <w:abstractNum w:abstractNumId="4">
+  <w:abstractNum w:abstractNumId="7">
+    <w:nsid w:val="669CEEFD"/>
+    <w:multiLevelType w:val="singleLevel"/>
+    <w:tmpl w:val="669CEEFD"/>
+    <w:lvl w:ilvl="0" w:tentative="0">
+      <w:start w:val="1"/>
+      <w:numFmt w:val="decimal"/>
+      <w:suff w:val="space"/>
+      <w:lvlText w:val="%1."/>
+      <w:lvlJc w:val="left"/>
+    </w:lvl>
+  </w:abstractNum>
+  <w:abstractNum w:abstractNumId="8">
+    <w:nsid w:val="674E0A30"/>
+    <w:multiLevelType w:val="singleLevel"/>
+    <w:tmpl w:val="674E0A30"/>
+    <w:lvl w:ilvl="0" w:tentative="0">
+      <w:start w:val="1"/>
+      <w:numFmt w:val="decimal"/>
+      <w:suff w:val="space"/>
+      <w:lvlText w:val="%1."/>
+      <w:lvlJc w:val="left"/>
+    </w:lvl>
+  </w:abstractNum>
+  <w:abstractNum w:abstractNumId="9">
     <w:nsid w:val="71F9B076"/>
     <w:multiLevelType w:val="singleLevel"/>
     <w:tmpl w:val="71F9B076"/>
@@ -2206,19 +4557,34 @@
     </w:lvl>
   </w:abstractNum>
   <w:num w:numId="1">
+    <w:abstractNumId w:val="7"/>
+  </w:num>
+  <w:num w:numId="2">
+    <w:abstractNumId w:val="9"/>
+  </w:num>
+  <w:num w:numId="3">
+    <w:abstractNumId w:val="3"/>
+  </w:num>
+  <w:num w:numId="4">
+    <w:abstractNumId w:val="0"/>
+  </w:num>
+  <w:num w:numId="5">
     <w:abstractNumId w:val="4"/>
   </w:num>
-  <w:num w:numId="2">
+  <w:num w:numId="6">
+    <w:abstractNumId w:val="6"/>
+  </w:num>
+  <w:num w:numId="7">
     <w:abstractNumId w:val="1"/>
   </w:num>
-  <w:num w:numId="3">
-    <w:abstractNumId w:val="0"/>
+  <w:num w:numId="8">
+    <w:abstractNumId w:val="5"/>
   </w:num>
-  <w:num w:numId="4">
+  <w:num w:numId="9">
+    <w:abstractNumId w:val="8"/>
+  </w:num>
+  <w:num w:numId="10">
     <w:abstractNumId w:val="2"/>
-  </w:num>
-  <w:num w:numId="5">
-    <w:abstractNumId w:val="3"/>
   </w:num>
 </w:numbering>
 </file>
@@ -2326,7 +4692,7 @@
     <w:lsdException w:unhideWhenUsed="0" w:uiPriority="0" w:semiHidden="0" w:name="Document Map"/>
     <w:lsdException w:unhideWhenUsed="0" w:uiPriority="0" w:semiHidden="0" w:name="Plain Text"/>
     <w:lsdException w:unhideWhenUsed="0" w:uiPriority="0" w:semiHidden="0" w:name="E-mail Signature"/>
-    <w:lsdException w:unhideWhenUsed="0" w:uiPriority="0" w:semiHidden="0" w:name="Normal (Web)"/>
+    <w:lsdException w:qFormat="1" w:unhideWhenUsed="0" w:uiPriority="0" w:semiHidden="0" w:name="Normal (Web)"/>
     <w:lsdException w:unhideWhenUsed="0" w:uiPriority="0" w:semiHidden="0" w:name="HTML Acronym"/>
     <w:lsdException w:unhideWhenUsed="0" w:uiPriority="0" w:semiHidden="0" w:name="HTML Address"/>
     <w:lsdException w:unhideWhenUsed="0" w:uiPriority="0" w:semiHidden="0" w:name="HTML Cite"/>
@@ -2499,13 +4865,13 @@
       <w:lang w:val="en-US" w:eastAsia="zh-CN" w:bidi="ar-SA"/>
     </w:rPr>
   </w:style>
-  <w:style w:type="character" w:default="1" w:styleId="3">
+  <w:style w:type="character" w:default="1" w:styleId="4">
     <w:name w:val="Default Paragraph Font"/>
     <w:semiHidden/>
     <w:qFormat/>
     <w:uiPriority w:val="0"/>
   </w:style>
-  <w:style w:type="table" w:default="1" w:styleId="2">
+  <w:style w:type="table" w:default="1" w:styleId="3">
     <w:name w:val="Normal Table"/>
     <w:semiHidden/>
     <w:qFormat/>
@@ -2519,9 +4885,44 @@
       </w:tblCellMar>
     </w:tblPr>
   </w:style>
-  <w:style w:type="paragraph" w:customStyle="1" w:styleId="4">
+  <w:style w:type="paragraph" w:styleId="2">
+    <w:name w:val="Normal (Web)"/>
+    <w:basedOn w:val="1"/>
+    <w:qFormat/>
+    <w:uiPriority w:val="0"/>
+    <w:pPr>
+      <w:spacing w:before="0" w:beforeAutospacing="1" w:after="0" w:afterAutospacing="1"/>
+      <w:ind w:left="0" w:right="0"/>
+      <w:jc w:val="left"/>
+    </w:pPr>
+    <w:rPr>
+      <w:kern w:val="0"/>
+      <w:sz w:val="24"/>
+      <w:lang w:val="en-US" w:eastAsia="zh-CN" w:bidi="ar"/>
+    </w:rPr>
+  </w:style>
+  <w:style w:type="character" w:styleId="5">
+    <w:name w:val="Strong"/>
+    <w:basedOn w:val="4"/>
+    <w:qFormat/>
+    <w:uiPriority w:val="0"/>
+    <w:rPr>
+      <w:b/>
+    </w:rPr>
+  </w:style>
+  <w:style w:type="character" w:styleId="6">
+    <w:name w:val="Emphasis"/>
+    <w:basedOn w:val="4"/>
+    <w:qFormat/>
+    <w:uiPriority w:val="0"/>
+    <w:rPr>
+      <w:i/>
+    </w:rPr>
+  </w:style>
+  <w:style w:type="paragraph" w:customStyle="1" w:styleId="7">
     <w:name w:val="[无段落样式]"/>
     <w:unhideWhenUsed/>
+    <w:qFormat/>
     <w:uiPriority w:val="99"/>
     <w:pPr>
       <w:widowControl w:val="0"/>
@@ -2533,17 +4934,18 @@
       <w:textAlignment w:val="center"/>
     </w:pPr>
     <w:rPr>
-      <w:rFonts w:hint="eastAsia" w:ascii="AdobeSongStd-Light" w:hAnsi="AdobeSongStd-Light" w:eastAsia="AdobeSongStd-Light"/>
+      <w:rFonts w:hint="eastAsia" w:ascii="AdobeSongStd-Light" w:hAnsi="AdobeSongStd-Light" w:eastAsia="AdobeSongStd-Light" w:cs="Times New Roman"/>
       <w:color w:val="000000"/>
       <w:sz w:val="24"/>
       <w:szCs w:val="24"/>
       <w:lang w:val="zh-CN"/>
     </w:rPr>
   </w:style>
-  <w:style w:type="paragraph" w:customStyle="1" w:styleId="5">
+  <w:style w:type="paragraph" w:customStyle="1" w:styleId="8">
     <w:name w:val="[基本段落]"/>
-    <w:basedOn w:val="4"/>
+    <w:basedOn w:val="7"/>
     <w:unhideWhenUsed/>
+    <w:qFormat/>
     <w:uiPriority w:val="99"/>
     <w:pPr>
       <w:spacing w:beforeLines="0" w:afterLines="0"/>

--- a/assets/projectDescription/PROJECTS DESCRIPTIONS.docx
+++ b/assets/projectDescription/PROJECTS DESCRIPTIONS.docx
@@ -227,17 +227,37 @@
         <w:keepNext w:val="0"/>
         <w:keepLines w:val="0"/>
         <w:widowControl/>
-        <w:numPr>
-          <w:ilvl w:val="0"/>
-          <w:numId w:val="0"/>
-        </w:numPr>
         <w:suppressLineNumbers w:val="0"/>
-        <w:ind w:right="0" w:rightChars="0"/>
-        <w:rPr>
-          <w:rFonts w:hint="default"/>
-          <w:lang w:val="en-US" w:eastAsia="zh-CN"/>
-        </w:rPr>
-      </w:pPr>
+        <w:rPr>
+          <w:rFonts w:hint="eastAsia" w:asciiTheme="minorHAnsi" w:hAnsiTheme="minorHAnsi" w:eastAsiaTheme="minorEastAsia" w:cstheme="minorBidi"/>
+          <w:b w:val="0"/>
+          <w:bCs w:val="0"/>
+          <w:i w:val="0"/>
+          <w:iCs w:val="0"/>
+          <w:kern w:val="2"/>
+          <w:sz w:val="24"/>
+          <w:szCs w:val="24"/>
+          <w:highlight w:val="none"/>
+          <w:u w:val="single"/>
+          <w:lang w:val="en-US" w:eastAsia="zh-CN" w:bidi="ar-SA"/>
+        </w:rPr>
+      </w:pPr>
+      <w:r>
+        <w:rPr>
+          <w:rFonts w:hint="eastAsia" w:asciiTheme="minorHAnsi" w:hAnsiTheme="minorHAnsi" w:eastAsiaTheme="minorEastAsia" w:cstheme="minorBidi"/>
+          <w:b w:val="0"/>
+          <w:bCs w:val="0"/>
+          <w:i w:val="0"/>
+          <w:iCs w:val="0"/>
+          <w:kern w:val="2"/>
+          <w:sz w:val="24"/>
+          <w:szCs w:val="24"/>
+          <w:highlight w:val="none"/>
+          <w:u w:val="single"/>
+          <w:lang w:val="en-US" w:eastAsia="zh-CN" w:bidi="ar-SA"/>
+        </w:rPr>
+        <w:t>*Mobile(Tancredi is the protagonist, inspired by Marcello Mastroianni. He is devoted and honorable, but falsely accused of betrayal. Purple defines his character, symbolizing restraint, endurance, and truth. His sword and Sicilian patterns express both his faith and cultural identity.)</w:t>
+      </w:r>
     </w:p>
     <w:p>
       <w:pPr>
@@ -247,6 +267,24 @@
         <w:widowControl/>
         <w:numPr>
           <w:ilvl w:val="0"/>
+          <w:numId w:val="0"/>
+        </w:numPr>
+        <w:suppressLineNumbers w:val="0"/>
+        <w:ind w:right="0" w:rightChars="0"/>
+        <w:rPr>
+          <w:rFonts w:hint="default"/>
+          <w:lang w:val="en-US" w:eastAsia="zh-CN"/>
+        </w:rPr>
+      </w:pPr>
+    </w:p>
+    <w:p>
+      <w:pPr>
+        <w:pStyle w:val="2"/>
+        <w:keepNext w:val="0"/>
+        <w:keepLines w:val="0"/>
+        <w:widowControl/>
+        <w:numPr>
+          <w:ilvl w:val="0"/>
           <w:numId w:val="1"/>
         </w:numPr>
         <w:suppressLineNumbers w:val="0"/>
@@ -312,6 +350,36 @@
     </w:p>
     <w:p>
       <w:pPr>
+        <w:pStyle w:val="2"/>
+        <w:keepNext w:val="0"/>
+        <w:keepLines w:val="0"/>
+        <w:widowControl/>
+        <w:suppressLineNumbers w:val="0"/>
+        <w:rPr>
+          <w:rFonts w:hint="default" w:eastAsiaTheme="minorEastAsia"/>
+          <w:lang w:val="en-US" w:eastAsia="zh-CN"/>
+        </w:rPr>
+      </w:pPr>
+      <w:r>
+        <w:rPr>
+          <w:rFonts w:hint="eastAsia"/>
+          <w:lang w:val="en-US" w:eastAsia="zh-CN"/>
+        </w:rPr>
+        <w:t>*Mobile(</w:t>
+      </w:r>
+      <w:r>
+        <w:t>Amenaide is the female protagonist, inspired by Monica Bellucci. She is graceful and beautiful, yet also strong and determined. Gold and black define her character, suggesting both softness and the burden of fate. Her musket and ancient Sicilian motifs reinforce her elegance and historical identity.</w:t>
+      </w:r>
+      <w:r>
+        <w:rPr>
+          <w:rFonts w:hint="eastAsia"/>
+          <w:lang w:val="en-US" w:eastAsia="zh-CN"/>
+        </w:rPr>
+        <w:t>)</w:t>
+      </w:r>
+    </w:p>
+    <w:p>
+      <w:pPr>
         <w:widowControl w:val="0"/>
         <w:numPr>
           <w:ilvl w:val="0"/>
@@ -455,6 +523,74 @@
     </w:p>
     <w:p>
       <w:pPr>
+        <w:pStyle w:val="2"/>
+        <w:keepNext w:val="0"/>
+        <w:keepLines w:val="0"/>
+        <w:widowControl/>
+        <w:suppressLineNumbers w:val="0"/>
+        <w:rPr>
+          <w:rFonts w:hint="default" w:eastAsiaTheme="minorEastAsia"/>
+          <w:lang w:val="en-US" w:eastAsia="zh-CN"/>
+        </w:rPr>
+      </w:pPr>
+      <w:r>
+        <w:rPr>
+          <w:rFonts w:hint="eastAsia"/>
+          <w:lang w:val="en-US" w:eastAsia="zh-CN"/>
+        </w:rPr>
+        <w:t>*Mobile(</w:t>
+      </w:r>
+      <w:r>
+        <w:t>Argrio is the ruler of the city and Amenaide’s father. He is cruel and cold-blooded, yet still principled. Dark colors and worn armor express his harsh personality, while shared Sicilian patterns connect him to Amenaide. His scepter represents nobility, authority, and hierarchy.</w:t>
+      </w:r>
+      <w:r>
+        <w:rPr>
+          <w:rFonts w:hint="eastAsia"/>
+          <w:lang w:val="en-US" w:eastAsia="zh-CN"/>
+        </w:rPr>
+        <w:t>)</w:t>
+      </w:r>
+    </w:p>
+    <w:p>
+      <w:pPr>
+        <w:widowControl w:val="0"/>
+        <w:numPr>
+          <w:ilvl w:val="0"/>
+          <w:numId w:val="0"/>
+        </w:numPr>
+        <w:jc w:val="left"/>
+        <w:rPr>
+          <w:rFonts w:hint="eastAsia"/>
+          <w:b w:val="0"/>
+          <w:bCs w:val="0"/>
+          <w:sz w:val="24"/>
+          <w:szCs w:val="24"/>
+          <w:highlight w:val="none"/>
+          <w:lang w:val="en-US" w:eastAsia="zh-CN"/>
+        </w:rPr>
+      </w:pPr>
+    </w:p>
+    <w:p>
+      <w:pPr>
+        <w:widowControl w:val="0"/>
+        <w:numPr>
+          <w:ilvl w:val="0"/>
+          <w:numId w:val="0"/>
+        </w:numPr>
+        <w:jc w:val="left"/>
+        <w:rPr>
+          <w:rFonts w:hint="eastAsia"/>
+          <w:b w:val="0"/>
+          <w:bCs w:val="0"/>
+          <w:sz w:val="24"/>
+          <w:szCs w:val="24"/>
+          <w:highlight w:val="none"/>
+          <w:lang w:val="en-US" w:eastAsia="zh-CN"/>
+        </w:rPr>
+      </w:pPr>
+    </w:p>
+    <w:p>
+      <w:pPr>
         <w:widowControl w:val="0"/>
         <w:numPr>
           <w:ilvl w:val="0"/>
@@ -527,6 +663,38 @@
           <w:lang w:val="en-US" w:eastAsia="zh-CN"/>
         </w:rPr>
       </w:pPr>
+    </w:p>
+    <w:p>
+      <w:pPr>
+        <w:pStyle w:val="2"/>
+        <w:keepNext w:val="0"/>
+        <w:keepLines w:val="0"/>
+        <w:widowControl/>
+        <w:suppressLineNumbers w:val="0"/>
+        <w:rPr>
+          <w:rFonts w:hint="default" w:eastAsiaTheme="minorEastAsia"/>
+          <w:lang w:val="en-US" w:eastAsia="zh-CN"/>
+        </w:rPr>
+      </w:pPr>
+      <w:r>
+        <w:rPr>
+          <w:rFonts w:hint="eastAsia"/>
+          <w:lang w:val="en-US" w:eastAsia="zh-CN"/>
+        </w:rPr>
+        <w:t>*Mobile(</w:t>
+      </w:r>
+      <w:r>
+        <w:t>Orbazaano is Tancredi’s main rival, portrayed as a cunning villain who pushes him toward destruction. Inspired by Claudio Santamaria, he is defined by dark, worn armor and stealth-like patterns that reflect his threatening nature. His spear and imposing appearance emphasize his role as Tancredi’s opposite.</w:t>
+      </w:r>
+      <w:bookmarkStart w:id="0" w:name="_GoBack"/>
+      <w:bookmarkEnd w:id="0"/>
+      <w:r>
+        <w:rPr>
+          <w:rFonts w:hint="eastAsia"/>
+          <w:lang w:val="en-US" w:eastAsia="zh-CN"/>
+        </w:rPr>
+        <w:t>)</w:t>
+      </w:r>
     </w:p>
     <w:p>
       <w:pPr>
@@ -563,7 +731,7 @@
     </w:p>
     <w:p>
       <w:pPr>
-        <w:jc w:val="center"/>
+        <w:jc w:val="both"/>
         <w:rPr>
           <w:rFonts w:hint="eastAsia"/>
           <w:b/>
@@ -577,7 +745,7 @@
     </w:p>
     <w:p>
       <w:pPr>
-        <w:jc w:val="center"/>
+        <w:jc w:val="both"/>
         <w:rPr>
           <w:rFonts w:hint="eastAsia"/>
           <w:b/>
@@ -588,7 +756,10 @@
           <w:lang w:val="en-US" w:eastAsia="zh-CN"/>
         </w:rPr>
       </w:pPr>
-      <w:r>
+    </w:p>
+    <w:p>
+      <w:pPr>
+        <w:jc w:val="both"/>
         <w:rPr>
           <w:rFonts w:hint="eastAsia"/>
           <w:b/>
@@ -598,118 +769,71 @@
           <w:highlight w:val="yellow"/>
           <w:lang w:val="en-US" w:eastAsia="zh-CN"/>
         </w:rPr>
-        <w:t>CRAFT</w:t>
-      </w:r>
-    </w:p>
-    <w:p>
-      <w:pPr>
-        <w:jc w:val="left"/>
-        <w:rPr>
-          <w:rFonts w:hint="default"/>
-          <w:b w:val="0"/>
-          <w:bCs w:val="0"/>
-          <w:sz w:val="24"/>
-          <w:szCs w:val="24"/>
-          <w:highlight w:val="none"/>
-          <w:lang w:val="en-US" w:eastAsia="zh-CN"/>
-        </w:rPr>
-      </w:pPr>
-      <w:r>
+      </w:pPr>
+    </w:p>
+    <w:p>
+      <w:pPr>
+        <w:jc w:val="both"/>
         <w:rPr>
           <w:rFonts w:hint="eastAsia"/>
           <w:b/>
           <w:bCs/>
           <w:sz w:val="24"/>
           <w:szCs w:val="24"/>
-          <w:highlight w:val="none"/>
-          <w:lang w:val="en-US" w:eastAsia="zh-CN"/>
-        </w:rPr>
-        <w:t xml:space="preserve">TITLE: </w:t>
-      </w:r>
-      <w:r>
-        <w:rPr>
-          <w:rFonts w:hint="eastAsia"/>
-          <w:b w:val="0"/>
-          <w:bCs w:val="0"/>
-          <w:sz w:val="24"/>
-          <w:szCs w:val="24"/>
-          <w:highlight w:val="none"/>
-          <w:lang w:val="en-US" w:eastAsia="zh-CN"/>
-        </w:rPr>
-        <w:t>PLUMP OF THE</w:t>
-      </w:r>
-      <w:r>
+          <w:highlight w:val="yellow"/>
+          <w:lang w:val="en-US" w:eastAsia="zh-CN"/>
+        </w:rPr>
+      </w:pPr>
+    </w:p>
+    <w:p>
+      <w:pPr>
+        <w:jc w:val="center"/>
         <w:rPr>
           <w:rFonts w:hint="eastAsia"/>
           <w:b/>
           <w:bCs/>
           <w:sz w:val="24"/>
           <w:szCs w:val="24"/>
-          <w:highlight w:val="none"/>
-          <w:lang w:val="en-US" w:eastAsia="zh-CN"/>
-        </w:rPr>
-        <w:t xml:space="preserve"> </w:t>
-      </w:r>
-      <w:r>
-        <w:rPr>
-          <w:rFonts w:hint="eastAsia"/>
-          <w:b w:val="0"/>
-          <w:bCs w:val="0"/>
-          <w:sz w:val="24"/>
-          <w:szCs w:val="24"/>
-          <w:highlight w:val="none"/>
-          <w:lang w:val="en-US" w:eastAsia="zh-CN"/>
-        </w:rPr>
-        <w:t>ORGANIC</w:t>
-      </w:r>
-    </w:p>
-    <w:p>
-      <w:pPr>
-        <w:jc w:val="left"/>
-        <w:rPr>
-          <w:rFonts w:hint="default"/>
-          <w:b w:val="0"/>
-          <w:bCs w:val="0"/>
-          <w:sz w:val="24"/>
-          <w:szCs w:val="24"/>
-          <w:highlight w:val="none"/>
-          <w:lang w:val="en-US" w:eastAsia="zh-CN"/>
-        </w:rPr>
-      </w:pPr>
-      <w:r>
+          <w:highlight w:val="yellow"/>
+          <w:lang w:val="en-US" w:eastAsia="zh-CN"/>
+        </w:rPr>
+      </w:pPr>
+    </w:p>
+    <w:p>
+      <w:pPr>
+        <w:jc w:val="center"/>
         <w:rPr>
           <w:rFonts w:hint="eastAsia"/>
           <w:b/>
           <w:bCs/>
           <w:sz w:val="24"/>
           <w:szCs w:val="24"/>
-          <w:highlight w:val="none"/>
-          <w:lang w:val="en-US" w:eastAsia="zh-CN"/>
-        </w:rPr>
-        <w:t xml:space="preserve">TAG: </w:t>
-      </w:r>
-      <w:r>
-        <w:rPr>
-          <w:rFonts w:hint="eastAsia"/>
-          <w:b w:val="0"/>
-          <w:bCs w:val="0"/>
-          <w:sz w:val="24"/>
-          <w:szCs w:val="24"/>
-          <w:highlight w:val="none"/>
-          <w:lang w:val="en-US" w:eastAsia="zh-CN"/>
-        </w:rPr>
-        <w:t xml:space="preserve">2023AUTUMN; C4D; ZBRUSH; </w:t>
-      </w:r>
-    </w:p>
-    <w:p>
-      <w:pPr>
-        <w:jc w:val="left"/>
+          <w:highlight w:val="yellow"/>
+          <w:lang w:val="en-US" w:eastAsia="zh-CN"/>
+        </w:rPr>
+      </w:pPr>
+      <w:r>
         <w:rPr>
           <w:rFonts w:hint="eastAsia"/>
           <w:b/>
           <w:bCs/>
           <w:sz w:val="24"/>
           <w:szCs w:val="24"/>
+          <w:highlight w:val="yellow"/>
+          <w:lang w:val="en-US" w:eastAsia="zh-CN"/>
+        </w:rPr>
+        <w:t>CRAFT</w:t>
+      </w:r>
+    </w:p>
+    <w:p>
+      <w:pPr>
+        <w:jc w:val="left"/>
+        <w:rPr>
+          <w:rFonts w:hint="default"/>
+          <w:b w:val="0"/>
+          <w:bCs w:val="0"/>
+          <w:sz w:val="24"/>
+          <w:szCs w:val="24"/>
           <w:highlight w:val="none"/>
           <w:lang w:val="en-US" w:eastAsia="zh-CN"/>
         </w:rPr>
@@ -724,178 +848,44 @@
           <w:highlight w:val="none"/>
           <w:lang w:val="en-US" w:eastAsia="zh-CN"/>
         </w:rPr>
-        <w:t xml:space="preserve">DESCRIPTION: </w:t>
-      </w:r>
-    </w:p>
-    <w:p>
-      <w:pPr>
-        <w:numPr>
-          <w:ilvl w:val="0"/>
-          <w:numId w:val="2"/>
-        </w:numPr>
-        <w:jc w:val="left"/>
-        <w:rPr>
-          <w:rFonts w:hint="default"/>
-          <w:b w:val="0"/>
-          <w:bCs w:val="0"/>
-          <w:sz w:val="24"/>
-          <w:szCs w:val="24"/>
-          <w:highlight w:val="none"/>
-          <w:lang w:val="en-US" w:eastAsia="zh-CN"/>
-        </w:rPr>
-      </w:pPr>
-      <w:r>
-        <w:rPr>
-          <w:rFonts w:hint="eastAsia"/>
-          <w:b w:val="0"/>
-          <w:bCs w:val="0"/>
-          <w:sz w:val="24"/>
-          <w:szCs w:val="24"/>
-          <w:highlight w:val="none"/>
-          <w:lang w:val="en-US" w:eastAsia="zh-CN"/>
-        </w:rPr>
-        <w:t xml:space="preserve">This project try to express the corelation between the organic natural and the digital ceremic rendering technicques. The project starts from the zbrush, by sculpting the flower and the weed to the asset I tried to create the vivid feeling by putting all the assets together and create a heart shape composition. Ceremic material assigned on the assets mimic the fragrial coontation of our nature. </w:t>
-      </w:r>
-    </w:p>
-    <w:p>
-      <w:pPr>
-        <w:widowControl w:val="0"/>
-        <w:numPr>
-          <w:ilvl w:val="0"/>
-          <w:numId w:val="0"/>
-        </w:numPr>
-        <w:jc w:val="left"/>
-        <w:rPr>
-          <w:rFonts w:hint="eastAsia"/>
-          <w:b w:val="0"/>
-          <w:bCs w:val="0"/>
-          <w:sz w:val="24"/>
-          <w:szCs w:val="24"/>
-          <w:highlight w:val="none"/>
-          <w:lang w:val="en-US" w:eastAsia="zh-CN"/>
-        </w:rPr>
-      </w:pPr>
-    </w:p>
-    <w:p>
-      <w:pPr>
-        <w:widowControl w:val="0"/>
-        <w:numPr>
-          <w:ilvl w:val="0"/>
-          <w:numId w:val="2"/>
-        </w:numPr>
-        <w:ind w:left="0" w:leftChars="0" w:firstLine="0" w:firstLineChars="0"/>
-        <w:jc w:val="left"/>
-        <w:rPr>
-          <w:rFonts w:hint="default"/>
-          <w:b w:val="0"/>
-          <w:bCs w:val="0"/>
-          <w:sz w:val="24"/>
-          <w:szCs w:val="24"/>
-          <w:highlight w:val="none"/>
-          <w:lang w:val="en-US" w:eastAsia="zh-CN"/>
-        </w:rPr>
-      </w:pPr>
-      <w:r>
-        <w:rPr>
-          <w:rFonts w:hint="eastAsia"/>
-          <w:b w:val="0"/>
-          <w:bCs w:val="0"/>
-          <w:sz w:val="24"/>
-          <w:szCs w:val="24"/>
-          <w:highlight w:val="none"/>
-          <w:lang w:val="en-US" w:eastAsia="zh-CN"/>
-        </w:rPr>
-        <w:t>These 3 zoom in images shows 3 different details of the projects. Flower, weed and vines. All of these nauances represents the elegant of the nature, hence to express the idea that how fragile it is. The color palate of this project not only use the purple and red to show represent the blood of the heart, but also use the greed vines to represent the boold vines of the body.</w:t>
-      </w:r>
-    </w:p>
-    <w:p>
-      <w:pPr>
-        <w:widowControl w:val="0"/>
-        <w:numPr>
-          <w:ilvl w:val="0"/>
-          <w:numId w:val="0"/>
-        </w:numPr>
-        <w:ind w:leftChars="0"/>
-        <w:jc w:val="left"/>
-        <w:rPr>
-          <w:rFonts w:hint="default"/>
-          <w:b w:val="0"/>
-          <w:bCs w:val="0"/>
-          <w:sz w:val="24"/>
-          <w:szCs w:val="24"/>
-          <w:highlight w:val="none"/>
-          <w:lang w:val="en-US" w:eastAsia="zh-CN"/>
-        </w:rPr>
-      </w:pPr>
-    </w:p>
-    <w:p>
-      <w:pPr>
-        <w:widowControl w:val="0"/>
-        <w:numPr>
-          <w:ilvl w:val="0"/>
-          <w:numId w:val="2"/>
-        </w:numPr>
-        <w:ind w:left="0" w:leftChars="0" w:firstLine="0" w:firstLineChars="0"/>
-        <w:jc w:val="left"/>
-        <w:rPr>
-          <w:rFonts w:hint="default"/>
-          <w:b w:val="0"/>
-          <w:bCs w:val="0"/>
-          <w:sz w:val="24"/>
-          <w:szCs w:val="24"/>
-          <w:highlight w:val="none"/>
-          <w:lang w:val="en-US" w:eastAsia="zh-CN"/>
-        </w:rPr>
-      </w:pPr>
-      <w:r>
-        <w:rPr>
-          <w:rFonts w:hint="eastAsia"/>
-          <w:b w:val="0"/>
-          <w:bCs w:val="0"/>
-          <w:sz w:val="24"/>
-          <w:szCs w:val="24"/>
-          <w:highlight w:val="none"/>
-          <w:lang w:val="en-US" w:eastAsia="zh-CN"/>
-        </w:rPr>
-        <w:t>The visualization of this project is the emulation of the heart bump. I always think understanding green plants like grass and flowers can be challenging. They are alive, yet sometimes it</w:t>
-      </w:r>
-      <w:r>
-        <w:rPr>
-          <w:rFonts w:hint="default"/>
-          <w:b w:val="0"/>
-          <w:bCs w:val="0"/>
-          <w:sz w:val="24"/>
-          <w:szCs w:val="24"/>
-          <w:highlight w:val="none"/>
-          <w:lang w:val="en-US" w:eastAsia="zh-CN"/>
-        </w:rPr>
-        <w:t>’</w:t>
-      </w:r>
-      <w:r>
-        <w:rPr>
-          <w:rFonts w:hint="eastAsia"/>
-          <w:b w:val="0"/>
-          <w:bCs w:val="0"/>
-          <w:sz w:val="24"/>
-          <w:szCs w:val="24"/>
-          <w:highlight w:val="none"/>
-          <w:lang w:val="en-US" w:eastAsia="zh-CN"/>
-        </w:rPr>
-        <w:t>s hard to notice. That is the goal of this project, to use digital methods to display the vitality of stationary plans on earth.</w:t>
-      </w:r>
-    </w:p>
-    <w:p>
-      <w:pPr>
-        <w:jc w:val="left"/>
-        <w:rPr>
-          <w:rFonts w:hint="default"/>
+        <w:t xml:space="preserve">TITLE: </w:t>
+      </w:r>
+      <w:r>
+        <w:rPr>
+          <w:rFonts w:hint="eastAsia"/>
+          <w:b w:val="0"/>
+          <w:bCs w:val="0"/>
+          <w:sz w:val="24"/>
+          <w:szCs w:val="24"/>
+          <w:highlight w:val="none"/>
+          <w:lang w:val="en-US" w:eastAsia="zh-CN"/>
+        </w:rPr>
+        <w:t>PLUMP OF THE</w:t>
+      </w:r>
+      <w:r>
+        <w:rPr>
+          <w:rFonts w:hint="eastAsia"/>
           <w:b/>
           <w:bCs/>
           <w:sz w:val="24"/>
           <w:szCs w:val="24"/>
-          <w:lang w:val="en-US" w:eastAsia="zh-CN"/>
-        </w:rPr>
-      </w:pPr>
+          <w:highlight w:val="none"/>
+          <w:lang w:val="en-US" w:eastAsia="zh-CN"/>
+        </w:rPr>
+        <w:t xml:space="preserve"> </w:t>
+      </w:r>
+      <w:r>
+        <w:rPr>
+          <w:rFonts w:hint="eastAsia"/>
+          <w:b w:val="0"/>
+          <w:bCs w:val="0"/>
+          <w:sz w:val="24"/>
+          <w:szCs w:val="24"/>
+          <w:highlight w:val="none"/>
+          <w:lang w:val="en-US" w:eastAsia="zh-CN"/>
+        </w:rPr>
+        <w:t>ORGANIC</w:t>
+      </w:r>
     </w:p>
     <w:p>
       <w:pPr>
@@ -920,35 +910,24 @@
           <w:highlight w:val="none"/>
           <w:lang w:val="en-US" w:eastAsia="zh-CN"/>
         </w:rPr>
-        <w:t xml:space="preserve">TITLE: </w:t>
-      </w:r>
-      <w:r>
-        <w:rPr>
-          <w:rFonts w:hint="eastAsia"/>
-          <w:b w:val="0"/>
-          <w:bCs w:val="0"/>
-          <w:sz w:val="24"/>
-          <w:szCs w:val="24"/>
-          <w:highlight w:val="none"/>
-          <w:lang w:val="en-US" w:eastAsia="zh-CN"/>
-        </w:rPr>
-        <w:t>STANCE ON EARTH</w:t>
-      </w:r>
-    </w:p>
-    <w:p>
-      <w:pPr>
-        <w:jc w:val="left"/>
-        <w:rPr>
-          <w:rFonts w:hint="default"/>
-          <w:b w:val="0"/>
-          <w:bCs w:val="0"/>
-          <w:sz w:val="24"/>
-          <w:szCs w:val="24"/>
-          <w:highlight w:val="none"/>
-          <w:lang w:val="en-US" w:eastAsia="zh-CN"/>
-        </w:rPr>
-      </w:pPr>
-      <w:r>
+        <w:t xml:space="preserve">TAG: </w:t>
+      </w:r>
+      <w:r>
+        <w:rPr>
+          <w:rFonts w:hint="eastAsia"/>
+          <w:b w:val="0"/>
+          <w:bCs w:val="0"/>
+          <w:sz w:val="24"/>
+          <w:szCs w:val="24"/>
+          <w:highlight w:val="none"/>
+          <w:lang w:val="en-US" w:eastAsia="zh-CN"/>
+        </w:rPr>
+        <w:t xml:space="preserve">2023AUTUMN; C4D; ZBRUSH; </w:t>
+      </w:r>
+    </w:p>
+    <w:p>
+      <w:pPr>
+        <w:jc w:val="left"/>
         <w:rPr>
           <w:rFonts w:hint="eastAsia"/>
           <w:b/>
@@ -958,515 +937,396 @@
           <w:highlight w:val="none"/>
           <w:lang w:val="en-US" w:eastAsia="zh-CN"/>
         </w:rPr>
-        <w:t xml:space="preserve">TAG: </w:t>
-      </w:r>
-      <w:r>
-        <w:rPr>
-          <w:rFonts w:hint="eastAsia"/>
-          <w:b w:val="0"/>
-          <w:bCs w:val="0"/>
-          <w:sz w:val="24"/>
-          <w:szCs w:val="24"/>
-          <w:highlight w:val="none"/>
-          <w:lang w:val="en-US" w:eastAsia="zh-CN"/>
-        </w:rPr>
-        <w:t>2023AUTUMN; C4D; ZBRUSH; Physical Model</w:t>
-      </w:r>
-    </w:p>
-    <w:p>
-      <w:pPr>
-        <w:jc w:val="left"/>
-        <w:rPr>
-          <w:rFonts w:hint="default"/>
+      </w:pPr>
+      <w:r>
+        <w:rPr>
+          <w:rFonts w:hint="eastAsia"/>
           <w:b/>
           <w:bCs/>
           <w:sz w:val="24"/>
           <w:szCs w:val="24"/>
-          <w:lang w:val="en-US" w:eastAsia="zh-CN"/>
-        </w:rPr>
-      </w:pPr>
-      <w:r>
-        <w:rPr>
-          <w:rFonts w:hint="eastAsia"/>
+          <w:highlight w:val="none"/>
+          <w:lang w:val="en-US" w:eastAsia="zh-CN"/>
+        </w:rPr>
+        <w:t xml:space="preserve">DESCRIPTION: </w:t>
+      </w:r>
+    </w:p>
+    <w:p>
+      <w:pPr>
+        <w:numPr>
+          <w:ilvl w:val="0"/>
+          <w:numId w:val="2"/>
+        </w:numPr>
+        <w:jc w:val="left"/>
+        <w:rPr>
+          <w:rFonts w:hint="eastAsia"/>
+          <w:b w:val="0"/>
+          <w:bCs w:val="0"/>
+          <w:sz w:val="24"/>
+          <w:szCs w:val="24"/>
+          <w:highlight w:val="none"/>
+          <w:lang w:val="en-US" w:eastAsia="zh-CN"/>
+        </w:rPr>
+      </w:pPr>
+      <w:r>
+        <w:rPr>
+          <w:rFonts w:hint="eastAsia"/>
+          <w:b w:val="0"/>
+          <w:bCs w:val="0"/>
+          <w:sz w:val="24"/>
+          <w:szCs w:val="24"/>
+          <w:highlight w:val="none"/>
+          <w:lang w:val="en-US" w:eastAsia="zh-CN"/>
+        </w:rPr>
+        <w:t xml:space="preserve">This project try to express the corelation between the organic natural and the digital ceremic rendering technicques. The project starts from the zbrush, by sculpting the flower and the weed to the asset I tried to create the vivid feeling by putting all the assets together and create a heart shape composition. Ceremic material assigned on the assets mimic the fragrial coontation of our nature. </w:t>
+      </w:r>
+    </w:p>
+    <w:p>
+      <w:pPr>
+        <w:numPr>
+          <w:numId w:val="0"/>
+        </w:numPr>
+        <w:jc w:val="left"/>
+        <w:rPr>
+          <w:rFonts w:hint="eastAsia"/>
+          <w:b w:val="0"/>
+          <w:bCs w:val="0"/>
+          <w:sz w:val="24"/>
+          <w:szCs w:val="24"/>
+          <w:highlight w:val="none"/>
+          <w:lang w:val="en-US" w:eastAsia="zh-CN"/>
+        </w:rPr>
+      </w:pPr>
+    </w:p>
+    <w:p>
+      <w:pPr>
+        <w:numPr>
+          <w:numId w:val="0"/>
+        </w:numPr>
+        <w:jc w:val="left"/>
+        <w:rPr>
+          <w:rFonts w:hint="default"/>
+          <w:b w:val="0"/>
+          <w:bCs w:val="0"/>
+          <w:i w:val="0"/>
+          <w:iCs w:val="0"/>
+          <w:sz w:val="24"/>
+          <w:szCs w:val="24"/>
+          <w:highlight w:val="none"/>
+          <w:u w:val="single"/>
+          <w:lang w:val="en-US" w:eastAsia="zh-CN"/>
+        </w:rPr>
+      </w:pPr>
+      <w:r>
+        <w:rPr>
+          <w:rFonts w:hint="eastAsia"/>
+          <w:b w:val="0"/>
+          <w:bCs w:val="0"/>
+          <w:i w:val="0"/>
+          <w:iCs w:val="0"/>
+          <w:sz w:val="24"/>
+          <w:szCs w:val="24"/>
+          <w:highlight w:val="none"/>
+          <w:u w:val="single"/>
+          <w:lang w:val="en-US" w:eastAsia="zh-CN"/>
+        </w:rPr>
+        <w:t>*Mobile（This project explores the relationship between organic nature and digital ceramic rendering. Sculpted flowers and weeds are arranged into a heart-shaped composition, while fragile ceramic materials suggest the beauty and vulnerability of nature.)</w:t>
+      </w:r>
+    </w:p>
+    <w:p>
+      <w:pPr>
+        <w:widowControl w:val="0"/>
+        <w:numPr>
+          <w:ilvl w:val="0"/>
+          <w:numId w:val="0"/>
+        </w:numPr>
+        <w:jc w:val="left"/>
+        <w:rPr>
+          <w:rFonts w:hint="eastAsia"/>
+          <w:b w:val="0"/>
+          <w:bCs w:val="0"/>
+          <w:sz w:val="24"/>
+          <w:szCs w:val="24"/>
+          <w:highlight w:val="none"/>
+          <w:lang w:val="en-US" w:eastAsia="zh-CN"/>
+        </w:rPr>
+      </w:pPr>
+    </w:p>
+    <w:p>
+      <w:pPr>
+        <w:widowControl w:val="0"/>
+        <w:numPr>
+          <w:ilvl w:val="0"/>
+          <w:numId w:val="2"/>
+        </w:numPr>
+        <w:ind w:left="0" w:leftChars="0" w:firstLine="0" w:firstLineChars="0"/>
+        <w:jc w:val="left"/>
+        <w:rPr>
+          <w:rFonts w:hint="default"/>
+          <w:b w:val="0"/>
+          <w:bCs w:val="0"/>
+          <w:sz w:val="24"/>
+          <w:szCs w:val="24"/>
+          <w:highlight w:val="none"/>
+          <w:lang w:val="en-US" w:eastAsia="zh-CN"/>
+        </w:rPr>
+      </w:pPr>
+      <w:r>
+        <w:rPr>
+          <w:rFonts w:hint="eastAsia"/>
+          <w:b w:val="0"/>
+          <w:bCs w:val="0"/>
+          <w:sz w:val="24"/>
+          <w:szCs w:val="24"/>
+          <w:highlight w:val="none"/>
+          <w:lang w:val="en-US" w:eastAsia="zh-CN"/>
+        </w:rPr>
+        <w:t>These 3 zoom in images shows 3 different details of the projects. Flower, weed and vines. All of these nauances represents the elegant of the nature, hence to express the idea that how fragile it is. The color palate of this project not only use the purple and red to show represent the blood of the heart, but also use the greed vines to represent the boold vines of the body.</w:t>
+      </w:r>
+    </w:p>
+    <w:p>
+      <w:pPr>
+        <w:widowControl w:val="0"/>
+        <w:numPr>
+          <w:numId w:val="0"/>
+        </w:numPr>
+        <w:jc w:val="left"/>
+        <w:rPr>
+          <w:rFonts w:hint="eastAsia"/>
+          <w:b w:val="0"/>
+          <w:bCs w:val="0"/>
+          <w:sz w:val="24"/>
+          <w:szCs w:val="24"/>
+          <w:highlight w:val="none"/>
+          <w:lang w:val="en-US" w:eastAsia="zh-CN"/>
+        </w:rPr>
+      </w:pPr>
+    </w:p>
+    <w:p>
+      <w:pPr>
+        <w:widowControl w:val="0"/>
+        <w:numPr>
+          <w:numId w:val="0"/>
+        </w:numPr>
+        <w:jc w:val="left"/>
+        <w:rPr>
+          <w:rFonts w:hint="eastAsia" w:eastAsia="宋体"/>
+          <w:b w:val="0"/>
+          <w:bCs w:val="0"/>
+          <w:sz w:val="24"/>
+          <w:szCs w:val="24"/>
+          <w:highlight w:val="none"/>
+          <w:u w:val="single"/>
+          <w:lang w:val="en-US" w:eastAsia="zh-CN"/>
+        </w:rPr>
+      </w:pPr>
+      <w:r>
+        <w:rPr>
+          <w:rFonts w:hint="eastAsia"/>
+          <w:b w:val="0"/>
+          <w:bCs w:val="0"/>
+          <w:sz w:val="24"/>
+          <w:szCs w:val="24"/>
+          <w:highlight w:val="none"/>
+          <w:u w:val="single"/>
+          <w:lang w:val="en-US" w:eastAsia="zh-CN"/>
+        </w:rPr>
+        <w:t>*Mobile(These three close-up images highlight the project’s details: flowers, weeds, and vines. Each element expresses the elegance and fragility of nature. The purple and red tones suggest the heart’s blood, while the green vines resemble veins running through the body.)</w:t>
+      </w:r>
+    </w:p>
+    <w:p>
+      <w:pPr>
+        <w:widowControl w:val="0"/>
+        <w:numPr>
+          <w:ilvl w:val="0"/>
+          <w:numId w:val="0"/>
+        </w:numPr>
+        <w:ind w:leftChars="0"/>
+        <w:jc w:val="left"/>
+        <w:rPr>
+          <w:rFonts w:hint="default"/>
+          <w:b w:val="0"/>
+          <w:bCs w:val="0"/>
+          <w:sz w:val="24"/>
+          <w:szCs w:val="24"/>
+          <w:highlight w:val="none"/>
+          <w:lang w:val="en-US" w:eastAsia="zh-CN"/>
+        </w:rPr>
+      </w:pPr>
+    </w:p>
+    <w:p>
+      <w:pPr>
+        <w:widowControl w:val="0"/>
+        <w:numPr>
+          <w:ilvl w:val="0"/>
+          <w:numId w:val="2"/>
+        </w:numPr>
+        <w:ind w:left="0" w:leftChars="0" w:firstLine="0" w:firstLineChars="0"/>
+        <w:jc w:val="left"/>
+        <w:rPr>
+          <w:rFonts w:hint="default"/>
+          <w:b w:val="0"/>
+          <w:bCs w:val="0"/>
+          <w:sz w:val="24"/>
+          <w:szCs w:val="24"/>
+          <w:highlight w:val="none"/>
+          <w:lang w:val="en-US" w:eastAsia="zh-CN"/>
+        </w:rPr>
+      </w:pPr>
+      <w:r>
+        <w:rPr>
+          <w:rFonts w:hint="eastAsia"/>
+          <w:b w:val="0"/>
+          <w:bCs w:val="0"/>
+          <w:sz w:val="24"/>
+          <w:szCs w:val="24"/>
+          <w:highlight w:val="none"/>
+          <w:lang w:val="en-US" w:eastAsia="zh-CN"/>
+        </w:rPr>
+        <w:t>The visualization of this project is the emulation of the heart bump. I always think understanding green plants like grass and flowers can be challenging. They are alive, yet sometimes it</w:t>
+      </w:r>
+      <w:r>
+        <w:rPr>
+          <w:rFonts w:hint="default"/>
+          <w:b w:val="0"/>
+          <w:bCs w:val="0"/>
+          <w:sz w:val="24"/>
+          <w:szCs w:val="24"/>
+          <w:highlight w:val="none"/>
+          <w:lang w:val="en-US" w:eastAsia="zh-CN"/>
+        </w:rPr>
+        <w:t>’</w:t>
+      </w:r>
+      <w:r>
+        <w:rPr>
+          <w:rFonts w:hint="eastAsia"/>
+          <w:b w:val="0"/>
+          <w:bCs w:val="0"/>
+          <w:sz w:val="24"/>
+          <w:szCs w:val="24"/>
+          <w:highlight w:val="none"/>
+          <w:lang w:val="en-US" w:eastAsia="zh-CN"/>
+        </w:rPr>
+        <w:t>s hard to notice. That is the goal of this project, to use digital methods to display the vitality of stationary plans on earth.</w:t>
+      </w:r>
+    </w:p>
+    <w:p>
+      <w:pPr>
+        <w:widowControl w:val="0"/>
+        <w:numPr>
+          <w:ilvl w:val="0"/>
+          <w:numId w:val="0"/>
+        </w:numPr>
+        <w:jc w:val="left"/>
+        <w:rPr>
+          <w:rFonts w:hint="eastAsia"/>
+          <w:b w:val="0"/>
+          <w:bCs w:val="0"/>
+          <w:sz w:val="24"/>
+          <w:szCs w:val="24"/>
+          <w:highlight w:val="none"/>
+          <w:u w:val="single"/>
+          <w:lang w:val="en-US" w:eastAsia="zh-CN"/>
+        </w:rPr>
+      </w:pPr>
+    </w:p>
+    <w:p>
+      <w:pPr>
+        <w:widowControl w:val="0"/>
+        <w:numPr>
+          <w:ilvl w:val="0"/>
+          <w:numId w:val="0"/>
+        </w:numPr>
+        <w:jc w:val="left"/>
+        <w:rPr>
+          <w:rFonts w:hint="eastAsia"/>
+          <w:b w:val="0"/>
+          <w:bCs w:val="0"/>
+          <w:sz w:val="24"/>
+          <w:szCs w:val="24"/>
+          <w:highlight w:val="none"/>
+          <w:u w:val="single"/>
+          <w:lang w:val="en-US" w:eastAsia="zh-CN"/>
+        </w:rPr>
+      </w:pPr>
+      <w:r>
+        <w:rPr>
+          <w:rFonts w:hint="eastAsia"/>
+          <w:b w:val="0"/>
+          <w:bCs w:val="0"/>
+          <w:sz w:val="24"/>
+          <w:szCs w:val="24"/>
+          <w:highlight w:val="none"/>
+          <w:u w:val="single"/>
+          <w:lang w:val="en-US" w:eastAsia="zh-CN"/>
+        </w:rPr>
+        <w:t>*Mobile (This visualization emulates the rhythm of a heartbeat. By animating still plants such as grass and flowers, the project uses digital methods to reveal the hidden vitality of nature and make its quiet life more visible.)</w:t>
+      </w:r>
+    </w:p>
+    <w:p>
+      <w:pPr>
+        <w:jc w:val="left"/>
+        <w:rPr>
+          <w:rFonts w:hint="default"/>
           <w:b/>
           <w:bCs/>
           <w:sz w:val="24"/>
           <w:szCs w:val="24"/>
-          <w:highlight w:val="none"/>
-          <w:lang w:val="en-US" w:eastAsia="zh-CN"/>
-        </w:rPr>
-        <w:t>DESCRIPTION:</w:t>
-      </w:r>
-    </w:p>
-    <w:p>
-      <w:pPr>
-        <w:widowControl w:val="0"/>
-        <w:numPr>
-          <w:ilvl w:val="0"/>
-          <w:numId w:val="3"/>
-        </w:numPr>
-        <w:ind w:leftChars="0"/>
-        <w:jc w:val="left"/>
-        <w:rPr>
-          <w:rFonts w:hint="default"/>
-          <w:b w:val="0"/>
-          <w:bCs w:val="0"/>
-          <w:sz w:val="24"/>
-          <w:szCs w:val="24"/>
-          <w:highlight w:val="none"/>
-          <w:lang w:val="en-US" w:eastAsia="zh-CN"/>
-        </w:rPr>
-      </w:pPr>
-      <w:r>
-        <w:rPr>
-          <w:rFonts w:hint="default"/>
-          <w:b w:val="0"/>
-          <w:bCs w:val="0"/>
-          <w:sz w:val="24"/>
-          <w:szCs w:val="24"/>
-          <w:highlight w:val="none"/>
-          <w:lang w:val="en-US" w:eastAsia="zh-CN"/>
-        </w:rPr>
-        <w:t>The interface between humans and artificial</w:t>
-      </w:r>
-      <w:r>
-        <w:rPr>
-          <w:rFonts w:hint="eastAsia"/>
-          <w:b w:val="0"/>
-          <w:bCs w:val="0"/>
-          <w:sz w:val="24"/>
-          <w:szCs w:val="24"/>
-          <w:highlight w:val="none"/>
-          <w:lang w:val="en-US" w:eastAsia="zh-CN"/>
-        </w:rPr>
-        <w:t xml:space="preserve"> </w:t>
-      </w:r>
-      <w:r>
-        <w:rPr>
-          <w:rFonts w:hint="default"/>
-          <w:b w:val="0"/>
-          <w:bCs w:val="0"/>
-          <w:sz w:val="24"/>
-          <w:szCs w:val="24"/>
-          <w:highlight w:val="none"/>
-          <w:lang w:val="en-US" w:eastAsia="zh-CN"/>
-        </w:rPr>
-        <w:t>intelligence encompasses a broad spectrum,</w:t>
-      </w:r>
-      <w:r>
-        <w:rPr>
-          <w:rFonts w:hint="eastAsia"/>
-          <w:b w:val="0"/>
-          <w:bCs w:val="0"/>
-          <w:sz w:val="24"/>
-          <w:szCs w:val="24"/>
-          <w:highlight w:val="none"/>
-          <w:lang w:val="en-US" w:eastAsia="zh-CN"/>
-        </w:rPr>
-        <w:t xml:space="preserve"> </w:t>
-      </w:r>
-      <w:r>
-        <w:rPr>
-          <w:rFonts w:hint="default"/>
-          <w:b w:val="0"/>
-          <w:bCs w:val="0"/>
-          <w:sz w:val="24"/>
-          <w:szCs w:val="24"/>
-          <w:highlight w:val="none"/>
-          <w:lang w:val="en-US" w:eastAsia="zh-CN"/>
-        </w:rPr>
-        <w:t>reflecting the dynamic and diverse nature of this</w:t>
-      </w:r>
-      <w:r>
-        <w:rPr>
-          <w:rFonts w:hint="eastAsia"/>
-          <w:b w:val="0"/>
-          <w:bCs w:val="0"/>
-          <w:sz w:val="24"/>
-          <w:szCs w:val="24"/>
-          <w:highlight w:val="none"/>
-          <w:lang w:val="en-US" w:eastAsia="zh-CN"/>
-        </w:rPr>
-        <w:t xml:space="preserve"> </w:t>
-      </w:r>
-      <w:r>
-        <w:rPr>
-          <w:rFonts w:hint="default"/>
-          <w:b w:val="0"/>
-          <w:bCs w:val="0"/>
-          <w:sz w:val="24"/>
-          <w:szCs w:val="24"/>
-          <w:highlight w:val="none"/>
-          <w:lang w:val="en-US" w:eastAsia="zh-CN"/>
-        </w:rPr>
-        <w:t>relationship. This project is ambitiously poised to</w:t>
-      </w:r>
-      <w:r>
-        <w:rPr>
-          <w:rFonts w:hint="eastAsia"/>
-          <w:b w:val="0"/>
-          <w:bCs w:val="0"/>
-          <w:sz w:val="24"/>
-          <w:szCs w:val="24"/>
-          <w:highlight w:val="none"/>
-          <w:lang w:val="en-US" w:eastAsia="zh-CN"/>
-        </w:rPr>
-        <w:t xml:space="preserve"> </w:t>
-      </w:r>
-      <w:r>
-        <w:rPr>
-          <w:rFonts w:hint="default"/>
-          <w:b w:val="0"/>
-          <w:bCs w:val="0"/>
-          <w:sz w:val="24"/>
-          <w:szCs w:val="24"/>
-          <w:highlight w:val="none"/>
-          <w:lang w:val="en-US" w:eastAsia="zh-CN"/>
-        </w:rPr>
-        <w:t>harness the power of AI-generated imagery,</w:t>
-      </w:r>
-      <w:r>
-        <w:rPr>
-          <w:rFonts w:hint="eastAsia"/>
-          <w:b w:val="0"/>
-          <w:bCs w:val="0"/>
-          <w:sz w:val="24"/>
-          <w:szCs w:val="24"/>
-          <w:highlight w:val="none"/>
-          <w:lang w:val="en-US" w:eastAsia="zh-CN"/>
-        </w:rPr>
-        <w:t xml:space="preserve"> </w:t>
-      </w:r>
-      <w:r>
-        <w:rPr>
-          <w:rFonts w:hint="default"/>
-          <w:b w:val="0"/>
-          <w:bCs w:val="0"/>
-          <w:sz w:val="24"/>
-          <w:szCs w:val="24"/>
-          <w:highlight w:val="none"/>
-          <w:lang w:val="en-US" w:eastAsia="zh-CN"/>
-        </w:rPr>
-        <w:t>utilizing these visual creations as foundational</w:t>
-      </w:r>
-      <w:r>
-        <w:rPr>
-          <w:rFonts w:hint="eastAsia"/>
-          <w:b w:val="0"/>
-          <w:bCs w:val="0"/>
-          <w:sz w:val="24"/>
-          <w:szCs w:val="24"/>
-          <w:highlight w:val="none"/>
-          <w:lang w:val="en-US" w:eastAsia="zh-CN"/>
-        </w:rPr>
-        <w:t xml:space="preserve"> </w:t>
-      </w:r>
-      <w:r>
-        <w:rPr>
-          <w:rFonts w:hint="default"/>
-          <w:b w:val="0"/>
-          <w:bCs w:val="0"/>
-          <w:sz w:val="24"/>
-          <w:szCs w:val="24"/>
-          <w:highlight w:val="none"/>
-          <w:lang w:val="en-US" w:eastAsia="zh-CN"/>
-        </w:rPr>
-        <w:t>prototypes for tangible, real-world applications.</w:t>
-      </w:r>
-    </w:p>
-    <w:p>
-      <w:pPr>
-        <w:widowControl w:val="0"/>
-        <w:numPr>
-          <w:ilvl w:val="0"/>
-          <w:numId w:val="0"/>
-        </w:numPr>
-        <w:ind w:leftChars="0"/>
-        <w:jc w:val="left"/>
-        <w:rPr>
-          <w:rFonts w:hint="default"/>
-          <w:b w:val="0"/>
-          <w:bCs w:val="0"/>
-          <w:sz w:val="24"/>
-          <w:szCs w:val="24"/>
-          <w:highlight w:val="none"/>
-          <w:lang w:val="en-US" w:eastAsia="zh-CN"/>
-        </w:rPr>
-      </w:pPr>
-      <w:r>
-        <w:rPr>
-          <w:rFonts w:hint="default"/>
-          <w:b w:val="0"/>
-          <w:bCs w:val="0"/>
-          <w:sz w:val="24"/>
-          <w:szCs w:val="24"/>
-          <w:highlight w:val="none"/>
-          <w:lang w:val="en-US" w:eastAsia="zh-CN"/>
-        </w:rPr>
-        <w:t>Artificial intelligence not only opens up</w:t>
-      </w:r>
-      <w:r>
-        <w:rPr>
-          <w:rFonts w:hint="eastAsia"/>
-          <w:b w:val="0"/>
-          <w:bCs w:val="0"/>
-          <w:sz w:val="24"/>
-          <w:szCs w:val="24"/>
-          <w:highlight w:val="none"/>
-          <w:lang w:val="en-US" w:eastAsia="zh-CN"/>
-        </w:rPr>
-        <w:t xml:space="preserve"> </w:t>
-      </w:r>
-      <w:r>
-        <w:rPr>
-          <w:rFonts w:hint="default"/>
-          <w:b w:val="0"/>
-          <w:bCs w:val="0"/>
-          <w:sz w:val="24"/>
-          <w:szCs w:val="24"/>
-          <w:highlight w:val="none"/>
-          <w:lang w:val="en-US" w:eastAsia="zh-CN"/>
-        </w:rPr>
-        <w:t>alternative ways of conceptualizing ideas but also</w:t>
-      </w:r>
-      <w:r>
-        <w:rPr>
-          <w:rFonts w:hint="eastAsia"/>
-          <w:b w:val="0"/>
-          <w:bCs w:val="0"/>
-          <w:sz w:val="24"/>
-          <w:szCs w:val="24"/>
-          <w:highlight w:val="none"/>
-          <w:lang w:val="en-US" w:eastAsia="zh-CN"/>
-        </w:rPr>
-        <w:t xml:space="preserve"> </w:t>
-      </w:r>
-      <w:r>
-        <w:rPr>
-          <w:rFonts w:hint="default"/>
-          <w:b w:val="0"/>
-          <w:bCs w:val="0"/>
-          <w:sz w:val="24"/>
-          <w:szCs w:val="24"/>
-          <w:highlight w:val="none"/>
-          <w:lang w:val="en-US" w:eastAsia="zh-CN"/>
-        </w:rPr>
-        <w:t>significantly enhances the design process,</w:t>
-      </w:r>
-      <w:r>
-        <w:rPr>
-          <w:rFonts w:hint="eastAsia"/>
-          <w:b w:val="0"/>
-          <w:bCs w:val="0"/>
-          <w:sz w:val="24"/>
-          <w:szCs w:val="24"/>
-          <w:highlight w:val="none"/>
-          <w:lang w:val="en-US" w:eastAsia="zh-CN"/>
-        </w:rPr>
-        <w:t xml:space="preserve"> </w:t>
-      </w:r>
-      <w:r>
-        <w:rPr>
-          <w:rFonts w:hint="default"/>
-          <w:b w:val="0"/>
-          <w:bCs w:val="0"/>
-          <w:sz w:val="24"/>
-          <w:szCs w:val="24"/>
-          <w:highlight w:val="none"/>
-          <w:lang w:val="en-US" w:eastAsia="zh-CN"/>
-        </w:rPr>
-        <w:t>pushing it to unprecedented levels of innovation</w:t>
-      </w:r>
-      <w:r>
-        <w:rPr>
-          <w:rFonts w:hint="eastAsia"/>
-          <w:b w:val="0"/>
-          <w:bCs w:val="0"/>
-          <w:sz w:val="24"/>
-          <w:szCs w:val="24"/>
-          <w:highlight w:val="none"/>
-          <w:lang w:val="en-US" w:eastAsia="zh-CN"/>
-        </w:rPr>
-        <w:t xml:space="preserve"> </w:t>
-      </w:r>
-      <w:r>
-        <w:rPr>
-          <w:rFonts w:hint="default"/>
-          <w:b w:val="0"/>
-          <w:bCs w:val="0"/>
-          <w:sz w:val="24"/>
-          <w:szCs w:val="24"/>
-          <w:highlight w:val="none"/>
-          <w:lang w:val="en-US" w:eastAsia="zh-CN"/>
-        </w:rPr>
-        <w:t>and creativity.</w:t>
-      </w:r>
-    </w:p>
-    <w:p>
-      <w:pPr>
-        <w:widowControl w:val="0"/>
-        <w:numPr>
-          <w:ilvl w:val="0"/>
-          <w:numId w:val="0"/>
-        </w:numPr>
-        <w:ind w:leftChars="0"/>
-        <w:jc w:val="left"/>
-        <w:rPr>
-          <w:rFonts w:hint="default"/>
-          <w:b w:val="0"/>
-          <w:bCs w:val="0"/>
-          <w:sz w:val="24"/>
-          <w:szCs w:val="24"/>
-          <w:highlight w:val="none"/>
-          <w:lang w:val="en-US" w:eastAsia="zh-CN"/>
-        </w:rPr>
-      </w:pPr>
-    </w:p>
-    <w:p>
-      <w:pPr>
-        <w:widowControl w:val="0"/>
-        <w:numPr>
-          <w:ilvl w:val="0"/>
-          <w:numId w:val="0"/>
-        </w:numPr>
-        <w:ind w:leftChars="0"/>
-        <w:jc w:val="left"/>
-        <w:rPr>
-          <w:rFonts w:hint="default"/>
-          <w:b w:val="0"/>
-          <w:bCs w:val="0"/>
-          <w:sz w:val="24"/>
-          <w:szCs w:val="24"/>
-          <w:highlight w:val="none"/>
-          <w:lang w:val="en-US" w:eastAsia="zh-CN"/>
-        </w:rPr>
-      </w:pPr>
-      <w:r>
-        <w:rPr>
-          <w:rFonts w:hint="eastAsia"/>
-          <w:b w:val="0"/>
-          <w:bCs w:val="0"/>
-          <w:sz w:val="24"/>
-          <w:szCs w:val="24"/>
-          <w:highlight w:val="none"/>
-          <w:lang w:val="en-US" w:eastAsia="zh-CN"/>
-        </w:rPr>
-        <w:t>2.</w:t>
-      </w:r>
-      <w:r>
-        <w:rPr>
-          <w:rFonts w:hint="default"/>
-          <w:b w:val="0"/>
-          <w:bCs w:val="0"/>
-          <w:sz w:val="24"/>
-          <w:szCs w:val="24"/>
-          <w:highlight w:val="none"/>
-          <w:lang w:val="en-US" w:eastAsia="zh-CN"/>
-        </w:rPr>
-        <w:t>By employing state-of-the-art 3D software, we are embarking on a novel journey to amalgamate AI-produced two-dimensional visuals with the tangible, physical form of realistic stools. This fusion not only exemplifies the seamless integration of digital and physical realms but also sets a groundbreaking precedent for design methodologies. It’s a testament to the potential of AI to act as a catalyst for design evolution, offering fresh perspectives and inspiring a future where the boundaries between virtual creativity and practical functionality blur, leading us towards a new era of design ingenuity.</w:t>
-      </w:r>
-    </w:p>
-    <w:p>
-      <w:pPr>
-        <w:jc w:val="left"/>
-        <w:rPr>
-          <w:rFonts w:hint="default"/>
-          <w:b w:val="0"/>
-          <w:bCs w:val="0"/>
-          <w:sz w:val="24"/>
-          <w:szCs w:val="24"/>
-          <w:highlight w:val="none"/>
-          <w:lang w:val="en-US" w:eastAsia="zh-CN"/>
-        </w:rPr>
-      </w:pPr>
-      <w:r>
-        <w:rPr>
-          <w:rFonts w:hint="eastAsia"/>
+          <w:lang w:val="en-US" w:eastAsia="zh-CN"/>
+        </w:rPr>
+      </w:pPr>
+    </w:p>
+    <w:p>
+      <w:pPr>
+        <w:jc w:val="left"/>
+        <w:rPr>
+          <w:rFonts w:hint="default"/>
           <w:b/>
           <w:bCs/>
           <w:sz w:val="24"/>
           <w:szCs w:val="24"/>
-          <w:highlight w:val="none"/>
-          <w:lang w:val="en-US" w:eastAsia="zh-CN"/>
-        </w:rPr>
-        <w:t xml:space="preserve">TITLE: </w:t>
-      </w:r>
-      <w:r>
-        <w:rPr>
-          <w:rFonts w:hint="eastAsia"/>
-          <w:b w:val="0"/>
-          <w:bCs w:val="0"/>
-          <w:sz w:val="24"/>
-          <w:szCs w:val="24"/>
-          <w:highlight w:val="none"/>
-          <w:lang w:val="en-US" w:eastAsia="zh-CN"/>
-        </w:rPr>
-        <w:t>STACK OF THE FLOWER</w:t>
-      </w:r>
-    </w:p>
-    <w:p>
-      <w:pPr>
-        <w:jc w:val="left"/>
-        <w:rPr>
-          <w:rFonts w:hint="default"/>
-          <w:b w:val="0"/>
-          <w:bCs w:val="0"/>
-          <w:sz w:val="24"/>
-          <w:szCs w:val="24"/>
-          <w:highlight w:val="none"/>
-          <w:lang w:val="en-US" w:eastAsia="zh-CN"/>
-        </w:rPr>
-      </w:pPr>
-      <w:r>
-        <w:rPr>
-          <w:rFonts w:hint="eastAsia"/>
+          <w:lang w:val="en-US" w:eastAsia="zh-CN"/>
+        </w:rPr>
+      </w:pPr>
+    </w:p>
+    <w:p>
+      <w:pPr>
+        <w:jc w:val="left"/>
+        <w:rPr>
+          <w:rFonts w:hint="default"/>
           <w:b/>
           <w:bCs/>
           <w:sz w:val="24"/>
           <w:szCs w:val="24"/>
-          <w:highlight w:val="none"/>
-          <w:lang w:val="en-US" w:eastAsia="zh-CN"/>
-        </w:rPr>
-        <w:t xml:space="preserve">TAG: </w:t>
-      </w:r>
-      <w:r>
-        <w:rPr>
-          <w:rFonts w:hint="eastAsia"/>
-          <w:b w:val="0"/>
-          <w:bCs w:val="0"/>
-          <w:sz w:val="24"/>
-          <w:szCs w:val="24"/>
-          <w:highlight w:val="none"/>
-          <w:lang w:val="en-US" w:eastAsia="zh-CN"/>
-        </w:rPr>
-        <w:t>2023AUTUMN; ZBRUSH; Physical Model</w:t>
-      </w:r>
-    </w:p>
-    <w:p>
-      <w:pPr>
-        <w:jc w:val="left"/>
-        <w:rPr>
-          <w:rFonts w:hint="eastAsia"/>
+          <w:lang w:val="en-US" w:eastAsia="zh-CN"/>
+        </w:rPr>
+      </w:pPr>
+    </w:p>
+    <w:p>
+      <w:pPr>
+        <w:jc w:val="left"/>
+        <w:rPr>
+          <w:rFonts w:hint="default"/>
           <w:b/>
           <w:bCs/>
           <w:sz w:val="24"/>
           <w:szCs w:val="24"/>
-          <w:highlight w:val="none"/>
-          <w:lang w:val="en-US" w:eastAsia="zh-CN"/>
-        </w:rPr>
-      </w:pPr>
-      <w:r>
-        <w:rPr>
-          <w:rFonts w:hint="eastAsia"/>
+          <w:lang w:val="en-US" w:eastAsia="zh-CN"/>
+        </w:rPr>
+      </w:pPr>
+    </w:p>
+    <w:p>
+      <w:pPr>
+        <w:jc w:val="left"/>
+        <w:rPr>
+          <w:rFonts w:hint="default"/>
           <w:b/>
           <w:bCs/>
           <w:sz w:val="24"/>
           <w:szCs w:val="24"/>
-          <w:highlight w:val="none"/>
-          <w:lang w:val="en-US" w:eastAsia="zh-CN"/>
-        </w:rPr>
-        <w:t>DESCRIPTION:</w:t>
-      </w:r>
+          <w:lang w:val="en-US" w:eastAsia="zh-CN"/>
+        </w:rPr>
+      </w:pPr>
     </w:p>
     <w:p>
       <w:pPr>
@@ -1477,317 +1337,78 @@
           <w:bCs/>
           <w:sz w:val="24"/>
           <w:szCs w:val="24"/>
-          <w:highlight w:val="none"/>
-          <w:lang w:val="en-US" w:eastAsia="zh-CN"/>
-        </w:rPr>
-      </w:pPr>
-    </w:p>
-    <w:p>
-      <w:pPr>
-        <w:widowControl w:val="0"/>
-        <w:numPr>
-          <w:ilvl w:val="0"/>
-          <w:numId w:val="4"/>
-        </w:numPr>
-        <w:ind w:leftChars="0"/>
-        <w:jc w:val="left"/>
-        <w:rPr>
-          <w:rFonts w:hint="eastAsia"/>
-          <w:b w:val="0"/>
-          <w:bCs w:val="0"/>
-          <w:sz w:val="24"/>
-          <w:szCs w:val="24"/>
-          <w:highlight w:val="none"/>
-          <w:lang w:val="en-US" w:eastAsia="zh-CN"/>
-        </w:rPr>
-      </w:pPr>
-      <w:r>
-        <w:rPr>
-          <w:rFonts w:hint="eastAsia"/>
-          <w:b w:val="0"/>
-          <w:bCs w:val="0"/>
-          <w:sz w:val="24"/>
-          <w:szCs w:val="24"/>
-          <w:highlight w:val="none"/>
-          <w:lang w:val="en-US" w:eastAsia="zh-CN"/>
-        </w:rPr>
-        <w:t>This project is a brainstrom with no specific concept. The goal of this project is to study as far as we can by working on the different natural material from the outdoor and mix they together. We start of from the flower, grass and the wood from the very natural material that we can find. Cutting the wood randomly and stack them together is one essential part of the method, try to stack the wood in to a stand structure help us explore the potential of the natrtual it self, moreover, the nature color of the flower vibirant the project and captivate people</w:t>
-      </w:r>
-      <w:r>
-        <w:rPr>
-          <w:rFonts w:hint="default"/>
-          <w:b w:val="0"/>
-          <w:bCs w:val="0"/>
-          <w:sz w:val="24"/>
-          <w:szCs w:val="24"/>
-          <w:highlight w:val="none"/>
-          <w:lang w:val="en-US" w:eastAsia="zh-CN"/>
-        </w:rPr>
-        <w:t>’</w:t>
-      </w:r>
-      <w:r>
-        <w:rPr>
-          <w:rFonts w:hint="eastAsia"/>
-          <w:b w:val="0"/>
-          <w:bCs w:val="0"/>
-          <w:sz w:val="24"/>
-          <w:szCs w:val="24"/>
-          <w:highlight w:val="none"/>
-          <w:lang w:val="en-US" w:eastAsia="zh-CN"/>
-        </w:rPr>
-        <w:t>s attention.</w:t>
-      </w:r>
-    </w:p>
-    <w:p>
-      <w:pPr>
-        <w:widowControl w:val="0"/>
-        <w:numPr>
-          <w:ilvl w:val="0"/>
-          <w:numId w:val="0"/>
-        </w:numPr>
-        <w:jc w:val="left"/>
-        <w:rPr>
-          <w:rFonts w:hint="default"/>
-          <w:b w:val="0"/>
-          <w:bCs w:val="0"/>
-          <w:sz w:val="24"/>
-          <w:szCs w:val="24"/>
-          <w:highlight w:val="none"/>
-          <w:lang w:val="en-US" w:eastAsia="zh-CN"/>
-        </w:rPr>
-      </w:pPr>
-    </w:p>
-    <w:p>
-      <w:pPr>
-        <w:widowControl w:val="0"/>
-        <w:numPr>
-          <w:ilvl w:val="0"/>
-          <w:numId w:val="4"/>
-        </w:numPr>
-        <w:ind w:left="0" w:leftChars="0" w:firstLine="0" w:firstLineChars="0"/>
-        <w:jc w:val="left"/>
-        <w:rPr>
-          <w:rFonts w:hint="default"/>
-          <w:b w:val="0"/>
-          <w:bCs w:val="0"/>
-          <w:sz w:val="24"/>
-          <w:szCs w:val="24"/>
-          <w:highlight w:val="none"/>
-          <w:lang w:val="en-US" w:eastAsia="zh-CN"/>
-        </w:rPr>
-      </w:pPr>
-      <w:r>
-        <w:rPr>
-          <w:rFonts w:hint="eastAsia"/>
-          <w:b w:val="0"/>
-          <w:bCs w:val="0"/>
-          <w:sz w:val="24"/>
-          <w:szCs w:val="24"/>
-          <w:highlight w:val="none"/>
-          <w:lang w:val="en-US" w:eastAsia="zh-CN"/>
-        </w:rPr>
-        <w:t>Tow different stacks focus on different thing we could learn from the installation. One is the strength power from the wood and the other is the color power from the flower.</w:t>
-      </w:r>
-    </w:p>
-    <w:p>
-      <w:pPr>
-        <w:widowControl w:val="0"/>
-        <w:numPr>
-          <w:ilvl w:val="0"/>
-          <w:numId w:val="0"/>
-        </w:numPr>
-        <w:ind w:leftChars="0"/>
-        <w:jc w:val="left"/>
-        <w:rPr>
-          <w:rFonts w:hint="default"/>
-          <w:b w:val="0"/>
-          <w:bCs w:val="0"/>
-          <w:sz w:val="24"/>
-          <w:szCs w:val="24"/>
-          <w:highlight w:val="none"/>
-          <w:lang w:val="en-US" w:eastAsia="zh-CN"/>
-        </w:rPr>
-      </w:pPr>
-    </w:p>
-    <w:p>
-      <w:pPr>
-        <w:widowControl w:val="0"/>
-        <w:numPr>
-          <w:ilvl w:val="0"/>
-          <w:numId w:val="4"/>
-        </w:numPr>
-        <w:ind w:left="0" w:leftChars="0" w:firstLine="0" w:firstLineChars="0"/>
-        <w:jc w:val="left"/>
-        <w:rPr>
-          <w:rFonts w:hint="default"/>
-          <w:b w:val="0"/>
-          <w:bCs w:val="0"/>
-          <w:sz w:val="24"/>
-          <w:szCs w:val="24"/>
-          <w:highlight w:val="none"/>
-          <w:lang w:val="en-US" w:eastAsia="zh-CN"/>
-        </w:rPr>
-      </w:pPr>
-      <w:r>
-        <w:rPr>
-          <w:rFonts w:hint="eastAsia"/>
-          <w:b w:val="0"/>
-          <w:bCs w:val="0"/>
-          <w:sz w:val="24"/>
-          <w:szCs w:val="24"/>
-          <w:highlight w:val="none"/>
-          <w:lang w:val="en-US" w:eastAsia="zh-CN"/>
-        </w:rPr>
-        <w:t>The scatter pieces on the ground is also a important concept while we working on the composition. The derbis and the flakes dropped down during the process might not always be the bad thing. They could be the part of the composition as well.</w:t>
-      </w:r>
-    </w:p>
-    <w:p>
-      <w:pPr>
-        <w:widowControl w:val="0"/>
-        <w:numPr>
-          <w:ilvl w:val="0"/>
-          <w:numId w:val="0"/>
-        </w:numPr>
-        <w:ind w:leftChars="0"/>
-        <w:jc w:val="left"/>
-        <w:rPr>
-          <w:rFonts w:hint="default"/>
-          <w:b w:val="0"/>
-          <w:bCs w:val="0"/>
-          <w:sz w:val="24"/>
-          <w:szCs w:val="24"/>
-          <w:highlight w:val="none"/>
-          <w:lang w:val="en-US" w:eastAsia="zh-CN"/>
-        </w:rPr>
-      </w:pPr>
-    </w:p>
-    <w:p>
-      <w:pPr>
-        <w:widowControl w:val="0"/>
-        <w:numPr>
-          <w:ilvl w:val="0"/>
-          <w:numId w:val="0"/>
-        </w:numPr>
-        <w:ind w:leftChars="0"/>
-        <w:jc w:val="left"/>
-        <w:rPr>
-          <w:rFonts w:hint="default"/>
-          <w:b w:val="0"/>
-          <w:bCs w:val="0"/>
-          <w:sz w:val="24"/>
-          <w:szCs w:val="24"/>
-          <w:highlight w:val="none"/>
-          <w:lang w:val="en-US" w:eastAsia="zh-CN"/>
-        </w:rPr>
-      </w:pPr>
-    </w:p>
-    <w:p>
-      <w:pPr>
-        <w:jc w:val="left"/>
-        <w:rPr>
-          <w:rFonts w:hint="default"/>
-          <w:b w:val="0"/>
-          <w:bCs w:val="0"/>
-          <w:sz w:val="24"/>
-          <w:szCs w:val="24"/>
-          <w:highlight w:val="none"/>
-          <w:lang w:val="en-US" w:eastAsia="zh-CN"/>
-        </w:rPr>
-      </w:pPr>
-      <w:r>
-        <w:rPr>
-          <w:rFonts w:hint="eastAsia"/>
+          <w:lang w:val="en-US" w:eastAsia="zh-CN"/>
+        </w:rPr>
+      </w:pPr>
+    </w:p>
+    <w:p>
+      <w:pPr>
+        <w:jc w:val="left"/>
+        <w:rPr>
+          <w:rFonts w:hint="default"/>
           <w:b/>
           <w:bCs/>
           <w:sz w:val="24"/>
           <w:szCs w:val="24"/>
-          <w:highlight w:val="none"/>
-          <w:lang w:val="en-US" w:eastAsia="zh-CN"/>
-        </w:rPr>
-        <w:t xml:space="preserve">TITLE: </w:t>
-      </w:r>
-      <w:r>
-        <w:rPr>
-          <w:rFonts w:hint="eastAsia"/>
-          <w:b w:val="0"/>
-          <w:bCs w:val="0"/>
-          <w:sz w:val="24"/>
-          <w:szCs w:val="24"/>
-          <w:highlight w:val="none"/>
-          <w:lang w:val="en-US" w:eastAsia="zh-CN"/>
-        </w:rPr>
-        <w:t>ILLUSIONARY FOREST</w:t>
-      </w:r>
-    </w:p>
-    <w:p>
-      <w:pPr>
-        <w:jc w:val="left"/>
-        <w:rPr>
-          <w:rFonts w:hint="default"/>
-          <w:b w:val="0"/>
-          <w:bCs w:val="0"/>
-          <w:sz w:val="24"/>
-          <w:szCs w:val="24"/>
-          <w:highlight w:val="none"/>
-          <w:lang w:val="en-US" w:eastAsia="zh-CN"/>
-        </w:rPr>
-      </w:pPr>
-      <w:r>
-        <w:rPr>
-          <w:rFonts w:hint="eastAsia"/>
+          <w:lang w:val="en-US" w:eastAsia="zh-CN"/>
+        </w:rPr>
+      </w:pPr>
+    </w:p>
+    <w:p>
+      <w:pPr>
+        <w:jc w:val="left"/>
+        <w:rPr>
+          <w:rFonts w:hint="default"/>
           <w:b/>
           <w:bCs/>
           <w:sz w:val="24"/>
           <w:szCs w:val="24"/>
-          <w:highlight w:val="none"/>
-          <w:lang w:val="en-US" w:eastAsia="zh-CN"/>
-        </w:rPr>
-        <w:t xml:space="preserve">TAG: </w:t>
-      </w:r>
-      <w:r>
-        <w:rPr>
-          <w:rFonts w:hint="eastAsia"/>
-          <w:b w:val="0"/>
-          <w:bCs w:val="0"/>
-          <w:sz w:val="24"/>
-          <w:szCs w:val="24"/>
-          <w:highlight w:val="none"/>
-          <w:lang w:val="en-US" w:eastAsia="zh-CN"/>
-        </w:rPr>
-        <w:t>2024AUTUMN; BLENDER; UNREAL</w:t>
-      </w:r>
-    </w:p>
-    <w:p>
-      <w:pPr>
-        <w:jc w:val="left"/>
-        <w:rPr>
-          <w:rFonts w:hint="eastAsia"/>
+          <w:lang w:val="en-US" w:eastAsia="zh-CN"/>
+        </w:rPr>
+      </w:pPr>
+    </w:p>
+    <w:p>
+      <w:pPr>
+        <w:jc w:val="left"/>
+        <w:rPr>
+          <w:rFonts w:hint="default"/>
           <w:b/>
           <w:bCs/>
           <w:sz w:val="24"/>
           <w:szCs w:val="24"/>
-          <w:highlight w:val="none"/>
-          <w:lang w:val="en-US" w:eastAsia="zh-CN"/>
-        </w:rPr>
-      </w:pPr>
-      <w:r>
-        <w:rPr>
-          <w:rFonts w:hint="eastAsia"/>
+          <w:lang w:val="en-US" w:eastAsia="zh-CN"/>
+        </w:rPr>
+      </w:pPr>
+    </w:p>
+    <w:p>
+      <w:pPr>
+        <w:jc w:val="left"/>
+        <w:rPr>
+          <w:rFonts w:hint="default"/>
           <w:b/>
           <w:bCs/>
           <w:sz w:val="24"/>
           <w:szCs w:val="24"/>
-          <w:highlight w:val="none"/>
-          <w:lang w:val="en-US" w:eastAsia="zh-CN"/>
-        </w:rPr>
-        <w:t>DESCRIPTION:</w:t>
-      </w:r>
-    </w:p>
-    <w:p>
-      <w:pPr>
-        <w:jc w:val="left"/>
-        <w:rPr>
-          <w:rFonts w:hint="default"/>
+          <w:lang w:val="en-US" w:eastAsia="zh-CN"/>
+        </w:rPr>
+      </w:pPr>
+    </w:p>
+    <w:p>
+      <w:pPr>
+        <w:jc w:val="left"/>
+        <w:rPr>
+          <w:rFonts w:hint="default"/>
+          <w:b w:val="0"/>
+          <w:bCs w:val="0"/>
+          <w:sz w:val="24"/>
+          <w:szCs w:val="24"/>
+          <w:highlight w:val="none"/>
+          <w:lang w:val="en-US" w:eastAsia="zh-CN"/>
+        </w:rPr>
+      </w:pPr>
+      <w:r>
+        <w:rPr>
+          <w:rFonts w:hint="eastAsia"/>
           <w:b/>
           <w:bCs/>
           <w:sz w:val="24"/>
@@ -1795,321 +1416,20 @@
           <w:highlight w:val="none"/>
           <w:lang w:val="en-US" w:eastAsia="zh-CN"/>
         </w:rPr>
-      </w:pPr>
-    </w:p>
-    <w:p>
-      <w:pPr>
-        <w:widowControl w:val="0"/>
-        <w:numPr>
-          <w:ilvl w:val="0"/>
-          <w:numId w:val="5"/>
-        </w:numPr>
-        <w:ind w:leftChars="0"/>
-        <w:jc w:val="left"/>
-        <w:rPr>
-          <w:rFonts w:hint="default"/>
-          <w:b w:val="0"/>
-          <w:bCs w:val="0"/>
-          <w:sz w:val="24"/>
-          <w:szCs w:val="24"/>
-          <w:highlight w:val="none"/>
-          <w:lang w:val="en-US" w:eastAsia="zh-CN"/>
-        </w:rPr>
-      </w:pPr>
-      <w:r>
-        <w:rPr>
-          <w:rFonts w:hint="eastAsia"/>
-          <w:b w:val="0"/>
-          <w:bCs w:val="0"/>
-          <w:sz w:val="24"/>
-          <w:szCs w:val="24"/>
-          <w:highlight w:val="none"/>
-          <w:lang w:val="en-US" w:eastAsia="zh-CN"/>
-        </w:rPr>
-        <w:t xml:space="preserve">This is a landscape project. The goal of this project is to create a stylized enviroment that can resonate the feeling of peace, wondering and mystery. The methods of creating this map is to use light pillar as a hint which could guide player from one destenation to the other. Most assets from the projects are very simple, one of the precedent that I think influenced me alot is the </w:t>
-      </w:r>
-      <w:r>
-        <w:rPr>
-          <w:rFonts w:hint="default"/>
-          <w:b w:val="0"/>
-          <w:bCs w:val="0"/>
-          <w:sz w:val="24"/>
-          <w:szCs w:val="24"/>
-          <w:highlight w:val="none"/>
-          <w:lang w:val="en-US" w:eastAsia="zh-CN"/>
-        </w:rPr>
-        <w:t>“</w:t>
-      </w:r>
-      <w:r>
-        <w:rPr>
-          <w:rFonts w:hint="eastAsia"/>
-          <w:b w:val="0"/>
-          <w:bCs w:val="0"/>
-          <w:sz w:val="24"/>
-          <w:szCs w:val="24"/>
-          <w:highlight w:val="none"/>
-          <w:lang w:val="en-US" w:eastAsia="zh-CN"/>
-        </w:rPr>
-        <w:t>zeleda wild breath</w:t>
-      </w:r>
-      <w:r>
-        <w:rPr>
-          <w:rFonts w:hint="default"/>
-          <w:b w:val="0"/>
-          <w:bCs w:val="0"/>
-          <w:sz w:val="24"/>
-          <w:szCs w:val="24"/>
-          <w:highlight w:val="none"/>
-          <w:lang w:val="en-US" w:eastAsia="zh-CN"/>
-        </w:rPr>
-        <w:t>”</w:t>
-      </w:r>
-      <w:r>
-        <w:rPr>
-          <w:rFonts w:hint="eastAsia"/>
-          <w:b w:val="0"/>
-          <w:bCs w:val="0"/>
-          <w:sz w:val="24"/>
-          <w:szCs w:val="24"/>
-          <w:highlight w:val="none"/>
-          <w:lang w:val="en-US" w:eastAsia="zh-CN"/>
-        </w:rPr>
-        <w:t xml:space="preserve"> which you can building a very immersive enviroment from some very simple but stylized assets and color.</w:t>
-      </w:r>
-    </w:p>
-    <w:p>
-      <w:pPr>
-        <w:widowControl w:val="0"/>
-        <w:numPr>
-          <w:ilvl w:val="0"/>
-          <w:numId w:val="0"/>
-        </w:numPr>
-        <w:jc w:val="left"/>
-        <w:rPr>
-          <w:rFonts w:hint="eastAsia"/>
-          <w:b w:val="0"/>
-          <w:bCs w:val="0"/>
-          <w:sz w:val="24"/>
-          <w:szCs w:val="24"/>
-          <w:highlight w:val="none"/>
-          <w:lang w:val="en-US" w:eastAsia="zh-CN"/>
-        </w:rPr>
-      </w:pPr>
-    </w:p>
-    <w:p>
-      <w:pPr>
-        <w:widowControl w:val="0"/>
-        <w:numPr>
-          <w:ilvl w:val="0"/>
-          <w:numId w:val="5"/>
-        </w:numPr>
-        <w:ind w:left="0" w:leftChars="0" w:firstLine="0" w:firstLineChars="0"/>
-        <w:jc w:val="left"/>
-        <w:rPr>
-          <w:rFonts w:hint="eastAsia"/>
-          <w:b w:val="0"/>
-          <w:bCs w:val="0"/>
-          <w:sz w:val="24"/>
-          <w:szCs w:val="24"/>
-          <w:highlight w:val="none"/>
-          <w:lang w:val="en-US" w:eastAsia="zh-CN"/>
-        </w:rPr>
-      </w:pPr>
-      <w:r>
-        <w:rPr>
-          <w:rFonts w:hint="eastAsia"/>
-          <w:b w:val="0"/>
-          <w:bCs w:val="0"/>
-          <w:sz w:val="24"/>
-          <w:szCs w:val="24"/>
-          <w:highlight w:val="none"/>
-          <w:lang w:val="en-US" w:eastAsia="zh-CN"/>
-        </w:rPr>
-        <w:t>Whole map have different places of interest. We have to make sure that every places are not to similar but still have the close feeling when player arrives. In this scenario I created, fog forest, stone cave, lighting river, wast construction and several different for players to explore.</w:t>
-      </w:r>
-    </w:p>
-    <w:p>
-      <w:pPr>
-        <w:widowControl w:val="0"/>
-        <w:numPr>
-          <w:ilvl w:val="0"/>
-          <w:numId w:val="0"/>
-        </w:numPr>
-        <w:jc w:val="left"/>
-        <w:rPr>
-          <w:rFonts w:hint="default"/>
-          <w:b w:val="0"/>
-          <w:bCs w:val="0"/>
-          <w:sz w:val="24"/>
-          <w:szCs w:val="24"/>
-          <w:highlight w:val="none"/>
-          <w:lang w:val="en-US" w:eastAsia="zh-CN"/>
-        </w:rPr>
-      </w:pPr>
-    </w:p>
-    <w:p>
-      <w:pPr>
-        <w:widowControl w:val="0"/>
-        <w:numPr>
-          <w:ilvl w:val="0"/>
-          <w:numId w:val="0"/>
-        </w:numPr>
-        <w:jc w:val="left"/>
-        <w:rPr>
-          <w:rFonts w:hint="default"/>
-          <w:b w:val="0"/>
-          <w:bCs w:val="0"/>
-          <w:sz w:val="24"/>
-          <w:szCs w:val="24"/>
-          <w:highlight w:val="none"/>
-          <w:lang w:val="en-US" w:eastAsia="zh-CN"/>
-        </w:rPr>
-      </w:pPr>
-    </w:p>
-    <w:p>
-      <w:pPr>
-        <w:widowControl w:val="0"/>
-        <w:numPr>
-          <w:ilvl w:val="0"/>
-          <w:numId w:val="0"/>
-        </w:numPr>
-        <w:jc w:val="left"/>
-        <w:rPr>
-          <w:rFonts w:hint="default"/>
-          <w:b w:val="0"/>
-          <w:bCs w:val="0"/>
-          <w:sz w:val="24"/>
-          <w:szCs w:val="24"/>
-          <w:highlight w:val="none"/>
-          <w:lang w:val="en-US" w:eastAsia="zh-CN"/>
-        </w:rPr>
-      </w:pPr>
-    </w:p>
-    <w:p>
-      <w:pPr>
-        <w:widowControl w:val="0"/>
-        <w:numPr>
-          <w:ilvl w:val="0"/>
-          <w:numId w:val="0"/>
-        </w:numPr>
-        <w:jc w:val="left"/>
-        <w:rPr>
-          <w:rFonts w:hint="default"/>
-          <w:b w:val="0"/>
-          <w:bCs w:val="0"/>
-          <w:sz w:val="24"/>
-          <w:szCs w:val="24"/>
-          <w:highlight w:val="none"/>
-          <w:lang w:val="en-US" w:eastAsia="zh-CN"/>
-        </w:rPr>
-      </w:pPr>
-    </w:p>
-    <w:p>
-      <w:pPr>
-        <w:widowControl w:val="0"/>
-        <w:numPr>
-          <w:ilvl w:val="0"/>
-          <w:numId w:val="0"/>
-        </w:numPr>
-        <w:jc w:val="left"/>
-        <w:rPr>
-          <w:rFonts w:hint="default"/>
-          <w:b w:val="0"/>
-          <w:bCs w:val="0"/>
-          <w:sz w:val="24"/>
-          <w:szCs w:val="24"/>
-          <w:highlight w:val="none"/>
-          <w:lang w:val="en-US" w:eastAsia="zh-CN"/>
-        </w:rPr>
-      </w:pPr>
-    </w:p>
-    <w:p>
-      <w:pPr>
-        <w:widowControl w:val="0"/>
-        <w:numPr>
-          <w:ilvl w:val="0"/>
-          <w:numId w:val="0"/>
-        </w:numPr>
-        <w:jc w:val="left"/>
-        <w:rPr>
-          <w:rFonts w:hint="default"/>
-          <w:b w:val="0"/>
-          <w:bCs w:val="0"/>
-          <w:sz w:val="24"/>
-          <w:szCs w:val="24"/>
-          <w:highlight w:val="none"/>
-          <w:lang w:val="en-US" w:eastAsia="zh-CN"/>
-        </w:rPr>
-      </w:pPr>
-    </w:p>
-    <w:p>
-      <w:pPr>
-        <w:widowControl w:val="0"/>
-        <w:numPr>
-          <w:ilvl w:val="0"/>
-          <w:numId w:val="0"/>
-        </w:numPr>
-        <w:jc w:val="left"/>
-        <w:rPr>
-          <w:rFonts w:hint="default"/>
-          <w:b w:val="0"/>
-          <w:bCs w:val="0"/>
-          <w:sz w:val="24"/>
-          <w:szCs w:val="24"/>
-          <w:highlight w:val="none"/>
-          <w:lang w:val="en-US" w:eastAsia="zh-CN"/>
-        </w:rPr>
-      </w:pPr>
-    </w:p>
-    <w:p>
-      <w:pPr>
-        <w:widowControl w:val="0"/>
-        <w:numPr>
-          <w:ilvl w:val="0"/>
-          <w:numId w:val="0"/>
-        </w:numPr>
-        <w:jc w:val="center"/>
-        <w:rPr>
-          <w:rFonts w:hint="eastAsia"/>
-          <w:b w:val="0"/>
-          <w:bCs w:val="0"/>
-          <w:sz w:val="24"/>
-          <w:szCs w:val="24"/>
-          <w:highlight w:val="yellow"/>
-          <w:lang w:val="en-US" w:eastAsia="zh-CN"/>
-        </w:rPr>
-      </w:pPr>
-      <w:r>
-        <w:rPr>
-          <w:rFonts w:hint="eastAsia"/>
-          <w:b w:val="0"/>
-          <w:bCs w:val="0"/>
-          <w:sz w:val="24"/>
-          <w:szCs w:val="24"/>
-          <w:highlight w:val="yellow"/>
-          <w:lang w:val="en-US" w:eastAsia="zh-CN"/>
-        </w:rPr>
-        <w:t>A.I</w:t>
-      </w:r>
-    </w:p>
-    <w:p>
-      <w:pPr>
-        <w:widowControl w:val="0"/>
-        <w:numPr>
-          <w:ilvl w:val="0"/>
-          <w:numId w:val="0"/>
-        </w:numPr>
-        <w:jc w:val="left"/>
-        <w:rPr>
-          <w:rFonts w:hint="default"/>
-          <w:b w:val="0"/>
-          <w:bCs w:val="0"/>
-          <w:sz w:val="24"/>
-          <w:szCs w:val="24"/>
-          <w:highlight w:val="yellow"/>
-          <w:lang w:val="en-US" w:eastAsia="zh-CN"/>
-        </w:rPr>
-      </w:pPr>
+        <w:t xml:space="preserve">TITLE: </w:t>
+      </w:r>
+      <w:r>
+        <w:rPr>
+          <w:rFonts w:hint="eastAsia"/>
+          <w:b w:val="0"/>
+          <w:bCs w:val="0"/>
+          <w:sz w:val="24"/>
+          <w:szCs w:val="24"/>
+          <w:highlight w:val="none"/>
+          <w:lang w:val="en-US" w:eastAsia="zh-CN"/>
+        </w:rPr>
+        <w:t>STANCE ON EARTH</w:t>
+      </w:r>
     </w:p>
     <w:p>
       <w:pPr>
@@ -2134,62 +1454,34 @@
           <w:highlight w:val="none"/>
           <w:lang w:val="en-US" w:eastAsia="zh-CN"/>
         </w:rPr>
-        <w:t xml:space="preserve">TITLE: </w:t>
-      </w:r>
-      <w:r>
-        <w:rPr>
-          <w:rFonts w:hint="eastAsia"/>
-          <w:b w:val="0"/>
-          <w:bCs w:val="0"/>
-          <w:sz w:val="24"/>
-          <w:szCs w:val="24"/>
-          <w:highlight w:val="none"/>
-          <w:lang w:val="en-US" w:eastAsia="zh-CN"/>
-        </w:rPr>
-        <w:t>BURNING FROM THE CRACK</w:t>
-      </w:r>
-    </w:p>
-    <w:p>
-      <w:pPr>
-        <w:jc w:val="left"/>
-        <w:rPr>
-          <w:rFonts w:hint="default"/>
-          <w:b w:val="0"/>
-          <w:bCs w:val="0"/>
-          <w:sz w:val="24"/>
-          <w:szCs w:val="24"/>
-          <w:highlight w:val="none"/>
-          <w:lang w:val="en-US" w:eastAsia="zh-CN"/>
-        </w:rPr>
-      </w:pPr>
-      <w:r>
-        <w:rPr>
-          <w:rFonts w:hint="eastAsia"/>
+        <w:t xml:space="preserve">TAG: </w:t>
+      </w:r>
+      <w:r>
+        <w:rPr>
+          <w:rFonts w:hint="eastAsia"/>
+          <w:b w:val="0"/>
+          <w:bCs w:val="0"/>
+          <w:sz w:val="24"/>
+          <w:szCs w:val="24"/>
+          <w:highlight w:val="none"/>
+          <w:lang w:val="en-US" w:eastAsia="zh-CN"/>
+        </w:rPr>
+        <w:t>2023AUTUMN; C4D; ZBRUSH; Physical Model</w:t>
+      </w:r>
+    </w:p>
+    <w:p>
+      <w:pPr>
+        <w:jc w:val="left"/>
+        <w:rPr>
+          <w:rFonts w:hint="default"/>
           <w:b/>
           <w:bCs/>
           <w:sz w:val="24"/>
           <w:szCs w:val="24"/>
-          <w:highlight w:val="none"/>
-          <w:lang w:val="en-US" w:eastAsia="zh-CN"/>
-        </w:rPr>
-        <w:t xml:space="preserve">TAG: </w:t>
-      </w:r>
-      <w:r>
-        <w:rPr>
-          <w:rFonts w:hint="eastAsia"/>
-          <w:b w:val="0"/>
-          <w:bCs w:val="0"/>
-          <w:sz w:val="24"/>
-          <w:szCs w:val="24"/>
-          <w:highlight w:val="none"/>
-          <w:lang w:val="en-US" w:eastAsia="zh-CN"/>
-        </w:rPr>
-        <w:t>2024AUTUMN; C4D; BLENDER</w:t>
-      </w:r>
-    </w:p>
-    <w:p>
-      <w:pPr>
-        <w:jc w:val="left"/>
+          <w:lang w:val="en-US" w:eastAsia="zh-CN"/>
+        </w:rPr>
+      </w:pPr>
+      <w:r>
         <w:rPr>
           <w:rFonts w:hint="eastAsia"/>
           <w:b/>
@@ -2199,6 +1491,751 @@
           <w:highlight w:val="none"/>
           <w:lang w:val="en-US" w:eastAsia="zh-CN"/>
         </w:rPr>
+        <w:t>DESCRIPTION:</w:t>
+      </w:r>
+    </w:p>
+    <w:p>
+      <w:pPr>
+        <w:widowControl w:val="0"/>
+        <w:numPr>
+          <w:ilvl w:val="0"/>
+          <w:numId w:val="3"/>
+        </w:numPr>
+        <w:ind w:leftChars="0"/>
+        <w:jc w:val="left"/>
+        <w:rPr>
+          <w:rFonts w:hint="default"/>
+          <w:b w:val="0"/>
+          <w:bCs w:val="0"/>
+          <w:sz w:val="24"/>
+          <w:szCs w:val="24"/>
+          <w:highlight w:val="none"/>
+          <w:lang w:val="en-US" w:eastAsia="zh-CN"/>
+        </w:rPr>
+      </w:pPr>
+      <w:r>
+        <w:rPr>
+          <w:rFonts w:hint="default"/>
+          <w:b w:val="0"/>
+          <w:bCs w:val="0"/>
+          <w:sz w:val="24"/>
+          <w:szCs w:val="24"/>
+          <w:highlight w:val="none"/>
+          <w:lang w:val="en-US" w:eastAsia="zh-CN"/>
+        </w:rPr>
+        <w:t>The interface between humans and artificial</w:t>
+      </w:r>
+      <w:r>
+        <w:rPr>
+          <w:rFonts w:hint="eastAsia"/>
+          <w:b w:val="0"/>
+          <w:bCs w:val="0"/>
+          <w:sz w:val="24"/>
+          <w:szCs w:val="24"/>
+          <w:highlight w:val="none"/>
+          <w:lang w:val="en-US" w:eastAsia="zh-CN"/>
+        </w:rPr>
+        <w:t xml:space="preserve"> </w:t>
+      </w:r>
+      <w:r>
+        <w:rPr>
+          <w:rFonts w:hint="default"/>
+          <w:b w:val="0"/>
+          <w:bCs w:val="0"/>
+          <w:sz w:val="24"/>
+          <w:szCs w:val="24"/>
+          <w:highlight w:val="none"/>
+          <w:lang w:val="en-US" w:eastAsia="zh-CN"/>
+        </w:rPr>
+        <w:t>intelligence encompasses a broad spectrum,</w:t>
+      </w:r>
+      <w:r>
+        <w:rPr>
+          <w:rFonts w:hint="eastAsia"/>
+          <w:b w:val="0"/>
+          <w:bCs w:val="0"/>
+          <w:sz w:val="24"/>
+          <w:szCs w:val="24"/>
+          <w:highlight w:val="none"/>
+          <w:lang w:val="en-US" w:eastAsia="zh-CN"/>
+        </w:rPr>
+        <w:t xml:space="preserve"> </w:t>
+      </w:r>
+      <w:r>
+        <w:rPr>
+          <w:rFonts w:hint="default"/>
+          <w:b w:val="0"/>
+          <w:bCs w:val="0"/>
+          <w:sz w:val="24"/>
+          <w:szCs w:val="24"/>
+          <w:highlight w:val="none"/>
+          <w:lang w:val="en-US" w:eastAsia="zh-CN"/>
+        </w:rPr>
+        <w:t>reflecting the dynamic and diverse nature of this</w:t>
+      </w:r>
+      <w:r>
+        <w:rPr>
+          <w:rFonts w:hint="eastAsia"/>
+          <w:b w:val="0"/>
+          <w:bCs w:val="0"/>
+          <w:sz w:val="24"/>
+          <w:szCs w:val="24"/>
+          <w:highlight w:val="none"/>
+          <w:lang w:val="en-US" w:eastAsia="zh-CN"/>
+        </w:rPr>
+        <w:t xml:space="preserve"> </w:t>
+      </w:r>
+      <w:r>
+        <w:rPr>
+          <w:rFonts w:hint="default"/>
+          <w:b w:val="0"/>
+          <w:bCs w:val="0"/>
+          <w:sz w:val="24"/>
+          <w:szCs w:val="24"/>
+          <w:highlight w:val="none"/>
+          <w:lang w:val="en-US" w:eastAsia="zh-CN"/>
+        </w:rPr>
+        <w:t>relationship. This project is ambitiously poised to</w:t>
+      </w:r>
+      <w:r>
+        <w:rPr>
+          <w:rFonts w:hint="eastAsia"/>
+          <w:b w:val="0"/>
+          <w:bCs w:val="0"/>
+          <w:sz w:val="24"/>
+          <w:szCs w:val="24"/>
+          <w:highlight w:val="none"/>
+          <w:lang w:val="en-US" w:eastAsia="zh-CN"/>
+        </w:rPr>
+        <w:t xml:space="preserve"> </w:t>
+      </w:r>
+      <w:r>
+        <w:rPr>
+          <w:rFonts w:hint="default"/>
+          <w:b w:val="0"/>
+          <w:bCs w:val="0"/>
+          <w:sz w:val="24"/>
+          <w:szCs w:val="24"/>
+          <w:highlight w:val="none"/>
+          <w:lang w:val="en-US" w:eastAsia="zh-CN"/>
+        </w:rPr>
+        <w:t>harness the power of AI-generated imagery,</w:t>
+      </w:r>
+      <w:r>
+        <w:rPr>
+          <w:rFonts w:hint="eastAsia"/>
+          <w:b w:val="0"/>
+          <w:bCs w:val="0"/>
+          <w:sz w:val="24"/>
+          <w:szCs w:val="24"/>
+          <w:highlight w:val="none"/>
+          <w:lang w:val="en-US" w:eastAsia="zh-CN"/>
+        </w:rPr>
+        <w:t xml:space="preserve"> </w:t>
+      </w:r>
+      <w:r>
+        <w:rPr>
+          <w:rFonts w:hint="default"/>
+          <w:b w:val="0"/>
+          <w:bCs w:val="0"/>
+          <w:sz w:val="24"/>
+          <w:szCs w:val="24"/>
+          <w:highlight w:val="none"/>
+          <w:lang w:val="en-US" w:eastAsia="zh-CN"/>
+        </w:rPr>
+        <w:t>utilizing these visual creations as foundational</w:t>
+      </w:r>
+      <w:r>
+        <w:rPr>
+          <w:rFonts w:hint="eastAsia"/>
+          <w:b w:val="0"/>
+          <w:bCs w:val="0"/>
+          <w:sz w:val="24"/>
+          <w:szCs w:val="24"/>
+          <w:highlight w:val="none"/>
+          <w:lang w:val="en-US" w:eastAsia="zh-CN"/>
+        </w:rPr>
+        <w:t xml:space="preserve"> </w:t>
+      </w:r>
+      <w:r>
+        <w:rPr>
+          <w:rFonts w:hint="default"/>
+          <w:b w:val="0"/>
+          <w:bCs w:val="0"/>
+          <w:sz w:val="24"/>
+          <w:szCs w:val="24"/>
+          <w:highlight w:val="none"/>
+          <w:lang w:val="en-US" w:eastAsia="zh-CN"/>
+        </w:rPr>
+        <w:t>prototypes for tangible, real-world applications.</w:t>
+      </w:r>
+    </w:p>
+    <w:p>
+      <w:pPr>
+        <w:widowControl w:val="0"/>
+        <w:numPr>
+          <w:ilvl w:val="0"/>
+          <w:numId w:val="0"/>
+        </w:numPr>
+        <w:ind w:leftChars="0"/>
+        <w:jc w:val="left"/>
+        <w:rPr>
+          <w:rFonts w:hint="default"/>
+          <w:b w:val="0"/>
+          <w:bCs w:val="0"/>
+          <w:sz w:val="24"/>
+          <w:szCs w:val="24"/>
+          <w:highlight w:val="none"/>
+          <w:lang w:val="en-US" w:eastAsia="zh-CN"/>
+        </w:rPr>
+      </w:pPr>
+      <w:r>
+        <w:rPr>
+          <w:rFonts w:hint="default"/>
+          <w:b w:val="0"/>
+          <w:bCs w:val="0"/>
+          <w:sz w:val="24"/>
+          <w:szCs w:val="24"/>
+          <w:highlight w:val="none"/>
+          <w:lang w:val="en-US" w:eastAsia="zh-CN"/>
+        </w:rPr>
+        <w:t>Artificial intelligence not only opens up</w:t>
+      </w:r>
+      <w:r>
+        <w:rPr>
+          <w:rFonts w:hint="eastAsia"/>
+          <w:b w:val="0"/>
+          <w:bCs w:val="0"/>
+          <w:sz w:val="24"/>
+          <w:szCs w:val="24"/>
+          <w:highlight w:val="none"/>
+          <w:lang w:val="en-US" w:eastAsia="zh-CN"/>
+        </w:rPr>
+        <w:t xml:space="preserve"> </w:t>
+      </w:r>
+      <w:r>
+        <w:rPr>
+          <w:rFonts w:hint="default"/>
+          <w:b w:val="0"/>
+          <w:bCs w:val="0"/>
+          <w:sz w:val="24"/>
+          <w:szCs w:val="24"/>
+          <w:highlight w:val="none"/>
+          <w:lang w:val="en-US" w:eastAsia="zh-CN"/>
+        </w:rPr>
+        <w:t>alternative ways of conceptualizing ideas but also</w:t>
+      </w:r>
+      <w:r>
+        <w:rPr>
+          <w:rFonts w:hint="eastAsia"/>
+          <w:b w:val="0"/>
+          <w:bCs w:val="0"/>
+          <w:sz w:val="24"/>
+          <w:szCs w:val="24"/>
+          <w:highlight w:val="none"/>
+          <w:lang w:val="en-US" w:eastAsia="zh-CN"/>
+        </w:rPr>
+        <w:t xml:space="preserve"> </w:t>
+      </w:r>
+      <w:r>
+        <w:rPr>
+          <w:rFonts w:hint="default"/>
+          <w:b w:val="0"/>
+          <w:bCs w:val="0"/>
+          <w:sz w:val="24"/>
+          <w:szCs w:val="24"/>
+          <w:highlight w:val="none"/>
+          <w:lang w:val="en-US" w:eastAsia="zh-CN"/>
+        </w:rPr>
+        <w:t>significantly enhances the design process,</w:t>
+      </w:r>
+      <w:r>
+        <w:rPr>
+          <w:rFonts w:hint="eastAsia"/>
+          <w:b w:val="0"/>
+          <w:bCs w:val="0"/>
+          <w:sz w:val="24"/>
+          <w:szCs w:val="24"/>
+          <w:highlight w:val="none"/>
+          <w:lang w:val="en-US" w:eastAsia="zh-CN"/>
+        </w:rPr>
+        <w:t xml:space="preserve"> </w:t>
+      </w:r>
+      <w:r>
+        <w:rPr>
+          <w:rFonts w:hint="default"/>
+          <w:b w:val="0"/>
+          <w:bCs w:val="0"/>
+          <w:sz w:val="24"/>
+          <w:szCs w:val="24"/>
+          <w:highlight w:val="none"/>
+          <w:lang w:val="en-US" w:eastAsia="zh-CN"/>
+        </w:rPr>
+        <w:t>pushing it to unprecedented levels of innovation</w:t>
+      </w:r>
+      <w:r>
+        <w:rPr>
+          <w:rFonts w:hint="eastAsia"/>
+          <w:b w:val="0"/>
+          <w:bCs w:val="0"/>
+          <w:sz w:val="24"/>
+          <w:szCs w:val="24"/>
+          <w:highlight w:val="none"/>
+          <w:lang w:val="en-US" w:eastAsia="zh-CN"/>
+        </w:rPr>
+        <w:t xml:space="preserve"> </w:t>
+      </w:r>
+      <w:r>
+        <w:rPr>
+          <w:rFonts w:hint="default"/>
+          <w:b w:val="0"/>
+          <w:bCs w:val="0"/>
+          <w:sz w:val="24"/>
+          <w:szCs w:val="24"/>
+          <w:highlight w:val="none"/>
+          <w:lang w:val="en-US" w:eastAsia="zh-CN"/>
+        </w:rPr>
+        <w:t>and creativity.</w:t>
+      </w:r>
+    </w:p>
+    <w:p>
+      <w:pPr>
+        <w:widowControl w:val="0"/>
+        <w:numPr>
+          <w:ilvl w:val="0"/>
+          <w:numId w:val="0"/>
+        </w:numPr>
+        <w:ind w:leftChars="0"/>
+        <w:jc w:val="left"/>
+        <w:rPr>
+          <w:rFonts w:hint="default"/>
+          <w:b w:val="0"/>
+          <w:bCs w:val="0"/>
+          <w:sz w:val="24"/>
+          <w:szCs w:val="24"/>
+          <w:highlight w:val="none"/>
+          <w:lang w:val="en-US" w:eastAsia="zh-CN"/>
+        </w:rPr>
+      </w:pPr>
+    </w:p>
+    <w:p>
+      <w:pPr>
+        <w:widowControl w:val="0"/>
+        <w:numPr>
+          <w:ilvl w:val="0"/>
+          <w:numId w:val="0"/>
+        </w:numPr>
+        <w:jc w:val="left"/>
+        <w:rPr>
+          <w:rFonts w:hint="eastAsia"/>
+          <w:b w:val="0"/>
+          <w:bCs w:val="0"/>
+          <w:sz w:val="24"/>
+          <w:szCs w:val="24"/>
+          <w:highlight w:val="none"/>
+          <w:u w:val="single"/>
+          <w:lang w:val="en-US" w:eastAsia="zh-CN"/>
+        </w:rPr>
+      </w:pPr>
+      <w:r>
+        <w:rPr>
+          <w:rFonts w:hint="eastAsia"/>
+          <w:b w:val="0"/>
+          <w:bCs w:val="0"/>
+          <w:sz w:val="24"/>
+          <w:szCs w:val="24"/>
+          <w:highlight w:val="none"/>
+          <w:u w:val="single"/>
+          <w:lang w:val="en-US" w:eastAsia="zh-CN"/>
+        </w:rPr>
+        <w:t>*Mobile(This project explores the interface between humans and artificial intelligence. By using AI-generated images as design prototypes, it examines how artificial intelligence can expand imagination, reshape conceptual thinking, and introduce new possibilities into real-world design processes.)</w:t>
+      </w:r>
+    </w:p>
+    <w:p>
+      <w:pPr>
+        <w:widowControl w:val="0"/>
+        <w:numPr>
+          <w:ilvl w:val="0"/>
+          <w:numId w:val="0"/>
+        </w:numPr>
+        <w:ind w:leftChars="0"/>
+        <w:jc w:val="left"/>
+        <w:rPr>
+          <w:rFonts w:hint="default"/>
+          <w:b w:val="0"/>
+          <w:bCs w:val="0"/>
+          <w:sz w:val="24"/>
+          <w:szCs w:val="24"/>
+          <w:highlight w:val="none"/>
+          <w:lang w:val="en-US" w:eastAsia="zh-CN"/>
+        </w:rPr>
+      </w:pPr>
+    </w:p>
+    <w:p>
+      <w:pPr>
+        <w:widowControl w:val="0"/>
+        <w:numPr>
+          <w:ilvl w:val="0"/>
+          <w:numId w:val="3"/>
+        </w:numPr>
+        <w:ind w:left="0" w:leftChars="0" w:firstLine="0" w:firstLineChars="0"/>
+        <w:jc w:val="left"/>
+        <w:rPr>
+          <w:rFonts w:hint="default"/>
+          <w:b w:val="0"/>
+          <w:bCs w:val="0"/>
+          <w:sz w:val="24"/>
+          <w:szCs w:val="24"/>
+          <w:highlight w:val="none"/>
+          <w:lang w:val="en-US" w:eastAsia="zh-CN"/>
+        </w:rPr>
+      </w:pPr>
+      <w:r>
+        <w:rPr>
+          <w:rFonts w:hint="default"/>
+          <w:b w:val="0"/>
+          <w:bCs w:val="0"/>
+          <w:sz w:val="24"/>
+          <w:szCs w:val="24"/>
+          <w:highlight w:val="none"/>
+          <w:lang w:val="en-US" w:eastAsia="zh-CN"/>
+        </w:rPr>
+        <w:t>By employing state-of-the-art 3D software, we are embarking on a novel journey to amalgamate AI-produced two-dimensional visuals with the tangible, physical form of realistic stools. This fusion not only exemplifies the seamless integration of digital and physical realms but also sets a groundbreaking precedent for design methodologies. It’s a testament to the potential of AI to act as a catalyst for design evolution, offering fresh perspectives and inspiring a future where the boundaries between virtual creativity and practical functionality blur, leading us towards a new era of design ingenuity.</w:t>
+      </w:r>
+    </w:p>
+    <w:p>
+      <w:pPr>
+        <w:widowControl w:val="0"/>
+        <w:numPr>
+          <w:numId w:val="0"/>
+        </w:numPr>
+        <w:jc w:val="left"/>
+        <w:rPr>
+          <w:rFonts w:hint="default"/>
+          <w:b w:val="0"/>
+          <w:bCs w:val="0"/>
+          <w:sz w:val="24"/>
+          <w:szCs w:val="24"/>
+          <w:highlight w:val="none"/>
+          <w:lang w:val="en-US" w:eastAsia="zh-CN"/>
+        </w:rPr>
+      </w:pPr>
+    </w:p>
+    <w:p>
+      <w:pPr>
+        <w:widowControl w:val="0"/>
+        <w:numPr>
+          <w:ilvl w:val="0"/>
+          <w:numId w:val="0"/>
+        </w:numPr>
+        <w:jc w:val="left"/>
+        <w:rPr>
+          <w:rFonts w:hint="eastAsia"/>
+          <w:b w:val="0"/>
+          <w:bCs w:val="0"/>
+          <w:sz w:val="24"/>
+          <w:szCs w:val="24"/>
+          <w:highlight w:val="none"/>
+          <w:u w:val="single"/>
+          <w:lang w:val="en-US" w:eastAsia="zh-CN"/>
+        </w:rPr>
+      </w:pPr>
+      <w:r>
+        <w:rPr>
+          <w:rFonts w:hint="eastAsia"/>
+          <w:b w:val="0"/>
+          <w:bCs w:val="0"/>
+          <w:sz w:val="24"/>
+          <w:szCs w:val="24"/>
+          <w:highlight w:val="none"/>
+          <w:u w:val="single"/>
+          <w:lang w:val="en-US" w:eastAsia="zh-CN"/>
+        </w:rPr>
+        <w:t>*Mobile(Using 3D software, this project transforms AI-generated 2D images into realistic stool designs. It explores the fusion of digital imagination and physical function, showing how AI can inspire new design methods and blur the boundary between virtual creation and real-world objects.)</w:t>
+      </w:r>
+    </w:p>
+    <w:p>
+      <w:pPr>
+        <w:widowControl w:val="0"/>
+        <w:numPr>
+          <w:numId w:val="0"/>
+        </w:numPr>
+        <w:jc w:val="left"/>
+        <w:rPr>
+          <w:rFonts w:hint="default"/>
+          <w:b w:val="0"/>
+          <w:bCs w:val="0"/>
+          <w:sz w:val="24"/>
+          <w:szCs w:val="24"/>
+          <w:highlight w:val="none"/>
+          <w:lang w:val="en-US" w:eastAsia="zh-CN"/>
+        </w:rPr>
+      </w:pPr>
+    </w:p>
+    <w:p>
+      <w:pPr>
+        <w:widowControl w:val="0"/>
+        <w:numPr>
+          <w:numId w:val="0"/>
+        </w:numPr>
+        <w:jc w:val="left"/>
+        <w:rPr>
+          <w:rFonts w:hint="default"/>
+          <w:b w:val="0"/>
+          <w:bCs w:val="0"/>
+          <w:sz w:val="24"/>
+          <w:szCs w:val="24"/>
+          <w:highlight w:val="none"/>
+          <w:lang w:val="en-US" w:eastAsia="zh-CN"/>
+        </w:rPr>
+      </w:pPr>
+    </w:p>
+    <w:p>
+      <w:pPr>
+        <w:widowControl w:val="0"/>
+        <w:numPr>
+          <w:numId w:val="0"/>
+        </w:numPr>
+        <w:jc w:val="left"/>
+        <w:rPr>
+          <w:rFonts w:hint="default"/>
+          <w:b w:val="0"/>
+          <w:bCs w:val="0"/>
+          <w:sz w:val="24"/>
+          <w:szCs w:val="24"/>
+          <w:highlight w:val="none"/>
+          <w:lang w:val="en-US" w:eastAsia="zh-CN"/>
+        </w:rPr>
+      </w:pPr>
+    </w:p>
+    <w:p>
+      <w:pPr>
+        <w:widowControl w:val="0"/>
+        <w:numPr>
+          <w:numId w:val="0"/>
+        </w:numPr>
+        <w:jc w:val="left"/>
+        <w:rPr>
+          <w:rFonts w:hint="default"/>
+          <w:b w:val="0"/>
+          <w:bCs w:val="0"/>
+          <w:sz w:val="24"/>
+          <w:szCs w:val="24"/>
+          <w:highlight w:val="none"/>
+          <w:lang w:val="en-US" w:eastAsia="zh-CN"/>
+        </w:rPr>
+      </w:pPr>
+    </w:p>
+    <w:p>
+      <w:pPr>
+        <w:widowControl w:val="0"/>
+        <w:numPr>
+          <w:numId w:val="0"/>
+        </w:numPr>
+        <w:jc w:val="left"/>
+        <w:rPr>
+          <w:rFonts w:hint="default"/>
+          <w:b w:val="0"/>
+          <w:bCs w:val="0"/>
+          <w:sz w:val="24"/>
+          <w:szCs w:val="24"/>
+          <w:highlight w:val="none"/>
+          <w:lang w:val="en-US" w:eastAsia="zh-CN"/>
+        </w:rPr>
+      </w:pPr>
+    </w:p>
+    <w:p>
+      <w:pPr>
+        <w:widowControl w:val="0"/>
+        <w:numPr>
+          <w:numId w:val="0"/>
+        </w:numPr>
+        <w:jc w:val="left"/>
+        <w:rPr>
+          <w:rFonts w:hint="default"/>
+          <w:b w:val="0"/>
+          <w:bCs w:val="0"/>
+          <w:sz w:val="24"/>
+          <w:szCs w:val="24"/>
+          <w:highlight w:val="none"/>
+          <w:lang w:val="en-US" w:eastAsia="zh-CN"/>
+        </w:rPr>
+      </w:pPr>
+    </w:p>
+    <w:p>
+      <w:pPr>
+        <w:widowControl w:val="0"/>
+        <w:numPr>
+          <w:numId w:val="0"/>
+        </w:numPr>
+        <w:jc w:val="left"/>
+        <w:rPr>
+          <w:rFonts w:hint="default"/>
+          <w:b w:val="0"/>
+          <w:bCs w:val="0"/>
+          <w:sz w:val="24"/>
+          <w:szCs w:val="24"/>
+          <w:highlight w:val="none"/>
+          <w:lang w:val="en-US" w:eastAsia="zh-CN"/>
+        </w:rPr>
+      </w:pPr>
+    </w:p>
+    <w:p>
+      <w:pPr>
+        <w:widowControl w:val="0"/>
+        <w:numPr>
+          <w:numId w:val="0"/>
+        </w:numPr>
+        <w:jc w:val="left"/>
+        <w:rPr>
+          <w:rFonts w:hint="default"/>
+          <w:b w:val="0"/>
+          <w:bCs w:val="0"/>
+          <w:sz w:val="24"/>
+          <w:szCs w:val="24"/>
+          <w:highlight w:val="none"/>
+          <w:lang w:val="en-US" w:eastAsia="zh-CN"/>
+        </w:rPr>
+      </w:pPr>
+    </w:p>
+    <w:p>
+      <w:pPr>
+        <w:widowControl w:val="0"/>
+        <w:numPr>
+          <w:numId w:val="0"/>
+        </w:numPr>
+        <w:jc w:val="left"/>
+        <w:rPr>
+          <w:rFonts w:hint="default"/>
+          <w:b w:val="0"/>
+          <w:bCs w:val="0"/>
+          <w:sz w:val="24"/>
+          <w:szCs w:val="24"/>
+          <w:highlight w:val="none"/>
+          <w:lang w:val="en-US" w:eastAsia="zh-CN"/>
+        </w:rPr>
+      </w:pPr>
+    </w:p>
+    <w:p>
+      <w:pPr>
+        <w:widowControl w:val="0"/>
+        <w:numPr>
+          <w:numId w:val="0"/>
+        </w:numPr>
+        <w:jc w:val="left"/>
+        <w:rPr>
+          <w:rFonts w:hint="default"/>
+          <w:b w:val="0"/>
+          <w:bCs w:val="0"/>
+          <w:sz w:val="24"/>
+          <w:szCs w:val="24"/>
+          <w:highlight w:val="none"/>
+          <w:lang w:val="en-US" w:eastAsia="zh-CN"/>
+        </w:rPr>
+      </w:pPr>
+    </w:p>
+    <w:p>
+      <w:pPr>
+        <w:widowControl w:val="0"/>
+        <w:numPr>
+          <w:numId w:val="0"/>
+        </w:numPr>
+        <w:jc w:val="left"/>
+        <w:rPr>
+          <w:rFonts w:hint="default"/>
+          <w:b w:val="0"/>
+          <w:bCs w:val="0"/>
+          <w:sz w:val="24"/>
+          <w:szCs w:val="24"/>
+          <w:highlight w:val="none"/>
+          <w:lang w:val="en-US" w:eastAsia="zh-CN"/>
+        </w:rPr>
+      </w:pPr>
+    </w:p>
+    <w:p>
+      <w:pPr>
+        <w:widowControl w:val="0"/>
+        <w:numPr>
+          <w:numId w:val="0"/>
+        </w:numPr>
+        <w:jc w:val="left"/>
+        <w:rPr>
+          <w:rFonts w:hint="default"/>
+          <w:b w:val="0"/>
+          <w:bCs w:val="0"/>
+          <w:sz w:val="24"/>
+          <w:szCs w:val="24"/>
+          <w:highlight w:val="none"/>
+          <w:lang w:val="en-US" w:eastAsia="zh-CN"/>
+        </w:rPr>
+      </w:pPr>
+    </w:p>
+    <w:p>
+      <w:pPr>
+        <w:widowControl w:val="0"/>
+        <w:numPr>
+          <w:numId w:val="0"/>
+        </w:numPr>
+        <w:jc w:val="left"/>
+        <w:rPr>
+          <w:rFonts w:hint="default"/>
+          <w:b w:val="0"/>
+          <w:bCs w:val="0"/>
+          <w:sz w:val="24"/>
+          <w:szCs w:val="24"/>
+          <w:highlight w:val="none"/>
+          <w:lang w:val="en-US" w:eastAsia="zh-CN"/>
+        </w:rPr>
+      </w:pPr>
+    </w:p>
+    <w:p>
+      <w:pPr>
+        <w:widowControl w:val="0"/>
+        <w:numPr>
+          <w:numId w:val="0"/>
+        </w:numPr>
+        <w:jc w:val="left"/>
+        <w:rPr>
+          <w:rFonts w:hint="default"/>
+          <w:b w:val="0"/>
+          <w:bCs w:val="0"/>
+          <w:sz w:val="24"/>
+          <w:szCs w:val="24"/>
+          <w:highlight w:val="none"/>
+          <w:lang w:val="en-US" w:eastAsia="zh-CN"/>
+        </w:rPr>
+      </w:pPr>
+    </w:p>
+    <w:p>
+      <w:pPr>
+        <w:widowControl w:val="0"/>
+        <w:numPr>
+          <w:numId w:val="0"/>
+        </w:numPr>
+        <w:jc w:val="left"/>
+        <w:rPr>
+          <w:rFonts w:hint="default"/>
+          <w:b w:val="0"/>
+          <w:bCs w:val="0"/>
+          <w:sz w:val="24"/>
+          <w:szCs w:val="24"/>
+          <w:highlight w:val="none"/>
+          <w:lang w:val="en-US" w:eastAsia="zh-CN"/>
+        </w:rPr>
+      </w:pPr>
+    </w:p>
+    <w:p>
+      <w:pPr>
+        <w:jc w:val="left"/>
+        <w:rPr>
+          <w:rFonts w:hint="default"/>
+          <w:b w:val="0"/>
+          <w:bCs w:val="0"/>
+          <w:sz w:val="24"/>
+          <w:szCs w:val="24"/>
+          <w:highlight w:val="none"/>
+          <w:lang w:val="en-US" w:eastAsia="zh-CN"/>
+        </w:rPr>
       </w:pPr>
       <w:r>
         <w:rPr>
@@ -2210,14 +2247,37 @@
           <w:highlight w:val="none"/>
           <w:lang w:val="en-US" w:eastAsia="zh-CN"/>
         </w:rPr>
-        <w:t>DESCRIPTION:</w:t>
-      </w:r>
-    </w:p>
-    <w:p>
-      <w:pPr>
-        <w:jc w:val="left"/>
-        <w:rPr>
-          <w:rFonts w:hint="default"/>
+        <w:t xml:space="preserve">TITLE: </w:t>
+      </w:r>
+      <w:r>
+        <w:rPr>
+          <w:rFonts w:hint="eastAsia"/>
+          <w:b w:val="0"/>
+          <w:bCs w:val="0"/>
+          <w:sz w:val="24"/>
+          <w:szCs w:val="24"/>
+          <w:highlight w:val="none"/>
+          <w:lang w:val="en-US" w:eastAsia="zh-CN"/>
+        </w:rPr>
+        <w:t>STACK OF THE FLOWER</w:t>
+      </w:r>
+    </w:p>
+    <w:p>
+      <w:pPr>
+        <w:jc w:val="left"/>
+        <w:rPr>
+          <w:rFonts w:hint="default"/>
+          <w:b w:val="0"/>
+          <w:bCs w:val="0"/>
+          <w:sz w:val="24"/>
+          <w:szCs w:val="24"/>
+          <w:highlight w:val="none"/>
+          <w:lang w:val="en-US" w:eastAsia="zh-CN"/>
+        </w:rPr>
+      </w:pPr>
+      <w:r>
+        <w:rPr>
+          <w:rFonts w:hint="eastAsia"/>
           <w:b/>
           <w:bCs/>
           <w:sz w:val="24"/>
@@ -2225,158 +2285,24 @@
           <w:highlight w:val="none"/>
           <w:lang w:val="en-US" w:eastAsia="zh-CN"/>
         </w:rPr>
-      </w:pPr>
-    </w:p>
-    <w:p>
-      <w:pPr>
-        <w:widowControl w:val="0"/>
-        <w:numPr>
-          <w:ilvl w:val="0"/>
-          <w:numId w:val="6"/>
-        </w:numPr>
-        <w:jc w:val="left"/>
-        <w:rPr>
-          <w:rFonts w:hint="eastAsia"/>
-          <w:b w:val="0"/>
-          <w:bCs w:val="0"/>
-          <w:sz w:val="24"/>
-          <w:szCs w:val="24"/>
-          <w:highlight w:val="none"/>
-          <w:lang w:val="en-US" w:eastAsia="zh-CN"/>
-        </w:rPr>
-      </w:pPr>
-      <w:r>
-        <w:rPr>
-          <w:rFonts w:hint="eastAsia"/>
-          <w:b w:val="0"/>
-          <w:bCs w:val="0"/>
-          <w:sz w:val="24"/>
-          <w:szCs w:val="24"/>
-          <w:highlight w:val="none"/>
-          <w:lang w:val="en-US" w:eastAsia="zh-CN"/>
-        </w:rPr>
-        <w:t xml:space="preserve">"Environment and survival—our world seems to be facing a </w:t>
-      </w:r>
-      <w:r>
-        <w:rPr>
-          <w:rFonts w:hint="default"/>
-          <w:b w:val="0"/>
-          <w:bCs w:val="0"/>
-          <w:sz w:val="24"/>
-          <w:szCs w:val="24"/>
-          <w:highlight w:val="none"/>
-          <w:lang w:val="en-US" w:eastAsia="zh-CN"/>
-        </w:rPr>
-        <w:t xml:space="preserve">crisis beyond what we imagined.As wildfres spread across Los Angeles, we should pay more attention to the lessons these disasters bring us. In LosAngeles, people are battling various natural disasters like earthquakes and wildfres. These disasters may seem unrelated, but they are somehow connected. In the movie The DayAfter Tomorrow, natural disasters start with an earthquake, followed by wildfres and extreme cold. The meaning </w:t>
-      </w:r>
-    </w:p>
-    <w:p>
-      <w:pPr>
-        <w:widowControl w:val="0"/>
-        <w:numPr>
-          <w:ilvl w:val="0"/>
-          <w:numId w:val="0"/>
-        </w:numPr>
-        <w:jc w:val="left"/>
-        <w:rPr>
-          <w:rFonts w:hint="eastAsia"/>
-          <w:b w:val="0"/>
-          <w:bCs w:val="0"/>
-          <w:sz w:val="24"/>
-          <w:szCs w:val="24"/>
-          <w:highlight w:val="none"/>
-          <w:lang w:val="en-US" w:eastAsia="zh-CN"/>
-        </w:rPr>
-      </w:pPr>
-      <w:r>
-        <w:rPr>
-          <w:rFonts w:hint="default"/>
-          <w:b w:val="0"/>
-          <w:bCs w:val="0"/>
-          <w:sz w:val="24"/>
-          <w:szCs w:val="24"/>
-          <w:highlight w:val="none"/>
-          <w:lang w:val="en-US" w:eastAsia="zh-CN"/>
-        </w:rPr>
-        <w:t>of this artwork is to recreate images of earthquakes, cold, and wildfres to show the state of our Earth, encouraging us to take environmental protection seriously.</w:t>
-      </w:r>
-      <w:r>
-        <w:rPr>
-          <w:rFonts w:hint="eastAsia"/>
-          <w:b w:val="0"/>
-          <w:bCs w:val="0"/>
-          <w:sz w:val="24"/>
-          <w:szCs w:val="24"/>
-          <w:highlight w:val="none"/>
-          <w:lang w:val="en-US" w:eastAsia="zh-CN"/>
-        </w:rPr>
-        <w:t xml:space="preserve"> </w:t>
-      </w:r>
-      <w:r>
-        <w:rPr>
-          <w:rFonts w:hint="default"/>
-          <w:b w:val="0"/>
-          <w:bCs w:val="0"/>
-          <w:sz w:val="24"/>
-          <w:szCs w:val="24"/>
-          <w:highlight w:val="none"/>
-          <w:lang w:val="en-US" w:eastAsia="zh-CN"/>
-        </w:rPr>
-        <w:t>However, there is always hope. Just like the pink fowers and signs of spring hidden under the snow in the artwork, I believe that through our work, we can help people understand our environment better and join together to protect our planet."</w:t>
-      </w:r>
-    </w:p>
-    <w:p>
-      <w:pPr>
-        <w:widowControl w:val="0"/>
-        <w:numPr>
-          <w:ilvl w:val="0"/>
-          <w:numId w:val="0"/>
-        </w:numPr>
-        <w:jc w:val="left"/>
-        <w:rPr>
-          <w:rFonts w:hint="default"/>
-          <w:b w:val="0"/>
-          <w:bCs w:val="0"/>
-          <w:sz w:val="24"/>
-          <w:szCs w:val="24"/>
-          <w:highlight w:val="none"/>
-          <w:lang w:val="en-US" w:eastAsia="zh-CN"/>
-        </w:rPr>
-      </w:pPr>
-    </w:p>
-    <w:p>
-      <w:pPr>
-        <w:widowControl w:val="0"/>
-        <w:numPr>
-          <w:ilvl w:val="0"/>
-          <w:numId w:val="0"/>
-        </w:numPr>
-        <w:jc w:val="left"/>
-        <w:rPr>
-          <w:rFonts w:hint="default"/>
-          <w:b w:val="0"/>
-          <w:bCs w:val="0"/>
-          <w:sz w:val="24"/>
-          <w:szCs w:val="24"/>
-          <w:highlight w:val="none"/>
-          <w:lang w:val="en-US" w:eastAsia="zh-CN"/>
-        </w:rPr>
-      </w:pPr>
-    </w:p>
-    <w:p>
-      <w:pPr>
-        <w:jc w:val="left"/>
-        <w:rPr>
-          <w:rFonts w:hint="default"/>
-          <w:b w:val="0"/>
-          <w:bCs w:val="0"/>
-          <w:sz w:val="24"/>
-          <w:szCs w:val="24"/>
-          <w:highlight w:val="none"/>
-          <w:lang w:val="en-US" w:eastAsia="zh-CN"/>
-        </w:rPr>
-      </w:pPr>
-      <w:r>
+        <w:t xml:space="preserve">TAG: </w:t>
+      </w:r>
+      <w:r>
+        <w:rPr>
+          <w:rFonts w:hint="eastAsia"/>
+          <w:b w:val="0"/>
+          <w:bCs w:val="0"/>
+          <w:sz w:val="24"/>
+          <w:szCs w:val="24"/>
+          <w:highlight w:val="none"/>
+          <w:lang w:val="en-US" w:eastAsia="zh-CN"/>
+        </w:rPr>
+        <w:t>2023AUTUMN; ZBRUSH; Physical Model</w:t>
+      </w:r>
+    </w:p>
+    <w:p>
+      <w:pPr>
+        <w:jc w:val="left"/>
         <w:rPr>
           <w:rFonts w:hint="eastAsia"/>
           <w:b/>
@@ -2386,33 +2312,6 @@
           <w:highlight w:val="none"/>
           <w:lang w:val="en-US" w:eastAsia="zh-CN"/>
         </w:rPr>
-        <w:t xml:space="preserve">TITLE: </w:t>
-      </w:r>
-      <w:r>
-        <w:rPr>
-          <w:rFonts w:hint="eastAsia"/>
-          <w:b w:val="0"/>
-          <w:bCs w:val="0"/>
-          <w:sz w:val="24"/>
-          <w:szCs w:val="24"/>
-          <w:highlight w:val="none"/>
-          <w:lang w:val="en-US" w:eastAsia="zh-CN"/>
-        </w:rPr>
-        <w:t>FULL ARTIFICIAL INTELLIGENCE ART CRAFT</w:t>
-      </w:r>
-    </w:p>
-    <w:p>
-      <w:pPr>
-        <w:jc w:val="left"/>
-        <w:rPr>
-          <w:rFonts w:hint="default"/>
-          <w:b w:val="0"/>
-          <w:bCs w:val="0"/>
-          <w:sz w:val="24"/>
-          <w:szCs w:val="24"/>
-          <w:highlight w:val="none"/>
-          <w:lang w:val="en-US" w:eastAsia="zh-CN"/>
-        </w:rPr>
       </w:pPr>
       <w:r>
         <w:rPr>
@@ -2424,26 +2323,14 @@
           <w:highlight w:val="none"/>
           <w:lang w:val="en-US" w:eastAsia="zh-CN"/>
         </w:rPr>
-        <w:t xml:space="preserve">TAG: </w:t>
-      </w:r>
-      <w:r>
-        <w:rPr>
-          <w:rFonts w:hint="eastAsia"/>
-          <w:b w:val="0"/>
-          <w:bCs w:val="0"/>
-          <w:sz w:val="24"/>
-          <w:szCs w:val="24"/>
-          <w:highlight w:val="none"/>
-          <w:lang w:val="en-US" w:eastAsia="zh-CN"/>
-        </w:rPr>
-        <w:t>2024SPRINT; STABLEDIFFUSION; RHINO; ROBOTICARM</w:t>
-      </w:r>
-    </w:p>
-    <w:p>
-      <w:pPr>
-        <w:jc w:val="left"/>
-        <w:rPr>
-          <w:rFonts w:hint="eastAsia"/>
+        <w:t>DESCRIPTION:</w:t>
+      </w:r>
+    </w:p>
+    <w:p>
+      <w:pPr>
+        <w:jc w:val="left"/>
+        <w:rPr>
+          <w:rFonts w:hint="default"/>
           <w:b/>
           <w:bCs/>
           <w:sz w:val="24"/>
@@ -2452,6 +2339,525 @@
           <w:lang w:val="en-US" w:eastAsia="zh-CN"/>
         </w:rPr>
       </w:pPr>
+    </w:p>
+    <w:p>
+      <w:pPr>
+        <w:widowControl w:val="0"/>
+        <w:numPr>
+          <w:ilvl w:val="0"/>
+          <w:numId w:val="4"/>
+        </w:numPr>
+        <w:ind w:leftChars="0"/>
+        <w:jc w:val="left"/>
+        <w:rPr>
+          <w:rFonts w:hint="eastAsia"/>
+          <w:b w:val="0"/>
+          <w:bCs w:val="0"/>
+          <w:sz w:val="24"/>
+          <w:szCs w:val="24"/>
+          <w:highlight w:val="none"/>
+          <w:lang w:val="en-US" w:eastAsia="zh-CN"/>
+        </w:rPr>
+      </w:pPr>
+      <w:r>
+        <w:rPr>
+          <w:rFonts w:hint="eastAsia"/>
+          <w:b w:val="0"/>
+          <w:bCs w:val="0"/>
+          <w:sz w:val="24"/>
+          <w:szCs w:val="24"/>
+          <w:highlight w:val="none"/>
+          <w:lang w:val="en-US" w:eastAsia="zh-CN"/>
+        </w:rPr>
+        <w:t>This project is a brainstrom with no specific concept. The goal of this project is to study as far as we can by working on the different natural material from the outdoor and mix they together. We start of from the flower, grass and the wood from the very natural material that we can find. Cutting the wood randomly and stack them together is one essential part of the method, try to stack the wood in to a stand structure help us explore the potential of the natrtual it self, moreover, the nature color of the flower vibirant the project and captivate people</w:t>
+      </w:r>
+      <w:r>
+        <w:rPr>
+          <w:rFonts w:hint="default"/>
+          <w:b w:val="0"/>
+          <w:bCs w:val="0"/>
+          <w:sz w:val="24"/>
+          <w:szCs w:val="24"/>
+          <w:highlight w:val="none"/>
+          <w:lang w:val="en-US" w:eastAsia="zh-CN"/>
+        </w:rPr>
+        <w:t>’</w:t>
+      </w:r>
+      <w:r>
+        <w:rPr>
+          <w:rFonts w:hint="eastAsia"/>
+          <w:b w:val="0"/>
+          <w:bCs w:val="0"/>
+          <w:sz w:val="24"/>
+          <w:szCs w:val="24"/>
+          <w:highlight w:val="none"/>
+          <w:lang w:val="en-US" w:eastAsia="zh-CN"/>
+        </w:rPr>
+        <w:t>s attention.</w:t>
+      </w:r>
+    </w:p>
+    <w:p>
+      <w:pPr>
+        <w:pStyle w:val="2"/>
+        <w:keepNext w:val="0"/>
+        <w:keepLines w:val="0"/>
+        <w:widowControl/>
+        <w:suppressLineNumbers w:val="0"/>
+        <w:rPr>
+          <w:rFonts w:hint="eastAsia" w:asciiTheme="minorHAnsi" w:hAnsiTheme="minorHAnsi" w:eastAsiaTheme="minorEastAsia" w:cstheme="minorBidi"/>
+          <w:b w:val="0"/>
+          <w:bCs w:val="0"/>
+          <w:kern w:val="2"/>
+          <w:sz w:val="24"/>
+          <w:szCs w:val="24"/>
+          <w:highlight w:val="none"/>
+          <w:u w:val="single"/>
+          <w:lang w:val="en-US" w:eastAsia="zh-CN" w:bidi="ar-SA"/>
+        </w:rPr>
+      </w:pPr>
+      <w:r>
+        <w:rPr>
+          <w:rFonts w:hint="eastAsia" w:asciiTheme="minorHAnsi" w:hAnsiTheme="minorHAnsi" w:eastAsiaTheme="minorEastAsia" w:cstheme="minorBidi"/>
+          <w:b w:val="0"/>
+          <w:bCs w:val="0"/>
+          <w:kern w:val="2"/>
+          <w:sz w:val="24"/>
+          <w:szCs w:val="24"/>
+          <w:highlight w:val="none"/>
+          <w:u w:val="single"/>
+          <w:lang w:val="en-US" w:eastAsia="zh-CN" w:bidi="ar-SA"/>
+        </w:rPr>
+        <w:t>*Mobile(This project is an open-ended exploration of natural materials. Using flowers, grass, and wood, it studies how found elements can be combined into new forms. Randomly cut and stacked wood creates a standing structure, while the natural colors of the flowers bring vibrancy and draw attention to the composition.)</w:t>
+      </w:r>
+    </w:p>
+    <w:p>
+      <w:pPr>
+        <w:widowControl w:val="0"/>
+        <w:numPr>
+          <w:ilvl w:val="0"/>
+          <w:numId w:val="0"/>
+        </w:numPr>
+        <w:jc w:val="left"/>
+        <w:rPr>
+          <w:rFonts w:hint="default"/>
+          <w:b w:val="0"/>
+          <w:bCs w:val="0"/>
+          <w:sz w:val="24"/>
+          <w:szCs w:val="24"/>
+          <w:highlight w:val="none"/>
+          <w:lang w:val="en-US" w:eastAsia="zh-CN"/>
+        </w:rPr>
+      </w:pPr>
+    </w:p>
+    <w:p>
+      <w:pPr>
+        <w:widowControl w:val="0"/>
+        <w:numPr>
+          <w:ilvl w:val="0"/>
+          <w:numId w:val="4"/>
+        </w:numPr>
+        <w:ind w:left="0" w:leftChars="0" w:firstLine="0" w:firstLineChars="0"/>
+        <w:jc w:val="left"/>
+        <w:rPr>
+          <w:rFonts w:hint="default"/>
+          <w:b w:val="0"/>
+          <w:bCs w:val="0"/>
+          <w:sz w:val="24"/>
+          <w:szCs w:val="24"/>
+          <w:highlight w:val="none"/>
+          <w:lang w:val="en-US" w:eastAsia="zh-CN"/>
+        </w:rPr>
+      </w:pPr>
+      <w:r>
+        <w:rPr>
+          <w:rFonts w:hint="eastAsia"/>
+          <w:b w:val="0"/>
+          <w:bCs w:val="0"/>
+          <w:sz w:val="24"/>
+          <w:szCs w:val="24"/>
+          <w:highlight w:val="none"/>
+          <w:lang w:val="en-US" w:eastAsia="zh-CN"/>
+        </w:rPr>
+        <w:t>Tow different stacks focus on different thing we could learn from the installation. One is the strength power from the wood and the other is the color power from the flower.</w:t>
+      </w:r>
+    </w:p>
+    <w:p>
+      <w:pPr>
+        <w:widowControl w:val="0"/>
+        <w:numPr>
+          <w:numId w:val="0"/>
+        </w:numPr>
+        <w:tabs>
+          <w:tab w:val="left" w:pos="312"/>
+        </w:tabs>
+        <w:jc w:val="left"/>
+        <w:rPr>
+          <w:rFonts w:hint="eastAsia"/>
+          <w:b w:val="0"/>
+          <w:bCs w:val="0"/>
+          <w:sz w:val="24"/>
+          <w:szCs w:val="24"/>
+          <w:highlight w:val="none"/>
+          <w:lang w:val="en-US" w:eastAsia="zh-CN"/>
+        </w:rPr>
+      </w:pPr>
+    </w:p>
+    <w:p>
+      <w:pPr>
+        <w:widowControl w:val="0"/>
+        <w:numPr>
+          <w:numId w:val="0"/>
+        </w:numPr>
+        <w:ind w:leftChars="0"/>
+        <w:jc w:val="left"/>
+        <w:rPr>
+          <w:rFonts w:hint="default" w:asciiTheme="minorHAnsi" w:hAnsiTheme="minorHAnsi" w:eastAsiaTheme="minorEastAsia" w:cstheme="minorBidi"/>
+          <w:b w:val="0"/>
+          <w:bCs w:val="0"/>
+          <w:kern w:val="2"/>
+          <w:sz w:val="24"/>
+          <w:szCs w:val="24"/>
+          <w:highlight w:val="none"/>
+          <w:u w:val="single"/>
+          <w:lang w:val="en-US" w:eastAsia="zh-CN" w:bidi="ar-SA"/>
+        </w:rPr>
+      </w:pPr>
+      <w:r>
+        <w:rPr>
+          <w:rFonts w:hint="eastAsia" w:asciiTheme="minorHAnsi" w:hAnsiTheme="minorHAnsi" w:eastAsiaTheme="minorEastAsia" w:cstheme="minorBidi"/>
+          <w:b w:val="0"/>
+          <w:bCs w:val="0"/>
+          <w:kern w:val="2"/>
+          <w:sz w:val="24"/>
+          <w:szCs w:val="24"/>
+          <w:highlight w:val="none"/>
+          <w:u w:val="single"/>
+          <w:lang w:val="en-US" w:eastAsia="zh-CN" w:bidi="ar-SA"/>
+        </w:rPr>
+        <w:t>*Mobile(Tow different stacks focus on different thing we could learn from the installation. One is the strength power from the wood and the other is the color power from the flower.)</w:t>
+      </w:r>
+    </w:p>
+    <w:p>
+      <w:pPr>
+        <w:widowControl w:val="0"/>
+        <w:numPr>
+          <w:ilvl w:val="0"/>
+          <w:numId w:val="0"/>
+        </w:numPr>
+        <w:ind w:leftChars="0"/>
+        <w:jc w:val="left"/>
+        <w:rPr>
+          <w:rFonts w:hint="default"/>
+          <w:b w:val="0"/>
+          <w:bCs w:val="0"/>
+          <w:sz w:val="24"/>
+          <w:szCs w:val="24"/>
+          <w:highlight w:val="none"/>
+          <w:lang w:val="en-US" w:eastAsia="zh-CN"/>
+        </w:rPr>
+      </w:pPr>
+    </w:p>
+    <w:p>
+      <w:pPr>
+        <w:widowControl w:val="0"/>
+        <w:numPr>
+          <w:ilvl w:val="0"/>
+          <w:numId w:val="4"/>
+        </w:numPr>
+        <w:ind w:left="0" w:leftChars="0" w:firstLine="0" w:firstLineChars="0"/>
+        <w:jc w:val="left"/>
+        <w:rPr>
+          <w:rFonts w:hint="default"/>
+          <w:b w:val="0"/>
+          <w:bCs w:val="0"/>
+          <w:sz w:val="24"/>
+          <w:szCs w:val="24"/>
+          <w:highlight w:val="none"/>
+          <w:lang w:val="en-US" w:eastAsia="zh-CN"/>
+        </w:rPr>
+      </w:pPr>
+      <w:r>
+        <w:rPr>
+          <w:rFonts w:hint="eastAsia"/>
+          <w:b w:val="0"/>
+          <w:bCs w:val="0"/>
+          <w:sz w:val="24"/>
+          <w:szCs w:val="24"/>
+          <w:highlight w:val="none"/>
+          <w:lang w:val="en-US" w:eastAsia="zh-CN"/>
+        </w:rPr>
+        <w:t>The scatter pieces on the ground is also a important concept while we working on the composition. The derbis and the flakes dropped down during the process might not always be the bad thing. They could be the part of the composition as well.</w:t>
+      </w:r>
+    </w:p>
+    <w:p>
+      <w:pPr>
+        <w:widowControl w:val="0"/>
+        <w:numPr>
+          <w:ilvl w:val="0"/>
+          <w:numId w:val="0"/>
+        </w:numPr>
+        <w:ind w:leftChars="0"/>
+        <w:jc w:val="left"/>
+        <w:rPr>
+          <w:rFonts w:hint="default"/>
+          <w:b w:val="0"/>
+          <w:bCs w:val="0"/>
+          <w:sz w:val="24"/>
+          <w:szCs w:val="24"/>
+          <w:highlight w:val="none"/>
+          <w:lang w:val="en-US" w:eastAsia="zh-CN"/>
+        </w:rPr>
+      </w:pPr>
+    </w:p>
+    <w:p>
+      <w:pPr>
+        <w:widowControl w:val="0"/>
+        <w:numPr>
+          <w:ilvl w:val="0"/>
+          <w:numId w:val="0"/>
+        </w:numPr>
+        <w:ind w:leftChars="0"/>
+        <w:jc w:val="left"/>
+        <w:rPr>
+          <w:rFonts w:hint="default" w:asciiTheme="minorHAnsi" w:hAnsiTheme="minorHAnsi" w:eastAsiaTheme="minorEastAsia" w:cstheme="minorBidi"/>
+          <w:b w:val="0"/>
+          <w:bCs w:val="0"/>
+          <w:kern w:val="2"/>
+          <w:sz w:val="24"/>
+          <w:szCs w:val="24"/>
+          <w:highlight w:val="none"/>
+          <w:u w:val="single"/>
+          <w:lang w:val="en-US" w:eastAsia="zh-CN" w:bidi="ar-SA"/>
+        </w:rPr>
+      </w:pPr>
+      <w:r>
+        <w:rPr>
+          <w:rFonts w:hint="eastAsia" w:asciiTheme="minorHAnsi" w:hAnsiTheme="minorHAnsi" w:eastAsiaTheme="minorEastAsia" w:cstheme="minorBidi"/>
+          <w:b w:val="0"/>
+          <w:bCs w:val="0"/>
+          <w:kern w:val="2"/>
+          <w:sz w:val="24"/>
+          <w:szCs w:val="24"/>
+          <w:highlight w:val="none"/>
+          <w:u w:val="single"/>
+          <w:lang w:val="en-US" w:eastAsia="zh-CN" w:bidi="ar-SA"/>
+        </w:rPr>
+        <w:t>*Mobile(The scatter pieces on the ground is also a important concept while we working on the composition. The derbis and the flakes dropped down during the process might not always be the bad thing. They could be the part of the composition as well.</w:t>
+      </w:r>
+    </w:p>
+    <w:p>
+      <w:pPr>
+        <w:widowControl w:val="0"/>
+        <w:numPr>
+          <w:ilvl w:val="0"/>
+          <w:numId w:val="0"/>
+        </w:numPr>
+        <w:ind w:leftChars="0"/>
+        <w:jc w:val="left"/>
+        <w:rPr>
+          <w:rFonts w:hint="default"/>
+          <w:b w:val="0"/>
+          <w:bCs w:val="0"/>
+          <w:sz w:val="24"/>
+          <w:szCs w:val="24"/>
+          <w:highlight w:val="none"/>
+          <w:lang w:val="en-US" w:eastAsia="zh-CN"/>
+        </w:rPr>
+      </w:pPr>
+    </w:p>
+    <w:p>
+      <w:pPr>
+        <w:widowControl w:val="0"/>
+        <w:numPr>
+          <w:ilvl w:val="0"/>
+          <w:numId w:val="0"/>
+        </w:numPr>
+        <w:ind w:leftChars="0"/>
+        <w:jc w:val="left"/>
+        <w:rPr>
+          <w:rFonts w:hint="default"/>
+          <w:b w:val="0"/>
+          <w:bCs w:val="0"/>
+          <w:sz w:val="24"/>
+          <w:szCs w:val="24"/>
+          <w:highlight w:val="none"/>
+          <w:lang w:val="en-US" w:eastAsia="zh-CN"/>
+        </w:rPr>
+      </w:pPr>
+    </w:p>
+    <w:p>
+      <w:pPr>
+        <w:widowControl w:val="0"/>
+        <w:numPr>
+          <w:ilvl w:val="0"/>
+          <w:numId w:val="0"/>
+        </w:numPr>
+        <w:ind w:leftChars="0"/>
+        <w:jc w:val="left"/>
+        <w:rPr>
+          <w:rFonts w:hint="default"/>
+          <w:b w:val="0"/>
+          <w:bCs w:val="0"/>
+          <w:sz w:val="24"/>
+          <w:szCs w:val="24"/>
+          <w:highlight w:val="none"/>
+          <w:lang w:val="en-US" w:eastAsia="zh-CN"/>
+        </w:rPr>
+      </w:pPr>
+    </w:p>
+    <w:p>
+      <w:pPr>
+        <w:widowControl w:val="0"/>
+        <w:numPr>
+          <w:ilvl w:val="0"/>
+          <w:numId w:val="0"/>
+        </w:numPr>
+        <w:ind w:leftChars="0"/>
+        <w:jc w:val="left"/>
+        <w:rPr>
+          <w:rFonts w:hint="default"/>
+          <w:b w:val="0"/>
+          <w:bCs w:val="0"/>
+          <w:sz w:val="24"/>
+          <w:szCs w:val="24"/>
+          <w:highlight w:val="none"/>
+          <w:lang w:val="en-US" w:eastAsia="zh-CN"/>
+        </w:rPr>
+      </w:pPr>
+    </w:p>
+    <w:p>
+      <w:pPr>
+        <w:widowControl w:val="0"/>
+        <w:numPr>
+          <w:ilvl w:val="0"/>
+          <w:numId w:val="0"/>
+        </w:numPr>
+        <w:ind w:leftChars="0"/>
+        <w:jc w:val="left"/>
+        <w:rPr>
+          <w:rFonts w:hint="default"/>
+          <w:b w:val="0"/>
+          <w:bCs w:val="0"/>
+          <w:sz w:val="24"/>
+          <w:szCs w:val="24"/>
+          <w:highlight w:val="none"/>
+          <w:lang w:val="en-US" w:eastAsia="zh-CN"/>
+        </w:rPr>
+      </w:pPr>
+    </w:p>
+    <w:p>
+      <w:pPr>
+        <w:widowControl w:val="0"/>
+        <w:numPr>
+          <w:ilvl w:val="0"/>
+          <w:numId w:val="0"/>
+        </w:numPr>
+        <w:ind w:leftChars="0"/>
+        <w:jc w:val="left"/>
+        <w:rPr>
+          <w:rFonts w:hint="default"/>
+          <w:b w:val="0"/>
+          <w:bCs w:val="0"/>
+          <w:sz w:val="24"/>
+          <w:szCs w:val="24"/>
+          <w:highlight w:val="none"/>
+          <w:lang w:val="en-US" w:eastAsia="zh-CN"/>
+        </w:rPr>
+      </w:pPr>
+    </w:p>
+    <w:p>
+      <w:pPr>
+        <w:widowControl w:val="0"/>
+        <w:numPr>
+          <w:ilvl w:val="0"/>
+          <w:numId w:val="0"/>
+        </w:numPr>
+        <w:ind w:leftChars="0"/>
+        <w:jc w:val="left"/>
+        <w:rPr>
+          <w:rFonts w:hint="default"/>
+          <w:b w:val="0"/>
+          <w:bCs w:val="0"/>
+          <w:sz w:val="24"/>
+          <w:szCs w:val="24"/>
+          <w:highlight w:val="none"/>
+          <w:lang w:val="en-US" w:eastAsia="zh-CN"/>
+        </w:rPr>
+      </w:pPr>
+    </w:p>
+    <w:p>
+      <w:pPr>
+        <w:widowControl w:val="0"/>
+        <w:numPr>
+          <w:ilvl w:val="0"/>
+          <w:numId w:val="0"/>
+        </w:numPr>
+        <w:ind w:leftChars="0"/>
+        <w:jc w:val="left"/>
+        <w:rPr>
+          <w:rFonts w:hint="default"/>
+          <w:b w:val="0"/>
+          <w:bCs w:val="0"/>
+          <w:sz w:val="24"/>
+          <w:szCs w:val="24"/>
+          <w:highlight w:val="none"/>
+          <w:lang w:val="en-US" w:eastAsia="zh-CN"/>
+        </w:rPr>
+      </w:pPr>
+    </w:p>
+    <w:p>
+      <w:pPr>
+        <w:widowControl w:val="0"/>
+        <w:numPr>
+          <w:ilvl w:val="0"/>
+          <w:numId w:val="0"/>
+        </w:numPr>
+        <w:ind w:leftChars="0"/>
+        <w:jc w:val="left"/>
+        <w:rPr>
+          <w:rFonts w:hint="default"/>
+          <w:b w:val="0"/>
+          <w:bCs w:val="0"/>
+          <w:sz w:val="24"/>
+          <w:szCs w:val="24"/>
+          <w:highlight w:val="none"/>
+          <w:lang w:val="en-US" w:eastAsia="zh-CN"/>
+        </w:rPr>
+      </w:pPr>
+    </w:p>
+    <w:p>
+      <w:pPr>
+        <w:widowControl w:val="0"/>
+        <w:numPr>
+          <w:ilvl w:val="0"/>
+          <w:numId w:val="0"/>
+        </w:numPr>
+        <w:ind w:leftChars="0"/>
+        <w:jc w:val="left"/>
+        <w:rPr>
+          <w:rFonts w:hint="default"/>
+          <w:b w:val="0"/>
+          <w:bCs w:val="0"/>
+          <w:sz w:val="24"/>
+          <w:szCs w:val="24"/>
+          <w:highlight w:val="none"/>
+          <w:lang w:val="en-US" w:eastAsia="zh-CN"/>
+        </w:rPr>
+      </w:pPr>
+    </w:p>
+    <w:p>
+      <w:pPr>
+        <w:jc w:val="left"/>
+        <w:rPr>
+          <w:rFonts w:hint="default"/>
+          <w:b w:val="0"/>
+          <w:bCs w:val="0"/>
+          <w:sz w:val="24"/>
+          <w:szCs w:val="24"/>
+          <w:highlight w:val="none"/>
+          <w:lang w:val="en-US" w:eastAsia="zh-CN"/>
+        </w:rPr>
+      </w:pPr>
       <w:r>
         <w:rPr>
           <w:rFonts w:hint="eastAsia"/>
@@ -2462,11 +2868,1507 @@
           <w:highlight w:val="none"/>
           <w:lang w:val="en-US" w:eastAsia="zh-CN"/>
         </w:rPr>
+        <w:t xml:space="preserve">TITLE: </w:t>
+      </w:r>
+      <w:r>
+        <w:rPr>
+          <w:rFonts w:hint="eastAsia"/>
+          <w:b w:val="0"/>
+          <w:bCs w:val="0"/>
+          <w:sz w:val="24"/>
+          <w:szCs w:val="24"/>
+          <w:highlight w:val="none"/>
+          <w:lang w:val="en-US" w:eastAsia="zh-CN"/>
+        </w:rPr>
+        <w:t>ILLUSIONARY FOREST</w:t>
+      </w:r>
+    </w:p>
+    <w:p>
+      <w:pPr>
+        <w:jc w:val="left"/>
+        <w:rPr>
+          <w:rFonts w:hint="default"/>
+          <w:b w:val="0"/>
+          <w:bCs w:val="0"/>
+          <w:sz w:val="24"/>
+          <w:szCs w:val="24"/>
+          <w:highlight w:val="none"/>
+          <w:lang w:val="en-US" w:eastAsia="zh-CN"/>
+        </w:rPr>
+      </w:pPr>
+      <w:r>
+        <w:rPr>
+          <w:rFonts w:hint="eastAsia"/>
+          <w:b/>
+          <w:bCs/>
+          <w:sz w:val="24"/>
+          <w:szCs w:val="24"/>
+          <w:highlight w:val="none"/>
+          <w:lang w:val="en-US" w:eastAsia="zh-CN"/>
+        </w:rPr>
+        <w:t xml:space="preserve">TAG: </w:t>
+      </w:r>
+      <w:r>
+        <w:rPr>
+          <w:rFonts w:hint="eastAsia"/>
+          <w:b w:val="0"/>
+          <w:bCs w:val="0"/>
+          <w:sz w:val="24"/>
+          <w:szCs w:val="24"/>
+          <w:highlight w:val="none"/>
+          <w:lang w:val="en-US" w:eastAsia="zh-CN"/>
+        </w:rPr>
+        <w:t>2024AUTUMN; BLENDER; UNREAL</w:t>
+      </w:r>
+    </w:p>
+    <w:p>
+      <w:pPr>
+        <w:jc w:val="left"/>
+        <w:rPr>
+          <w:rFonts w:hint="eastAsia"/>
+          <w:b/>
+          <w:bCs/>
+          <w:sz w:val="24"/>
+          <w:szCs w:val="24"/>
+          <w:highlight w:val="none"/>
+          <w:lang w:val="en-US" w:eastAsia="zh-CN"/>
+        </w:rPr>
+      </w:pPr>
+      <w:r>
+        <w:rPr>
+          <w:rFonts w:hint="eastAsia"/>
+          <w:b/>
+          <w:bCs/>
+          <w:sz w:val="24"/>
+          <w:szCs w:val="24"/>
+          <w:highlight w:val="none"/>
+          <w:lang w:val="en-US" w:eastAsia="zh-CN"/>
+        </w:rPr>
         <w:t>DESCRIPTION:</w:t>
       </w:r>
     </w:p>
     <w:p>
       <w:pPr>
+        <w:jc w:val="left"/>
+        <w:rPr>
+          <w:rFonts w:hint="default"/>
+          <w:b/>
+          <w:bCs/>
+          <w:sz w:val="24"/>
+          <w:szCs w:val="24"/>
+          <w:highlight w:val="none"/>
+          <w:lang w:val="en-US" w:eastAsia="zh-CN"/>
+        </w:rPr>
+      </w:pPr>
+    </w:p>
+    <w:p>
+      <w:pPr>
+        <w:widowControl w:val="0"/>
+        <w:numPr>
+          <w:ilvl w:val="0"/>
+          <w:numId w:val="5"/>
+        </w:numPr>
+        <w:ind w:leftChars="0"/>
+        <w:jc w:val="left"/>
+        <w:rPr>
+          <w:rFonts w:hint="default"/>
+          <w:b w:val="0"/>
+          <w:bCs w:val="0"/>
+          <w:sz w:val="24"/>
+          <w:szCs w:val="24"/>
+          <w:highlight w:val="none"/>
+          <w:lang w:val="en-US" w:eastAsia="zh-CN"/>
+        </w:rPr>
+      </w:pPr>
+      <w:r>
+        <w:rPr>
+          <w:rFonts w:hint="eastAsia"/>
+          <w:b w:val="0"/>
+          <w:bCs w:val="0"/>
+          <w:sz w:val="24"/>
+          <w:szCs w:val="24"/>
+          <w:highlight w:val="none"/>
+          <w:lang w:val="en-US" w:eastAsia="zh-CN"/>
+        </w:rPr>
+        <w:t xml:space="preserve">This is a landscape project. The goal of this project is to create a stylized enviroment that can resonate the feeling of peace, wondering and mystery. The methods of creating this map is to use light pillar as a hint which could guide player from one destenation to the other. Most assets from the projects are very simple, one of the precedent that I think influenced me alot is the </w:t>
+      </w:r>
+      <w:r>
+        <w:rPr>
+          <w:rFonts w:hint="default"/>
+          <w:b w:val="0"/>
+          <w:bCs w:val="0"/>
+          <w:sz w:val="24"/>
+          <w:szCs w:val="24"/>
+          <w:highlight w:val="none"/>
+          <w:lang w:val="en-US" w:eastAsia="zh-CN"/>
+        </w:rPr>
+        <w:t>“</w:t>
+      </w:r>
+      <w:r>
+        <w:rPr>
+          <w:rFonts w:hint="eastAsia"/>
+          <w:b w:val="0"/>
+          <w:bCs w:val="0"/>
+          <w:sz w:val="24"/>
+          <w:szCs w:val="24"/>
+          <w:highlight w:val="none"/>
+          <w:lang w:val="en-US" w:eastAsia="zh-CN"/>
+        </w:rPr>
+        <w:t>zeleda wild breath</w:t>
+      </w:r>
+      <w:r>
+        <w:rPr>
+          <w:rFonts w:hint="default"/>
+          <w:b w:val="0"/>
+          <w:bCs w:val="0"/>
+          <w:sz w:val="24"/>
+          <w:szCs w:val="24"/>
+          <w:highlight w:val="none"/>
+          <w:lang w:val="en-US" w:eastAsia="zh-CN"/>
+        </w:rPr>
+        <w:t>”</w:t>
+      </w:r>
+      <w:r>
+        <w:rPr>
+          <w:rFonts w:hint="eastAsia"/>
+          <w:b w:val="0"/>
+          <w:bCs w:val="0"/>
+          <w:sz w:val="24"/>
+          <w:szCs w:val="24"/>
+          <w:highlight w:val="none"/>
+          <w:lang w:val="en-US" w:eastAsia="zh-CN"/>
+        </w:rPr>
+        <w:t xml:space="preserve"> which you can building a very immersive enviroment from some very simple but stylized assets and color.</w:t>
+      </w:r>
+    </w:p>
+    <w:p>
+      <w:pPr>
+        <w:widowControl w:val="0"/>
+        <w:numPr>
+          <w:numId w:val="0"/>
+        </w:numPr>
+        <w:jc w:val="left"/>
+        <w:rPr>
+          <w:rFonts w:hint="eastAsia"/>
+          <w:b w:val="0"/>
+          <w:bCs w:val="0"/>
+          <w:sz w:val="24"/>
+          <w:szCs w:val="24"/>
+          <w:highlight w:val="none"/>
+          <w:lang w:val="en-US" w:eastAsia="zh-CN"/>
+        </w:rPr>
+      </w:pPr>
+    </w:p>
+    <w:p>
+      <w:pPr>
+        <w:widowControl w:val="0"/>
+        <w:numPr>
+          <w:ilvl w:val="0"/>
+          <w:numId w:val="0"/>
+        </w:numPr>
+        <w:ind w:leftChars="0"/>
+        <w:jc w:val="left"/>
+        <w:rPr>
+          <w:rFonts w:hint="eastAsia" w:asciiTheme="minorHAnsi" w:hAnsiTheme="minorHAnsi" w:eastAsiaTheme="minorEastAsia" w:cstheme="minorBidi"/>
+          <w:b w:val="0"/>
+          <w:bCs w:val="0"/>
+          <w:kern w:val="2"/>
+          <w:sz w:val="24"/>
+          <w:szCs w:val="24"/>
+          <w:highlight w:val="none"/>
+          <w:u w:val="single"/>
+          <w:lang w:val="en-US" w:eastAsia="zh-CN" w:bidi="ar-SA"/>
+        </w:rPr>
+      </w:pPr>
+      <w:r>
+        <w:rPr>
+          <w:rFonts w:hint="eastAsia" w:asciiTheme="minorHAnsi" w:hAnsiTheme="minorHAnsi" w:eastAsiaTheme="minorEastAsia" w:cstheme="minorBidi"/>
+          <w:b w:val="0"/>
+          <w:bCs w:val="0"/>
+          <w:kern w:val="2"/>
+          <w:sz w:val="24"/>
+          <w:szCs w:val="24"/>
+          <w:highlight w:val="none"/>
+          <w:u w:val="single"/>
+          <w:lang w:val="en-US" w:eastAsia="zh-CN" w:bidi="ar-SA"/>
+        </w:rPr>
+        <w:t>*Mobile(</w:t>
+      </w:r>
+      <w:r>
+        <w:rPr>
+          <w:rFonts w:hint="default" w:asciiTheme="minorHAnsi" w:hAnsiTheme="minorHAnsi" w:eastAsiaTheme="minorEastAsia" w:cstheme="minorBidi"/>
+          <w:b w:val="0"/>
+          <w:bCs w:val="0"/>
+          <w:kern w:val="2"/>
+          <w:sz w:val="24"/>
+          <w:szCs w:val="24"/>
+          <w:highlight w:val="none"/>
+          <w:u w:val="single"/>
+          <w:lang w:val="en-US" w:eastAsia="zh-CN" w:bidi="ar-SA"/>
+        </w:rPr>
+        <w:t>This landscape project creates a stylized environment filled with peace, wonder, and mystery. Light pillars guide players from one destination to another, while simple assets and colors build an immersive world inspired by The Legend of Zelda: Breath of the Wild.</w:t>
+      </w:r>
+      <w:r>
+        <w:rPr>
+          <w:rFonts w:hint="eastAsia" w:asciiTheme="minorHAnsi" w:hAnsiTheme="minorHAnsi" w:eastAsiaTheme="minorEastAsia" w:cstheme="minorBidi"/>
+          <w:b w:val="0"/>
+          <w:bCs w:val="0"/>
+          <w:kern w:val="2"/>
+          <w:sz w:val="24"/>
+          <w:szCs w:val="24"/>
+          <w:highlight w:val="none"/>
+          <w:u w:val="single"/>
+          <w:lang w:val="en-US" w:eastAsia="zh-CN" w:bidi="ar-SA"/>
+        </w:rPr>
+        <w:t>)</w:t>
+      </w:r>
+    </w:p>
+    <w:p>
+      <w:pPr>
+        <w:widowControl w:val="0"/>
+        <w:numPr>
+          <w:ilvl w:val="0"/>
+          <w:numId w:val="0"/>
+        </w:numPr>
+        <w:jc w:val="left"/>
+        <w:rPr>
+          <w:rFonts w:hint="eastAsia"/>
+          <w:b w:val="0"/>
+          <w:bCs w:val="0"/>
+          <w:sz w:val="24"/>
+          <w:szCs w:val="24"/>
+          <w:highlight w:val="none"/>
+          <w:lang w:val="en-US" w:eastAsia="zh-CN"/>
+        </w:rPr>
+      </w:pPr>
+    </w:p>
+    <w:p>
+      <w:pPr>
+        <w:widowControl w:val="0"/>
+        <w:numPr>
+          <w:ilvl w:val="0"/>
+          <w:numId w:val="0"/>
+        </w:numPr>
+        <w:jc w:val="left"/>
+        <w:rPr>
+          <w:rFonts w:hint="eastAsia"/>
+          <w:b w:val="0"/>
+          <w:bCs w:val="0"/>
+          <w:sz w:val="24"/>
+          <w:szCs w:val="24"/>
+          <w:highlight w:val="none"/>
+          <w:lang w:val="en-US" w:eastAsia="zh-CN"/>
+        </w:rPr>
+      </w:pPr>
+    </w:p>
+    <w:p>
+      <w:pPr>
+        <w:widowControl w:val="0"/>
+        <w:numPr>
+          <w:ilvl w:val="0"/>
+          <w:numId w:val="5"/>
+        </w:numPr>
+        <w:ind w:left="0" w:leftChars="0" w:firstLine="0" w:firstLineChars="0"/>
+        <w:jc w:val="left"/>
+        <w:rPr>
+          <w:rFonts w:hint="default"/>
+          <w:b w:val="0"/>
+          <w:bCs w:val="0"/>
+          <w:sz w:val="24"/>
+          <w:szCs w:val="24"/>
+          <w:highlight w:val="none"/>
+          <w:lang w:val="en-US" w:eastAsia="zh-CN"/>
+        </w:rPr>
+      </w:pPr>
+      <w:r>
+        <w:rPr>
+          <w:rFonts w:hint="eastAsia"/>
+          <w:b w:val="0"/>
+          <w:bCs w:val="0"/>
+          <w:sz w:val="24"/>
+          <w:szCs w:val="24"/>
+          <w:highlight w:val="none"/>
+          <w:lang w:val="en-US" w:eastAsia="zh-CN"/>
+        </w:rPr>
+        <w:t>Whole map have different places of interest. We have to make sure that every places are not to similar but still have the close feeling when player arrives. In this scenario I created, fog forest, stone cave, lighting river, wast construction and several different for players to explore.</w:t>
+      </w:r>
+    </w:p>
+    <w:p>
+      <w:pPr>
+        <w:pStyle w:val="2"/>
+        <w:keepNext w:val="0"/>
+        <w:keepLines w:val="0"/>
+        <w:widowControl/>
+        <w:suppressLineNumbers w:val="0"/>
+        <w:rPr>
+          <w:rFonts w:hint="eastAsia" w:asciiTheme="minorHAnsi" w:hAnsiTheme="minorHAnsi" w:eastAsiaTheme="minorEastAsia" w:cstheme="minorBidi"/>
+          <w:b w:val="0"/>
+          <w:bCs w:val="0"/>
+          <w:kern w:val="2"/>
+          <w:sz w:val="24"/>
+          <w:szCs w:val="24"/>
+          <w:highlight w:val="none"/>
+          <w:u w:val="single"/>
+          <w:lang w:val="en-US" w:eastAsia="zh-CN" w:bidi="ar-SA"/>
+        </w:rPr>
+      </w:pPr>
+      <w:r>
+        <w:rPr>
+          <w:rFonts w:hint="eastAsia" w:asciiTheme="minorHAnsi" w:hAnsiTheme="minorHAnsi" w:eastAsiaTheme="minorEastAsia" w:cstheme="minorBidi"/>
+          <w:b w:val="0"/>
+          <w:bCs w:val="0"/>
+          <w:kern w:val="2"/>
+          <w:sz w:val="24"/>
+          <w:szCs w:val="24"/>
+          <w:highlight w:val="none"/>
+          <w:u w:val="single"/>
+          <w:lang w:val="en-US" w:eastAsia="zh-CN" w:bidi="ar-SA"/>
+        </w:rPr>
+        <w:t>*Mobile(</w:t>
+      </w:r>
+      <w:r>
+        <w:rPr>
+          <w:rFonts w:hint="default" w:asciiTheme="minorHAnsi" w:hAnsiTheme="minorHAnsi" w:eastAsiaTheme="minorEastAsia" w:cstheme="minorBidi"/>
+          <w:b w:val="0"/>
+          <w:bCs w:val="0"/>
+          <w:kern w:val="2"/>
+          <w:sz w:val="24"/>
+          <w:szCs w:val="24"/>
+          <w:highlight w:val="none"/>
+          <w:u w:val="single"/>
+          <w:lang w:val="en-US" w:eastAsia="zh-CN" w:bidi="ar-SA"/>
+        </w:rPr>
+        <w:t>The map contains several places of interest, each designed to feel distinct while still belonging to the same world. Areas such as the fog forest, stone cave, glowing river, and vast construction site give players different atmospheres to discover and explore.</w:t>
+      </w:r>
+      <w:r>
+        <w:rPr>
+          <w:rFonts w:hint="eastAsia" w:asciiTheme="minorHAnsi" w:hAnsiTheme="minorHAnsi" w:eastAsiaTheme="minorEastAsia" w:cstheme="minorBidi"/>
+          <w:b w:val="0"/>
+          <w:bCs w:val="0"/>
+          <w:kern w:val="2"/>
+          <w:sz w:val="24"/>
+          <w:szCs w:val="24"/>
+          <w:highlight w:val="none"/>
+          <w:u w:val="single"/>
+          <w:lang w:val="en-US" w:eastAsia="zh-CN" w:bidi="ar-SA"/>
+        </w:rPr>
+        <w:t>)</w:t>
+      </w:r>
+    </w:p>
+    <w:p>
+      <w:pPr>
+        <w:widowControl w:val="0"/>
+        <w:numPr>
+          <w:ilvl w:val="0"/>
+          <w:numId w:val="0"/>
+        </w:numPr>
+        <w:jc w:val="left"/>
+        <w:rPr>
+          <w:rFonts w:hint="default"/>
+          <w:b w:val="0"/>
+          <w:bCs w:val="0"/>
+          <w:sz w:val="24"/>
+          <w:szCs w:val="24"/>
+          <w:highlight w:val="none"/>
+          <w:lang w:val="en-US" w:eastAsia="zh-CN"/>
+        </w:rPr>
+      </w:pPr>
+    </w:p>
+    <w:p>
+      <w:pPr>
+        <w:widowControl w:val="0"/>
+        <w:numPr>
+          <w:ilvl w:val="0"/>
+          <w:numId w:val="0"/>
+        </w:numPr>
+        <w:jc w:val="left"/>
+        <w:rPr>
+          <w:rFonts w:hint="default"/>
+          <w:b w:val="0"/>
+          <w:bCs w:val="0"/>
+          <w:sz w:val="24"/>
+          <w:szCs w:val="24"/>
+          <w:highlight w:val="none"/>
+          <w:lang w:val="en-US" w:eastAsia="zh-CN"/>
+        </w:rPr>
+      </w:pPr>
+    </w:p>
+    <w:p>
+      <w:pPr>
+        <w:widowControl w:val="0"/>
+        <w:numPr>
+          <w:ilvl w:val="0"/>
+          <w:numId w:val="0"/>
+        </w:numPr>
+        <w:jc w:val="left"/>
+        <w:rPr>
+          <w:rFonts w:hint="default"/>
+          <w:b w:val="0"/>
+          <w:bCs w:val="0"/>
+          <w:sz w:val="24"/>
+          <w:szCs w:val="24"/>
+          <w:highlight w:val="none"/>
+          <w:lang w:val="en-US" w:eastAsia="zh-CN"/>
+        </w:rPr>
+      </w:pPr>
+    </w:p>
+    <w:p>
+      <w:pPr>
+        <w:widowControl w:val="0"/>
+        <w:numPr>
+          <w:ilvl w:val="0"/>
+          <w:numId w:val="0"/>
+        </w:numPr>
+        <w:jc w:val="left"/>
+        <w:rPr>
+          <w:rFonts w:hint="default"/>
+          <w:b w:val="0"/>
+          <w:bCs w:val="0"/>
+          <w:sz w:val="24"/>
+          <w:szCs w:val="24"/>
+          <w:highlight w:val="none"/>
+          <w:lang w:val="en-US" w:eastAsia="zh-CN"/>
+        </w:rPr>
+      </w:pPr>
+    </w:p>
+    <w:p>
+      <w:pPr>
+        <w:widowControl w:val="0"/>
+        <w:numPr>
+          <w:ilvl w:val="0"/>
+          <w:numId w:val="0"/>
+        </w:numPr>
+        <w:jc w:val="left"/>
+        <w:rPr>
+          <w:rFonts w:hint="default"/>
+          <w:b w:val="0"/>
+          <w:bCs w:val="0"/>
+          <w:sz w:val="24"/>
+          <w:szCs w:val="24"/>
+          <w:highlight w:val="none"/>
+          <w:lang w:val="en-US" w:eastAsia="zh-CN"/>
+        </w:rPr>
+      </w:pPr>
+    </w:p>
+    <w:p>
+      <w:pPr>
+        <w:widowControl w:val="0"/>
+        <w:numPr>
+          <w:ilvl w:val="0"/>
+          <w:numId w:val="0"/>
+        </w:numPr>
+        <w:jc w:val="left"/>
+        <w:rPr>
+          <w:rFonts w:hint="default"/>
+          <w:b w:val="0"/>
+          <w:bCs w:val="0"/>
+          <w:sz w:val="24"/>
+          <w:szCs w:val="24"/>
+          <w:highlight w:val="none"/>
+          <w:lang w:val="en-US" w:eastAsia="zh-CN"/>
+        </w:rPr>
+      </w:pPr>
+    </w:p>
+    <w:p>
+      <w:pPr>
+        <w:widowControl w:val="0"/>
+        <w:numPr>
+          <w:ilvl w:val="0"/>
+          <w:numId w:val="0"/>
+        </w:numPr>
+        <w:jc w:val="left"/>
+        <w:rPr>
+          <w:rFonts w:hint="default"/>
+          <w:b w:val="0"/>
+          <w:bCs w:val="0"/>
+          <w:sz w:val="24"/>
+          <w:szCs w:val="24"/>
+          <w:highlight w:val="none"/>
+          <w:lang w:val="en-US" w:eastAsia="zh-CN"/>
+        </w:rPr>
+      </w:pPr>
+    </w:p>
+    <w:p>
+      <w:pPr>
+        <w:widowControl w:val="0"/>
+        <w:numPr>
+          <w:ilvl w:val="0"/>
+          <w:numId w:val="0"/>
+        </w:numPr>
+        <w:jc w:val="left"/>
+        <w:rPr>
+          <w:rFonts w:hint="default"/>
+          <w:b w:val="0"/>
+          <w:bCs w:val="0"/>
+          <w:sz w:val="24"/>
+          <w:szCs w:val="24"/>
+          <w:highlight w:val="none"/>
+          <w:lang w:val="en-US" w:eastAsia="zh-CN"/>
+        </w:rPr>
+      </w:pPr>
+    </w:p>
+    <w:p>
+      <w:pPr>
+        <w:widowControl w:val="0"/>
+        <w:numPr>
+          <w:ilvl w:val="0"/>
+          <w:numId w:val="0"/>
+        </w:numPr>
+        <w:jc w:val="left"/>
+        <w:rPr>
+          <w:rFonts w:hint="default"/>
+          <w:b w:val="0"/>
+          <w:bCs w:val="0"/>
+          <w:sz w:val="24"/>
+          <w:szCs w:val="24"/>
+          <w:highlight w:val="none"/>
+          <w:lang w:val="en-US" w:eastAsia="zh-CN"/>
+        </w:rPr>
+      </w:pPr>
+    </w:p>
+    <w:p>
+      <w:pPr>
+        <w:widowControl w:val="0"/>
+        <w:numPr>
+          <w:ilvl w:val="0"/>
+          <w:numId w:val="0"/>
+        </w:numPr>
+        <w:jc w:val="left"/>
+        <w:rPr>
+          <w:rFonts w:hint="default"/>
+          <w:b w:val="0"/>
+          <w:bCs w:val="0"/>
+          <w:sz w:val="24"/>
+          <w:szCs w:val="24"/>
+          <w:highlight w:val="none"/>
+          <w:lang w:val="en-US" w:eastAsia="zh-CN"/>
+        </w:rPr>
+      </w:pPr>
+    </w:p>
+    <w:p>
+      <w:pPr>
+        <w:widowControl w:val="0"/>
+        <w:numPr>
+          <w:ilvl w:val="0"/>
+          <w:numId w:val="0"/>
+        </w:numPr>
+        <w:jc w:val="left"/>
+        <w:rPr>
+          <w:rFonts w:hint="default"/>
+          <w:b w:val="0"/>
+          <w:bCs w:val="0"/>
+          <w:sz w:val="24"/>
+          <w:szCs w:val="24"/>
+          <w:highlight w:val="none"/>
+          <w:lang w:val="en-US" w:eastAsia="zh-CN"/>
+        </w:rPr>
+      </w:pPr>
+    </w:p>
+    <w:p>
+      <w:pPr>
+        <w:widowControl w:val="0"/>
+        <w:numPr>
+          <w:ilvl w:val="0"/>
+          <w:numId w:val="0"/>
+        </w:numPr>
+        <w:jc w:val="left"/>
+        <w:rPr>
+          <w:rFonts w:hint="default"/>
+          <w:b w:val="0"/>
+          <w:bCs w:val="0"/>
+          <w:sz w:val="24"/>
+          <w:szCs w:val="24"/>
+          <w:highlight w:val="none"/>
+          <w:lang w:val="en-US" w:eastAsia="zh-CN"/>
+        </w:rPr>
+      </w:pPr>
+    </w:p>
+    <w:p>
+      <w:pPr>
+        <w:widowControl w:val="0"/>
+        <w:numPr>
+          <w:ilvl w:val="0"/>
+          <w:numId w:val="0"/>
+        </w:numPr>
+        <w:jc w:val="left"/>
+        <w:rPr>
+          <w:rFonts w:hint="default"/>
+          <w:b w:val="0"/>
+          <w:bCs w:val="0"/>
+          <w:sz w:val="24"/>
+          <w:szCs w:val="24"/>
+          <w:highlight w:val="none"/>
+          <w:lang w:val="en-US" w:eastAsia="zh-CN"/>
+        </w:rPr>
+      </w:pPr>
+    </w:p>
+    <w:p>
+      <w:pPr>
+        <w:widowControl w:val="0"/>
+        <w:numPr>
+          <w:ilvl w:val="0"/>
+          <w:numId w:val="0"/>
+        </w:numPr>
+        <w:jc w:val="left"/>
+        <w:rPr>
+          <w:rFonts w:hint="default"/>
+          <w:b w:val="0"/>
+          <w:bCs w:val="0"/>
+          <w:sz w:val="24"/>
+          <w:szCs w:val="24"/>
+          <w:highlight w:val="none"/>
+          <w:lang w:val="en-US" w:eastAsia="zh-CN"/>
+        </w:rPr>
+      </w:pPr>
+    </w:p>
+    <w:p>
+      <w:pPr>
+        <w:widowControl w:val="0"/>
+        <w:numPr>
+          <w:ilvl w:val="0"/>
+          <w:numId w:val="0"/>
+        </w:numPr>
+        <w:jc w:val="left"/>
+        <w:rPr>
+          <w:rFonts w:hint="default"/>
+          <w:b w:val="0"/>
+          <w:bCs w:val="0"/>
+          <w:sz w:val="24"/>
+          <w:szCs w:val="24"/>
+          <w:highlight w:val="none"/>
+          <w:lang w:val="en-US" w:eastAsia="zh-CN"/>
+        </w:rPr>
+      </w:pPr>
+    </w:p>
+    <w:p>
+      <w:pPr>
+        <w:widowControl w:val="0"/>
+        <w:numPr>
+          <w:ilvl w:val="0"/>
+          <w:numId w:val="0"/>
+        </w:numPr>
+        <w:jc w:val="left"/>
+        <w:rPr>
+          <w:rFonts w:hint="default"/>
+          <w:b w:val="0"/>
+          <w:bCs w:val="0"/>
+          <w:sz w:val="24"/>
+          <w:szCs w:val="24"/>
+          <w:highlight w:val="none"/>
+          <w:lang w:val="en-US" w:eastAsia="zh-CN"/>
+        </w:rPr>
+      </w:pPr>
+    </w:p>
+    <w:p>
+      <w:pPr>
+        <w:widowControl w:val="0"/>
+        <w:numPr>
+          <w:ilvl w:val="0"/>
+          <w:numId w:val="0"/>
+        </w:numPr>
+        <w:jc w:val="center"/>
+        <w:rPr>
+          <w:rFonts w:hint="eastAsia"/>
+          <w:b w:val="0"/>
+          <w:bCs w:val="0"/>
+          <w:sz w:val="24"/>
+          <w:szCs w:val="24"/>
+          <w:highlight w:val="yellow"/>
+          <w:lang w:val="en-US" w:eastAsia="zh-CN"/>
+        </w:rPr>
+      </w:pPr>
+      <w:r>
+        <w:rPr>
+          <w:rFonts w:hint="eastAsia"/>
+          <w:b w:val="0"/>
+          <w:bCs w:val="0"/>
+          <w:sz w:val="24"/>
+          <w:szCs w:val="24"/>
+          <w:highlight w:val="yellow"/>
+          <w:lang w:val="en-US" w:eastAsia="zh-CN"/>
+        </w:rPr>
+        <w:t>A.I</w:t>
+      </w:r>
+    </w:p>
+    <w:p>
+      <w:pPr>
+        <w:widowControl w:val="0"/>
+        <w:numPr>
+          <w:ilvl w:val="0"/>
+          <w:numId w:val="0"/>
+        </w:numPr>
+        <w:jc w:val="left"/>
+        <w:rPr>
+          <w:rFonts w:hint="default"/>
+          <w:b w:val="0"/>
+          <w:bCs w:val="0"/>
+          <w:sz w:val="24"/>
+          <w:szCs w:val="24"/>
+          <w:highlight w:val="yellow"/>
+          <w:lang w:val="en-US" w:eastAsia="zh-CN"/>
+        </w:rPr>
+      </w:pPr>
+    </w:p>
+    <w:p>
+      <w:pPr>
+        <w:jc w:val="left"/>
+        <w:rPr>
+          <w:rFonts w:hint="default"/>
+          <w:b w:val="0"/>
+          <w:bCs w:val="0"/>
+          <w:sz w:val="24"/>
+          <w:szCs w:val="24"/>
+          <w:highlight w:val="none"/>
+          <w:lang w:val="en-US" w:eastAsia="zh-CN"/>
+        </w:rPr>
+      </w:pPr>
+      <w:r>
+        <w:rPr>
+          <w:rFonts w:hint="eastAsia"/>
+          <w:b/>
+          <w:bCs/>
+          <w:sz w:val="24"/>
+          <w:szCs w:val="24"/>
+          <w:highlight w:val="none"/>
+          <w:lang w:val="en-US" w:eastAsia="zh-CN"/>
+        </w:rPr>
+        <w:t xml:space="preserve">TITLE: </w:t>
+      </w:r>
+      <w:r>
+        <w:rPr>
+          <w:rFonts w:hint="eastAsia"/>
+          <w:b w:val="0"/>
+          <w:bCs w:val="0"/>
+          <w:sz w:val="24"/>
+          <w:szCs w:val="24"/>
+          <w:highlight w:val="none"/>
+          <w:lang w:val="en-US" w:eastAsia="zh-CN"/>
+        </w:rPr>
+        <w:t>BURNING FROM THE CRACK</w:t>
+      </w:r>
+    </w:p>
+    <w:p>
+      <w:pPr>
+        <w:jc w:val="left"/>
+        <w:rPr>
+          <w:rFonts w:hint="default"/>
+          <w:b w:val="0"/>
+          <w:bCs w:val="0"/>
+          <w:sz w:val="24"/>
+          <w:szCs w:val="24"/>
+          <w:highlight w:val="none"/>
+          <w:lang w:val="en-US" w:eastAsia="zh-CN"/>
+        </w:rPr>
+      </w:pPr>
+      <w:r>
+        <w:rPr>
+          <w:rFonts w:hint="eastAsia"/>
+          <w:b/>
+          <w:bCs/>
+          <w:sz w:val="24"/>
+          <w:szCs w:val="24"/>
+          <w:highlight w:val="none"/>
+          <w:lang w:val="en-US" w:eastAsia="zh-CN"/>
+        </w:rPr>
+        <w:t xml:space="preserve">TAG: </w:t>
+      </w:r>
+      <w:r>
+        <w:rPr>
+          <w:rFonts w:hint="eastAsia"/>
+          <w:b w:val="0"/>
+          <w:bCs w:val="0"/>
+          <w:sz w:val="24"/>
+          <w:szCs w:val="24"/>
+          <w:highlight w:val="none"/>
+          <w:lang w:val="en-US" w:eastAsia="zh-CN"/>
+        </w:rPr>
+        <w:t>2024AUTUMN; C4D; BLENDER</w:t>
+      </w:r>
+    </w:p>
+    <w:p>
+      <w:pPr>
+        <w:jc w:val="left"/>
+        <w:rPr>
+          <w:rFonts w:hint="eastAsia"/>
+          <w:b/>
+          <w:bCs/>
+          <w:sz w:val="24"/>
+          <w:szCs w:val="24"/>
+          <w:highlight w:val="none"/>
+          <w:lang w:val="en-US" w:eastAsia="zh-CN"/>
+        </w:rPr>
+      </w:pPr>
+      <w:r>
+        <w:rPr>
+          <w:rFonts w:hint="eastAsia"/>
+          <w:b/>
+          <w:bCs/>
+          <w:sz w:val="24"/>
+          <w:szCs w:val="24"/>
+          <w:highlight w:val="none"/>
+          <w:lang w:val="en-US" w:eastAsia="zh-CN"/>
+        </w:rPr>
+        <w:t>DESCRIPTION:</w:t>
+      </w:r>
+    </w:p>
+    <w:p>
+      <w:pPr>
+        <w:jc w:val="left"/>
+        <w:rPr>
+          <w:rFonts w:hint="default"/>
+          <w:b/>
+          <w:bCs/>
+          <w:sz w:val="24"/>
+          <w:szCs w:val="24"/>
+          <w:highlight w:val="none"/>
+          <w:lang w:val="en-US" w:eastAsia="zh-CN"/>
+        </w:rPr>
+      </w:pPr>
+    </w:p>
+    <w:p>
+      <w:pPr>
+        <w:widowControl w:val="0"/>
+        <w:numPr>
+          <w:ilvl w:val="0"/>
+          <w:numId w:val="6"/>
+        </w:numPr>
+        <w:jc w:val="left"/>
+        <w:rPr>
+          <w:rFonts w:hint="eastAsia"/>
+          <w:b w:val="0"/>
+          <w:bCs w:val="0"/>
+          <w:sz w:val="24"/>
+          <w:szCs w:val="24"/>
+          <w:highlight w:val="none"/>
+          <w:lang w:val="en-US" w:eastAsia="zh-CN"/>
+        </w:rPr>
+      </w:pPr>
+      <w:r>
+        <w:rPr>
+          <w:rFonts w:hint="eastAsia"/>
+          <w:b w:val="0"/>
+          <w:bCs w:val="0"/>
+          <w:sz w:val="24"/>
+          <w:szCs w:val="24"/>
+          <w:highlight w:val="none"/>
+          <w:lang w:val="en-US" w:eastAsia="zh-CN"/>
+        </w:rPr>
+        <w:t xml:space="preserve">"Environment and survival—our world seems to be facing a </w:t>
+      </w:r>
+      <w:r>
+        <w:rPr>
+          <w:rFonts w:hint="default"/>
+          <w:b w:val="0"/>
+          <w:bCs w:val="0"/>
+          <w:sz w:val="24"/>
+          <w:szCs w:val="24"/>
+          <w:highlight w:val="none"/>
+          <w:lang w:val="en-US" w:eastAsia="zh-CN"/>
+        </w:rPr>
+        <w:t xml:space="preserve">crisis beyond what we imagined.As wildfres spread across Los Angeles, we should pay more attention to the lessons these disasters bring us. In LosAngeles, people are battling various natural disasters like earthquakes and wildfres. These disasters may seem unrelated, but they are somehow connected. In the movie The DayAfter Tomorrow, natural disasters start with an earthquake, followed by wildfres and extreme cold. The meaning </w:t>
+      </w:r>
+    </w:p>
+    <w:p>
+      <w:pPr>
+        <w:widowControl w:val="0"/>
+        <w:numPr>
+          <w:ilvl w:val="0"/>
+          <w:numId w:val="0"/>
+        </w:numPr>
+        <w:jc w:val="left"/>
+        <w:rPr>
+          <w:rFonts w:hint="eastAsia"/>
+          <w:b w:val="0"/>
+          <w:bCs w:val="0"/>
+          <w:sz w:val="24"/>
+          <w:szCs w:val="24"/>
+          <w:highlight w:val="none"/>
+          <w:lang w:val="en-US" w:eastAsia="zh-CN"/>
+        </w:rPr>
+      </w:pPr>
+      <w:r>
+        <w:rPr>
+          <w:rFonts w:hint="default"/>
+          <w:b w:val="0"/>
+          <w:bCs w:val="0"/>
+          <w:sz w:val="24"/>
+          <w:szCs w:val="24"/>
+          <w:highlight w:val="none"/>
+          <w:lang w:val="en-US" w:eastAsia="zh-CN"/>
+        </w:rPr>
+        <w:t>of this artwork is to recreate images of earthquakes, cold, and wildfres to show the state of our Earth, encouraging us to take environmental protection seriously.</w:t>
+      </w:r>
+      <w:r>
+        <w:rPr>
+          <w:rFonts w:hint="eastAsia"/>
+          <w:b w:val="0"/>
+          <w:bCs w:val="0"/>
+          <w:sz w:val="24"/>
+          <w:szCs w:val="24"/>
+          <w:highlight w:val="none"/>
+          <w:lang w:val="en-US" w:eastAsia="zh-CN"/>
+        </w:rPr>
+        <w:t xml:space="preserve"> </w:t>
+      </w:r>
+      <w:r>
+        <w:rPr>
+          <w:rFonts w:hint="default"/>
+          <w:b w:val="0"/>
+          <w:bCs w:val="0"/>
+          <w:sz w:val="24"/>
+          <w:szCs w:val="24"/>
+          <w:highlight w:val="none"/>
+          <w:lang w:val="en-US" w:eastAsia="zh-CN"/>
+        </w:rPr>
+        <w:t>However, there is always hope. Just like the pink fowers and signs of spring hidden under the snow in the artwork, I believe that through our work, we can help people understand our environment better and join together to protect our planet."</w:t>
+      </w:r>
+    </w:p>
+    <w:p>
+      <w:pPr>
+        <w:widowControl w:val="0"/>
+        <w:numPr>
+          <w:ilvl w:val="0"/>
+          <w:numId w:val="0"/>
+        </w:numPr>
+        <w:jc w:val="left"/>
+        <w:rPr>
+          <w:rFonts w:hint="default"/>
+          <w:b w:val="0"/>
+          <w:bCs w:val="0"/>
+          <w:sz w:val="24"/>
+          <w:szCs w:val="24"/>
+          <w:highlight w:val="none"/>
+          <w:lang w:val="en-US" w:eastAsia="zh-CN"/>
+        </w:rPr>
+      </w:pPr>
+    </w:p>
+    <w:p>
+      <w:pPr>
+        <w:pStyle w:val="2"/>
+        <w:keepNext w:val="0"/>
+        <w:keepLines w:val="0"/>
+        <w:widowControl/>
+        <w:suppressLineNumbers w:val="0"/>
+        <w:rPr>
+          <w:rFonts w:hint="eastAsia" w:asciiTheme="minorHAnsi" w:hAnsiTheme="minorHAnsi" w:eastAsiaTheme="minorEastAsia" w:cstheme="minorBidi"/>
+          <w:b w:val="0"/>
+          <w:bCs w:val="0"/>
+          <w:kern w:val="2"/>
+          <w:sz w:val="24"/>
+          <w:szCs w:val="24"/>
+          <w:highlight w:val="none"/>
+          <w:u w:val="single"/>
+          <w:lang w:val="en-US" w:eastAsia="zh-CN" w:bidi="ar-SA"/>
+        </w:rPr>
+      </w:pPr>
+      <w:r>
+        <w:rPr>
+          <w:rFonts w:hint="eastAsia" w:asciiTheme="minorHAnsi" w:hAnsiTheme="minorHAnsi" w:eastAsiaTheme="minorEastAsia" w:cstheme="minorBidi"/>
+          <w:b w:val="0"/>
+          <w:bCs w:val="0"/>
+          <w:kern w:val="2"/>
+          <w:sz w:val="24"/>
+          <w:szCs w:val="24"/>
+          <w:highlight w:val="none"/>
+          <w:u w:val="single"/>
+          <w:lang w:val="en-US" w:eastAsia="zh-CN" w:bidi="ar-SA"/>
+        </w:rPr>
+        <w:t>*Mobile(</w:t>
+      </w:r>
+      <w:r>
+        <w:rPr>
+          <w:rFonts w:hint="default" w:asciiTheme="minorHAnsi" w:hAnsiTheme="minorHAnsi" w:eastAsiaTheme="minorEastAsia" w:cstheme="minorBidi"/>
+          <w:b w:val="0"/>
+          <w:bCs w:val="0"/>
+          <w:kern w:val="2"/>
+          <w:sz w:val="24"/>
+          <w:szCs w:val="24"/>
+          <w:highlight w:val="none"/>
+          <w:u w:val="single"/>
+          <w:lang w:val="en-US" w:eastAsia="zh-CN" w:bidi="ar-SA"/>
+        </w:rPr>
+        <w:t>This artwork reflects on environmental crisis and survival through images of earthquakes, wildfires, and extreme cold. Inspired by disasters in Los Angeles and The Day After Tomorrow, it reveals the fragile condition of our planet. Yet, the hidden pink flowers under the snow suggest hope, renewal, and the possibility of protecting our environment together.</w:t>
+      </w:r>
+      <w:r>
+        <w:rPr>
+          <w:rFonts w:hint="eastAsia" w:asciiTheme="minorHAnsi" w:hAnsiTheme="minorHAnsi" w:eastAsiaTheme="minorEastAsia" w:cstheme="minorBidi"/>
+          <w:b w:val="0"/>
+          <w:bCs w:val="0"/>
+          <w:kern w:val="2"/>
+          <w:sz w:val="24"/>
+          <w:szCs w:val="24"/>
+          <w:highlight w:val="none"/>
+          <w:u w:val="single"/>
+          <w:lang w:val="en-US" w:eastAsia="zh-CN" w:bidi="ar-SA"/>
+        </w:rPr>
+        <w:t>)</w:t>
+      </w:r>
+    </w:p>
+    <w:p>
+      <w:pPr>
+        <w:widowControl w:val="0"/>
+        <w:numPr>
+          <w:ilvl w:val="0"/>
+          <w:numId w:val="0"/>
+        </w:numPr>
+        <w:jc w:val="left"/>
+        <w:rPr>
+          <w:rFonts w:hint="default"/>
+          <w:b w:val="0"/>
+          <w:bCs w:val="0"/>
+          <w:sz w:val="24"/>
+          <w:szCs w:val="24"/>
+          <w:highlight w:val="none"/>
+          <w:lang w:val="en-US" w:eastAsia="zh-CN"/>
+        </w:rPr>
+      </w:pPr>
+    </w:p>
+    <w:p>
+      <w:pPr>
+        <w:widowControl w:val="0"/>
+        <w:numPr>
+          <w:ilvl w:val="0"/>
+          <w:numId w:val="0"/>
+        </w:numPr>
+        <w:jc w:val="left"/>
+        <w:rPr>
+          <w:rFonts w:hint="default"/>
+          <w:b w:val="0"/>
+          <w:bCs w:val="0"/>
+          <w:sz w:val="24"/>
+          <w:szCs w:val="24"/>
+          <w:highlight w:val="none"/>
+          <w:lang w:val="en-US" w:eastAsia="zh-CN"/>
+        </w:rPr>
+      </w:pPr>
+    </w:p>
+    <w:p>
+      <w:pPr>
+        <w:widowControl w:val="0"/>
+        <w:numPr>
+          <w:ilvl w:val="0"/>
+          <w:numId w:val="0"/>
+        </w:numPr>
+        <w:jc w:val="left"/>
+        <w:rPr>
+          <w:rFonts w:hint="default"/>
+          <w:b w:val="0"/>
+          <w:bCs w:val="0"/>
+          <w:sz w:val="24"/>
+          <w:szCs w:val="24"/>
+          <w:highlight w:val="none"/>
+          <w:lang w:val="en-US" w:eastAsia="zh-CN"/>
+        </w:rPr>
+      </w:pPr>
+    </w:p>
+    <w:p>
+      <w:pPr>
+        <w:widowControl w:val="0"/>
+        <w:numPr>
+          <w:ilvl w:val="0"/>
+          <w:numId w:val="0"/>
+        </w:numPr>
+        <w:jc w:val="left"/>
+        <w:rPr>
+          <w:rFonts w:hint="default"/>
+          <w:b w:val="0"/>
+          <w:bCs w:val="0"/>
+          <w:sz w:val="24"/>
+          <w:szCs w:val="24"/>
+          <w:highlight w:val="none"/>
+          <w:lang w:val="en-US" w:eastAsia="zh-CN"/>
+        </w:rPr>
+      </w:pPr>
+    </w:p>
+    <w:p>
+      <w:pPr>
+        <w:widowControl w:val="0"/>
+        <w:numPr>
+          <w:ilvl w:val="0"/>
+          <w:numId w:val="0"/>
+        </w:numPr>
+        <w:jc w:val="left"/>
+        <w:rPr>
+          <w:rFonts w:hint="default"/>
+          <w:b w:val="0"/>
+          <w:bCs w:val="0"/>
+          <w:sz w:val="24"/>
+          <w:szCs w:val="24"/>
+          <w:highlight w:val="none"/>
+          <w:lang w:val="en-US" w:eastAsia="zh-CN"/>
+        </w:rPr>
+      </w:pPr>
+    </w:p>
+    <w:p>
+      <w:pPr>
+        <w:widowControl w:val="0"/>
+        <w:numPr>
+          <w:ilvl w:val="0"/>
+          <w:numId w:val="0"/>
+        </w:numPr>
+        <w:jc w:val="left"/>
+        <w:rPr>
+          <w:rFonts w:hint="default"/>
+          <w:b w:val="0"/>
+          <w:bCs w:val="0"/>
+          <w:sz w:val="24"/>
+          <w:szCs w:val="24"/>
+          <w:highlight w:val="none"/>
+          <w:lang w:val="en-US" w:eastAsia="zh-CN"/>
+        </w:rPr>
+      </w:pPr>
+    </w:p>
+    <w:p>
+      <w:pPr>
+        <w:widowControl w:val="0"/>
+        <w:numPr>
+          <w:ilvl w:val="0"/>
+          <w:numId w:val="0"/>
+        </w:numPr>
+        <w:jc w:val="left"/>
+        <w:rPr>
+          <w:rFonts w:hint="default"/>
+          <w:b w:val="0"/>
+          <w:bCs w:val="0"/>
+          <w:sz w:val="24"/>
+          <w:szCs w:val="24"/>
+          <w:highlight w:val="none"/>
+          <w:lang w:val="en-US" w:eastAsia="zh-CN"/>
+        </w:rPr>
+      </w:pPr>
+    </w:p>
+    <w:p>
+      <w:pPr>
+        <w:widowControl w:val="0"/>
+        <w:numPr>
+          <w:ilvl w:val="0"/>
+          <w:numId w:val="0"/>
+        </w:numPr>
+        <w:jc w:val="left"/>
+        <w:rPr>
+          <w:rFonts w:hint="default"/>
+          <w:b w:val="0"/>
+          <w:bCs w:val="0"/>
+          <w:sz w:val="24"/>
+          <w:szCs w:val="24"/>
+          <w:highlight w:val="none"/>
+          <w:lang w:val="en-US" w:eastAsia="zh-CN"/>
+        </w:rPr>
+      </w:pPr>
+    </w:p>
+    <w:p>
+      <w:pPr>
+        <w:widowControl w:val="0"/>
+        <w:numPr>
+          <w:ilvl w:val="0"/>
+          <w:numId w:val="0"/>
+        </w:numPr>
+        <w:jc w:val="left"/>
+        <w:rPr>
+          <w:rFonts w:hint="default"/>
+          <w:b w:val="0"/>
+          <w:bCs w:val="0"/>
+          <w:sz w:val="24"/>
+          <w:szCs w:val="24"/>
+          <w:highlight w:val="none"/>
+          <w:lang w:val="en-US" w:eastAsia="zh-CN"/>
+        </w:rPr>
+      </w:pPr>
+    </w:p>
+    <w:p>
+      <w:pPr>
+        <w:widowControl w:val="0"/>
+        <w:numPr>
+          <w:ilvl w:val="0"/>
+          <w:numId w:val="0"/>
+        </w:numPr>
+        <w:jc w:val="left"/>
+        <w:rPr>
+          <w:rFonts w:hint="default"/>
+          <w:b w:val="0"/>
+          <w:bCs w:val="0"/>
+          <w:sz w:val="24"/>
+          <w:szCs w:val="24"/>
+          <w:highlight w:val="none"/>
+          <w:lang w:val="en-US" w:eastAsia="zh-CN"/>
+        </w:rPr>
+      </w:pPr>
+    </w:p>
+    <w:p>
+      <w:pPr>
+        <w:widowControl w:val="0"/>
+        <w:numPr>
+          <w:ilvl w:val="0"/>
+          <w:numId w:val="0"/>
+        </w:numPr>
+        <w:jc w:val="left"/>
+        <w:rPr>
+          <w:rFonts w:hint="default"/>
+          <w:b w:val="0"/>
+          <w:bCs w:val="0"/>
+          <w:sz w:val="24"/>
+          <w:szCs w:val="24"/>
+          <w:highlight w:val="none"/>
+          <w:lang w:val="en-US" w:eastAsia="zh-CN"/>
+        </w:rPr>
+      </w:pPr>
+    </w:p>
+    <w:p>
+      <w:pPr>
+        <w:widowControl w:val="0"/>
+        <w:numPr>
+          <w:ilvl w:val="0"/>
+          <w:numId w:val="0"/>
+        </w:numPr>
+        <w:jc w:val="left"/>
+        <w:rPr>
+          <w:rFonts w:hint="default"/>
+          <w:b w:val="0"/>
+          <w:bCs w:val="0"/>
+          <w:sz w:val="24"/>
+          <w:szCs w:val="24"/>
+          <w:highlight w:val="none"/>
+          <w:lang w:val="en-US" w:eastAsia="zh-CN"/>
+        </w:rPr>
+      </w:pPr>
+    </w:p>
+    <w:p>
+      <w:pPr>
+        <w:widowControl w:val="0"/>
+        <w:numPr>
+          <w:ilvl w:val="0"/>
+          <w:numId w:val="0"/>
+        </w:numPr>
+        <w:jc w:val="left"/>
+        <w:rPr>
+          <w:rFonts w:hint="default"/>
+          <w:b w:val="0"/>
+          <w:bCs w:val="0"/>
+          <w:sz w:val="24"/>
+          <w:szCs w:val="24"/>
+          <w:highlight w:val="none"/>
+          <w:lang w:val="en-US" w:eastAsia="zh-CN"/>
+        </w:rPr>
+      </w:pPr>
+    </w:p>
+    <w:p>
+      <w:pPr>
+        <w:widowControl w:val="0"/>
+        <w:numPr>
+          <w:ilvl w:val="0"/>
+          <w:numId w:val="0"/>
+        </w:numPr>
+        <w:jc w:val="left"/>
+        <w:rPr>
+          <w:rFonts w:hint="default"/>
+          <w:b w:val="0"/>
+          <w:bCs w:val="0"/>
+          <w:sz w:val="24"/>
+          <w:szCs w:val="24"/>
+          <w:highlight w:val="none"/>
+          <w:lang w:val="en-US" w:eastAsia="zh-CN"/>
+        </w:rPr>
+      </w:pPr>
+    </w:p>
+    <w:p>
+      <w:pPr>
+        <w:widowControl w:val="0"/>
+        <w:numPr>
+          <w:ilvl w:val="0"/>
+          <w:numId w:val="0"/>
+        </w:numPr>
+        <w:jc w:val="left"/>
+        <w:rPr>
+          <w:rFonts w:hint="default"/>
+          <w:b w:val="0"/>
+          <w:bCs w:val="0"/>
+          <w:sz w:val="24"/>
+          <w:szCs w:val="24"/>
+          <w:highlight w:val="none"/>
+          <w:lang w:val="en-US" w:eastAsia="zh-CN"/>
+        </w:rPr>
+      </w:pPr>
+    </w:p>
+    <w:p>
+      <w:pPr>
+        <w:widowControl w:val="0"/>
+        <w:numPr>
+          <w:ilvl w:val="0"/>
+          <w:numId w:val="0"/>
+        </w:numPr>
+        <w:jc w:val="left"/>
+        <w:rPr>
+          <w:rFonts w:hint="default"/>
+          <w:b w:val="0"/>
+          <w:bCs w:val="0"/>
+          <w:sz w:val="24"/>
+          <w:szCs w:val="24"/>
+          <w:highlight w:val="none"/>
+          <w:lang w:val="en-US" w:eastAsia="zh-CN"/>
+        </w:rPr>
+      </w:pPr>
+    </w:p>
+    <w:p>
+      <w:pPr>
+        <w:widowControl w:val="0"/>
+        <w:numPr>
+          <w:ilvl w:val="0"/>
+          <w:numId w:val="0"/>
+        </w:numPr>
+        <w:jc w:val="left"/>
+        <w:rPr>
+          <w:rFonts w:hint="default"/>
+          <w:b w:val="0"/>
+          <w:bCs w:val="0"/>
+          <w:sz w:val="24"/>
+          <w:szCs w:val="24"/>
+          <w:highlight w:val="none"/>
+          <w:lang w:val="en-US" w:eastAsia="zh-CN"/>
+        </w:rPr>
+      </w:pPr>
+    </w:p>
+    <w:p>
+      <w:pPr>
+        <w:widowControl w:val="0"/>
+        <w:numPr>
+          <w:ilvl w:val="0"/>
+          <w:numId w:val="0"/>
+        </w:numPr>
+        <w:jc w:val="left"/>
+        <w:rPr>
+          <w:rFonts w:hint="default"/>
+          <w:b w:val="0"/>
+          <w:bCs w:val="0"/>
+          <w:sz w:val="24"/>
+          <w:szCs w:val="24"/>
+          <w:highlight w:val="none"/>
+          <w:lang w:val="en-US" w:eastAsia="zh-CN"/>
+        </w:rPr>
+      </w:pPr>
+    </w:p>
+    <w:p>
+      <w:pPr>
+        <w:widowControl w:val="0"/>
+        <w:numPr>
+          <w:ilvl w:val="0"/>
+          <w:numId w:val="0"/>
+        </w:numPr>
+        <w:jc w:val="left"/>
+        <w:rPr>
+          <w:rFonts w:hint="default"/>
+          <w:b w:val="0"/>
+          <w:bCs w:val="0"/>
+          <w:sz w:val="24"/>
+          <w:szCs w:val="24"/>
+          <w:highlight w:val="none"/>
+          <w:lang w:val="en-US" w:eastAsia="zh-CN"/>
+        </w:rPr>
+      </w:pPr>
+    </w:p>
+    <w:p>
+      <w:pPr>
+        <w:jc w:val="left"/>
+        <w:rPr>
+          <w:rFonts w:hint="default"/>
+          <w:b w:val="0"/>
+          <w:bCs w:val="0"/>
+          <w:sz w:val="24"/>
+          <w:szCs w:val="24"/>
+          <w:highlight w:val="none"/>
+          <w:lang w:val="en-US" w:eastAsia="zh-CN"/>
+        </w:rPr>
+      </w:pPr>
+      <w:r>
+        <w:rPr>
+          <w:rFonts w:hint="eastAsia"/>
+          <w:b/>
+          <w:bCs/>
+          <w:sz w:val="24"/>
+          <w:szCs w:val="24"/>
+          <w:highlight w:val="none"/>
+          <w:lang w:val="en-US" w:eastAsia="zh-CN"/>
+        </w:rPr>
+        <w:t xml:space="preserve">TITLE: </w:t>
+      </w:r>
+      <w:r>
+        <w:rPr>
+          <w:rFonts w:hint="eastAsia"/>
+          <w:b w:val="0"/>
+          <w:bCs w:val="0"/>
+          <w:sz w:val="24"/>
+          <w:szCs w:val="24"/>
+          <w:highlight w:val="none"/>
+          <w:lang w:val="en-US" w:eastAsia="zh-CN"/>
+        </w:rPr>
+        <w:t>FULL ARTIFICIAL INTELLIGENCE ART CRAFT</w:t>
+      </w:r>
+    </w:p>
+    <w:p>
+      <w:pPr>
+        <w:jc w:val="left"/>
+        <w:rPr>
+          <w:rFonts w:hint="default"/>
+          <w:b w:val="0"/>
+          <w:bCs w:val="0"/>
+          <w:sz w:val="24"/>
+          <w:szCs w:val="24"/>
+          <w:highlight w:val="none"/>
+          <w:lang w:val="en-US" w:eastAsia="zh-CN"/>
+        </w:rPr>
+      </w:pPr>
+      <w:r>
+        <w:rPr>
+          <w:rFonts w:hint="eastAsia"/>
+          <w:b/>
+          <w:bCs/>
+          <w:sz w:val="24"/>
+          <w:szCs w:val="24"/>
+          <w:highlight w:val="none"/>
+          <w:lang w:val="en-US" w:eastAsia="zh-CN"/>
+        </w:rPr>
+        <w:t xml:space="preserve">TAG: </w:t>
+      </w:r>
+      <w:r>
+        <w:rPr>
+          <w:rFonts w:hint="eastAsia"/>
+          <w:b w:val="0"/>
+          <w:bCs w:val="0"/>
+          <w:sz w:val="24"/>
+          <w:szCs w:val="24"/>
+          <w:highlight w:val="none"/>
+          <w:lang w:val="en-US" w:eastAsia="zh-CN"/>
+        </w:rPr>
+        <w:t>2024SPRINT; STABLEDIFFUSION; RHINO; ROBOTICARM</w:t>
+      </w:r>
+    </w:p>
+    <w:p>
+      <w:pPr>
+        <w:jc w:val="left"/>
+        <w:rPr>
+          <w:rFonts w:hint="eastAsia"/>
+          <w:b/>
+          <w:bCs/>
+          <w:sz w:val="24"/>
+          <w:szCs w:val="24"/>
+          <w:highlight w:val="none"/>
+          <w:lang w:val="en-US" w:eastAsia="zh-CN"/>
+        </w:rPr>
+      </w:pPr>
+      <w:r>
+        <w:rPr>
+          <w:rFonts w:hint="eastAsia"/>
+          <w:b/>
+          <w:bCs/>
+          <w:sz w:val="24"/>
+          <w:szCs w:val="24"/>
+          <w:highlight w:val="none"/>
+          <w:lang w:val="en-US" w:eastAsia="zh-CN"/>
+        </w:rPr>
+        <w:t>DESCRIPTION:</w:t>
+      </w:r>
+    </w:p>
+    <w:p>
+      <w:pPr>
         <w:widowControl w:val="0"/>
         <w:numPr>
           <w:ilvl w:val="0"/>
@@ -2611,6 +4513,88 @@
           <w:lang w:val="en-US" w:eastAsia="zh-CN"/>
         </w:rPr>
         <w:t>Be equipped with the skills to implement these technologies in your future projects, ensuring that we remain at the cutting edge of design innovation.</w:t>
+      </w:r>
+    </w:p>
+    <w:p>
+      <w:pPr>
+        <w:widowControl w:val="0"/>
+        <w:numPr>
+          <w:ilvl w:val="0"/>
+          <w:numId w:val="0"/>
+        </w:numPr>
+        <w:jc w:val="left"/>
+        <w:rPr>
+          <w:rFonts w:hint="default"/>
+          <w:b w:val="0"/>
+          <w:bCs w:val="0"/>
+          <w:sz w:val="24"/>
+          <w:szCs w:val="24"/>
+          <w:highlight w:val="none"/>
+          <w:lang w:val="en-US" w:eastAsia="zh-CN"/>
+        </w:rPr>
+      </w:pPr>
+    </w:p>
+    <w:p>
+      <w:pPr>
+        <w:widowControl w:val="0"/>
+        <w:numPr>
+          <w:ilvl w:val="0"/>
+          <w:numId w:val="0"/>
+        </w:numPr>
+        <w:jc w:val="left"/>
+        <w:rPr>
+          <w:rFonts w:hint="default" w:asciiTheme="minorHAnsi" w:hAnsiTheme="minorHAnsi" w:eastAsiaTheme="minorEastAsia" w:cstheme="minorBidi"/>
+          <w:b w:val="0"/>
+          <w:bCs w:val="0"/>
+          <w:kern w:val="2"/>
+          <w:sz w:val="24"/>
+          <w:szCs w:val="24"/>
+          <w:highlight w:val="none"/>
+          <w:u w:val="single"/>
+          <w:lang w:val="en-US" w:eastAsia="zh-CN" w:bidi="ar-SA"/>
+        </w:rPr>
+      </w:pPr>
+      <w:r>
+        <w:rPr>
+          <w:rFonts w:hint="eastAsia" w:asciiTheme="minorHAnsi" w:hAnsiTheme="minorHAnsi" w:eastAsiaTheme="minorEastAsia" w:cstheme="minorBidi"/>
+          <w:b w:val="0"/>
+          <w:bCs w:val="0"/>
+          <w:kern w:val="2"/>
+          <w:sz w:val="24"/>
+          <w:szCs w:val="24"/>
+          <w:highlight w:val="none"/>
+          <w:u w:val="single"/>
+          <w:lang w:val="en-US" w:eastAsia="zh-CN" w:bidi="ar-SA"/>
+        </w:rPr>
+        <w:t>*Mobile(</w:t>
+      </w:r>
+      <w:r>
+        <w:rPr>
+          <w:rFonts w:hint="default" w:asciiTheme="minorHAnsi" w:hAnsiTheme="minorHAnsi" w:eastAsiaTheme="minorEastAsia" w:cstheme="minorBidi"/>
+          <w:b w:val="0"/>
+          <w:bCs w:val="0"/>
+          <w:kern w:val="2"/>
+          <w:sz w:val="24"/>
+          <w:szCs w:val="24"/>
+          <w:highlight w:val="none"/>
+          <w:u w:val="single"/>
+          <w:lang w:val="en-US" w:eastAsia="zh-CN" w:bidi="ar-SA"/>
+        </w:rPr>
+        <w:t>This project explores how artificial intelligence can shape the future of architecture. Inspired by The Matrix, it reflects on a world where machines can think, create, and influence design. By engaging with AI tools, architects can expand imagination, rethink construction, and remain at the forefront of future design innovation.</w:t>
+      </w:r>
+      <w:r>
+        <w:rPr>
+          <w:rFonts w:hint="eastAsia" w:asciiTheme="minorHAnsi" w:hAnsiTheme="minorHAnsi" w:eastAsiaTheme="minorEastAsia" w:cstheme="minorBidi"/>
+          <w:b w:val="0"/>
+          <w:bCs w:val="0"/>
+          <w:kern w:val="2"/>
+          <w:sz w:val="24"/>
+          <w:szCs w:val="24"/>
+          <w:highlight w:val="none"/>
+          <w:u w:val="single"/>
+          <w:lang w:val="en-US" w:eastAsia="zh-CN" w:bidi="ar-SA"/>
+        </w:rPr>
+        <w:t>)</w:t>
       </w:r>
     </w:p>
     <w:p>
@@ -2673,7 +4657,6 @@
         <w:pStyle w:val="8"/>
         <w:widowControl w:val="0"/>
         <w:numPr>
-          <w:ilvl w:val="0"/>
           <w:numId w:val="0"/>
         </w:numPr>
         <w:suppressAutoHyphens/>
@@ -2697,38 +4680,24 @@
     </w:p>
     <w:p>
       <w:pPr>
-        <w:pStyle w:val="8"/>
-        <w:numPr>
-          <w:ilvl w:val="0"/>
-          <w:numId w:val="6"/>
-        </w:numPr>
-        <w:suppressAutoHyphens/>
-        <w:spacing w:beforeLines="0" w:afterLines="0"/>
-        <w:ind w:left="0" w:leftChars="0" w:firstLine="0" w:firstLineChars="0"/>
-        <w:rPr>
-          <w:rFonts w:hint="default" w:asciiTheme="minorHAnsi" w:hAnsiTheme="minorHAnsi" w:eastAsiaTheme="minorEastAsia" w:cstheme="minorBidi"/>
-          <w:b w:val="0"/>
-          <w:bCs w:val="0"/>
-          <w:kern w:val="2"/>
-          <w:sz w:val="24"/>
-          <w:szCs w:val="24"/>
-          <w:highlight w:val="none"/>
-          <w:lang w:val="en-US" w:eastAsia="zh-CN" w:bidi="ar-SA"/>
-        </w:rPr>
-      </w:pPr>
-      <w:r>
-        <w:rPr>
-          <w:rFonts w:hint="default" w:asciiTheme="minorHAnsi" w:hAnsiTheme="minorHAnsi" w:eastAsiaTheme="minorEastAsia" w:cstheme="minorBidi"/>
-          <w:b w:val="0"/>
-          <w:bCs w:val="0"/>
-          <w:kern w:val="2"/>
-          <w:sz w:val="24"/>
-          <w:szCs w:val="24"/>
-          <w:highlight w:val="none"/>
-          <w:lang w:val="en-US" w:eastAsia="zh-CN" w:bidi="ar-SA"/>
-        </w:rPr>
-        <w:t xml:space="preserve">In this </w:t>
-      </w:r>
+        <w:widowControl w:val="0"/>
+        <w:numPr>
+          <w:ilvl w:val="0"/>
+          <w:numId w:val="0"/>
+        </w:numPr>
+        <w:jc w:val="left"/>
+        <w:rPr>
+          <w:rFonts w:hint="default" w:asciiTheme="minorHAnsi" w:hAnsiTheme="minorHAnsi" w:eastAsiaTheme="minorEastAsia" w:cstheme="minorBidi"/>
+          <w:b w:val="0"/>
+          <w:bCs w:val="0"/>
+          <w:kern w:val="2"/>
+          <w:sz w:val="24"/>
+          <w:szCs w:val="24"/>
+          <w:highlight w:val="none"/>
+          <w:u w:val="single"/>
+          <w:lang w:val="en-US" w:eastAsia="zh-CN" w:bidi="ar-SA"/>
+        </w:rPr>
+      </w:pPr>
       <w:r>
         <w:rPr>
           <w:rFonts w:hint="eastAsia" w:asciiTheme="minorHAnsi" w:hAnsiTheme="minorHAnsi" w:eastAsiaTheme="minorEastAsia" w:cstheme="minorBidi"/>
@@ -2738,140 +4707,10 @@
           <w:sz w:val="24"/>
           <w:szCs w:val="24"/>
           <w:highlight w:val="none"/>
-          <w:lang w:val="en-US" w:eastAsia="zh-CN" w:bidi="ar-SA"/>
-        </w:rPr>
-        <w:t>project</w:t>
-      </w:r>
-      <w:r>
-        <w:rPr>
-          <w:rFonts w:hint="default" w:asciiTheme="minorHAnsi" w:hAnsiTheme="minorHAnsi" w:eastAsiaTheme="minorEastAsia" w:cstheme="minorBidi"/>
-          <w:b w:val="0"/>
-          <w:bCs w:val="0"/>
-          <w:kern w:val="2"/>
-          <w:sz w:val="24"/>
-          <w:szCs w:val="24"/>
-          <w:highlight w:val="none"/>
-          <w:lang w:val="en-US" w:eastAsia="zh-CN" w:bidi="ar-SA"/>
-        </w:rPr>
-        <w:t xml:space="preserve">, we embark on a journey starting with the stable diffusion model, which blends cutting-edge AI with our architectural practices. By toggling between tangible realities and abstract possibilities, we will leverage AI tools and robotic automation to streamline our design processes. </w:t>
-      </w:r>
-      <w:r>
-        <w:rPr>
-          <w:rFonts w:hint="default" w:asciiTheme="minorHAnsi" w:hAnsiTheme="minorHAnsi" w:eastAsiaTheme="minorEastAsia" w:cstheme="minorBidi"/>
-          <w:b w:val="0"/>
-          <w:bCs w:val="0"/>
-          <w:kern w:val="2"/>
-          <w:sz w:val="24"/>
-          <w:szCs w:val="24"/>
-          <w:highlight w:val="none"/>
-          <w:lang w:val="en-US" w:eastAsia="zh-CN" w:bidi="ar-SA"/>
-        </w:rPr>
-        <w:tab/>
-      </w:r>
-      <w:r>
-        <w:rPr>
-          <w:rFonts w:hint="default" w:asciiTheme="minorHAnsi" w:hAnsiTheme="minorHAnsi" w:eastAsiaTheme="minorEastAsia" w:cstheme="minorBidi"/>
-          <w:b w:val="0"/>
-          <w:bCs w:val="0"/>
-          <w:kern w:val="2"/>
-          <w:sz w:val="24"/>
-          <w:szCs w:val="24"/>
-          <w:highlight w:val="none"/>
-          <w:lang w:val="en-US" w:eastAsia="zh-CN" w:bidi="ar-SA"/>
-        </w:rPr>
-        <w:t>This approach allows us to experiment with complex forms and structures, facilitating a more efficient transition from conceptual designs to tangible outcomes.</w:t>
-      </w:r>
-    </w:p>
-    <w:p>
-      <w:pPr>
-        <w:pStyle w:val="8"/>
-        <w:numPr>
-          <w:ilvl w:val="0"/>
-          <w:numId w:val="0"/>
-        </w:numPr>
-        <w:suppressAutoHyphens/>
-        <w:spacing w:beforeLines="0" w:afterLines="0"/>
-        <w:ind w:leftChars="0"/>
-        <w:rPr>
-          <w:rFonts w:hint="default" w:asciiTheme="minorHAnsi" w:hAnsiTheme="minorHAnsi" w:eastAsiaTheme="minorEastAsia" w:cstheme="minorBidi"/>
-          <w:b w:val="0"/>
-          <w:bCs w:val="0"/>
-          <w:kern w:val="2"/>
-          <w:sz w:val="24"/>
-          <w:szCs w:val="24"/>
-          <w:highlight w:val="none"/>
-          <w:lang w:val="en-US" w:eastAsia="zh-CN" w:bidi="ar-SA"/>
-        </w:rPr>
-      </w:pPr>
-      <w:r>
-        <w:rPr>
-          <w:rFonts w:hint="default" w:asciiTheme="minorHAnsi" w:hAnsiTheme="minorHAnsi" w:eastAsiaTheme="minorEastAsia" w:cstheme="minorBidi"/>
-          <w:b w:val="0"/>
-          <w:bCs w:val="0"/>
-          <w:kern w:val="2"/>
-          <w:sz w:val="24"/>
-          <w:szCs w:val="24"/>
-          <w:highlight w:val="none"/>
-          <w:lang w:val="en-US" w:eastAsia="zh-CN" w:bidi="ar-SA"/>
-        </w:rPr>
-        <w:t>AI and robotic arms will assist us in refining every stage of design and production. By integrating these technologies, we aim to enhance precision, reduce manual labor, and accelerate project timelines. As pioneers, we have the unique opportunity to influence the future of architecture, making it more dynamic, responsive, and sustainable.</w:t>
-      </w:r>
-    </w:p>
-    <w:p>
-      <w:pPr>
-        <w:pStyle w:val="8"/>
-        <w:numPr>
-          <w:ilvl w:val="0"/>
-          <w:numId w:val="0"/>
-        </w:numPr>
-        <w:suppressAutoHyphens/>
-        <w:spacing w:beforeLines="0" w:afterLines="0"/>
-        <w:ind w:leftChars="0"/>
-        <w:rPr>
-          <w:rFonts w:hint="default" w:asciiTheme="minorHAnsi" w:hAnsiTheme="minorHAnsi" w:eastAsiaTheme="minorEastAsia" w:cstheme="minorBidi"/>
-          <w:b w:val="0"/>
-          <w:bCs w:val="0"/>
-          <w:kern w:val="2"/>
-          <w:sz w:val="24"/>
-          <w:szCs w:val="24"/>
-          <w:highlight w:val="none"/>
-          <w:lang w:val="en-US" w:eastAsia="zh-CN" w:bidi="ar-SA"/>
-        </w:rPr>
-      </w:pPr>
-    </w:p>
-    <w:p>
-      <w:pPr>
-        <w:pStyle w:val="8"/>
-        <w:numPr>
-          <w:ilvl w:val="0"/>
-          <w:numId w:val="6"/>
-        </w:numPr>
-        <w:suppressAutoHyphens/>
-        <w:spacing w:beforeLines="0" w:afterLines="0"/>
-        <w:ind w:left="0" w:leftChars="0" w:firstLine="0" w:firstLineChars="0"/>
-        <w:rPr>
-          <w:rFonts w:hint="default" w:asciiTheme="minorHAnsi" w:hAnsiTheme="minorHAnsi" w:eastAsiaTheme="minorEastAsia" w:cstheme="minorBidi"/>
-          <w:b w:val="0"/>
-          <w:bCs w:val="0"/>
-          <w:kern w:val="2"/>
-          <w:sz w:val="24"/>
-          <w:szCs w:val="24"/>
-          <w:highlight w:val="none"/>
-          <w:lang w:val="en-US" w:eastAsia="zh-CN" w:bidi="ar-SA"/>
-        </w:rPr>
-      </w:pPr>
-      <w:r>
-        <w:rPr>
-          <w:rFonts w:hint="default" w:asciiTheme="minorHAnsi" w:hAnsiTheme="minorHAnsi" w:eastAsiaTheme="minorEastAsia" w:cstheme="minorBidi"/>
-          <w:b w:val="0"/>
-          <w:bCs w:val="0"/>
-          <w:kern w:val="2"/>
-          <w:sz w:val="24"/>
-          <w:szCs w:val="24"/>
-          <w:highlight w:val="none"/>
-          <w:lang w:val="en-US" w:eastAsia="zh-CN" w:bidi="ar-SA"/>
-        </w:rPr>
-        <w:t>One of the most interesting aspects of this project is the correlation among the three different compositions. The key takeaway is that AI should serve as a tool to support design, rather than replace the designer. As AI and robotics become increasingly important in shaping the future of society, it is essential to integrate these methods thoughtfully into our workflow.</w:t>
+          <w:u w:val="single"/>
+          <w:lang w:val="en-US" w:eastAsia="zh-CN" w:bidi="ar-SA"/>
+        </w:rPr>
+        <w:t>*Mobile(This project uses a robotic arm to explore the limits of automated assembly. Through Grasshopper analysis, it studies how visual language can be translated into data that computers understand, allowing 2D images to guide robotic production and material organization.)</w:t>
       </w:r>
     </w:p>
     <w:p>
@@ -2931,9 +4770,95 @@
     <w:p>
       <w:pPr>
         <w:pStyle w:val="8"/>
-        <w:widowControl w:val="0"/>
-        <w:numPr>
-          <w:ilvl w:val="0"/>
+        <w:numPr>
+          <w:ilvl w:val="0"/>
+          <w:numId w:val="6"/>
+        </w:numPr>
+        <w:suppressAutoHyphens/>
+        <w:spacing w:beforeLines="0" w:afterLines="0"/>
+        <w:ind w:left="0" w:leftChars="0" w:firstLine="0" w:firstLineChars="0"/>
+        <w:rPr>
+          <w:rFonts w:hint="default" w:asciiTheme="minorHAnsi" w:hAnsiTheme="minorHAnsi" w:eastAsiaTheme="minorEastAsia" w:cstheme="minorBidi"/>
+          <w:b w:val="0"/>
+          <w:bCs w:val="0"/>
+          <w:kern w:val="2"/>
+          <w:sz w:val="24"/>
+          <w:szCs w:val="24"/>
+          <w:highlight w:val="none"/>
+          <w:lang w:val="en-US" w:eastAsia="zh-CN" w:bidi="ar-SA"/>
+        </w:rPr>
+      </w:pPr>
+      <w:r>
+        <w:rPr>
+          <w:rFonts w:hint="default" w:asciiTheme="minorHAnsi" w:hAnsiTheme="minorHAnsi" w:eastAsiaTheme="minorEastAsia" w:cstheme="minorBidi"/>
+          <w:b w:val="0"/>
+          <w:bCs w:val="0"/>
+          <w:kern w:val="2"/>
+          <w:sz w:val="24"/>
+          <w:szCs w:val="24"/>
+          <w:highlight w:val="none"/>
+          <w:lang w:val="en-US" w:eastAsia="zh-CN" w:bidi="ar-SA"/>
+        </w:rPr>
+        <w:t xml:space="preserve">In this </w:t>
+      </w:r>
+      <w:r>
+        <w:rPr>
+          <w:rFonts w:hint="eastAsia" w:asciiTheme="minorHAnsi" w:hAnsiTheme="minorHAnsi" w:eastAsiaTheme="minorEastAsia" w:cstheme="minorBidi"/>
+          <w:b w:val="0"/>
+          <w:bCs w:val="0"/>
+          <w:kern w:val="2"/>
+          <w:sz w:val="24"/>
+          <w:szCs w:val="24"/>
+          <w:highlight w:val="none"/>
+          <w:lang w:val="en-US" w:eastAsia="zh-CN" w:bidi="ar-SA"/>
+        </w:rPr>
+        <w:t>project</w:t>
+      </w:r>
+      <w:r>
+        <w:rPr>
+          <w:rFonts w:hint="default" w:asciiTheme="minorHAnsi" w:hAnsiTheme="minorHAnsi" w:eastAsiaTheme="minorEastAsia" w:cstheme="minorBidi"/>
+          <w:b w:val="0"/>
+          <w:bCs w:val="0"/>
+          <w:kern w:val="2"/>
+          <w:sz w:val="24"/>
+          <w:szCs w:val="24"/>
+          <w:highlight w:val="none"/>
+          <w:lang w:val="en-US" w:eastAsia="zh-CN" w:bidi="ar-SA"/>
+        </w:rPr>
+        <w:t xml:space="preserve">, we embark on a journey starting with the stable diffusion model, which blends cutting-edge AI with our architectural practices. By toggling between tangible realities and abstract possibilities, we will leverage AI tools and robotic automation to streamline our design processes. </w:t>
+      </w:r>
+      <w:r>
+        <w:rPr>
+          <w:rFonts w:hint="default" w:asciiTheme="minorHAnsi" w:hAnsiTheme="minorHAnsi" w:eastAsiaTheme="minorEastAsia" w:cstheme="minorBidi"/>
+          <w:b w:val="0"/>
+          <w:bCs w:val="0"/>
+          <w:kern w:val="2"/>
+          <w:sz w:val="24"/>
+          <w:szCs w:val="24"/>
+          <w:highlight w:val="none"/>
+          <w:lang w:val="en-US" w:eastAsia="zh-CN" w:bidi="ar-SA"/>
+        </w:rPr>
+        <w:tab/>
+      </w:r>
+      <w:r>
+        <w:rPr>
+          <w:rFonts w:hint="default" w:asciiTheme="minorHAnsi" w:hAnsiTheme="minorHAnsi" w:eastAsiaTheme="minorEastAsia" w:cstheme="minorBidi"/>
+          <w:b w:val="0"/>
+          <w:bCs w:val="0"/>
+          <w:kern w:val="2"/>
+          <w:sz w:val="24"/>
+          <w:szCs w:val="24"/>
+          <w:highlight w:val="none"/>
+          <w:lang w:val="en-US" w:eastAsia="zh-CN" w:bidi="ar-SA"/>
+        </w:rPr>
+        <w:t>This approach allows us to experiment with complex forms and structures, facilitating a more efficient transition from conceptual designs to tangible outcomes.</w:t>
+      </w:r>
+    </w:p>
+    <w:p>
+      <w:pPr>
+        <w:pStyle w:val="8"/>
+        <w:widowControl w:val="0"/>
+        <w:numPr>
           <w:numId w:val="0"/>
         </w:numPr>
         <w:suppressAutoHyphens/>
@@ -2957,10 +4882,43 @@
     </w:p>
     <w:p>
       <w:pPr>
+        <w:pStyle w:val="2"/>
+        <w:keepNext w:val="0"/>
+        <w:keepLines w:val="0"/>
+        <w:widowControl/>
+        <w:suppressLineNumbers w:val="0"/>
+        <w:rPr>
+          <w:rFonts w:hint="eastAsia" w:asciiTheme="minorHAnsi" w:hAnsiTheme="minorHAnsi" w:eastAsiaTheme="minorEastAsia" w:cstheme="minorBidi"/>
+          <w:b w:val="0"/>
+          <w:bCs w:val="0"/>
+          <w:kern w:val="2"/>
+          <w:sz w:val="24"/>
+          <w:szCs w:val="24"/>
+          <w:highlight w:val="none"/>
+          <w:u w:val="single"/>
+          <w:lang w:val="en-US" w:eastAsia="zh-CN" w:bidi="ar-SA"/>
+        </w:rPr>
+      </w:pPr>
+      <w:r>
+        <w:rPr>
+          <w:rFonts w:hint="eastAsia" w:asciiTheme="minorHAnsi" w:hAnsiTheme="minorHAnsi" w:eastAsiaTheme="minorEastAsia" w:cstheme="minorBidi"/>
+          <w:b w:val="0"/>
+          <w:bCs w:val="0"/>
+          <w:kern w:val="2"/>
+          <w:sz w:val="24"/>
+          <w:szCs w:val="24"/>
+          <w:highlight w:val="none"/>
+          <w:u w:val="single"/>
+          <w:lang w:val="en-US" w:eastAsia="zh-CN" w:bidi="ar-SA"/>
+        </w:rPr>
+        <w:t>*Mobile(This project begins with Stable Diffusion and connects AI-generated ideas with architectural design. By moving between abstract possibilities and physical outcomes, it uses AI tools and robotic automation to test complex forms and create a smoother path from concept to production.)</w:t>
+      </w:r>
+    </w:p>
+    <w:p>
+      <w:pPr>
         <w:pStyle w:val="8"/>
         <w:widowControl w:val="0"/>
         <w:numPr>
-          <w:ilvl w:val="0"/>
           <w:numId w:val="0"/>
         </w:numPr>
         <w:suppressAutoHyphens/>
@@ -2987,7 +4945,6 @@
         <w:pStyle w:val="8"/>
         <w:widowControl w:val="0"/>
         <w:numPr>
-          <w:ilvl w:val="0"/>
           <w:numId w:val="0"/>
         </w:numPr>
         <w:suppressAutoHyphens/>
@@ -3012,6 +4969,172 @@
     <w:p>
       <w:pPr>
         <w:pStyle w:val="8"/>
+        <w:numPr>
+          <w:ilvl w:val="0"/>
+          <w:numId w:val="6"/>
+        </w:numPr>
+        <w:suppressAutoHyphens/>
+        <w:spacing w:beforeLines="0" w:afterLines="0"/>
+        <w:ind w:left="0" w:leftChars="0" w:firstLine="0" w:firstLineChars="0"/>
+        <w:rPr>
+          <w:rFonts w:hint="default" w:asciiTheme="minorHAnsi" w:hAnsiTheme="minorHAnsi" w:eastAsiaTheme="minorEastAsia" w:cstheme="minorBidi"/>
+          <w:b w:val="0"/>
+          <w:bCs w:val="0"/>
+          <w:kern w:val="2"/>
+          <w:sz w:val="24"/>
+          <w:szCs w:val="24"/>
+          <w:highlight w:val="none"/>
+          <w:lang w:val="en-US" w:eastAsia="zh-CN" w:bidi="ar-SA"/>
+        </w:rPr>
+      </w:pPr>
+      <w:r>
+        <w:rPr>
+          <w:rFonts w:hint="default" w:asciiTheme="minorHAnsi" w:hAnsiTheme="minorHAnsi" w:eastAsiaTheme="minorEastAsia" w:cstheme="minorBidi"/>
+          <w:b w:val="0"/>
+          <w:bCs w:val="0"/>
+          <w:kern w:val="2"/>
+          <w:sz w:val="24"/>
+          <w:szCs w:val="24"/>
+          <w:highlight w:val="none"/>
+          <w:lang w:val="en-US" w:eastAsia="zh-CN" w:bidi="ar-SA"/>
+        </w:rPr>
+        <w:t>AI and robotic arms will assist us in refining every stage of design and production. By integrating these technologies, we aim to enhance precision, reduce manual labor, and accelerate project timelines. As pioneers, we have the unique opportunity to influence the future of architecture, making it more dynamic, responsive, and sustainable.</w:t>
+      </w:r>
+    </w:p>
+    <w:p>
+      <w:pPr>
+        <w:pStyle w:val="8"/>
+        <w:numPr>
+          <w:ilvl w:val="0"/>
+          <w:numId w:val="0"/>
+        </w:numPr>
+        <w:suppressAutoHyphens/>
+        <w:spacing w:beforeLines="0" w:afterLines="0"/>
+        <w:ind w:leftChars="0"/>
+        <w:rPr>
+          <w:rFonts w:hint="default" w:asciiTheme="minorHAnsi" w:hAnsiTheme="minorHAnsi" w:eastAsiaTheme="minorEastAsia" w:cstheme="minorBidi"/>
+          <w:b w:val="0"/>
+          <w:bCs w:val="0"/>
+          <w:kern w:val="2"/>
+          <w:sz w:val="24"/>
+          <w:szCs w:val="24"/>
+          <w:highlight w:val="none"/>
+          <w:lang w:val="en-US" w:eastAsia="zh-CN" w:bidi="ar-SA"/>
+        </w:rPr>
+      </w:pPr>
+    </w:p>
+    <w:p>
+      <w:pPr>
+        <w:pStyle w:val="2"/>
+        <w:keepNext w:val="0"/>
+        <w:keepLines w:val="0"/>
+        <w:widowControl/>
+        <w:suppressLineNumbers w:val="0"/>
+        <w:rPr>
+          <w:rFonts w:hint="eastAsia" w:asciiTheme="minorHAnsi" w:hAnsiTheme="minorHAnsi" w:eastAsiaTheme="minorEastAsia" w:cstheme="minorBidi"/>
+          <w:b w:val="0"/>
+          <w:bCs w:val="0"/>
+          <w:kern w:val="2"/>
+          <w:sz w:val="24"/>
+          <w:szCs w:val="24"/>
+          <w:highlight w:val="none"/>
+          <w:u w:val="single"/>
+          <w:lang w:val="en-US" w:eastAsia="zh-CN" w:bidi="ar-SA"/>
+        </w:rPr>
+      </w:pPr>
+      <w:r>
+        <w:rPr>
+          <w:rFonts w:hint="eastAsia" w:asciiTheme="minorHAnsi" w:hAnsiTheme="minorHAnsi" w:eastAsiaTheme="minorEastAsia" w:cstheme="minorBidi"/>
+          <w:b w:val="0"/>
+          <w:bCs w:val="0"/>
+          <w:kern w:val="2"/>
+          <w:sz w:val="24"/>
+          <w:szCs w:val="24"/>
+          <w:highlight w:val="none"/>
+          <w:u w:val="single"/>
+          <w:lang w:val="en-US" w:eastAsia="zh-CN" w:bidi="ar-SA"/>
+        </w:rPr>
+        <w:t>*Mobile(AI and robotic arms help refine the design and production process. By improving precision, reducing manual labor, and accelerating workflow, this project explores how emerging technologies can make architecture more dynamic, responsive, and sustainable.)</w:t>
+      </w:r>
+    </w:p>
+    <w:p>
+      <w:pPr>
+        <w:pStyle w:val="8"/>
+        <w:numPr>
+          <w:ilvl w:val="0"/>
+          <w:numId w:val="0"/>
+        </w:numPr>
+        <w:suppressAutoHyphens/>
+        <w:spacing w:beforeLines="0" w:afterLines="0"/>
+        <w:ind w:leftChars="0"/>
+        <w:rPr>
+          <w:rFonts w:hint="default" w:asciiTheme="minorHAnsi" w:hAnsiTheme="minorHAnsi" w:eastAsiaTheme="minorEastAsia" w:cstheme="minorBidi"/>
+          <w:b w:val="0"/>
+          <w:bCs w:val="0"/>
+          <w:kern w:val="2"/>
+          <w:sz w:val="24"/>
+          <w:szCs w:val="24"/>
+          <w:highlight w:val="none"/>
+          <w:lang w:val="en-US" w:eastAsia="zh-CN" w:bidi="ar-SA"/>
+        </w:rPr>
+      </w:pPr>
+    </w:p>
+    <w:p>
+      <w:pPr>
+        <w:pStyle w:val="2"/>
+        <w:keepNext w:val="0"/>
+        <w:keepLines w:val="0"/>
+        <w:widowControl/>
+        <w:suppressLineNumbers w:val="0"/>
+        <w:rPr>
+          <w:rFonts w:hint="default"/>
+          <w:b w:val="0"/>
+          <w:bCs w:val="0"/>
+          <w:sz w:val="24"/>
+          <w:szCs w:val="24"/>
+          <w:highlight w:val="none"/>
+          <w:lang w:val="en-US" w:eastAsia="zh-CN"/>
+        </w:rPr>
+      </w:pPr>
+    </w:p>
+    <w:p>
+      <w:pPr>
+        <w:pStyle w:val="8"/>
+        <w:numPr>
+          <w:ilvl w:val="0"/>
+          <w:numId w:val="6"/>
+        </w:numPr>
+        <w:suppressAutoHyphens/>
+        <w:spacing w:beforeLines="0" w:afterLines="0"/>
+        <w:ind w:left="0" w:leftChars="0" w:firstLine="0" w:firstLineChars="0"/>
+        <w:rPr>
+          <w:rFonts w:hint="default" w:asciiTheme="minorHAnsi" w:hAnsiTheme="minorHAnsi" w:eastAsiaTheme="minorEastAsia" w:cstheme="minorBidi"/>
+          <w:b w:val="0"/>
+          <w:bCs w:val="0"/>
+          <w:kern w:val="2"/>
+          <w:sz w:val="24"/>
+          <w:szCs w:val="24"/>
+          <w:highlight w:val="none"/>
+          <w:lang w:val="en-US" w:eastAsia="zh-CN" w:bidi="ar-SA"/>
+        </w:rPr>
+      </w:pPr>
+      <w:r>
+        <w:rPr>
+          <w:rFonts w:hint="default" w:asciiTheme="minorHAnsi" w:hAnsiTheme="minorHAnsi" w:eastAsiaTheme="minorEastAsia" w:cstheme="minorBidi"/>
+          <w:b w:val="0"/>
+          <w:bCs w:val="0"/>
+          <w:kern w:val="2"/>
+          <w:sz w:val="24"/>
+          <w:szCs w:val="24"/>
+          <w:highlight w:val="none"/>
+          <w:lang w:val="en-US" w:eastAsia="zh-CN" w:bidi="ar-SA"/>
+        </w:rPr>
+        <w:t>One of the most interesting aspects of this project is the correlation among the three different compositions. The key takeaway is that AI should serve as a tool to support design, rather than replace the designer. As AI and robotics become increasingly important in shaping the future of society, it is essential to integrate these methods thoughtfully into our workflow.</w:t>
+      </w:r>
+    </w:p>
+    <w:p>
+      <w:pPr>
+        <w:pStyle w:val="8"/>
         <w:widowControl w:val="0"/>
         <w:numPr>
           <w:ilvl w:val="0"/>
@@ -3038,6 +5161,41 @@
     </w:p>
     <w:p>
       <w:pPr>
+        <w:widowControl w:val="0"/>
+        <w:numPr>
+          <w:ilvl w:val="0"/>
+          <w:numId w:val="0"/>
+        </w:numPr>
+        <w:jc w:val="left"/>
+        <w:rPr>
+          <w:rFonts w:hint="default" w:asciiTheme="minorHAnsi" w:hAnsiTheme="minorHAnsi" w:eastAsiaTheme="minorEastAsia" w:cstheme="minorBidi"/>
+          <w:b w:val="0"/>
+          <w:bCs w:val="0"/>
+          <w:kern w:val="2"/>
+          <w:sz w:val="24"/>
+          <w:szCs w:val="24"/>
+          <w:highlight w:val="none"/>
+          <w:u w:val="single"/>
+          <w:lang w:val="en-US" w:eastAsia="zh-CN" w:bidi="ar-SA"/>
+        </w:rPr>
+      </w:pPr>
+      <w:r>
+        <w:rPr>
+          <w:rFonts w:hint="eastAsia" w:asciiTheme="minorHAnsi" w:hAnsiTheme="minorHAnsi" w:eastAsiaTheme="minorEastAsia" w:cstheme="minorBidi"/>
+          <w:b w:val="0"/>
+          <w:bCs w:val="0"/>
+          <w:kern w:val="2"/>
+          <w:sz w:val="24"/>
+          <w:szCs w:val="24"/>
+          <w:highlight w:val="none"/>
+          <w:u w:val="single"/>
+          <w:lang w:val="en-US" w:eastAsia="zh-CN" w:bidi="ar-SA"/>
+        </w:rPr>
+        <w:t>*Mobile(This project connects three different compositions through AI and robotic production. Its main idea is that AI should support the designer, not replace them. By integrating AI and robotics thoughtfully, the project explores how emerging technologies can become part of a future architectural workflow.)</w:t>
+      </w:r>
+    </w:p>
+    <w:p>
+      <w:pPr>
         <w:pStyle w:val="8"/>
         <w:widowControl w:val="0"/>
         <w:numPr>
@@ -3362,177 +5520,11 @@
     </w:p>
     <w:p>
       <w:pPr>
-        <w:widowControl w:val="0"/>
-        <w:numPr>
-          <w:ilvl w:val="0"/>
-          <w:numId w:val="0"/>
-        </w:numPr>
-        <w:jc w:val="center"/>
-        <w:rPr>
-          <w:rFonts w:hint="default"/>
-          <w:b w:val="0"/>
-          <w:bCs w:val="0"/>
-          <w:sz w:val="24"/>
-          <w:szCs w:val="24"/>
-          <w:highlight w:val="yellow"/>
-          <w:lang w:val="en-US" w:eastAsia="zh-CN"/>
-        </w:rPr>
-      </w:pPr>
-      <w:r>
-        <w:rPr>
-          <w:rFonts w:hint="eastAsia"/>
-          <w:b w:val="0"/>
-          <w:bCs w:val="0"/>
-          <w:sz w:val="24"/>
-          <w:szCs w:val="24"/>
-          <w:highlight w:val="yellow"/>
-          <w:lang w:val="en-US" w:eastAsia="zh-CN"/>
-        </w:rPr>
-        <w:t>ARCHITECTURE</w:t>
-      </w:r>
-    </w:p>
-    <w:p>
-      <w:pPr>
-        <w:widowControl w:val="0"/>
-        <w:numPr>
-          <w:ilvl w:val="0"/>
-          <w:numId w:val="0"/>
-        </w:numPr>
-        <w:jc w:val="left"/>
-        <w:rPr>
-          <w:rFonts w:hint="default"/>
-          <w:b w:val="0"/>
-          <w:bCs w:val="0"/>
-          <w:sz w:val="24"/>
-          <w:szCs w:val="24"/>
-          <w:highlight w:val="yellow"/>
-          <w:lang w:val="en-US" w:eastAsia="zh-CN"/>
-        </w:rPr>
-      </w:pPr>
-    </w:p>
-    <w:p>
-      <w:pPr>
-        <w:jc w:val="left"/>
-        <w:rPr>
-          <w:rFonts w:hint="default"/>
-          <w:b w:val="0"/>
-          <w:bCs w:val="0"/>
-          <w:sz w:val="24"/>
-          <w:szCs w:val="24"/>
-          <w:highlight w:val="none"/>
-          <w:lang w:val="en-US" w:eastAsia="zh-CN"/>
-        </w:rPr>
-      </w:pPr>
-      <w:r>
-        <w:rPr>
-          <w:rFonts w:hint="eastAsia"/>
-          <w:b/>
-          <w:bCs/>
-          <w:sz w:val="24"/>
-          <w:szCs w:val="24"/>
-          <w:highlight w:val="none"/>
-          <w:lang w:val="en-US" w:eastAsia="zh-CN"/>
-        </w:rPr>
-        <w:t xml:space="preserve">TITLE: </w:t>
-      </w:r>
-      <w:r>
-        <w:rPr>
-          <w:rFonts w:hint="eastAsia"/>
-          <w:b w:val="0"/>
-          <w:bCs w:val="0"/>
-          <w:sz w:val="24"/>
-          <w:szCs w:val="24"/>
-          <w:highlight w:val="none"/>
-          <w:lang w:val="en-US" w:eastAsia="zh-CN"/>
-        </w:rPr>
-        <w:t>From the skyline</w:t>
-      </w:r>
-    </w:p>
-    <w:p>
-      <w:pPr>
-        <w:jc w:val="left"/>
-        <w:rPr>
-          <w:rFonts w:hint="default"/>
-          <w:b w:val="0"/>
-          <w:bCs w:val="0"/>
-          <w:sz w:val="24"/>
-          <w:szCs w:val="24"/>
-          <w:highlight w:val="none"/>
-          <w:lang w:val="en-US" w:eastAsia="zh-CN"/>
-        </w:rPr>
-      </w:pPr>
-      <w:r>
-        <w:rPr>
-          <w:rFonts w:hint="eastAsia"/>
-          <w:b/>
-          <w:bCs/>
-          <w:sz w:val="24"/>
-          <w:szCs w:val="24"/>
-          <w:highlight w:val="none"/>
-          <w:lang w:val="en-US" w:eastAsia="zh-CN"/>
-        </w:rPr>
-        <w:t xml:space="preserve">TAG: </w:t>
-      </w:r>
-      <w:r>
-        <w:rPr>
-          <w:rFonts w:hint="eastAsia"/>
-          <w:b w:val="0"/>
-          <w:bCs w:val="0"/>
-          <w:sz w:val="24"/>
-          <w:szCs w:val="24"/>
-          <w:highlight w:val="none"/>
-          <w:lang w:val="en-US" w:eastAsia="zh-CN"/>
-        </w:rPr>
-        <w:t>2024AUTUMN; UNREAL; RHINO</w:t>
-      </w:r>
-    </w:p>
-    <w:p>
-      <w:pPr>
-        <w:jc w:val="left"/>
-        <w:rPr>
-          <w:rFonts w:hint="eastAsia"/>
-          <w:b/>
-          <w:bCs/>
-          <w:sz w:val="24"/>
-          <w:szCs w:val="24"/>
-          <w:highlight w:val="none"/>
-          <w:lang w:val="en-US" w:eastAsia="zh-CN"/>
-        </w:rPr>
-      </w:pPr>
-      <w:r>
-        <w:rPr>
-          <w:rFonts w:hint="eastAsia"/>
-          <w:b/>
-          <w:bCs/>
-          <w:sz w:val="24"/>
-          <w:szCs w:val="24"/>
-          <w:highlight w:val="none"/>
-          <w:lang w:val="en-US" w:eastAsia="zh-CN"/>
-        </w:rPr>
-        <w:t>DESCRIPTION:</w:t>
-      </w:r>
-    </w:p>
-    <w:p>
-      <w:pPr>
-        <w:jc w:val="left"/>
-        <w:rPr>
-          <w:rFonts w:hint="eastAsia"/>
-          <w:b/>
-          <w:bCs/>
-          <w:sz w:val="24"/>
-          <w:szCs w:val="24"/>
-          <w:highlight w:val="none"/>
-          <w:lang w:val="en-US" w:eastAsia="zh-CN"/>
-        </w:rPr>
-      </w:pPr>
-    </w:p>
-    <w:p>
-      <w:pPr>
         <w:pStyle w:val="8"/>
         <w:widowControl w:val="0"/>
         <w:numPr>
           <w:ilvl w:val="0"/>
-          <w:numId w:val="7"/>
+          <w:numId w:val="0"/>
         </w:numPr>
         <w:suppressAutoHyphens/>
         <w:autoSpaceDE w:val="0"/>
@@ -3552,34 +5544,6 @@
           <w:lang w:val="en-US" w:eastAsia="zh-CN" w:bidi="ar-SA"/>
         </w:rPr>
       </w:pPr>
-      <w:r>
-        <w:rPr>
-          <w:rFonts w:hint="default" w:asciiTheme="minorHAnsi" w:hAnsiTheme="minorHAnsi" w:eastAsiaTheme="minorEastAsia" w:cstheme="minorBidi"/>
-          <w:b w:val="0"/>
-          <w:bCs w:val="0"/>
-          <w:kern w:val="2"/>
-          <w:sz w:val="24"/>
-          <w:szCs w:val="24"/>
-          <w:highlight w:val="none"/>
-          <w:lang w:val="en-US" w:eastAsia="zh-CN" w:bidi="ar-SA"/>
-        </w:rPr>
-        <w:t>Environment and Survival — Our world appears to be facing an environmental crisis of increasing severity. As wildfires continue to spread across Los Angeles, these events call for greater attention to the lessons that natural disasters can teach us. In Los Angeles, communities are repeatedly confronted with threats such as earthquakes and wildfires. Although these disasters may seem separate, they can also be understood as interconnected sy</w:t>
-      </w:r>
-      <w:bookmarkStart w:id="0" w:name="_GoBack"/>
-      <w:bookmarkEnd w:id="0"/>
-      <w:r>
-        <w:rPr>
-          <w:rFonts w:hint="default" w:asciiTheme="minorHAnsi" w:hAnsiTheme="minorHAnsi" w:eastAsiaTheme="minorEastAsia" w:cstheme="minorBidi"/>
-          <w:b w:val="0"/>
-          <w:bCs w:val="0"/>
-          <w:kern w:val="2"/>
-          <w:sz w:val="24"/>
-          <w:szCs w:val="24"/>
-          <w:highlight w:val="none"/>
-          <w:lang w:val="en-US" w:eastAsia="zh-CN" w:bidi="ar-SA"/>
-        </w:rPr>
-        <w:t>mptoms of larger environmental instability. In The Day After Tomorrow, catastrophic events unfold in sequence, beginning with an earthquake and followed by wildfire and extreme cold. This artwork draws on that logic by reconstructing images of earthquakes, cold, and wildfires to reflect the fragile condition of the Earth and to emphasize the urgency of environmental awareness. At the same time, the work suggests the possibility of hope. The pink flowers and early signs of spring hidden beneath the snow symbolize resilience and renewal, expressing the belief that through collective effort, people can develop a deeper understanding of the environment and work together to protect the planet.</w:t>
-      </w:r>
     </w:p>
     <w:p>
       <w:pPr>
@@ -3610,6 +5574,56 @@
     </w:p>
     <w:p>
       <w:pPr>
+        <w:widowControl w:val="0"/>
+        <w:numPr>
+          <w:ilvl w:val="0"/>
+          <w:numId w:val="0"/>
+        </w:numPr>
+        <w:jc w:val="center"/>
+        <w:rPr>
+          <w:rFonts w:hint="default"/>
+          <w:b w:val="0"/>
+          <w:bCs w:val="0"/>
+          <w:sz w:val="24"/>
+          <w:szCs w:val="24"/>
+          <w:highlight w:val="yellow"/>
+          <w:lang w:val="en-US" w:eastAsia="zh-CN"/>
+        </w:rPr>
+      </w:pPr>
+      <w:r>
+        <w:rPr>
+          <w:rFonts w:hint="eastAsia"/>
+          <w:b w:val="0"/>
+          <w:bCs w:val="0"/>
+          <w:sz w:val="24"/>
+          <w:szCs w:val="24"/>
+          <w:highlight w:val="yellow"/>
+          <w:lang w:val="en-US" w:eastAsia="zh-CN"/>
+        </w:rPr>
+        <w:t>ARCHITECTURE</w:t>
+      </w:r>
+    </w:p>
+    <w:p>
+      <w:pPr>
+        <w:widowControl w:val="0"/>
+        <w:numPr>
+          <w:ilvl w:val="0"/>
+          <w:numId w:val="0"/>
+        </w:numPr>
+        <w:jc w:val="left"/>
+        <w:rPr>
+          <w:rFonts w:hint="default"/>
+          <w:b w:val="0"/>
+          <w:bCs w:val="0"/>
+          <w:sz w:val="24"/>
+          <w:szCs w:val="24"/>
+          <w:highlight w:val="yellow"/>
+          <w:lang w:val="en-US" w:eastAsia="zh-CN"/>
+        </w:rPr>
+      </w:pPr>
+    </w:p>
+    <w:p>
+      <w:pPr>
         <w:jc w:val="left"/>
         <w:rPr>
           <w:rFonts w:hint="default"/>
@@ -3643,7 +5657,7 @@
           <w:highlight w:val="none"/>
           <w:lang w:val="en-US" w:eastAsia="zh-CN"/>
         </w:rPr>
-        <w:t>The Cyber Syracuse</w:t>
+        <w:t>From the skyline</w:t>
       </w:r>
     </w:p>
     <w:p>
@@ -3681,7 +5695,7 @@
           <w:highlight w:val="none"/>
           <w:lang w:val="en-US" w:eastAsia="zh-CN"/>
         </w:rPr>
-        <w:t>2024AUTUMN; UNREAL; Blender, Maya, Substance Painter</w:t>
+        <w:t>2024AUTUMN; UNREAL; RHINO</w:t>
       </w:r>
     </w:p>
     <w:p>
@@ -3730,7 +5744,7 @@
         <w:widowControl w:val="0"/>
         <w:numPr>
           <w:ilvl w:val="0"/>
-          <w:numId w:val="8"/>
+          <w:numId w:val="7"/>
         </w:numPr>
         <w:suppressAutoHyphens/>
         <w:autoSpaceDE w:val="0"/>
@@ -3761,7 +5775,7 @@
           <w:highlight w:val="none"/>
           <w:lang w:val="en-US" w:eastAsia="zh-CN" w:bidi="ar-SA"/>
         </w:rPr>
-        <w:t>Because the original story is set in Syracuse, the design process began with research into the city’s historical maps. The architectural language was based on the Arab-Norman-Byzantine tradition, which provided the primary formal and cultural framework. The intersection of the three bridges was then selected as a defining spatial characteristic and used as a key urban motif. Asian-inspired billboards were layered onto this historical foundation to introduce a cyberpunk dystopian futuristic atmosphere. At the same time, Sicilian billboard references and traditional Sicilian patterns were incorporated as visual assets to retain a sense of local authenticity within the speculative setting.</w:t>
+        <w:t>Environment and Survival — Our world appears to be facing an environmental crisis of increasing severity. As wildfires continue to spread across Los Angeles, these events call for greater attention to the lessons that natural disasters can teach us. In Los Angeles, communities are repeatedly confronted with threats such as earthquakes and wildfires. Although these disasters may seem separate, they can also be understood as interconnected symptoms of larger environmental instability. In The Day After Tomorrow, catastrophic events unfold in sequence, beginning with an earthquake and followed by wildfire and extreme cold. This artwork draws on that logic by reconstructing images of earthquakes, cold, and wildfires to reflect the fragile condition of the Earth and to emphasize the urgency of environmental awareness. At the same time, the work suggests the possibility of hope. The pink flowers and early signs of spring hidden beneath the snow symbolize resilience and renewal, expressing the belief that through collective effort, people can develop a deeper understanding of the environment and work together to protect the planet.</w:t>
       </w:r>
     </w:p>
     <w:p>
@@ -3769,7 +5783,6 @@
         <w:pStyle w:val="8"/>
         <w:widowControl w:val="0"/>
         <w:numPr>
-          <w:ilvl w:val="0"/>
           <w:numId w:val="0"/>
         </w:numPr>
         <w:suppressAutoHyphens/>
@@ -3793,11 +5806,46 @@
     </w:p>
     <w:p>
       <w:pPr>
+        <w:widowControl w:val="0"/>
+        <w:numPr>
+          <w:ilvl w:val="0"/>
+          <w:numId w:val="0"/>
+        </w:numPr>
+        <w:jc w:val="left"/>
+        <w:rPr>
+          <w:rFonts w:hint="default" w:asciiTheme="minorHAnsi" w:hAnsiTheme="minorHAnsi" w:eastAsiaTheme="minorEastAsia" w:cstheme="minorBidi"/>
+          <w:b w:val="0"/>
+          <w:bCs w:val="0"/>
+          <w:kern w:val="2"/>
+          <w:sz w:val="24"/>
+          <w:szCs w:val="24"/>
+          <w:highlight w:val="none"/>
+          <w:u w:val="single"/>
+          <w:lang w:val="en-US" w:eastAsia="zh-CN" w:bidi="ar-SA"/>
+        </w:rPr>
+      </w:pPr>
+      <w:r>
+        <w:rPr>
+          <w:rFonts w:hint="eastAsia" w:asciiTheme="minorHAnsi" w:hAnsiTheme="minorHAnsi" w:eastAsiaTheme="minorEastAsia" w:cstheme="minorBidi"/>
+          <w:b w:val="0"/>
+          <w:bCs w:val="0"/>
+          <w:kern w:val="2"/>
+          <w:sz w:val="24"/>
+          <w:szCs w:val="24"/>
+          <w:highlight w:val="none"/>
+          <w:u w:val="single"/>
+          <w:lang w:val="en-US" w:eastAsia="zh-CN" w:bidi="ar-SA"/>
+        </w:rPr>
+        <w:t>*Mobile(Environment and Survival reflects on earthquakes, wildfires, and extreme cold as signs of environmental instability. Inspired by Los Angeles disasters and The Day After Tomorrow, the artwork reveals the fragile condition of the Earth. Yet the pink flowers beneath the snow symbolize hope, resilience, and renewal.)</w:t>
+      </w:r>
+    </w:p>
+    <w:p>
+      <w:pPr>
         <w:pStyle w:val="8"/>
         <w:widowControl w:val="0"/>
         <w:numPr>
           <w:ilvl w:val="0"/>
-          <w:numId w:val="8"/>
+          <w:numId w:val="0"/>
         </w:numPr>
         <w:suppressAutoHyphens/>
         <w:autoSpaceDE w:val="0"/>
@@ -3817,19 +5865,6 @@
           <w:lang w:val="en-US" w:eastAsia="zh-CN" w:bidi="ar-SA"/>
         </w:rPr>
       </w:pPr>
-      <w:r>
-        <w:rPr>
-          <w:rFonts w:hint="default" w:asciiTheme="minorHAnsi" w:hAnsiTheme="minorHAnsi" w:eastAsiaTheme="minorEastAsia" w:cstheme="minorBidi"/>
-          <w:b w:val="0"/>
-          <w:bCs w:val="0"/>
-          <w:kern w:val="2"/>
-          <w:sz w:val="24"/>
-          <w:szCs w:val="24"/>
-          <w:highlight w:val="none"/>
-          <w:lang w:val="en-US" w:eastAsia="zh-CN" w:bidi="ar-SA"/>
-        </w:rPr>
-        <w:t>Architectural language has always moved across borders, absorbing influences, materials, and ideas from different cultures and periods. The value of Tancredi was not only in its story, but in the opportunity to study and reinterpret the spatial and architectural identity behind it. Through design, I used architecture as a way to connect histories, traditions, and new technologies, treating culture not as something closed, but as something that can be translated and reimagined.</w:t>
-      </w:r>
     </w:p>
     <w:p>
       <w:pPr>
@@ -3887,169 +5922,6 @@
     </w:p>
     <w:p>
       <w:pPr>
-        <w:jc w:val="left"/>
-        <w:rPr>
-          <w:rFonts w:hint="default"/>
-          <w:b w:val="0"/>
-          <w:bCs w:val="0"/>
-          <w:sz w:val="24"/>
-          <w:szCs w:val="24"/>
-          <w:highlight w:val="none"/>
-          <w:lang w:val="en-US" w:eastAsia="zh-CN"/>
-        </w:rPr>
-      </w:pPr>
-      <w:r>
-        <w:rPr>
-          <w:rFonts w:hint="eastAsia"/>
-          <w:b/>
-          <w:bCs/>
-          <w:sz w:val="24"/>
-          <w:szCs w:val="24"/>
-          <w:highlight w:val="none"/>
-          <w:lang w:val="en-US" w:eastAsia="zh-CN"/>
-        </w:rPr>
-        <w:t xml:space="preserve">TITLE: </w:t>
-      </w:r>
-      <w:r>
-        <w:rPr>
-          <w:rFonts w:hint="eastAsia"/>
-          <w:b w:val="0"/>
-          <w:bCs w:val="0"/>
-          <w:sz w:val="24"/>
-          <w:szCs w:val="24"/>
-          <w:highlight w:val="none"/>
-          <w:lang w:val="en-US" w:eastAsia="zh-CN"/>
-        </w:rPr>
-        <w:t>The Hydros District</w:t>
-      </w:r>
-    </w:p>
-    <w:p>
-      <w:pPr>
-        <w:jc w:val="left"/>
-        <w:rPr>
-          <w:rFonts w:hint="default"/>
-          <w:b w:val="0"/>
-          <w:bCs w:val="0"/>
-          <w:sz w:val="24"/>
-          <w:szCs w:val="24"/>
-          <w:highlight w:val="none"/>
-          <w:lang w:val="en-US" w:eastAsia="zh-CN"/>
-        </w:rPr>
-      </w:pPr>
-      <w:r>
-        <w:rPr>
-          <w:rFonts w:hint="eastAsia"/>
-          <w:b/>
-          <w:bCs/>
-          <w:sz w:val="24"/>
-          <w:szCs w:val="24"/>
-          <w:highlight w:val="none"/>
-          <w:lang w:val="en-US" w:eastAsia="zh-CN"/>
-        </w:rPr>
-        <w:t xml:space="preserve">TAG: </w:t>
-      </w:r>
-      <w:r>
-        <w:rPr>
-          <w:rFonts w:hint="eastAsia"/>
-          <w:b w:val="0"/>
-          <w:bCs w:val="0"/>
-          <w:sz w:val="24"/>
-          <w:szCs w:val="24"/>
-          <w:highlight w:val="none"/>
-          <w:lang w:val="en-US" w:eastAsia="zh-CN"/>
-        </w:rPr>
-        <w:t>2024AUTUMN; UNREAL; RHINO</w:t>
-      </w:r>
-    </w:p>
-    <w:p>
-      <w:pPr>
-        <w:jc w:val="left"/>
-        <w:rPr>
-          <w:rFonts w:hint="eastAsia"/>
-          <w:b/>
-          <w:bCs/>
-          <w:sz w:val="24"/>
-          <w:szCs w:val="24"/>
-          <w:highlight w:val="none"/>
-          <w:lang w:val="en-US" w:eastAsia="zh-CN"/>
-        </w:rPr>
-      </w:pPr>
-      <w:r>
-        <w:rPr>
-          <w:rFonts w:hint="eastAsia"/>
-          <w:b/>
-          <w:bCs/>
-          <w:sz w:val="24"/>
-          <w:szCs w:val="24"/>
-          <w:highlight w:val="none"/>
-          <w:lang w:val="en-US" w:eastAsia="zh-CN"/>
-        </w:rPr>
-        <w:t>DESCRIPTION:</w:t>
-      </w:r>
-    </w:p>
-    <w:p>
-      <w:pPr>
-        <w:jc w:val="left"/>
-        <w:rPr>
-          <w:rFonts w:hint="default"/>
-          <w:b/>
-          <w:bCs/>
-          <w:sz w:val="24"/>
-          <w:szCs w:val="24"/>
-          <w:highlight w:val="none"/>
-          <w:lang w:val="en-US" w:eastAsia="zh-CN"/>
-        </w:rPr>
-      </w:pPr>
-    </w:p>
-    <w:p>
-      <w:pPr>
-        <w:pStyle w:val="8"/>
-        <w:numPr>
-          <w:ilvl w:val="0"/>
-          <w:numId w:val="9"/>
-        </w:numPr>
-        <w:suppressAutoHyphens/>
-        <w:spacing w:beforeLines="0" w:afterLines="0"/>
-        <w:rPr>
-          <w:rFonts w:hint="default" w:asciiTheme="minorHAnsi" w:hAnsiTheme="minorHAnsi" w:eastAsiaTheme="minorEastAsia" w:cstheme="minorBidi"/>
-          <w:b w:val="0"/>
-          <w:bCs w:val="0"/>
-          <w:kern w:val="2"/>
-          <w:sz w:val="24"/>
-          <w:szCs w:val="24"/>
-          <w:highlight w:val="none"/>
-          <w:lang w:val="en-US" w:eastAsia="zh-CN" w:bidi="ar-SA"/>
-        </w:rPr>
-      </w:pPr>
-      <w:r>
-        <w:rPr>
-          <w:rFonts w:hint="eastAsia" w:asciiTheme="minorHAnsi" w:hAnsiTheme="minorHAnsi" w:eastAsiaTheme="minorEastAsia" w:cstheme="minorBidi"/>
-          <w:b w:val="0"/>
-          <w:bCs w:val="0"/>
-          <w:kern w:val="2"/>
-          <w:sz w:val="24"/>
-          <w:szCs w:val="24"/>
-          <w:highlight w:val="none"/>
-          <w:lang w:val="en-US" w:eastAsia="zh-CN" w:bidi="ar-SA"/>
-        </w:rPr>
-        <w:t xml:space="preserve">The </w:t>
-      </w:r>
-      <w:r>
-        <w:rPr>
-          <w:rFonts w:hint="default" w:asciiTheme="minorHAnsi" w:hAnsiTheme="minorHAnsi" w:eastAsiaTheme="minorEastAsia" w:cstheme="minorBidi"/>
-          <w:b w:val="0"/>
-          <w:bCs w:val="0"/>
-          <w:kern w:val="2"/>
-          <w:sz w:val="24"/>
-          <w:szCs w:val="24"/>
-          <w:highlight w:val="none"/>
-          <w:lang w:val="en-US" w:eastAsia="zh-CN" w:bidi="ar-SA"/>
-        </w:rPr>
-        <w:t>project is titled “The Hydros District” The site is at 333 South Grand Avenue, Los Angeles, California, at the top of Bunker Hill. The Wells Fargo Towers currently sit at the site and are being demolished to make way for two new towers. The new project, which will replace the Wells Fargo Towers, comprises two towers, a stepped plinth, and an open space that opens up four stories below ground level. Both towers boast an innovative rainwater collection system, strategically storing water at various levels as gray water in toilets, indoor gardens, and vegetation at the ground level. This forward-thinking approach conserves water and minimizes energy consumption, as the water is stored in certain stories to eliminate the need for excessive vertical pumping. The water is then filtered and stored for usage, with any excess water being directed to the bottom of the buildings and stored in reservoir tanks for future use. The concept is to harness as much water as possible during rainy seasons, ensuring a sustainable water supply. BIPV panels adorn the top areas of both towers, with the energy they harvest aiding in vertical water pumping when necessary. The water collection system rests on the outside of the building¡¯s facade. A glass facade in a slanted design collects rain water and allows gravity to direct it to internal pipes for storage.</w:t>
-      </w:r>
-    </w:p>
-    <w:p>
-      <w:pPr>
         <w:pStyle w:val="8"/>
         <w:widowControl w:val="0"/>
         <w:numPr>
@@ -4104,6 +5976,249 @@
     </w:p>
     <w:p>
       <w:pPr>
+        <w:pStyle w:val="8"/>
+        <w:widowControl w:val="0"/>
+        <w:numPr>
+          <w:ilvl w:val="0"/>
+          <w:numId w:val="0"/>
+        </w:numPr>
+        <w:suppressAutoHyphens/>
+        <w:autoSpaceDE w:val="0"/>
+        <w:autoSpaceDN w:val="0"/>
+        <w:adjustRightInd w:val="0"/>
+        <w:spacing w:beforeLines="0" w:afterLines="0" w:line="288" w:lineRule="auto"/>
+        <w:jc w:val="both"/>
+        <w:textAlignment w:val="center"/>
+        <w:rPr>
+          <w:rFonts w:hint="default" w:asciiTheme="minorHAnsi" w:hAnsiTheme="minorHAnsi" w:eastAsiaTheme="minorEastAsia" w:cstheme="minorBidi"/>
+          <w:b w:val="0"/>
+          <w:bCs w:val="0"/>
+          <w:kern w:val="2"/>
+          <w:sz w:val="24"/>
+          <w:szCs w:val="24"/>
+          <w:highlight w:val="none"/>
+          <w:lang w:val="en-US" w:eastAsia="zh-CN" w:bidi="ar-SA"/>
+        </w:rPr>
+      </w:pPr>
+    </w:p>
+    <w:p>
+      <w:pPr>
+        <w:pStyle w:val="8"/>
+        <w:widowControl w:val="0"/>
+        <w:numPr>
+          <w:ilvl w:val="0"/>
+          <w:numId w:val="0"/>
+        </w:numPr>
+        <w:suppressAutoHyphens/>
+        <w:autoSpaceDE w:val="0"/>
+        <w:autoSpaceDN w:val="0"/>
+        <w:adjustRightInd w:val="0"/>
+        <w:spacing w:beforeLines="0" w:afterLines="0" w:line="288" w:lineRule="auto"/>
+        <w:jc w:val="both"/>
+        <w:textAlignment w:val="center"/>
+        <w:rPr>
+          <w:rFonts w:hint="default" w:asciiTheme="minorHAnsi" w:hAnsiTheme="minorHAnsi" w:eastAsiaTheme="minorEastAsia" w:cstheme="minorBidi"/>
+          <w:b w:val="0"/>
+          <w:bCs w:val="0"/>
+          <w:kern w:val="2"/>
+          <w:sz w:val="24"/>
+          <w:szCs w:val="24"/>
+          <w:highlight w:val="none"/>
+          <w:lang w:val="en-US" w:eastAsia="zh-CN" w:bidi="ar-SA"/>
+        </w:rPr>
+      </w:pPr>
+    </w:p>
+    <w:p>
+      <w:pPr>
+        <w:pStyle w:val="8"/>
+        <w:widowControl w:val="0"/>
+        <w:numPr>
+          <w:ilvl w:val="0"/>
+          <w:numId w:val="0"/>
+        </w:numPr>
+        <w:suppressAutoHyphens/>
+        <w:autoSpaceDE w:val="0"/>
+        <w:autoSpaceDN w:val="0"/>
+        <w:adjustRightInd w:val="0"/>
+        <w:spacing w:beforeLines="0" w:afterLines="0" w:line="288" w:lineRule="auto"/>
+        <w:jc w:val="both"/>
+        <w:textAlignment w:val="center"/>
+        <w:rPr>
+          <w:rFonts w:hint="default" w:asciiTheme="minorHAnsi" w:hAnsiTheme="minorHAnsi" w:eastAsiaTheme="minorEastAsia" w:cstheme="minorBidi"/>
+          <w:b w:val="0"/>
+          <w:bCs w:val="0"/>
+          <w:kern w:val="2"/>
+          <w:sz w:val="24"/>
+          <w:szCs w:val="24"/>
+          <w:highlight w:val="none"/>
+          <w:lang w:val="en-US" w:eastAsia="zh-CN" w:bidi="ar-SA"/>
+        </w:rPr>
+      </w:pPr>
+    </w:p>
+    <w:p>
+      <w:pPr>
+        <w:pStyle w:val="8"/>
+        <w:widowControl w:val="0"/>
+        <w:numPr>
+          <w:ilvl w:val="0"/>
+          <w:numId w:val="0"/>
+        </w:numPr>
+        <w:suppressAutoHyphens/>
+        <w:autoSpaceDE w:val="0"/>
+        <w:autoSpaceDN w:val="0"/>
+        <w:adjustRightInd w:val="0"/>
+        <w:spacing w:beforeLines="0" w:afterLines="0" w:line="288" w:lineRule="auto"/>
+        <w:jc w:val="both"/>
+        <w:textAlignment w:val="center"/>
+        <w:rPr>
+          <w:rFonts w:hint="default" w:asciiTheme="minorHAnsi" w:hAnsiTheme="minorHAnsi" w:eastAsiaTheme="minorEastAsia" w:cstheme="minorBidi"/>
+          <w:b w:val="0"/>
+          <w:bCs w:val="0"/>
+          <w:kern w:val="2"/>
+          <w:sz w:val="24"/>
+          <w:szCs w:val="24"/>
+          <w:highlight w:val="none"/>
+          <w:lang w:val="en-US" w:eastAsia="zh-CN" w:bidi="ar-SA"/>
+        </w:rPr>
+      </w:pPr>
+    </w:p>
+    <w:p>
+      <w:pPr>
+        <w:pStyle w:val="8"/>
+        <w:widowControl w:val="0"/>
+        <w:numPr>
+          <w:ilvl w:val="0"/>
+          <w:numId w:val="0"/>
+        </w:numPr>
+        <w:suppressAutoHyphens/>
+        <w:autoSpaceDE w:val="0"/>
+        <w:autoSpaceDN w:val="0"/>
+        <w:adjustRightInd w:val="0"/>
+        <w:spacing w:beforeLines="0" w:afterLines="0" w:line="288" w:lineRule="auto"/>
+        <w:jc w:val="both"/>
+        <w:textAlignment w:val="center"/>
+        <w:rPr>
+          <w:rFonts w:hint="default" w:asciiTheme="minorHAnsi" w:hAnsiTheme="minorHAnsi" w:eastAsiaTheme="minorEastAsia" w:cstheme="minorBidi"/>
+          <w:b w:val="0"/>
+          <w:bCs w:val="0"/>
+          <w:kern w:val="2"/>
+          <w:sz w:val="24"/>
+          <w:szCs w:val="24"/>
+          <w:highlight w:val="none"/>
+          <w:lang w:val="en-US" w:eastAsia="zh-CN" w:bidi="ar-SA"/>
+        </w:rPr>
+      </w:pPr>
+    </w:p>
+    <w:p>
+      <w:pPr>
+        <w:pStyle w:val="8"/>
+        <w:widowControl w:val="0"/>
+        <w:numPr>
+          <w:ilvl w:val="0"/>
+          <w:numId w:val="0"/>
+        </w:numPr>
+        <w:suppressAutoHyphens/>
+        <w:autoSpaceDE w:val="0"/>
+        <w:autoSpaceDN w:val="0"/>
+        <w:adjustRightInd w:val="0"/>
+        <w:spacing w:beforeLines="0" w:afterLines="0" w:line="288" w:lineRule="auto"/>
+        <w:jc w:val="both"/>
+        <w:textAlignment w:val="center"/>
+        <w:rPr>
+          <w:rFonts w:hint="default" w:asciiTheme="minorHAnsi" w:hAnsiTheme="minorHAnsi" w:eastAsiaTheme="minorEastAsia" w:cstheme="minorBidi"/>
+          <w:b w:val="0"/>
+          <w:bCs w:val="0"/>
+          <w:kern w:val="2"/>
+          <w:sz w:val="24"/>
+          <w:szCs w:val="24"/>
+          <w:highlight w:val="none"/>
+          <w:lang w:val="en-US" w:eastAsia="zh-CN" w:bidi="ar-SA"/>
+        </w:rPr>
+      </w:pPr>
+    </w:p>
+    <w:p>
+      <w:pPr>
+        <w:pStyle w:val="8"/>
+        <w:widowControl w:val="0"/>
+        <w:numPr>
+          <w:ilvl w:val="0"/>
+          <w:numId w:val="0"/>
+        </w:numPr>
+        <w:suppressAutoHyphens/>
+        <w:autoSpaceDE w:val="0"/>
+        <w:autoSpaceDN w:val="0"/>
+        <w:adjustRightInd w:val="0"/>
+        <w:spacing w:beforeLines="0" w:afterLines="0" w:line="288" w:lineRule="auto"/>
+        <w:jc w:val="both"/>
+        <w:textAlignment w:val="center"/>
+        <w:rPr>
+          <w:rFonts w:hint="default" w:asciiTheme="minorHAnsi" w:hAnsiTheme="minorHAnsi" w:eastAsiaTheme="minorEastAsia" w:cstheme="minorBidi"/>
+          <w:b w:val="0"/>
+          <w:bCs w:val="0"/>
+          <w:kern w:val="2"/>
+          <w:sz w:val="24"/>
+          <w:szCs w:val="24"/>
+          <w:highlight w:val="none"/>
+          <w:lang w:val="en-US" w:eastAsia="zh-CN" w:bidi="ar-SA"/>
+        </w:rPr>
+      </w:pPr>
+    </w:p>
+    <w:p>
+      <w:pPr>
+        <w:pStyle w:val="8"/>
+        <w:widowControl w:val="0"/>
+        <w:numPr>
+          <w:ilvl w:val="0"/>
+          <w:numId w:val="0"/>
+        </w:numPr>
+        <w:suppressAutoHyphens/>
+        <w:autoSpaceDE w:val="0"/>
+        <w:autoSpaceDN w:val="0"/>
+        <w:adjustRightInd w:val="0"/>
+        <w:spacing w:beforeLines="0" w:afterLines="0" w:line="288" w:lineRule="auto"/>
+        <w:jc w:val="both"/>
+        <w:textAlignment w:val="center"/>
+        <w:rPr>
+          <w:rFonts w:hint="default" w:asciiTheme="minorHAnsi" w:hAnsiTheme="minorHAnsi" w:eastAsiaTheme="minorEastAsia" w:cstheme="minorBidi"/>
+          <w:b w:val="0"/>
+          <w:bCs w:val="0"/>
+          <w:kern w:val="2"/>
+          <w:sz w:val="24"/>
+          <w:szCs w:val="24"/>
+          <w:highlight w:val="none"/>
+          <w:lang w:val="en-US" w:eastAsia="zh-CN" w:bidi="ar-SA"/>
+        </w:rPr>
+      </w:pPr>
+    </w:p>
+    <w:p>
+      <w:pPr>
+        <w:pStyle w:val="8"/>
+        <w:widowControl w:val="0"/>
+        <w:numPr>
+          <w:ilvl w:val="0"/>
+          <w:numId w:val="0"/>
+        </w:numPr>
+        <w:suppressAutoHyphens/>
+        <w:autoSpaceDE w:val="0"/>
+        <w:autoSpaceDN w:val="0"/>
+        <w:adjustRightInd w:val="0"/>
+        <w:spacing w:beforeLines="0" w:afterLines="0" w:line="288" w:lineRule="auto"/>
+        <w:jc w:val="both"/>
+        <w:textAlignment w:val="center"/>
+        <w:rPr>
+          <w:rFonts w:hint="default" w:asciiTheme="minorHAnsi" w:hAnsiTheme="minorHAnsi" w:eastAsiaTheme="minorEastAsia" w:cstheme="minorBidi"/>
+          <w:b w:val="0"/>
+          <w:bCs w:val="0"/>
+          <w:kern w:val="2"/>
+          <w:sz w:val="24"/>
+          <w:szCs w:val="24"/>
+          <w:highlight w:val="none"/>
+          <w:lang w:val="en-US" w:eastAsia="zh-CN" w:bidi="ar-SA"/>
+        </w:rPr>
+      </w:pPr>
+    </w:p>
+    <w:p>
+      <w:pPr>
         <w:jc w:val="left"/>
         <w:rPr>
           <w:rFonts w:hint="default"/>
@@ -4137,31 +6252,7 @@
           <w:highlight w:val="none"/>
           <w:lang w:val="en-US" w:eastAsia="zh-CN"/>
         </w:rPr>
-        <w:t xml:space="preserve">Flora D </w:t>
-      </w:r>
-      <w:r>
-        <w:rPr>
-          <w:rFonts w:hint="default"/>
-          <w:b w:val="0"/>
-          <w:bCs w:val="0"/>
-          <w:sz w:val="24"/>
-          <w:szCs w:val="24"/>
-          <w:highlight w:val="none"/>
-          <w:lang w:val="en-US" w:eastAsia="zh-CN"/>
-        </w:rPr>
-        <w:t>’</w:t>
-      </w:r>
-      <w:r>
-        <w:rPr>
-          <w:rFonts w:hint="eastAsia"/>
-          <w:b w:val="0"/>
-          <w:bCs w:val="0"/>
-          <w:sz w:val="24"/>
-          <w:szCs w:val="24"/>
-          <w:highlight w:val="none"/>
-          <w:lang w:val="en-US" w:eastAsia="zh-CN"/>
-        </w:rPr>
-        <w:t>Community Center</w:t>
+        <w:t>The Cyber Syracuse</w:t>
       </w:r>
     </w:p>
     <w:p>
@@ -4199,7 +6290,7 @@
           <w:highlight w:val="none"/>
           <w:lang w:val="en-US" w:eastAsia="zh-CN"/>
         </w:rPr>
-        <w:t>2024AUTUMN; C4d; RHINO</w:t>
+        <w:t>2024AUTUMN; UNREAL; Blender, Maya, Substance Painter</w:t>
       </w:r>
     </w:p>
     <w:p>
@@ -4232,7 +6323,7 @@
       <w:pPr>
         <w:jc w:val="left"/>
         <w:rPr>
-          <w:rFonts w:hint="default"/>
+          <w:rFonts w:hint="eastAsia"/>
           <w:b/>
           <w:bCs/>
           <w:sz w:val="24"/>
@@ -4245,9 +6336,550 @@
     <w:p>
       <w:pPr>
         <w:pStyle w:val="8"/>
-        <w:numPr>
-          <w:ilvl w:val="0"/>
-          <w:numId w:val="10"/>
+        <w:widowControl w:val="0"/>
+        <w:numPr>
+          <w:ilvl w:val="0"/>
+          <w:numId w:val="8"/>
+        </w:numPr>
+        <w:suppressAutoHyphens/>
+        <w:autoSpaceDE w:val="0"/>
+        <w:autoSpaceDN w:val="0"/>
+        <w:adjustRightInd w:val="0"/>
+        <w:spacing w:beforeLines="0" w:afterLines="0" w:line="288" w:lineRule="auto"/>
+        <w:jc w:val="both"/>
+        <w:textAlignment w:val="center"/>
+        <w:rPr>
+          <w:rFonts w:hint="default" w:asciiTheme="minorHAnsi" w:hAnsiTheme="minorHAnsi" w:eastAsiaTheme="minorEastAsia" w:cstheme="minorBidi"/>
+          <w:b w:val="0"/>
+          <w:bCs w:val="0"/>
+          <w:kern w:val="2"/>
+          <w:sz w:val="24"/>
+          <w:szCs w:val="24"/>
+          <w:highlight w:val="none"/>
+          <w:lang w:val="en-US" w:eastAsia="zh-CN" w:bidi="ar-SA"/>
+        </w:rPr>
+      </w:pPr>
+      <w:r>
+        <w:rPr>
+          <w:rFonts w:hint="default" w:asciiTheme="minorHAnsi" w:hAnsiTheme="minorHAnsi" w:eastAsiaTheme="minorEastAsia" w:cstheme="minorBidi"/>
+          <w:b w:val="0"/>
+          <w:bCs w:val="0"/>
+          <w:kern w:val="2"/>
+          <w:sz w:val="24"/>
+          <w:szCs w:val="24"/>
+          <w:highlight w:val="none"/>
+          <w:lang w:val="en-US" w:eastAsia="zh-CN" w:bidi="ar-SA"/>
+        </w:rPr>
+        <w:t>Because the original story is set in Syracuse, the design process began with research into the city’s historical maps. The architectural language was based on the Arab-Norman-Byzantine tradition, which provided the primary formal and cultural framework. The intersection of the three bridges was then selected as a defining spatial characteristic and used as a key urban motif. Asian-inspired billboards were layered onto this historical foundation to introduce a cyberpunk dystopian futuristic atmosphere. At the same time, Sicilian billboard references and traditional Sicilian patterns were incorporated as visual assets to retain a sense of local authenticity within the speculative setting.</w:t>
+      </w:r>
+    </w:p>
+    <w:p>
+      <w:pPr>
+        <w:pStyle w:val="8"/>
+        <w:widowControl w:val="0"/>
+        <w:numPr>
+          <w:numId w:val="0"/>
+        </w:numPr>
+        <w:suppressAutoHyphens/>
+        <w:autoSpaceDE w:val="0"/>
+        <w:autoSpaceDN w:val="0"/>
+        <w:adjustRightInd w:val="0"/>
+        <w:spacing w:beforeLines="0" w:afterLines="0" w:line="288" w:lineRule="auto"/>
+        <w:jc w:val="both"/>
+        <w:textAlignment w:val="center"/>
+        <w:rPr>
+          <w:rFonts w:hint="default" w:asciiTheme="minorHAnsi" w:hAnsiTheme="minorHAnsi" w:eastAsiaTheme="minorEastAsia" w:cstheme="minorBidi"/>
+          <w:b w:val="0"/>
+          <w:bCs w:val="0"/>
+          <w:kern w:val="2"/>
+          <w:sz w:val="24"/>
+          <w:szCs w:val="24"/>
+          <w:highlight w:val="none"/>
+          <w:lang w:val="en-US" w:eastAsia="zh-CN" w:bidi="ar-SA"/>
+        </w:rPr>
+      </w:pPr>
+    </w:p>
+    <w:p>
+      <w:pPr>
+        <w:pStyle w:val="8"/>
+        <w:widowControl w:val="0"/>
+        <w:numPr>
+          <w:numId w:val="0"/>
+        </w:numPr>
+        <w:suppressAutoHyphens/>
+        <w:autoSpaceDE w:val="0"/>
+        <w:autoSpaceDN w:val="0"/>
+        <w:adjustRightInd w:val="0"/>
+        <w:spacing w:beforeLines="0" w:afterLines="0" w:line="288" w:lineRule="auto"/>
+        <w:jc w:val="both"/>
+        <w:textAlignment w:val="center"/>
+        <w:rPr>
+          <w:rFonts w:hint="eastAsia" w:asciiTheme="minorHAnsi" w:hAnsiTheme="minorHAnsi" w:eastAsiaTheme="minorEastAsia" w:cstheme="minorBidi"/>
+          <w:b w:val="0"/>
+          <w:bCs w:val="0"/>
+          <w:kern w:val="2"/>
+          <w:sz w:val="24"/>
+          <w:szCs w:val="24"/>
+          <w:highlight w:val="none"/>
+          <w:u w:val="single"/>
+          <w:lang w:val="en-US" w:eastAsia="zh-CN" w:bidi="ar-SA"/>
+        </w:rPr>
+      </w:pPr>
+      <w:r>
+        <w:rPr>
+          <w:rFonts w:hint="eastAsia" w:asciiTheme="minorHAnsi" w:hAnsiTheme="minorHAnsi" w:eastAsiaTheme="minorEastAsia" w:cstheme="minorBidi"/>
+          <w:b w:val="0"/>
+          <w:bCs w:val="0"/>
+          <w:kern w:val="2"/>
+          <w:sz w:val="24"/>
+          <w:szCs w:val="24"/>
+          <w:highlight w:val="none"/>
+          <w:u w:val="single"/>
+          <w:lang w:val="en-US" w:eastAsia="zh-CN" w:bidi="ar-SA"/>
+        </w:rPr>
+        <w:t>*Mobile(This project begins with research into Syracuse’s historical maps and Arab-Norman-Byzantine architecture. The intersection of three bridges becomes the main urban motif, while Asian-inspired billboards, Sicilian references, and traditional patterns create a cyberpunk dystopian future rooted in local history.)</w:t>
+      </w:r>
+    </w:p>
+    <w:p>
+      <w:pPr>
+        <w:pStyle w:val="8"/>
+        <w:widowControl w:val="0"/>
+        <w:numPr>
+          <w:ilvl w:val="0"/>
+          <w:numId w:val="0"/>
+        </w:numPr>
+        <w:suppressAutoHyphens/>
+        <w:autoSpaceDE w:val="0"/>
+        <w:autoSpaceDN w:val="0"/>
+        <w:adjustRightInd w:val="0"/>
+        <w:spacing w:beforeLines="0" w:afterLines="0" w:line="288" w:lineRule="auto"/>
+        <w:jc w:val="both"/>
+        <w:textAlignment w:val="center"/>
+        <w:rPr>
+          <w:rFonts w:hint="default" w:asciiTheme="minorHAnsi" w:hAnsiTheme="minorHAnsi" w:eastAsiaTheme="minorEastAsia" w:cstheme="minorBidi"/>
+          <w:b w:val="0"/>
+          <w:bCs w:val="0"/>
+          <w:kern w:val="2"/>
+          <w:sz w:val="24"/>
+          <w:szCs w:val="24"/>
+          <w:highlight w:val="none"/>
+          <w:lang w:val="en-US" w:eastAsia="zh-CN" w:bidi="ar-SA"/>
+        </w:rPr>
+      </w:pPr>
+    </w:p>
+    <w:p>
+      <w:pPr>
+        <w:pStyle w:val="8"/>
+        <w:widowControl w:val="0"/>
+        <w:numPr>
+          <w:ilvl w:val="0"/>
+          <w:numId w:val="8"/>
+        </w:numPr>
+        <w:suppressAutoHyphens/>
+        <w:autoSpaceDE w:val="0"/>
+        <w:autoSpaceDN w:val="0"/>
+        <w:adjustRightInd w:val="0"/>
+        <w:spacing w:beforeLines="0" w:afterLines="0" w:line="288" w:lineRule="auto"/>
+        <w:jc w:val="both"/>
+        <w:textAlignment w:val="center"/>
+        <w:rPr>
+          <w:rFonts w:hint="default" w:asciiTheme="minorHAnsi" w:hAnsiTheme="minorHAnsi" w:eastAsiaTheme="minorEastAsia" w:cstheme="minorBidi"/>
+          <w:b w:val="0"/>
+          <w:bCs w:val="0"/>
+          <w:kern w:val="2"/>
+          <w:sz w:val="24"/>
+          <w:szCs w:val="24"/>
+          <w:highlight w:val="none"/>
+          <w:lang w:val="en-US" w:eastAsia="zh-CN" w:bidi="ar-SA"/>
+        </w:rPr>
+      </w:pPr>
+      <w:r>
+        <w:rPr>
+          <w:rFonts w:hint="default" w:asciiTheme="minorHAnsi" w:hAnsiTheme="minorHAnsi" w:eastAsiaTheme="minorEastAsia" w:cstheme="minorBidi"/>
+          <w:b w:val="0"/>
+          <w:bCs w:val="0"/>
+          <w:kern w:val="2"/>
+          <w:sz w:val="24"/>
+          <w:szCs w:val="24"/>
+          <w:highlight w:val="none"/>
+          <w:lang w:val="en-US" w:eastAsia="zh-CN" w:bidi="ar-SA"/>
+        </w:rPr>
+        <w:t>Architectural language has always moved across borders, absorbing influences, materials, and ideas from different cultures and periods. The value of Tancredi was not only in its story, but in the opportunity to study and reinterpret the spatial and architectural identity behind it. Through design, I used architecture as a way to connect histories, traditions, and new technologies, treating culture not as something closed, but as something that can be translated and reimagined.</w:t>
+      </w:r>
+    </w:p>
+    <w:p>
+      <w:pPr>
+        <w:pStyle w:val="8"/>
+        <w:widowControl w:val="0"/>
+        <w:numPr>
+          <w:numId w:val="0"/>
+        </w:numPr>
+        <w:suppressAutoHyphens/>
+        <w:autoSpaceDE w:val="0"/>
+        <w:autoSpaceDN w:val="0"/>
+        <w:adjustRightInd w:val="0"/>
+        <w:spacing w:beforeLines="0" w:afterLines="0" w:line="288" w:lineRule="auto"/>
+        <w:jc w:val="both"/>
+        <w:textAlignment w:val="center"/>
+        <w:rPr>
+          <w:rFonts w:hint="default" w:asciiTheme="minorHAnsi" w:hAnsiTheme="minorHAnsi" w:eastAsiaTheme="minorEastAsia" w:cstheme="minorBidi"/>
+          <w:b w:val="0"/>
+          <w:bCs w:val="0"/>
+          <w:kern w:val="2"/>
+          <w:sz w:val="24"/>
+          <w:szCs w:val="24"/>
+          <w:highlight w:val="none"/>
+          <w:lang w:val="en-US" w:eastAsia="zh-CN" w:bidi="ar-SA"/>
+        </w:rPr>
+      </w:pPr>
+    </w:p>
+    <w:p>
+      <w:pPr>
+        <w:pStyle w:val="2"/>
+        <w:keepNext w:val="0"/>
+        <w:keepLines w:val="0"/>
+        <w:widowControl/>
+        <w:suppressLineNumbers w:val="0"/>
+        <w:rPr>
+          <w:rFonts w:hint="eastAsia" w:asciiTheme="minorHAnsi" w:hAnsiTheme="minorHAnsi" w:eastAsiaTheme="minorEastAsia" w:cstheme="minorBidi"/>
+          <w:b w:val="0"/>
+          <w:bCs w:val="0"/>
+          <w:color w:val="000000"/>
+          <w:kern w:val="2"/>
+          <w:sz w:val="24"/>
+          <w:szCs w:val="24"/>
+          <w:highlight w:val="none"/>
+          <w:u w:val="single"/>
+          <w:lang w:val="en-US" w:eastAsia="zh-CN" w:bidi="ar-SA"/>
+        </w:rPr>
+      </w:pPr>
+      <w:r>
+        <w:rPr>
+          <w:rFonts w:hint="eastAsia" w:asciiTheme="minorHAnsi" w:hAnsiTheme="minorHAnsi" w:eastAsiaTheme="minorEastAsia" w:cstheme="minorBidi"/>
+          <w:b w:val="0"/>
+          <w:bCs w:val="0"/>
+          <w:color w:val="000000"/>
+          <w:kern w:val="2"/>
+          <w:sz w:val="24"/>
+          <w:szCs w:val="24"/>
+          <w:highlight w:val="none"/>
+          <w:u w:val="single"/>
+          <w:lang w:val="en-US" w:eastAsia="zh-CN" w:bidi="ar-SA"/>
+        </w:rPr>
+        <w:t>*Mobile(This project reinterprets Tancredi through architecture as a language that moves across cultures and histories. By connecting tradition, spatial identity, and new technologies, the design treats culture as something open—able to be translated, transformed, and reimagined.)</w:t>
+      </w:r>
+    </w:p>
+    <w:p>
+      <w:pPr>
+        <w:pStyle w:val="8"/>
+        <w:widowControl w:val="0"/>
+        <w:numPr>
+          <w:ilvl w:val="0"/>
+          <w:numId w:val="0"/>
+        </w:numPr>
+        <w:suppressAutoHyphens/>
+        <w:autoSpaceDE w:val="0"/>
+        <w:autoSpaceDN w:val="0"/>
+        <w:adjustRightInd w:val="0"/>
+        <w:spacing w:beforeLines="0" w:afterLines="0" w:line="288" w:lineRule="auto"/>
+        <w:jc w:val="both"/>
+        <w:textAlignment w:val="center"/>
+        <w:rPr>
+          <w:rFonts w:hint="default" w:asciiTheme="minorHAnsi" w:hAnsiTheme="minorHAnsi" w:eastAsiaTheme="minorEastAsia" w:cstheme="minorBidi"/>
+          <w:b w:val="0"/>
+          <w:bCs w:val="0"/>
+          <w:kern w:val="2"/>
+          <w:sz w:val="24"/>
+          <w:szCs w:val="24"/>
+          <w:highlight w:val="none"/>
+          <w:lang w:val="en-US" w:eastAsia="zh-CN" w:bidi="ar-SA"/>
+        </w:rPr>
+      </w:pPr>
+    </w:p>
+    <w:p>
+      <w:pPr>
+        <w:pStyle w:val="8"/>
+        <w:widowControl w:val="0"/>
+        <w:numPr>
+          <w:ilvl w:val="0"/>
+          <w:numId w:val="0"/>
+        </w:numPr>
+        <w:suppressAutoHyphens/>
+        <w:autoSpaceDE w:val="0"/>
+        <w:autoSpaceDN w:val="0"/>
+        <w:adjustRightInd w:val="0"/>
+        <w:spacing w:beforeLines="0" w:afterLines="0" w:line="288" w:lineRule="auto"/>
+        <w:jc w:val="both"/>
+        <w:textAlignment w:val="center"/>
+        <w:rPr>
+          <w:rFonts w:hint="default" w:asciiTheme="minorHAnsi" w:hAnsiTheme="minorHAnsi" w:eastAsiaTheme="minorEastAsia" w:cstheme="minorBidi"/>
+          <w:b w:val="0"/>
+          <w:bCs w:val="0"/>
+          <w:kern w:val="2"/>
+          <w:sz w:val="24"/>
+          <w:szCs w:val="24"/>
+          <w:highlight w:val="none"/>
+          <w:lang w:val="en-US" w:eastAsia="zh-CN" w:bidi="ar-SA"/>
+        </w:rPr>
+      </w:pPr>
+    </w:p>
+    <w:p>
+      <w:pPr>
+        <w:pStyle w:val="8"/>
+        <w:widowControl w:val="0"/>
+        <w:numPr>
+          <w:ilvl w:val="0"/>
+          <w:numId w:val="0"/>
+        </w:numPr>
+        <w:suppressAutoHyphens/>
+        <w:autoSpaceDE w:val="0"/>
+        <w:autoSpaceDN w:val="0"/>
+        <w:adjustRightInd w:val="0"/>
+        <w:spacing w:beforeLines="0" w:afterLines="0" w:line="288" w:lineRule="auto"/>
+        <w:jc w:val="both"/>
+        <w:textAlignment w:val="center"/>
+        <w:rPr>
+          <w:rFonts w:hint="default" w:asciiTheme="minorHAnsi" w:hAnsiTheme="minorHAnsi" w:eastAsiaTheme="minorEastAsia" w:cstheme="minorBidi"/>
+          <w:b w:val="0"/>
+          <w:bCs w:val="0"/>
+          <w:kern w:val="2"/>
+          <w:sz w:val="24"/>
+          <w:szCs w:val="24"/>
+          <w:highlight w:val="none"/>
+          <w:lang w:val="en-US" w:eastAsia="zh-CN" w:bidi="ar-SA"/>
+        </w:rPr>
+      </w:pPr>
+    </w:p>
+    <w:p>
+      <w:pPr>
+        <w:pStyle w:val="8"/>
+        <w:widowControl w:val="0"/>
+        <w:numPr>
+          <w:ilvl w:val="0"/>
+          <w:numId w:val="0"/>
+        </w:numPr>
+        <w:suppressAutoHyphens/>
+        <w:autoSpaceDE w:val="0"/>
+        <w:autoSpaceDN w:val="0"/>
+        <w:adjustRightInd w:val="0"/>
+        <w:spacing w:beforeLines="0" w:afterLines="0" w:line="288" w:lineRule="auto"/>
+        <w:jc w:val="both"/>
+        <w:textAlignment w:val="center"/>
+        <w:rPr>
+          <w:rFonts w:hint="default" w:asciiTheme="minorHAnsi" w:hAnsiTheme="minorHAnsi" w:eastAsiaTheme="minorEastAsia" w:cstheme="minorBidi"/>
+          <w:b w:val="0"/>
+          <w:bCs w:val="0"/>
+          <w:kern w:val="2"/>
+          <w:sz w:val="24"/>
+          <w:szCs w:val="24"/>
+          <w:highlight w:val="none"/>
+          <w:lang w:val="en-US" w:eastAsia="zh-CN" w:bidi="ar-SA"/>
+        </w:rPr>
+      </w:pPr>
+    </w:p>
+    <w:p>
+      <w:pPr>
+        <w:pStyle w:val="8"/>
+        <w:widowControl w:val="0"/>
+        <w:numPr>
+          <w:ilvl w:val="0"/>
+          <w:numId w:val="0"/>
+        </w:numPr>
+        <w:suppressAutoHyphens/>
+        <w:autoSpaceDE w:val="0"/>
+        <w:autoSpaceDN w:val="0"/>
+        <w:adjustRightInd w:val="0"/>
+        <w:spacing w:beforeLines="0" w:afterLines="0" w:line="288" w:lineRule="auto"/>
+        <w:jc w:val="both"/>
+        <w:textAlignment w:val="center"/>
+        <w:rPr>
+          <w:rFonts w:hint="default" w:asciiTheme="minorHAnsi" w:hAnsiTheme="minorHAnsi" w:eastAsiaTheme="minorEastAsia" w:cstheme="minorBidi"/>
+          <w:b w:val="0"/>
+          <w:bCs w:val="0"/>
+          <w:kern w:val="2"/>
+          <w:sz w:val="24"/>
+          <w:szCs w:val="24"/>
+          <w:highlight w:val="none"/>
+          <w:lang w:val="en-US" w:eastAsia="zh-CN" w:bidi="ar-SA"/>
+        </w:rPr>
+      </w:pPr>
+    </w:p>
+    <w:p>
+      <w:pPr>
+        <w:pStyle w:val="8"/>
+        <w:widowControl w:val="0"/>
+        <w:numPr>
+          <w:ilvl w:val="0"/>
+          <w:numId w:val="0"/>
+        </w:numPr>
+        <w:suppressAutoHyphens/>
+        <w:autoSpaceDE w:val="0"/>
+        <w:autoSpaceDN w:val="0"/>
+        <w:adjustRightInd w:val="0"/>
+        <w:spacing w:beforeLines="0" w:afterLines="0" w:line="288" w:lineRule="auto"/>
+        <w:jc w:val="both"/>
+        <w:textAlignment w:val="center"/>
+        <w:rPr>
+          <w:rFonts w:hint="default" w:asciiTheme="minorHAnsi" w:hAnsiTheme="minorHAnsi" w:eastAsiaTheme="minorEastAsia" w:cstheme="minorBidi"/>
+          <w:b w:val="0"/>
+          <w:bCs w:val="0"/>
+          <w:kern w:val="2"/>
+          <w:sz w:val="24"/>
+          <w:szCs w:val="24"/>
+          <w:highlight w:val="none"/>
+          <w:lang w:val="en-US" w:eastAsia="zh-CN" w:bidi="ar-SA"/>
+        </w:rPr>
+      </w:pPr>
+    </w:p>
+    <w:p>
+      <w:pPr>
+        <w:pStyle w:val="8"/>
+        <w:widowControl w:val="0"/>
+        <w:numPr>
+          <w:ilvl w:val="0"/>
+          <w:numId w:val="0"/>
+        </w:numPr>
+        <w:suppressAutoHyphens/>
+        <w:autoSpaceDE w:val="0"/>
+        <w:autoSpaceDN w:val="0"/>
+        <w:adjustRightInd w:val="0"/>
+        <w:spacing w:beforeLines="0" w:afterLines="0" w:line="288" w:lineRule="auto"/>
+        <w:jc w:val="both"/>
+        <w:textAlignment w:val="center"/>
+        <w:rPr>
+          <w:rFonts w:hint="default" w:asciiTheme="minorHAnsi" w:hAnsiTheme="minorHAnsi" w:eastAsiaTheme="minorEastAsia" w:cstheme="minorBidi"/>
+          <w:b w:val="0"/>
+          <w:bCs w:val="0"/>
+          <w:kern w:val="2"/>
+          <w:sz w:val="24"/>
+          <w:szCs w:val="24"/>
+          <w:highlight w:val="none"/>
+          <w:lang w:val="en-US" w:eastAsia="zh-CN" w:bidi="ar-SA"/>
+        </w:rPr>
+      </w:pPr>
+    </w:p>
+    <w:p>
+      <w:pPr>
+        <w:jc w:val="left"/>
+        <w:rPr>
+          <w:rFonts w:hint="default"/>
+          <w:b w:val="0"/>
+          <w:bCs w:val="0"/>
+          <w:sz w:val="24"/>
+          <w:szCs w:val="24"/>
+          <w:highlight w:val="none"/>
+          <w:lang w:val="en-US" w:eastAsia="zh-CN"/>
+        </w:rPr>
+      </w:pPr>
+      <w:r>
+        <w:rPr>
+          <w:rFonts w:hint="eastAsia"/>
+          <w:b/>
+          <w:bCs/>
+          <w:sz w:val="24"/>
+          <w:szCs w:val="24"/>
+          <w:highlight w:val="none"/>
+          <w:lang w:val="en-US" w:eastAsia="zh-CN"/>
+        </w:rPr>
+        <w:t xml:space="preserve">TITLE: </w:t>
+      </w:r>
+      <w:r>
+        <w:rPr>
+          <w:rFonts w:hint="eastAsia"/>
+          <w:b w:val="0"/>
+          <w:bCs w:val="0"/>
+          <w:sz w:val="24"/>
+          <w:szCs w:val="24"/>
+          <w:highlight w:val="none"/>
+          <w:lang w:val="en-US" w:eastAsia="zh-CN"/>
+        </w:rPr>
+        <w:t>The Hydros District</w:t>
+      </w:r>
+    </w:p>
+    <w:p>
+      <w:pPr>
+        <w:jc w:val="left"/>
+        <w:rPr>
+          <w:rFonts w:hint="default"/>
+          <w:b w:val="0"/>
+          <w:bCs w:val="0"/>
+          <w:sz w:val="24"/>
+          <w:szCs w:val="24"/>
+          <w:highlight w:val="none"/>
+          <w:lang w:val="en-US" w:eastAsia="zh-CN"/>
+        </w:rPr>
+      </w:pPr>
+      <w:r>
+        <w:rPr>
+          <w:rFonts w:hint="eastAsia"/>
+          <w:b/>
+          <w:bCs/>
+          <w:sz w:val="24"/>
+          <w:szCs w:val="24"/>
+          <w:highlight w:val="none"/>
+          <w:lang w:val="en-US" w:eastAsia="zh-CN"/>
+        </w:rPr>
+        <w:t xml:space="preserve">TAG: </w:t>
+      </w:r>
+      <w:r>
+        <w:rPr>
+          <w:rFonts w:hint="eastAsia"/>
+          <w:b w:val="0"/>
+          <w:bCs w:val="0"/>
+          <w:sz w:val="24"/>
+          <w:szCs w:val="24"/>
+          <w:highlight w:val="none"/>
+          <w:lang w:val="en-US" w:eastAsia="zh-CN"/>
+        </w:rPr>
+        <w:t>2024AUTUMN; UNREAL; RHINO</w:t>
+      </w:r>
+    </w:p>
+    <w:p>
+      <w:pPr>
+        <w:jc w:val="left"/>
+        <w:rPr>
+          <w:rFonts w:hint="eastAsia"/>
+          <w:b/>
+          <w:bCs/>
+          <w:sz w:val="24"/>
+          <w:szCs w:val="24"/>
+          <w:highlight w:val="none"/>
+          <w:lang w:val="en-US" w:eastAsia="zh-CN"/>
+        </w:rPr>
+      </w:pPr>
+      <w:r>
+        <w:rPr>
+          <w:rFonts w:hint="eastAsia"/>
+          <w:b/>
+          <w:bCs/>
+          <w:sz w:val="24"/>
+          <w:szCs w:val="24"/>
+          <w:highlight w:val="none"/>
+          <w:lang w:val="en-US" w:eastAsia="zh-CN"/>
+        </w:rPr>
+        <w:t>DESCRIPTION:</w:t>
+      </w:r>
+    </w:p>
+    <w:p>
+      <w:pPr>
+        <w:jc w:val="left"/>
+        <w:rPr>
+          <w:rFonts w:hint="default"/>
+          <w:b/>
+          <w:bCs/>
+          <w:sz w:val="24"/>
+          <w:szCs w:val="24"/>
+          <w:highlight w:val="none"/>
+          <w:lang w:val="en-US" w:eastAsia="zh-CN"/>
+        </w:rPr>
+      </w:pPr>
+    </w:p>
+    <w:p>
+      <w:pPr>
+        <w:pStyle w:val="8"/>
+        <w:numPr>
+          <w:ilvl w:val="0"/>
+          <w:numId w:val="9"/>
         </w:numPr>
         <w:suppressAutoHyphens/>
         <w:spacing w:beforeLines="0" w:afterLines="0"/>
@@ -4264,6 +6896,494 @@
       </w:pPr>
       <w:r>
         <w:rPr>
+          <w:rFonts w:hint="eastAsia" w:asciiTheme="minorHAnsi" w:hAnsiTheme="minorHAnsi" w:eastAsiaTheme="minorEastAsia" w:cstheme="minorBidi"/>
+          <w:b w:val="0"/>
+          <w:bCs w:val="0"/>
+          <w:kern w:val="2"/>
+          <w:sz w:val="24"/>
+          <w:szCs w:val="24"/>
+          <w:highlight w:val="none"/>
+          <w:lang w:val="en-US" w:eastAsia="zh-CN" w:bidi="ar-SA"/>
+        </w:rPr>
+        <w:t xml:space="preserve">The </w:t>
+      </w:r>
+      <w:r>
+        <w:rPr>
+          <w:rFonts w:hint="default" w:asciiTheme="minorHAnsi" w:hAnsiTheme="minorHAnsi" w:eastAsiaTheme="minorEastAsia" w:cstheme="minorBidi"/>
+          <w:b w:val="0"/>
+          <w:bCs w:val="0"/>
+          <w:kern w:val="2"/>
+          <w:sz w:val="24"/>
+          <w:szCs w:val="24"/>
+          <w:highlight w:val="none"/>
+          <w:lang w:val="en-US" w:eastAsia="zh-CN" w:bidi="ar-SA"/>
+        </w:rPr>
+        <w:t>project is titled “The Hydros District” The site is at 333 South Grand Avenue, Los Angeles, California, at the top of Bunker Hill. The Wells Fargo Towers currently sit at the site and are being demolished to make way for two new towers. The new project, which will replace the Wells Fargo Towers, comprises two towers, a stepped plinth, and an open space that opens up four stories below ground level. Both towers boast an innovative rainwater collection system, strategically storing water at various levels as gray water in toilets, indoor gardens, and vegetation at the ground level. This forward-thinking approach conserves water and minimizes energy consumption, as the water is stored in certain stories to eliminate the need for excessive vertical pumping. The water is then filtered and stored for usage, with any excess water being directed to the bottom of the buildings and stored in reservoir tanks for future use. The concept is to harness as much water as possible during rainy seasons, ensuring a sustainable water supply. BIPV panels adorn the top areas of both towers, with the energy they harvest aiding in vertical water pumping when necessary. The water collection system rests on the outside of the building¡¯s facade. A glass facade in a slanted design collects rain water and allows gravity to direct it to internal pipes for storage.</w:t>
+      </w:r>
+    </w:p>
+    <w:p>
+      <w:pPr>
+        <w:pStyle w:val="8"/>
+        <w:widowControl w:val="0"/>
+        <w:numPr>
+          <w:numId w:val="0"/>
+        </w:numPr>
+        <w:suppressAutoHyphens/>
+        <w:autoSpaceDE w:val="0"/>
+        <w:autoSpaceDN w:val="0"/>
+        <w:adjustRightInd w:val="0"/>
+        <w:spacing w:beforeLines="0" w:afterLines="0" w:line="288" w:lineRule="auto"/>
+        <w:jc w:val="both"/>
+        <w:textAlignment w:val="center"/>
+        <w:rPr>
+          <w:rFonts w:hint="default" w:asciiTheme="minorHAnsi" w:hAnsiTheme="minorHAnsi" w:eastAsiaTheme="minorEastAsia" w:cstheme="minorBidi"/>
+          <w:b w:val="0"/>
+          <w:bCs w:val="0"/>
+          <w:kern w:val="2"/>
+          <w:sz w:val="24"/>
+          <w:szCs w:val="24"/>
+          <w:highlight w:val="none"/>
+          <w:lang w:val="en-US" w:eastAsia="zh-CN" w:bidi="ar-SA"/>
+        </w:rPr>
+      </w:pPr>
+    </w:p>
+    <w:p>
+      <w:pPr>
+        <w:pStyle w:val="2"/>
+        <w:keepNext w:val="0"/>
+        <w:keepLines w:val="0"/>
+        <w:widowControl/>
+        <w:suppressLineNumbers w:val="0"/>
+        <w:rPr>
+          <w:rFonts w:hint="eastAsia" w:asciiTheme="minorHAnsi" w:hAnsiTheme="minorHAnsi" w:eastAsiaTheme="minorEastAsia" w:cstheme="minorBidi"/>
+          <w:b w:val="0"/>
+          <w:bCs w:val="0"/>
+          <w:color w:val="000000"/>
+          <w:kern w:val="2"/>
+          <w:sz w:val="24"/>
+          <w:szCs w:val="24"/>
+          <w:highlight w:val="none"/>
+          <w:u w:val="single"/>
+          <w:lang w:val="en-US" w:eastAsia="zh-CN" w:bidi="ar-SA"/>
+        </w:rPr>
+      </w:pPr>
+      <w:r>
+        <w:rPr>
+          <w:rFonts w:hint="eastAsia" w:asciiTheme="minorHAnsi" w:hAnsiTheme="minorHAnsi" w:eastAsiaTheme="minorEastAsia" w:cstheme="minorBidi"/>
+          <w:b w:val="0"/>
+          <w:bCs w:val="0"/>
+          <w:color w:val="000000"/>
+          <w:kern w:val="2"/>
+          <w:sz w:val="24"/>
+          <w:szCs w:val="24"/>
+          <w:highlight w:val="none"/>
+          <w:u w:val="single"/>
+          <w:lang w:val="en-US" w:eastAsia="zh-CN" w:bidi="ar-SA"/>
+        </w:rPr>
+        <w:t>*Mobile(The Hydros District reimagines the former Wells Fargo Towers site at Bunker Hill as two new towers with a stepped plinth and sunken open space. The project centers on rainwater collection, storing and filtering water throughout the towers for reuse in toilets, gardens, and landscape. BIPV panels support the system by generating energy for water pumping, combining sustainability, efficiency, and architectural innovation)</w:t>
+      </w:r>
+    </w:p>
+    <w:p>
+      <w:pPr>
+        <w:pStyle w:val="8"/>
+        <w:widowControl w:val="0"/>
+        <w:numPr>
+          <w:ilvl w:val="0"/>
+          <w:numId w:val="0"/>
+        </w:numPr>
+        <w:suppressAutoHyphens/>
+        <w:autoSpaceDE w:val="0"/>
+        <w:autoSpaceDN w:val="0"/>
+        <w:adjustRightInd w:val="0"/>
+        <w:spacing w:beforeLines="0" w:afterLines="0" w:line="288" w:lineRule="auto"/>
+        <w:jc w:val="both"/>
+        <w:textAlignment w:val="center"/>
+        <w:rPr>
+          <w:rFonts w:hint="default" w:asciiTheme="minorHAnsi" w:hAnsiTheme="minorHAnsi" w:eastAsiaTheme="minorEastAsia" w:cstheme="minorBidi"/>
+          <w:b w:val="0"/>
+          <w:bCs w:val="0"/>
+          <w:kern w:val="2"/>
+          <w:sz w:val="24"/>
+          <w:szCs w:val="24"/>
+          <w:highlight w:val="none"/>
+          <w:lang w:val="en-US" w:eastAsia="zh-CN" w:bidi="ar-SA"/>
+        </w:rPr>
+      </w:pPr>
+    </w:p>
+    <w:p>
+      <w:pPr>
+        <w:pStyle w:val="8"/>
+        <w:widowControl w:val="0"/>
+        <w:numPr>
+          <w:ilvl w:val="0"/>
+          <w:numId w:val="0"/>
+        </w:numPr>
+        <w:suppressAutoHyphens/>
+        <w:autoSpaceDE w:val="0"/>
+        <w:autoSpaceDN w:val="0"/>
+        <w:adjustRightInd w:val="0"/>
+        <w:spacing w:beforeLines="0" w:afterLines="0" w:line="288" w:lineRule="auto"/>
+        <w:jc w:val="both"/>
+        <w:textAlignment w:val="center"/>
+        <w:rPr>
+          <w:rFonts w:hint="default" w:asciiTheme="minorHAnsi" w:hAnsiTheme="minorHAnsi" w:eastAsiaTheme="minorEastAsia" w:cstheme="minorBidi"/>
+          <w:b w:val="0"/>
+          <w:bCs w:val="0"/>
+          <w:kern w:val="2"/>
+          <w:sz w:val="24"/>
+          <w:szCs w:val="24"/>
+          <w:highlight w:val="none"/>
+          <w:lang w:val="en-US" w:eastAsia="zh-CN" w:bidi="ar-SA"/>
+        </w:rPr>
+      </w:pPr>
+    </w:p>
+    <w:p>
+      <w:pPr>
+        <w:pStyle w:val="8"/>
+        <w:widowControl w:val="0"/>
+        <w:numPr>
+          <w:ilvl w:val="0"/>
+          <w:numId w:val="0"/>
+        </w:numPr>
+        <w:suppressAutoHyphens/>
+        <w:autoSpaceDE w:val="0"/>
+        <w:autoSpaceDN w:val="0"/>
+        <w:adjustRightInd w:val="0"/>
+        <w:spacing w:beforeLines="0" w:afterLines="0" w:line="288" w:lineRule="auto"/>
+        <w:jc w:val="both"/>
+        <w:textAlignment w:val="center"/>
+        <w:rPr>
+          <w:rFonts w:hint="default" w:asciiTheme="minorHAnsi" w:hAnsiTheme="minorHAnsi" w:eastAsiaTheme="minorEastAsia" w:cstheme="minorBidi"/>
+          <w:b w:val="0"/>
+          <w:bCs w:val="0"/>
+          <w:kern w:val="2"/>
+          <w:sz w:val="24"/>
+          <w:szCs w:val="24"/>
+          <w:highlight w:val="none"/>
+          <w:lang w:val="en-US" w:eastAsia="zh-CN" w:bidi="ar-SA"/>
+        </w:rPr>
+      </w:pPr>
+    </w:p>
+    <w:p>
+      <w:pPr>
+        <w:pStyle w:val="8"/>
+        <w:widowControl w:val="0"/>
+        <w:numPr>
+          <w:ilvl w:val="0"/>
+          <w:numId w:val="0"/>
+        </w:numPr>
+        <w:suppressAutoHyphens/>
+        <w:autoSpaceDE w:val="0"/>
+        <w:autoSpaceDN w:val="0"/>
+        <w:adjustRightInd w:val="0"/>
+        <w:spacing w:beforeLines="0" w:afterLines="0" w:line="288" w:lineRule="auto"/>
+        <w:jc w:val="both"/>
+        <w:textAlignment w:val="center"/>
+        <w:rPr>
+          <w:rFonts w:hint="default" w:asciiTheme="minorHAnsi" w:hAnsiTheme="minorHAnsi" w:eastAsiaTheme="minorEastAsia" w:cstheme="minorBidi"/>
+          <w:b w:val="0"/>
+          <w:bCs w:val="0"/>
+          <w:kern w:val="2"/>
+          <w:sz w:val="24"/>
+          <w:szCs w:val="24"/>
+          <w:highlight w:val="none"/>
+          <w:lang w:val="en-US" w:eastAsia="zh-CN" w:bidi="ar-SA"/>
+        </w:rPr>
+      </w:pPr>
+    </w:p>
+    <w:p>
+      <w:pPr>
+        <w:pStyle w:val="8"/>
+        <w:widowControl w:val="0"/>
+        <w:numPr>
+          <w:ilvl w:val="0"/>
+          <w:numId w:val="0"/>
+        </w:numPr>
+        <w:suppressAutoHyphens/>
+        <w:autoSpaceDE w:val="0"/>
+        <w:autoSpaceDN w:val="0"/>
+        <w:adjustRightInd w:val="0"/>
+        <w:spacing w:beforeLines="0" w:afterLines="0" w:line="288" w:lineRule="auto"/>
+        <w:jc w:val="both"/>
+        <w:textAlignment w:val="center"/>
+        <w:rPr>
+          <w:rFonts w:hint="default" w:asciiTheme="minorHAnsi" w:hAnsiTheme="minorHAnsi" w:eastAsiaTheme="minorEastAsia" w:cstheme="minorBidi"/>
+          <w:b w:val="0"/>
+          <w:bCs w:val="0"/>
+          <w:kern w:val="2"/>
+          <w:sz w:val="24"/>
+          <w:szCs w:val="24"/>
+          <w:highlight w:val="none"/>
+          <w:lang w:val="en-US" w:eastAsia="zh-CN" w:bidi="ar-SA"/>
+        </w:rPr>
+      </w:pPr>
+    </w:p>
+    <w:p>
+      <w:pPr>
+        <w:pStyle w:val="8"/>
+        <w:widowControl w:val="0"/>
+        <w:numPr>
+          <w:ilvl w:val="0"/>
+          <w:numId w:val="0"/>
+        </w:numPr>
+        <w:suppressAutoHyphens/>
+        <w:autoSpaceDE w:val="0"/>
+        <w:autoSpaceDN w:val="0"/>
+        <w:adjustRightInd w:val="0"/>
+        <w:spacing w:beforeLines="0" w:afterLines="0" w:line="288" w:lineRule="auto"/>
+        <w:jc w:val="both"/>
+        <w:textAlignment w:val="center"/>
+        <w:rPr>
+          <w:rFonts w:hint="default" w:asciiTheme="minorHAnsi" w:hAnsiTheme="minorHAnsi" w:eastAsiaTheme="minorEastAsia" w:cstheme="minorBidi"/>
+          <w:b w:val="0"/>
+          <w:bCs w:val="0"/>
+          <w:kern w:val="2"/>
+          <w:sz w:val="24"/>
+          <w:szCs w:val="24"/>
+          <w:highlight w:val="none"/>
+          <w:lang w:val="en-US" w:eastAsia="zh-CN" w:bidi="ar-SA"/>
+        </w:rPr>
+      </w:pPr>
+    </w:p>
+    <w:p>
+      <w:pPr>
+        <w:pStyle w:val="8"/>
+        <w:widowControl w:val="0"/>
+        <w:numPr>
+          <w:ilvl w:val="0"/>
+          <w:numId w:val="0"/>
+        </w:numPr>
+        <w:suppressAutoHyphens/>
+        <w:autoSpaceDE w:val="0"/>
+        <w:autoSpaceDN w:val="0"/>
+        <w:adjustRightInd w:val="0"/>
+        <w:spacing w:beforeLines="0" w:afterLines="0" w:line="288" w:lineRule="auto"/>
+        <w:jc w:val="both"/>
+        <w:textAlignment w:val="center"/>
+        <w:rPr>
+          <w:rFonts w:hint="default" w:asciiTheme="minorHAnsi" w:hAnsiTheme="minorHAnsi" w:eastAsiaTheme="minorEastAsia" w:cstheme="minorBidi"/>
+          <w:b w:val="0"/>
+          <w:bCs w:val="0"/>
+          <w:kern w:val="2"/>
+          <w:sz w:val="24"/>
+          <w:szCs w:val="24"/>
+          <w:highlight w:val="none"/>
+          <w:lang w:val="en-US" w:eastAsia="zh-CN" w:bidi="ar-SA"/>
+        </w:rPr>
+      </w:pPr>
+    </w:p>
+    <w:p>
+      <w:pPr>
+        <w:pStyle w:val="8"/>
+        <w:widowControl w:val="0"/>
+        <w:numPr>
+          <w:ilvl w:val="0"/>
+          <w:numId w:val="0"/>
+        </w:numPr>
+        <w:suppressAutoHyphens/>
+        <w:autoSpaceDE w:val="0"/>
+        <w:autoSpaceDN w:val="0"/>
+        <w:adjustRightInd w:val="0"/>
+        <w:spacing w:beforeLines="0" w:afterLines="0" w:line="288" w:lineRule="auto"/>
+        <w:jc w:val="both"/>
+        <w:textAlignment w:val="center"/>
+        <w:rPr>
+          <w:rFonts w:hint="default" w:asciiTheme="minorHAnsi" w:hAnsiTheme="minorHAnsi" w:eastAsiaTheme="minorEastAsia" w:cstheme="minorBidi"/>
+          <w:b w:val="0"/>
+          <w:bCs w:val="0"/>
+          <w:kern w:val="2"/>
+          <w:sz w:val="24"/>
+          <w:szCs w:val="24"/>
+          <w:highlight w:val="none"/>
+          <w:lang w:val="en-US" w:eastAsia="zh-CN" w:bidi="ar-SA"/>
+        </w:rPr>
+      </w:pPr>
+    </w:p>
+    <w:p>
+      <w:pPr>
+        <w:pStyle w:val="8"/>
+        <w:widowControl w:val="0"/>
+        <w:numPr>
+          <w:ilvl w:val="0"/>
+          <w:numId w:val="0"/>
+        </w:numPr>
+        <w:suppressAutoHyphens/>
+        <w:autoSpaceDE w:val="0"/>
+        <w:autoSpaceDN w:val="0"/>
+        <w:adjustRightInd w:val="0"/>
+        <w:spacing w:beforeLines="0" w:afterLines="0" w:line="288" w:lineRule="auto"/>
+        <w:jc w:val="both"/>
+        <w:textAlignment w:val="center"/>
+        <w:rPr>
+          <w:rFonts w:hint="default" w:asciiTheme="minorHAnsi" w:hAnsiTheme="minorHAnsi" w:eastAsiaTheme="minorEastAsia" w:cstheme="minorBidi"/>
+          <w:b w:val="0"/>
+          <w:bCs w:val="0"/>
+          <w:kern w:val="2"/>
+          <w:sz w:val="24"/>
+          <w:szCs w:val="24"/>
+          <w:highlight w:val="none"/>
+          <w:lang w:val="en-US" w:eastAsia="zh-CN" w:bidi="ar-SA"/>
+        </w:rPr>
+      </w:pPr>
+    </w:p>
+    <w:p>
+      <w:pPr>
+        <w:jc w:val="left"/>
+        <w:rPr>
+          <w:rFonts w:hint="default"/>
+          <w:b w:val="0"/>
+          <w:bCs w:val="0"/>
+          <w:sz w:val="24"/>
+          <w:szCs w:val="24"/>
+          <w:highlight w:val="none"/>
+          <w:lang w:val="en-US" w:eastAsia="zh-CN"/>
+        </w:rPr>
+      </w:pPr>
+      <w:r>
+        <w:rPr>
+          <w:rFonts w:hint="eastAsia"/>
+          <w:b/>
+          <w:bCs/>
+          <w:sz w:val="24"/>
+          <w:szCs w:val="24"/>
+          <w:highlight w:val="none"/>
+          <w:lang w:val="en-US" w:eastAsia="zh-CN"/>
+        </w:rPr>
+        <w:t xml:space="preserve">TITLE: </w:t>
+      </w:r>
+      <w:r>
+        <w:rPr>
+          <w:rFonts w:hint="eastAsia"/>
+          <w:b w:val="0"/>
+          <w:bCs w:val="0"/>
+          <w:sz w:val="24"/>
+          <w:szCs w:val="24"/>
+          <w:highlight w:val="none"/>
+          <w:lang w:val="en-US" w:eastAsia="zh-CN"/>
+        </w:rPr>
+        <w:t xml:space="preserve">Flora D </w:t>
+      </w:r>
+      <w:r>
+        <w:rPr>
+          <w:rFonts w:hint="default"/>
+          <w:b w:val="0"/>
+          <w:bCs w:val="0"/>
+          <w:sz w:val="24"/>
+          <w:szCs w:val="24"/>
+          <w:highlight w:val="none"/>
+          <w:lang w:val="en-US" w:eastAsia="zh-CN"/>
+        </w:rPr>
+        <w:t>’</w:t>
+      </w:r>
+      <w:r>
+        <w:rPr>
+          <w:rFonts w:hint="eastAsia"/>
+          <w:b w:val="0"/>
+          <w:bCs w:val="0"/>
+          <w:sz w:val="24"/>
+          <w:szCs w:val="24"/>
+          <w:highlight w:val="none"/>
+          <w:lang w:val="en-US" w:eastAsia="zh-CN"/>
+        </w:rPr>
+        <w:t>Community Center</w:t>
+      </w:r>
+    </w:p>
+    <w:p>
+      <w:pPr>
+        <w:jc w:val="left"/>
+        <w:rPr>
+          <w:rFonts w:hint="default"/>
+          <w:b w:val="0"/>
+          <w:bCs w:val="0"/>
+          <w:sz w:val="24"/>
+          <w:szCs w:val="24"/>
+          <w:highlight w:val="none"/>
+          <w:lang w:val="en-US" w:eastAsia="zh-CN"/>
+        </w:rPr>
+      </w:pPr>
+      <w:r>
+        <w:rPr>
+          <w:rFonts w:hint="eastAsia"/>
+          <w:b/>
+          <w:bCs/>
+          <w:sz w:val="24"/>
+          <w:szCs w:val="24"/>
+          <w:highlight w:val="none"/>
+          <w:lang w:val="en-US" w:eastAsia="zh-CN"/>
+        </w:rPr>
+        <w:t xml:space="preserve">TAG: </w:t>
+      </w:r>
+      <w:r>
+        <w:rPr>
+          <w:rFonts w:hint="eastAsia"/>
+          <w:b w:val="0"/>
+          <w:bCs w:val="0"/>
+          <w:sz w:val="24"/>
+          <w:szCs w:val="24"/>
+          <w:highlight w:val="none"/>
+          <w:lang w:val="en-US" w:eastAsia="zh-CN"/>
+        </w:rPr>
+        <w:t>2024AUTUMN; C4d; RHINO</w:t>
+      </w:r>
+    </w:p>
+    <w:p>
+      <w:pPr>
+        <w:jc w:val="left"/>
+        <w:rPr>
+          <w:rFonts w:hint="eastAsia"/>
+          <w:b/>
+          <w:bCs/>
+          <w:sz w:val="24"/>
+          <w:szCs w:val="24"/>
+          <w:highlight w:val="none"/>
+          <w:lang w:val="en-US" w:eastAsia="zh-CN"/>
+        </w:rPr>
+      </w:pPr>
+      <w:r>
+        <w:rPr>
+          <w:rFonts w:hint="eastAsia"/>
+          <w:b/>
+          <w:bCs/>
+          <w:sz w:val="24"/>
+          <w:szCs w:val="24"/>
+          <w:highlight w:val="none"/>
+          <w:lang w:val="en-US" w:eastAsia="zh-CN"/>
+        </w:rPr>
+        <w:t>DESCRIPTION:</w:t>
+      </w:r>
+    </w:p>
+    <w:p>
+      <w:pPr>
+        <w:jc w:val="left"/>
+        <w:rPr>
+          <w:rFonts w:hint="default"/>
+          <w:b/>
+          <w:bCs/>
+          <w:sz w:val="24"/>
+          <w:szCs w:val="24"/>
+          <w:highlight w:val="none"/>
+          <w:lang w:val="en-US" w:eastAsia="zh-CN"/>
+        </w:rPr>
+      </w:pPr>
+    </w:p>
+    <w:p>
+      <w:pPr>
+        <w:pStyle w:val="8"/>
+        <w:numPr>
+          <w:ilvl w:val="0"/>
+          <w:numId w:val="10"/>
+        </w:numPr>
+        <w:suppressAutoHyphens/>
+        <w:spacing w:beforeLines="0" w:afterLines="0"/>
+        <w:rPr>
+          <w:rFonts w:hint="eastAsia" w:ascii="宋体" w:hAnsi="宋体" w:eastAsia="宋体" w:cs="宋体"/>
+          <w:sz w:val="24"/>
+          <w:szCs w:val="24"/>
+          <w:lang w:val="en-US" w:eastAsia="zh-CN"/>
+        </w:rPr>
+      </w:pPr>
+      <w:r>
+        <w:rPr>
           <w:rFonts w:hint="default" w:asciiTheme="minorHAnsi" w:hAnsiTheme="minorHAnsi" w:eastAsiaTheme="minorEastAsia" w:cstheme="minorBidi"/>
           <w:b w:val="0"/>
           <w:bCs w:val="0"/>
@@ -4274,6 +7394,42 @@
           <w:lang w:val="en-US" w:eastAsia="zh-CN" w:bidi="ar-SA"/>
         </w:rPr>
         <w:t>The defining feature of our design is the interplay between low-resolution and high-resolution gestures and experiences. This is expressed by allowing both natural systems and the communities of Lincoln Heights to gradually overtake and reclaim the project scope. The project aims to revitalize the existing site and its surrounding neighborhood through the introduction of a new Homeboy Industries location and a stronger relationship to the LA River along the western edge of the site. We believe the proposal provides sufficient space for Homeboy Industries’ operations while also creating additional opportunities that benefit the larger community. In this way, the project is intended not only to improve the site aesthetically, but also to integrate with the existing neighborhood and become an active, vibrant part of it. Textures and colors were carefully selected based on the site’s existing material palette and the flowers that continue to grow there, helping to create an inviting and harmonious atmosphere.</w:t>
+      </w:r>
+    </w:p>
+    <w:p>
+      <w:pPr>
+        <w:pStyle w:val="2"/>
+        <w:keepNext w:val="0"/>
+        <w:keepLines w:val="0"/>
+        <w:widowControl/>
+        <w:suppressLineNumbers w:val="0"/>
+        <w:rPr>
+          <w:rFonts w:hint="default" w:asciiTheme="minorHAnsi" w:hAnsiTheme="minorHAnsi" w:eastAsiaTheme="minorEastAsia" w:cstheme="minorBidi"/>
+          <w:b w:val="0"/>
+          <w:bCs w:val="0"/>
+          <w:color w:val="000000"/>
+          <w:kern w:val="2"/>
+          <w:sz w:val="24"/>
+          <w:szCs w:val="24"/>
+          <w:highlight w:val="none"/>
+          <w:u w:val="single"/>
+          <w:lang w:val="en-US" w:eastAsia="zh-CN" w:bidi="ar-SA"/>
+        </w:rPr>
+      </w:pPr>
+      <w:r>
+        <w:rPr>
+          <w:rFonts w:hint="eastAsia" w:asciiTheme="minorHAnsi" w:hAnsiTheme="minorHAnsi" w:eastAsiaTheme="minorEastAsia" w:cstheme="minorBidi"/>
+          <w:b w:val="0"/>
+          <w:bCs w:val="0"/>
+          <w:color w:val="000000"/>
+          <w:kern w:val="2"/>
+          <w:sz w:val="24"/>
+          <w:szCs w:val="24"/>
+          <w:highlight w:val="none"/>
+          <w:u w:val="single"/>
+          <w:lang w:val="en-US" w:eastAsia="zh-CN" w:bidi="ar-SA"/>
+        </w:rPr>
+        <w:t>*Mobile(This project explores the contrast between low-resolution and high-resolution spatial experiences. By introducing a new Homeboy Industries location and reconnecting the site to the LA River, the design allows nature and the Lincoln Heights community to gradually reclaim the site. Existing textures, colors, and flowers inform the project’s material palette, creating a more active, welcoming, and integrated neighborhood space.)</w:t>
       </w:r>
     </w:p>
     <w:p>
@@ -4334,6 +7490,42 @@
           <w:lang w:val="en-US"/>
         </w:rPr>
       </w:pPr>
+    </w:p>
+    <w:p>
+      <w:pPr>
+        <w:pStyle w:val="2"/>
+        <w:keepNext w:val="0"/>
+        <w:keepLines w:val="0"/>
+        <w:widowControl/>
+        <w:suppressLineNumbers w:val="0"/>
+        <w:rPr>
+          <w:rFonts w:hint="eastAsia" w:asciiTheme="minorHAnsi" w:hAnsiTheme="minorHAnsi" w:eastAsiaTheme="minorEastAsia" w:cstheme="minorBidi"/>
+          <w:b w:val="0"/>
+          <w:bCs w:val="0"/>
+          <w:color w:val="000000"/>
+          <w:kern w:val="2"/>
+          <w:sz w:val="24"/>
+          <w:szCs w:val="24"/>
+          <w:highlight w:val="none"/>
+          <w:u w:val="single"/>
+          <w:lang w:val="en-US" w:eastAsia="zh-CN" w:bidi="ar-SA"/>
+        </w:rPr>
+      </w:pPr>
+      <w:r>
+        <w:rPr>
+          <w:rFonts w:hint="eastAsia" w:asciiTheme="minorHAnsi" w:hAnsiTheme="minorHAnsi" w:eastAsiaTheme="minorEastAsia" w:cstheme="minorBidi"/>
+          <w:b w:val="0"/>
+          <w:bCs w:val="0"/>
+          <w:color w:val="000000"/>
+          <w:kern w:val="2"/>
+          <w:sz w:val="24"/>
+          <w:szCs w:val="24"/>
+          <w:highlight w:val="none"/>
+          <w:u w:val="single"/>
+          <w:lang w:val="en-US" w:eastAsia="zh-CN" w:bidi="ar-SA"/>
+        </w:rPr>
+        <w:t>*Mobile(The LA River shapes the project’s form and circulation. Inspired by the LA River Master Plan and the Chicago Riverwalk, the design creates elevated paths that guide people through the site and toward the river. Its curved geometry responds to the railroad and site edges, blending public and private spaces.)</w:t>
+      </w:r>
     </w:p>
     <w:p>
       <w:pPr>
